--- a/arb/docx/007.content.docx
+++ b/arb/docx/007.content.docx
@@ -9,6 +9,8 @@
       </w:pPr>
       <w:r>
         <w:rPr>
+          <w:rtl/>
+          <w:cs/>
           <w:lang w:val="ar_AE" w:bidi="ar_AE"/>
         </w:rPr>
       </w:r>
@@ -20,69 +22,91 @@
       </w:pPr>
       <w:r>
         <w:rPr>
+          <w:rtl/>
+          <w:cs/>
           <w:lang w:val="ar_AE" w:bidi="ar_AE"/>
         </w:rPr>
         <w:t>Resource: unfoldingWord® Translation Words</w:t>
       </w:r>
       <w:r>
         <w:rPr>
-          <w:lang w:val="ar_AE" w:bidi="ar_AE"/>
-        </w:rPr>
-      </w:r>
-    </w:p>
-    <w:p>
-      <w:pPr>
-        <w:bidi/>
-      </w:pPr>
-      <w:r>
-        <w:rPr>
+          <w:rtl/>
+          <w:cs/>
+          <w:lang w:val="ar_AE" w:bidi="ar_AE"/>
+        </w:rPr>
+      </w:r>
+    </w:p>
+    <w:p>
+      <w:pPr>
+        <w:bidi/>
+      </w:pPr>
+      <w:r>
+        <w:rPr>
+          <w:rtl/>
+          <w:cs/>
           <w:lang w:val="ar_AE" w:bidi="ar_AE"/>
         </w:rPr>
       </w:r>
       <w:r>
         <w:rPr>
           <w:b/>
+          <w:rtl/>
+          <w:cs/>
           <w:lang w:val="ar_AE" w:bidi="ar_AE"/>
         </w:rPr>
         <w:t>unfoldingWord® Translation Words</w:t>
       </w:r>
       <w:r>
         <w:rPr>
+          <w:rtl/>
+          <w:cs/>
           <w:lang w:val="ar_AE" w:bidi="ar_AE"/>
         </w:rPr>
         <w:t xml:space="preserve"> © 2022 unfoldingWord. Released under CC BY-SA 4.0 license. </w:t>
       </w:r>
       <w:r>
         <w:rPr>
+          <w:rtl/>
+          <w:cs/>
           <w:lang w:val="ar_AE" w:bidi="ar_AE"/>
         </w:rPr>
         <w:t>unfoldingWord® Translation Words</w:t>
       </w:r>
       <w:r>
         <w:rPr>
+          <w:rtl/>
+          <w:cs/>
           <w:lang w:val="ar_AE" w:bidi="ar_AE"/>
         </w:rPr>
         <w:t xml:space="preserve"> has been adapted in the following languages: Tok Pisin, Arabic (عربي), French (Français), Hindi (हिंदी), Indonesian (Bahasa Indonesia), Portuguese (Português), Russian (Русский), Spanish (Español), Swahili (Kiswahili), and Simplified Chinese (简体中文) from </w:t>
       </w:r>
       <w:r>
         <w:rPr>
+          <w:rtl/>
+          <w:cs/>
           <w:lang w:val="ar_AE" w:bidi="ar_AE"/>
         </w:rPr>
         <w:t>unfoldingWord® Translation Words</w:t>
       </w:r>
       <w:r>
         <w:rPr>
+          <w:rtl/>
+          <w:cs/>
           <w:lang w:val="ar_AE" w:bidi="ar_AE"/>
         </w:rPr>
         <w:t xml:space="preserve"> © 2022 unfoldingWord. Released under CC BY-SA 4.0 license by Mission Mutual</w:t>
       </w:r>
       <w:r>
         <w:rPr>
-          <w:lang w:val="ar_AE" w:bidi="ar_AE"/>
-        </w:rPr>
-      </w:r>
-      <w:r>
-        <w:rPr>
+          <w:rtl/>
+          <w:cs/>
+          <w:lang w:val="ar_AE" w:bidi="ar_AE"/>
+        </w:rPr>
+      </w:r>
+      <w:r>
+        <w:rPr>
+          <w:rtl/>
+          <w:cs/>
           <w:lang w:val="ar_AE" w:bidi="ar_AE"/>
         </w:rPr>
       </w:r>
@@ -94,6 +118,8 @@
       </w:pPr>
       <w:r>
         <w:rPr>
+          <w:rtl/>
+          <w:cs/>
           <w:lang w:val="ar_AE" w:bidi="ar_AE"/>
         </w:rPr>
         <w:t>unfoldingWord® Translation Words</w:t>
@@ -123,6 +149,8 @@
       </w:pPr>
       <w:r>
         <w:rPr>
+          <w:rtl/>
+          <w:cs/>
           <w:lang w:val="ar_AE" w:bidi="ar_AE"/>
         </w:rPr>
       </w:r>
@@ -134,38 +162,50 @@
       </w:pPr>
       <w:r>
         <w:rPr>
+          <w:rtl/>
+          <w:cs/>
           <w:lang w:val="ar_AE" w:bidi="ar_AE"/>
         </w:rPr>
         <w:t>خ</w:t>
       </w:r>
       <w:r>
         <w:rPr>
-          <w:lang w:val="ar_AE" w:bidi="ar_AE"/>
-        </w:rPr>
-      </w:r>
-    </w:p>
-    <w:p>
-      <w:pPr>
-        <w:bidi/>
-      </w:pPr>
-      <w:r>
-        <w:rPr>
-          <w:lang w:val="ar_AE" w:bidi="ar_AE"/>
-        </w:rPr>
-      </w:r>
-      <w:r>
-        <w:rPr>
+          <w:rtl/>
+          <w:cs/>
+          <w:lang w:val="ar_AE" w:bidi="ar_AE"/>
+        </w:rPr>
+      </w:r>
+    </w:p>
+    <w:p>
+      <w:pPr>
+        <w:bidi/>
+      </w:pPr>
+      <w:r>
+        <w:rPr>
+          <w:rtl/>
+          <w:cs/>
+          <w:lang w:val="ar_AE" w:bidi="ar_AE"/>
+        </w:rPr>
+      </w:r>
+      <w:r>
+        <w:rPr>
+          <w:rtl/>
+          <w:cs/>
           <w:lang w:val="ar_AE" w:bidi="ar_AE"/>
         </w:rPr>
         <w:t xml:space="preserve"> </w:t>
       </w:r>
       <w:r>
         <w:rPr>
-          <w:lang w:val="ar_AE" w:bidi="ar_AE"/>
-        </w:rPr>
-      </w:r>
-      <w:r>
-        <w:rPr>
+          <w:rtl/>
+          <w:cs/>
+          <w:lang w:val="ar_AE" w:bidi="ar_AE"/>
+        </w:rPr>
+      </w:r>
+      <w:r>
+        <w:rPr>
+          <w:rtl/>
+          <w:cs/>
           <w:lang w:val="ar_AE" w:bidi="ar_AE"/>
         </w:rPr>
       </w:r>
@@ -191,6 +231,8 @@
       </w:pPr>
       <w:r>
         <w:rPr>
+          <w:rtl/>
+          <w:cs/>
           <w:lang w:val="ar_AE" w:bidi="ar_AE"/>
         </w:rPr>
       </w:r>
@@ -202,12 +244,16 @@
       </w:pPr>
       <w:r>
         <w:rPr>
+          <w:rtl/>
+          <w:cs/>
           <w:lang w:val="ar_AE" w:bidi="ar_AE"/>
         </w:rPr>
         <w:t>الخطية</w:t>
       </w:r>
       <w:r>
         <w:rPr>
+          <w:rtl/>
+          <w:cs/>
           <w:lang w:val="ar_AE" w:bidi="ar_AE"/>
         </w:rPr>
       </w:r>
@@ -219,6 +265,8 @@
       </w:pPr>
       <w:r>
         <w:rPr>
+          <w:rtl/>
+          <w:cs/>
           <w:lang w:val="ar_AE" w:bidi="ar_AE"/>
         </w:rPr>
         <w:t>التعريف:</w:t>
@@ -230,11 +278,15 @@
       </w:pPr>
       <w:r>
         <w:rPr>
-          <w:lang w:val="ar_AE" w:bidi="ar_AE"/>
-        </w:rPr>
-      </w:r>
-      <w:r>
-        <w:rPr>
+          <w:rtl/>
+          <w:cs/>
+          <w:lang w:val="ar_AE" w:bidi="ar_AE"/>
+        </w:rPr>
+      </w:r>
+      <w:r>
+        <w:rPr>
+          <w:rtl/>
+          <w:cs/>
           <w:lang w:val="ar_AE" w:bidi="ar_AE"/>
         </w:rPr>
         <w:t xml:space="preserve">يشير مصطلح "خطية" إلى الأفعال والأفكار والكلمات التي تتعارض مع إرادة الله ووصاياه. </w:t>
@@ -246,11 +298,15 @@
       </w:pPr>
       <w:r>
         <w:rPr>
-          <w:lang w:val="ar_AE" w:bidi="ar_AE"/>
-        </w:rPr>
-      </w:r>
-      <w:r>
-        <w:rPr>
+          <w:rtl/>
+          <w:cs/>
+          <w:lang w:val="ar_AE" w:bidi="ar_AE"/>
+        </w:rPr>
+      </w:r>
+      <w:r>
+        <w:rPr>
+          <w:rtl/>
+          <w:cs/>
           <w:lang w:val="ar_AE" w:bidi="ar_AE"/>
         </w:rPr>
         <w:t>ويمكن أن تشير أيضًا الخطية إلى عدم القيام بشيء يريده الله منا.</w:t>
@@ -265,11 +321,15 @@
       </w:pPr>
       <w:r>
         <w:rPr>
-          <w:lang w:val="ar_AE" w:bidi="ar_AE"/>
-        </w:rPr>
-      </w:r>
-      <w:r>
-        <w:rPr>
+          <w:rtl/>
+          <w:cs/>
+          <w:lang w:val="ar_AE" w:bidi="ar_AE"/>
+        </w:rPr>
+      </w:r>
+      <w:r>
+        <w:rPr>
+          <w:rtl/>
+          <w:cs/>
           <w:lang w:val="ar_AE" w:bidi="ar_AE"/>
         </w:rPr>
         <w:t>تشمل الخطية أي شيء نفعله لا يطيع أو يرضي الله، حتى الأشياء التي لا يعرفها الآخرون.</w:t>
@@ -284,11 +344,15 @@
       </w:pPr>
       <w:r>
         <w:rPr>
-          <w:lang w:val="ar_AE" w:bidi="ar_AE"/>
-        </w:rPr>
-      </w:r>
-      <w:r>
-        <w:rPr>
+          <w:rtl/>
+          <w:cs/>
+          <w:lang w:val="ar_AE" w:bidi="ar_AE"/>
+        </w:rPr>
+      </w:r>
+      <w:r>
+        <w:rPr>
+          <w:rtl/>
+          <w:cs/>
           <w:lang w:val="ar_AE" w:bidi="ar_AE"/>
         </w:rPr>
         <w:t>الأفكار والأفعال التي تعصي إرادة الله تُسمى أفعال "خاطئة".</w:t>
@@ -303,11 +367,15 @@
       </w:pPr>
       <w:r>
         <w:rPr>
-          <w:lang w:val="ar_AE" w:bidi="ar_AE"/>
-        </w:rPr>
-      </w:r>
-      <w:r>
-        <w:rPr>
+          <w:rtl/>
+          <w:cs/>
+          <w:lang w:val="ar_AE" w:bidi="ar_AE"/>
+        </w:rPr>
+      </w:r>
+      <w:r>
+        <w:rPr>
+          <w:rtl/>
+          <w:cs/>
           <w:lang w:val="ar_AE" w:bidi="ar_AE"/>
         </w:rPr>
         <w:t>لأن آدم أخطأ، كل البشر يولدون بطبيعة "خاطئة"، وهي طبيعة تسيطر عليهم وتسبب لهم أن يخطئوا.</w:t>
@@ -322,11 +390,15 @@
       </w:pPr>
       <w:r>
         <w:rPr>
-          <w:lang w:val="ar_AE" w:bidi="ar_AE"/>
-        </w:rPr>
-      </w:r>
-      <w:r>
-        <w:rPr>
+          <w:rtl/>
+          <w:cs/>
+          <w:lang w:val="ar_AE" w:bidi="ar_AE"/>
+        </w:rPr>
+      </w:r>
+      <w:r>
+        <w:rPr>
+          <w:rtl/>
+          <w:cs/>
           <w:lang w:val="ar_AE" w:bidi="ar_AE"/>
         </w:rPr>
         <w:t>الشخص "الخاطئ" هو من يخطئ، لذا كل إنسان هو خاطئ.</w:t>
@@ -341,11 +413,15 @@
       </w:pPr>
       <w:r>
         <w:rPr>
-          <w:lang w:val="ar_AE" w:bidi="ar_AE"/>
-        </w:rPr>
-      </w:r>
-      <w:r>
-        <w:rPr>
+          <w:rtl/>
+          <w:cs/>
+          <w:lang w:val="ar_AE" w:bidi="ar_AE"/>
+        </w:rPr>
+      </w:r>
+      <w:r>
+        <w:rPr>
+          <w:rtl/>
+          <w:cs/>
           <w:lang w:val="ar_AE" w:bidi="ar_AE"/>
         </w:rPr>
         <w:t>أحيانًا كانت تُستخدم كلمة "الخطاة" من قبل الأشخاص المتدينين مثل الفريسيين للإشارة إلى الأشخاص الذين لم يحافظوا على الناموس كما يعتقد الفريسيون أنه يجب عليهم.</w:t>
@@ -360,11 +436,15 @@
       </w:pPr>
       <w:r>
         <w:rPr>
-          <w:lang w:val="ar_AE" w:bidi="ar_AE"/>
-        </w:rPr>
-      </w:r>
-      <w:r>
-        <w:rPr>
+          <w:rtl/>
+          <w:cs/>
+          <w:lang w:val="ar_AE" w:bidi="ar_AE"/>
+        </w:rPr>
+      </w:r>
+      <w:r>
+        <w:rPr>
+          <w:rtl/>
+          <w:cs/>
           <w:lang w:val="ar_AE" w:bidi="ar_AE"/>
         </w:rPr>
         <w:t>كان يُستخدم مصطلح "الخاطئ" أيضًا للأشخاص الذين كانوا يُعتبرون أسوأ خطاة من الآخرين. على سبيل المثال، تم إعطاء هذا الوصف لجابيي الضرائب والزناة.</w:t>
@@ -377,6 +457,8 @@
       </w:pPr>
       <w:r>
         <w:rPr>
+          <w:rtl/>
+          <w:cs/>
           <w:lang w:val="ar_AE" w:bidi="ar_AE"/>
         </w:rPr>
         <w:t>اقتراحات الترجمة:</w:t>
@@ -391,11 +473,15 @@
       </w:pPr>
       <w:r>
         <w:rPr>
-          <w:lang w:val="ar_AE" w:bidi="ar_AE"/>
-        </w:rPr>
-      </w:r>
-      <w:r>
-        <w:rPr>
+          <w:rtl/>
+          <w:cs/>
+          <w:lang w:val="ar_AE" w:bidi="ar_AE"/>
+        </w:rPr>
+      </w:r>
+      <w:r>
+        <w:rPr>
+          <w:rtl/>
+          <w:cs/>
           <w:lang w:val="ar_AE" w:bidi="ar_AE"/>
         </w:rPr>
         <w:t>يمكن ترجمة مصطلح "الخطية" بكلمة أو عبارة تعني "عصيان الله" أو "مخالفة إرادة الله" أو "سلوك وأفكار شريرة" أو "ارتكاب الخطأ".</w:t>
@@ -410,11 +496,15 @@
       </w:pPr>
       <w:r>
         <w:rPr>
-          <w:lang w:val="ar_AE" w:bidi="ar_AE"/>
-        </w:rPr>
-      </w:r>
-      <w:r>
-        <w:rPr>
+          <w:rtl/>
+          <w:cs/>
+          <w:lang w:val="ar_AE" w:bidi="ar_AE"/>
+        </w:rPr>
+      </w:r>
+      <w:r>
+        <w:rPr>
+          <w:rtl/>
+          <w:cs/>
           <w:lang w:val="ar_AE" w:bidi="ar_AE"/>
         </w:rPr>
         <w:t>يمكن أيضًا ترجمة "الخطية" على أنها "عصيان الله" أو "ارتكاب الخطأ".</w:t>
@@ -429,11 +519,15 @@
       </w:pPr>
       <w:r>
         <w:rPr>
-          <w:lang w:val="ar_AE" w:bidi="ar_AE"/>
-        </w:rPr>
-      </w:r>
-      <w:r>
-        <w:rPr>
+          <w:rtl/>
+          <w:cs/>
+          <w:lang w:val="ar_AE" w:bidi="ar_AE"/>
+        </w:rPr>
+      </w:r>
+      <w:r>
+        <w:rPr>
+          <w:rtl/>
+          <w:cs/>
           <w:lang w:val="ar_AE" w:bidi="ar_AE"/>
         </w:rPr>
         <w:t>اعتمادًا على السياق، يمكن ترجمة "الخاطئ" على أنه "مليء بالأفعال الخطأ" أو "خبيث" أو "غير أخلاقي" أو "شرير" أو "متمرد على الله".</w:t>
@@ -448,11 +542,15 @@
       </w:pPr>
       <w:r>
         <w:rPr>
-          <w:lang w:val="ar_AE" w:bidi="ar_AE"/>
-        </w:rPr>
-      </w:r>
-      <w:r>
-        <w:rPr>
+          <w:rtl/>
+          <w:cs/>
+          <w:lang w:val="ar_AE" w:bidi="ar_AE"/>
+        </w:rPr>
+      </w:r>
+      <w:r>
+        <w:rPr>
+          <w:rtl/>
+          <w:cs/>
           <w:lang w:val="ar_AE" w:bidi="ar_AE"/>
         </w:rPr>
         <w:t>اعتمادًا على السياق، يمكن ترجمة مصطلح "الخاطئ" بكلمة أو عبارة تعني "شخص يرتكب الخطايا" أو "شخص يرتكب الأخطاء" أو "شخص يعصي الله" أو "شخص يعصي القانون/ الناموس".</w:t>
@@ -467,11 +565,15 @@
       </w:pPr>
       <w:r>
         <w:rPr>
-          <w:lang w:val="ar_AE" w:bidi="ar_AE"/>
-        </w:rPr>
-      </w:r>
-      <w:r>
-        <w:rPr>
+          <w:rtl/>
+          <w:cs/>
+          <w:lang w:val="ar_AE" w:bidi="ar_AE"/>
+        </w:rPr>
+      </w:r>
+      <w:r>
+        <w:rPr>
+          <w:rtl/>
+          <w:cs/>
           <w:lang w:val="ar_AE" w:bidi="ar_AE"/>
         </w:rPr>
         <w:t>يمكن ترجمة مصطلح "الخطاة" بكلمة أو عبارة تعني "أشخاص خطاة جدًا" أو "أشخاص يُعتبرون خطاة جدًا" أو "أشخاص غير أخلاقيين".</w:t>
@@ -486,11 +588,15 @@
       </w:pPr>
       <w:r>
         <w:rPr>
-          <w:lang w:val="ar_AE" w:bidi="ar_AE"/>
-        </w:rPr>
-      </w:r>
-      <w:r>
-        <w:rPr>
+          <w:rtl/>
+          <w:cs/>
+          <w:lang w:val="ar_AE" w:bidi="ar_AE"/>
+        </w:rPr>
+      </w:r>
+      <w:r>
+        <w:rPr>
+          <w:rtl/>
+          <w:cs/>
           <w:lang w:val="ar_AE" w:bidi="ar_AE"/>
         </w:rPr>
         <w:t>طرق ترجمة "جابيي الضرائب (العشارون) والخطاة" يمكن أن تشمل "أشخاص يجمعون المال للحكومة، وأشخاص خطاة جدًا آخرين" أو "أشخاص خطاة جدًا، بما في ذلك (حتى) جامعي الضرائب".</w:t>
@@ -505,11 +611,15 @@
       </w:pPr>
       <w:r>
         <w:rPr>
-          <w:lang w:val="ar_AE" w:bidi="ar_AE"/>
-        </w:rPr>
-      </w:r>
-      <w:r>
-        <w:rPr>
+          <w:rtl/>
+          <w:cs/>
+          <w:lang w:val="ar_AE" w:bidi="ar_AE"/>
+        </w:rPr>
+      </w:r>
+      <w:r>
+        <w:rPr>
+          <w:rtl/>
+          <w:cs/>
           <w:lang w:val="ar_AE" w:bidi="ar_AE"/>
         </w:rPr>
         <w:t>تأكد من أن الترجمة لهذا المصطلح يمكن أن تشمل السلوك والأفكار الخاطئة، حتى تلك التي لا يراها أو يعرفها الآخرون.</w:t>
@@ -524,11 +634,15 @@
       </w:pPr>
       <w:r>
         <w:rPr>
-          <w:lang w:val="ar_AE" w:bidi="ar_AE"/>
-        </w:rPr>
-      </w:r>
-      <w:r>
-        <w:rPr>
+          <w:rtl/>
+          <w:cs/>
+          <w:lang w:val="ar_AE" w:bidi="ar_AE"/>
+        </w:rPr>
+      </w:r>
+      <w:r>
+        <w:rPr>
+          <w:rtl/>
+          <w:cs/>
           <w:lang w:val="ar_AE" w:bidi="ar_AE"/>
         </w:rPr>
         <w:t>يجب أن يكون مصطلح "الخطية" عامًا، ومختلفًا عن المصطلحات الخاصة بـ "الشر" و "الشرير".</w:t>
@@ -540,47 +654,63 @@
       </w:pPr>
       <w:r>
         <w:rPr>
-          <w:lang w:val="ar_AE" w:bidi="ar_AE"/>
-        </w:rPr>
-      </w:r>
-      <w:r>
-        <w:rPr>
+          <w:rtl/>
+          <w:cs/>
+          <w:lang w:val="ar_AE" w:bidi="ar_AE"/>
+        </w:rPr>
+      </w:r>
+      <w:r>
+        <w:rPr>
+          <w:rtl/>
+          <w:cs/>
           <w:lang w:val="ar_AE" w:bidi="ar_AE"/>
         </w:rPr>
         <w:t xml:space="preserve">(انظر أيضًا: </w:t>
       </w:r>
       <w:r>
         <w:rPr>
+          <w:rtl/>
+          <w:cs/>
           <w:lang w:val="ar_AE" w:bidi="ar_AE"/>
         </w:rPr>
         <w:t>العصيان، الشر،</w:t>
       </w:r>
       <w:r>
         <w:rPr>
+          <w:rtl/>
+          <w:cs/>
           <w:lang w:val="ar_AE" w:bidi="ar_AE"/>
         </w:rPr>
         <w:t xml:space="preserve"> </w:t>
       </w:r>
       <w:r>
         <w:rPr>
+          <w:rtl/>
+          <w:cs/>
           <w:lang w:val="ar_AE" w:bidi="ar_AE"/>
         </w:rPr>
         <w:t>الجسد،</w:t>
       </w:r>
       <w:r>
         <w:rPr>
+          <w:rtl/>
+          <w:cs/>
           <w:lang w:val="ar_AE" w:bidi="ar_AE"/>
         </w:rPr>
         <w:t xml:space="preserve"> </w:t>
       </w:r>
       <w:r>
         <w:rPr>
+          <w:rtl/>
+          <w:cs/>
           <w:lang w:val="ar_AE" w:bidi="ar_AE"/>
         </w:rPr>
         <w:t>جابيي الضرائب، العشارون</w:t>
       </w:r>
       <w:r>
         <w:rPr>
+          <w:rtl/>
+          <w:cs/>
           <w:lang w:val="ar_AE" w:bidi="ar_AE"/>
         </w:rPr>
         <w:t>)</w:t>
@@ -593,6 +723,8 @@
       </w:pPr>
       <w:r>
         <w:rPr>
+          <w:rtl/>
+          <w:cs/>
           <w:lang w:val="ar_AE" w:bidi="ar_AE"/>
         </w:rPr>
         <w:t>مراجع الكتاب المقدس:</w:t>
@@ -607,12 +739,16 @@
       </w:pPr>
       <w:r>
         <w:rPr>
+          <w:rtl/>
+          <w:cs/>
           <w:lang w:val="ar_AE" w:bidi="ar_AE"/>
         </w:rPr>
       </w:r>
       <w:hyperlink r:id="rId13">
         <w:r>
           <w:rPr>
+            <w:rtl/>
+            <w:cs/>
             <w:lang w:val="ar_AE" w:bidi="ar_AE"/>
           </w:rPr>
           <w:rPr>
@@ -632,12 +768,16 @@
       </w:pPr>
       <w:r>
         <w:rPr>
+          <w:rtl/>
+          <w:cs/>
           <w:lang w:val="ar_AE" w:bidi="ar_AE"/>
         </w:rPr>
       </w:r>
       <w:hyperlink r:id="rId14">
         <w:r>
           <w:rPr>
+            <w:rtl/>
+            <w:cs/>
             <w:lang w:val="ar_AE" w:bidi="ar_AE"/>
           </w:rPr>
           <w:rPr>
@@ -657,12 +797,16 @@
       </w:pPr>
       <w:r>
         <w:rPr>
+          <w:rtl/>
+          <w:cs/>
           <w:lang w:val="ar_AE" w:bidi="ar_AE"/>
         </w:rPr>
       </w:r>
       <w:hyperlink r:id="rId15">
         <w:r>
           <w:rPr>
+            <w:rtl/>
+            <w:cs/>
             <w:lang w:val="ar_AE" w:bidi="ar_AE"/>
           </w:rPr>
           <w:rPr>
@@ -682,12 +826,16 @@
       </w:pPr>
       <w:r>
         <w:rPr>
+          <w:rtl/>
+          <w:cs/>
           <w:lang w:val="ar_AE" w:bidi="ar_AE"/>
         </w:rPr>
       </w:r>
       <w:hyperlink r:id="rId16">
         <w:r>
           <w:rPr>
+            <w:rtl/>
+            <w:cs/>
             <w:lang w:val="ar_AE" w:bidi="ar_AE"/>
           </w:rPr>
           <w:rPr>
@@ -707,12 +855,16 @@
       </w:pPr>
       <w:r>
         <w:rPr>
+          <w:rtl/>
+          <w:cs/>
           <w:lang w:val="ar_AE" w:bidi="ar_AE"/>
         </w:rPr>
       </w:r>
       <w:hyperlink r:id="rId17">
         <w:r>
           <w:rPr>
+            <w:rtl/>
+            <w:cs/>
             <w:lang w:val="ar_AE" w:bidi="ar_AE"/>
           </w:rPr>
           <w:rPr>
@@ -732,12 +884,16 @@
       </w:pPr>
       <w:r>
         <w:rPr>
+          <w:rtl/>
+          <w:cs/>
           <w:lang w:val="ar_AE" w:bidi="ar_AE"/>
         </w:rPr>
       </w:r>
       <w:hyperlink r:id="rId18">
         <w:r>
           <w:rPr>
+            <w:rtl/>
+            <w:cs/>
             <w:lang w:val="ar_AE" w:bidi="ar_AE"/>
           </w:rPr>
           <w:rPr>
@@ -757,12 +913,16 @@
       </w:pPr>
       <w:r>
         <w:rPr>
+          <w:rtl/>
+          <w:cs/>
           <w:lang w:val="ar_AE" w:bidi="ar_AE"/>
         </w:rPr>
       </w:r>
       <w:hyperlink r:id="rId19">
         <w:r>
           <w:rPr>
+            <w:rtl/>
+            <w:cs/>
             <w:lang w:val="ar_AE" w:bidi="ar_AE"/>
           </w:rPr>
           <w:rPr>
@@ -782,12 +942,16 @@
       </w:pPr>
       <w:r>
         <w:rPr>
+          <w:rtl/>
+          <w:cs/>
           <w:lang w:val="ar_AE" w:bidi="ar_AE"/>
         </w:rPr>
       </w:r>
       <w:hyperlink r:id="rId20">
         <w:r>
           <w:rPr>
+            <w:rtl/>
+            <w:cs/>
             <w:lang w:val="ar_AE" w:bidi="ar_AE"/>
           </w:rPr>
           <w:rPr>
@@ -807,12 +971,16 @@
       </w:pPr>
       <w:r>
         <w:rPr>
+          <w:rtl/>
+          <w:cs/>
           <w:lang w:val="ar_AE" w:bidi="ar_AE"/>
         </w:rPr>
       </w:r>
       <w:hyperlink r:id="rId21">
         <w:r>
           <w:rPr>
+            <w:rtl/>
+            <w:cs/>
             <w:lang w:val="ar_AE" w:bidi="ar_AE"/>
           </w:rPr>
           <w:rPr>
@@ -832,12 +1000,16 @@
       </w:pPr>
       <w:r>
         <w:rPr>
+          <w:rtl/>
+          <w:cs/>
           <w:lang w:val="ar_AE" w:bidi="ar_AE"/>
         </w:rPr>
       </w:r>
       <w:hyperlink r:id="rId22">
         <w:r>
           <w:rPr>
+            <w:rtl/>
+            <w:cs/>
             <w:lang w:val="ar_AE" w:bidi="ar_AE"/>
           </w:rPr>
           <w:rPr>
@@ -857,12 +1029,16 @@
       </w:pPr>
       <w:r>
         <w:rPr>
+          <w:rtl/>
+          <w:cs/>
           <w:lang w:val="ar_AE" w:bidi="ar_AE"/>
         </w:rPr>
       </w:r>
       <w:hyperlink r:id="rId23">
         <w:r>
           <w:rPr>
+            <w:rtl/>
+            <w:cs/>
             <w:lang w:val="ar_AE" w:bidi="ar_AE"/>
           </w:rPr>
           <w:rPr>
@@ -882,12 +1058,16 @@
       </w:pPr>
       <w:r>
         <w:rPr>
+          <w:rtl/>
+          <w:cs/>
           <w:lang w:val="ar_AE" w:bidi="ar_AE"/>
         </w:rPr>
       </w:r>
       <w:hyperlink r:id="rId24">
         <w:r>
           <w:rPr>
+            <w:rtl/>
+            <w:cs/>
             <w:lang w:val="ar_AE" w:bidi="ar_AE"/>
           </w:rPr>
           <w:rPr>
@@ -907,12 +1087,16 @@
       </w:pPr>
       <w:r>
         <w:rPr>
+          <w:rtl/>
+          <w:cs/>
           <w:lang w:val="ar_AE" w:bidi="ar_AE"/>
         </w:rPr>
       </w:r>
       <w:hyperlink r:id="rId25">
         <w:r>
           <w:rPr>
+            <w:rtl/>
+            <w:cs/>
             <w:lang w:val="ar_AE" w:bidi="ar_AE"/>
           </w:rPr>
           <w:rPr>
@@ -932,12 +1116,16 @@
       </w:pPr>
       <w:r>
         <w:rPr>
+          <w:rtl/>
+          <w:cs/>
           <w:lang w:val="ar_AE" w:bidi="ar_AE"/>
         </w:rPr>
       </w:r>
       <w:hyperlink r:id="rId26">
         <w:r>
           <w:rPr>
+            <w:rtl/>
+            <w:cs/>
             <w:lang w:val="ar_AE" w:bidi="ar_AE"/>
           </w:rPr>
           <w:rPr>
@@ -957,12 +1145,16 @@
       </w:pPr>
       <w:r>
         <w:rPr>
+          <w:rtl/>
+          <w:cs/>
           <w:lang w:val="ar_AE" w:bidi="ar_AE"/>
         </w:rPr>
       </w:r>
       <w:hyperlink r:id="rId27">
         <w:r>
           <w:rPr>
+            <w:rtl/>
+            <w:cs/>
             <w:lang w:val="ar_AE" w:bidi="ar_AE"/>
           </w:rPr>
           <w:rPr>
@@ -980,6 +1172,8 @@
       </w:pPr>
       <w:r>
         <w:rPr>
+          <w:rtl/>
+          <w:cs/>
           <w:lang w:val="ar_AE" w:bidi="ar_AE"/>
         </w:rPr>
         <w:t>أمثلة من قصص الكتاب المقدس:</w:t>
@@ -994,18 +1188,24 @@
       </w:pPr>
       <w:r>
         <w:rPr>
+          <w:rtl/>
+          <w:cs/>
           <w:lang w:val="ar_AE" w:bidi="ar_AE"/>
         </w:rPr>
       </w:r>
       <w:r>
         <w:rPr>
           <w:b/>
+          <w:rtl/>
+          <w:cs/>
           <w:lang w:val="ar_AE" w:bidi="ar_AE"/>
         </w:rPr>
         <w:t>3: 15</w:t>
       </w:r>
       <w:r>
         <w:rPr>
+          <w:rtl/>
+          <w:cs/>
           <w:lang w:val="ar_AE" w:bidi="ar_AE"/>
         </w:rPr>
         <w:t xml:space="preserve"> قال الله، "أعدكم أنني لن ألعن الأرض مرة أخرى بسبب الأشياء الشريرة التي يفعلها الناس، أو أدمر العالم بإحداث فيضان، على الرغم من أن الناس </w:t>
@@ -1013,12 +1213,16 @@
       <w:r>
         <w:rPr>
           <w:b/>
+          <w:rtl/>
+          <w:cs/>
           <w:lang w:val="ar_AE" w:bidi="ar_AE"/>
         </w:rPr>
         <w:t>خطاة</w:t>
       </w:r>
       <w:r>
         <w:rPr>
+          <w:rtl/>
+          <w:cs/>
           <w:lang w:val="ar_AE" w:bidi="ar_AE"/>
         </w:rPr>
         <w:t xml:space="preserve"> منذ أن كانوا أطفالًا."</w:t>
@@ -1033,18 +1237,24 @@
       </w:pPr>
       <w:r>
         <w:rPr>
+          <w:rtl/>
+          <w:cs/>
           <w:lang w:val="ar_AE" w:bidi="ar_AE"/>
         </w:rPr>
       </w:r>
       <w:r>
         <w:rPr>
           <w:b/>
+          <w:rtl/>
+          <w:cs/>
           <w:lang w:val="ar_AE" w:bidi="ar_AE"/>
         </w:rPr>
         <w:t>13: 12</w:t>
       </w:r>
       <w:r>
         <w:rPr>
+          <w:rtl/>
+          <w:cs/>
           <w:lang w:val="ar_AE" w:bidi="ar_AE"/>
         </w:rPr>
         <w:t xml:space="preserve"> كان الله غاضبًا جدًا منهم بسبب </w:t>
@@ -1052,12 +1262,16 @@
       <w:r>
         <w:rPr>
           <w:b/>
+          <w:rtl/>
+          <w:cs/>
           <w:lang w:val="ar_AE" w:bidi="ar_AE"/>
         </w:rPr>
         <w:t>خطيتهم</w:t>
       </w:r>
       <w:r>
         <w:rPr>
+          <w:rtl/>
+          <w:cs/>
           <w:lang w:val="ar_AE" w:bidi="ar_AE"/>
         </w:rPr>
         <w:t xml:space="preserve"> وخطط لإهلاكهم.</w:t>
@@ -1072,18 +1286,24 @@
       </w:pPr>
       <w:r>
         <w:rPr>
+          <w:rtl/>
+          <w:cs/>
           <w:lang w:val="ar_AE" w:bidi="ar_AE"/>
         </w:rPr>
       </w:r>
       <w:r>
         <w:rPr>
           <w:b/>
+          <w:rtl/>
+          <w:cs/>
           <w:lang w:val="ar_AE" w:bidi="ar_AE"/>
         </w:rPr>
         <w:t>20: 1</w:t>
       </w:r>
       <w:r>
         <w:rPr>
+          <w:rtl/>
+          <w:cs/>
           <w:lang w:val="ar_AE" w:bidi="ar_AE"/>
         </w:rPr>
         <w:t xml:space="preserve"> مملكتا إسرائيل ويهوذا كلتاهما </w:t>
@@ -1091,12 +1311,16 @@
       <w:r>
         <w:rPr>
           <w:b/>
+          <w:rtl/>
+          <w:cs/>
           <w:lang w:val="ar_AE" w:bidi="ar_AE"/>
         </w:rPr>
         <w:t>أخطأتا</w:t>
       </w:r>
       <w:r>
         <w:rPr>
+          <w:rtl/>
+          <w:cs/>
           <w:lang w:val="ar_AE" w:bidi="ar_AE"/>
         </w:rPr>
         <w:t xml:space="preserve"> ضد الله. لقد نقضوا العهد الذي قطعه الله معهم في سيناء.</w:t>
@@ -1111,18 +1335,24 @@
       </w:pPr>
       <w:r>
         <w:rPr>
+          <w:rtl/>
+          <w:cs/>
           <w:lang w:val="ar_AE" w:bidi="ar_AE"/>
         </w:rPr>
       </w:r>
       <w:r>
         <w:rPr>
           <w:b/>
+          <w:rtl/>
+          <w:cs/>
           <w:lang w:val="ar_AE" w:bidi="ar_AE"/>
         </w:rPr>
         <w:t>21: 13</w:t>
       </w:r>
       <w:r>
         <w:rPr>
+          <w:rtl/>
+          <w:cs/>
           <w:lang w:val="ar_AE" w:bidi="ar_AE"/>
         </w:rPr>
         <w:t xml:space="preserve"> كما قال الأنبياء إن المسيح سيكون كاملاً، بلا </w:t>
@@ -1130,12 +1360,16 @@
       <w:r>
         <w:rPr>
           <w:b/>
+          <w:rtl/>
+          <w:cs/>
           <w:lang w:val="ar_AE" w:bidi="ar_AE"/>
         </w:rPr>
         <w:t>خطية</w:t>
       </w:r>
       <w:r>
         <w:rPr>
+          <w:rtl/>
+          <w:cs/>
           <w:lang w:val="ar_AE" w:bidi="ar_AE"/>
         </w:rPr>
         <w:t xml:space="preserve">. كان سيموت ليحمل العقاب عن </w:t>
@@ -1143,12 +1377,16 @@
       <w:r>
         <w:rPr>
           <w:b/>
+          <w:rtl/>
+          <w:cs/>
           <w:lang w:val="ar_AE" w:bidi="ar_AE"/>
         </w:rPr>
         <w:t>خطية</w:t>
       </w:r>
       <w:r>
         <w:rPr>
+          <w:rtl/>
+          <w:cs/>
           <w:lang w:val="ar_AE" w:bidi="ar_AE"/>
         </w:rPr>
         <w:t xml:space="preserve"> الآخرين.</w:t>
@@ -1163,18 +1401,24 @@
       </w:pPr>
       <w:r>
         <w:rPr>
+          <w:rtl/>
+          <w:cs/>
           <w:lang w:val="ar_AE" w:bidi="ar_AE"/>
         </w:rPr>
       </w:r>
       <w:r>
         <w:rPr>
           <w:b/>
+          <w:rtl/>
+          <w:cs/>
           <w:lang w:val="ar_AE" w:bidi="ar_AE"/>
         </w:rPr>
         <w:t>35: 1</w:t>
       </w:r>
       <w:r>
         <w:rPr>
+          <w:rtl/>
+          <w:cs/>
           <w:lang w:val="ar_AE" w:bidi="ar_AE"/>
         </w:rPr>
         <w:t xml:space="preserve"> في يوم من الأيام، كان يسوع يعلّم العديد من جباة الضرائب و</w:t>
@@ -1182,12 +1426,16 @@
       <w:r>
         <w:rPr>
           <w:b/>
+          <w:rtl/>
+          <w:cs/>
           <w:lang w:val="ar_AE" w:bidi="ar_AE"/>
         </w:rPr>
         <w:t>الخطاة</w:t>
       </w:r>
       <w:r>
         <w:rPr>
+          <w:rtl/>
+          <w:cs/>
           <w:lang w:val="ar_AE" w:bidi="ar_AE"/>
         </w:rPr>
         <w:t xml:space="preserve"> الآخرين الذين تجمعوا لسماعه.</w:t>
@@ -1202,18 +1450,24 @@
       </w:pPr>
       <w:r>
         <w:rPr>
+          <w:rtl/>
+          <w:cs/>
           <w:lang w:val="ar_AE" w:bidi="ar_AE"/>
         </w:rPr>
       </w:r>
       <w:r>
         <w:rPr>
           <w:b/>
+          <w:rtl/>
+          <w:cs/>
           <w:lang w:val="ar_AE" w:bidi="ar_AE"/>
         </w:rPr>
         <w:t>38: 5</w:t>
       </w:r>
       <w:r>
         <w:rPr>
+          <w:rtl/>
+          <w:cs/>
           <w:lang w:val="ar_AE" w:bidi="ar_AE"/>
         </w:rPr>
         <w:t xml:space="preserve"> ثم أخذ يسوع كأسًا وقال، "اشربوا هذا. إنه دمي للعهد الجديد الذي يُسفك لمغفرة </w:t>
@@ -1221,12 +1475,16 @@
       <w:r>
         <w:rPr>
           <w:b/>
+          <w:rtl/>
+          <w:cs/>
           <w:lang w:val="ar_AE" w:bidi="ar_AE"/>
         </w:rPr>
         <w:t>الخطايا</w:t>
       </w:r>
       <w:r>
         <w:rPr>
+          <w:rtl/>
+          <w:cs/>
           <w:lang w:val="ar_AE" w:bidi="ar_AE"/>
         </w:rPr>
         <w:t>.”</w:t>
@@ -1241,18 +1499,24 @@
       </w:pPr>
       <w:r>
         <w:rPr>
+          <w:rtl/>
+          <w:cs/>
           <w:lang w:val="ar_AE" w:bidi="ar_AE"/>
         </w:rPr>
       </w:r>
       <w:r>
         <w:rPr>
           <w:b/>
+          <w:rtl/>
+          <w:cs/>
           <w:lang w:val="ar_AE" w:bidi="ar_AE"/>
         </w:rPr>
         <w:t>43: 11</w:t>
       </w:r>
       <w:r>
         <w:rPr>
+          <w:rtl/>
+          <w:cs/>
           <w:lang w:val="ar_AE" w:bidi="ar_AE"/>
         </w:rPr>
         <w:t xml:space="preserve"> أجابهم بطرس، “يجب على كل واحد منكم أن يتوب ويعتمد باسم يسوع المسيح لكي يغفر الله </w:t>
@@ -1260,12 +1524,16 @@
       <w:r>
         <w:rPr>
           <w:b/>
+          <w:rtl/>
+          <w:cs/>
           <w:lang w:val="ar_AE" w:bidi="ar_AE"/>
         </w:rPr>
         <w:t>خطاياكم</w:t>
       </w:r>
       <w:r>
         <w:rPr>
+          <w:rtl/>
+          <w:cs/>
           <w:lang w:val="ar_AE" w:bidi="ar_AE"/>
         </w:rPr>
         <w:t>.”</w:t>
@@ -1280,18 +1548,24 @@
       </w:pPr>
       <w:r>
         <w:rPr>
+          <w:rtl/>
+          <w:cs/>
           <w:lang w:val="ar_AE" w:bidi="ar_AE"/>
         </w:rPr>
       </w:r>
       <w:r>
         <w:rPr>
           <w:b/>
+          <w:rtl/>
+          <w:cs/>
           <w:lang w:val="ar_AE" w:bidi="ar_AE"/>
         </w:rPr>
         <w:t>48: 8</w:t>
       </w:r>
       <w:r>
         <w:rPr>
+          <w:rtl/>
+          <w:cs/>
           <w:lang w:val="ar_AE" w:bidi="ar_AE"/>
         </w:rPr>
         <w:t xml:space="preserve"> نحن جميعاً نستحق الموت بسبب </w:t>
@@ -1299,12 +1573,16 @@
       <w:r>
         <w:rPr>
           <w:b/>
+          <w:rtl/>
+          <w:cs/>
           <w:lang w:val="ar_AE" w:bidi="ar_AE"/>
         </w:rPr>
         <w:t>خطايانا</w:t>
       </w:r>
       <w:r>
         <w:rPr>
+          <w:rtl/>
+          <w:cs/>
           <w:lang w:val="ar_AE" w:bidi="ar_AE"/>
         </w:rPr>
         <w:t>!</w:t>
@@ -1319,18 +1597,24 @@
       </w:pPr>
       <w:r>
         <w:rPr>
+          <w:rtl/>
+          <w:cs/>
           <w:lang w:val="ar_AE" w:bidi="ar_AE"/>
         </w:rPr>
       </w:r>
       <w:r>
         <w:rPr>
           <w:b/>
+          <w:rtl/>
+          <w:cs/>
           <w:lang w:val="ar_AE" w:bidi="ar_AE"/>
         </w:rPr>
         <w:t>49: 17</w:t>
       </w:r>
       <w:r>
         <w:rPr>
+          <w:rtl/>
+          <w:cs/>
           <w:lang w:val="ar_AE" w:bidi="ar_AE"/>
         </w:rPr>
         <w:t xml:space="preserve"> حتى وإن كنت مسيحياً، ستظل تُجرب ب</w:t>
@@ -1338,12 +1622,16 @@
       <w:r>
         <w:rPr>
           <w:b/>
+          <w:rtl/>
+          <w:cs/>
           <w:lang w:val="ar_AE" w:bidi="ar_AE"/>
         </w:rPr>
         <w:t>الخطية</w:t>
       </w:r>
       <w:r>
         <w:rPr>
+          <w:rtl/>
+          <w:cs/>
           <w:lang w:val="ar_AE" w:bidi="ar_AE"/>
         </w:rPr>
         <w:t xml:space="preserve">. لكن الله أمين ويقول إنه إذا اعترفت </w:t>
@@ -1351,12 +1639,16 @@
       <w:r>
         <w:rPr>
           <w:b/>
+          <w:rtl/>
+          <w:cs/>
           <w:lang w:val="ar_AE" w:bidi="ar_AE"/>
         </w:rPr>
         <w:t>بخطاياك</w:t>
       </w:r>
       <w:r>
         <w:rPr>
+          <w:rtl/>
+          <w:cs/>
           <w:lang w:val="ar_AE" w:bidi="ar_AE"/>
         </w:rPr>
         <w:t xml:space="preserve">، فسوف يغفر لك. سيمنحك القوة لمحاربة </w:t>
@@ -1364,12 +1656,16 @@
       <w:r>
         <w:rPr>
           <w:b/>
+          <w:rtl/>
+          <w:cs/>
           <w:lang w:val="ar_AE" w:bidi="ar_AE"/>
         </w:rPr>
         <w:t>الخطية</w:t>
       </w:r>
       <w:r>
         <w:rPr>
+          <w:rtl/>
+          <w:cs/>
           <w:lang w:val="ar_AE" w:bidi="ar_AE"/>
         </w:rPr>
         <w:t>.</w:t>
@@ -1382,6 +1678,8 @@
       </w:pPr>
       <w:r>
         <w:rPr>
+          <w:rtl/>
+          <w:cs/>
           <w:lang w:val="ar_AE" w:bidi="ar_AE"/>
         </w:rPr>
         <w:t>بيانات الكلمة:</w:t>
@@ -1396,32 +1694,42 @@
       </w:pPr>
       <w:r>
         <w:rPr>
-          <w:lang w:val="ar_AE" w:bidi="ar_AE"/>
-        </w:rPr>
-      </w:r>
-      <w:r>
-        <w:rPr>
+          <w:rtl/>
+          <w:cs/>
+          <w:lang w:val="ar_AE" w:bidi="ar_AE"/>
+        </w:rPr>
+      </w:r>
+      <w:r>
+        <w:rPr>
+          <w:rtl/>
+          <w:cs/>
           <w:lang w:val="ar_AE" w:bidi="ar_AE"/>
         </w:rPr>
         <w:t>قاموس سترونج: H0817, H0819, H2398, H2399, H2400, H2401, H2402, H2403, H2408, H2409, H5771, H6588, H7683, H7686, G02640, G02650, G02660, G02680, G03610, G37810, G39000, G42580</w:t>
       </w:r>
       <w:r>
         <w:rPr>
-          <w:lang w:val="ar_AE" w:bidi="ar_AE"/>
-        </w:rPr>
-      </w:r>
-      <w:r>
-        <w:rPr>
-          <w:lang w:val="ar_AE" w:bidi="ar_AE"/>
-        </w:rPr>
-      </w:r>
-    </w:p>
-    <w:p>
-      <w:pPr>
-        <w:bidi/>
-      </w:pPr>
-      <w:r>
-        <w:rPr>
+          <w:rtl/>
+          <w:cs/>
+          <w:lang w:val="ar_AE" w:bidi="ar_AE"/>
+        </w:rPr>
+      </w:r>
+      <w:r>
+        <w:rPr>
+          <w:rtl/>
+          <w:cs/>
+          <w:lang w:val="ar_AE" w:bidi="ar_AE"/>
+        </w:rPr>
+      </w:r>
+    </w:p>
+    <w:p>
+      <w:pPr>
+        <w:bidi/>
+      </w:pPr>
+      <w:r>
+        <w:rPr>
+          <w:rtl/>
+          <w:cs/>
           <w:lang w:val="ar_AE" w:bidi="ar_AE"/>
         </w:rPr>
       </w:r>
@@ -1433,12 +1741,16 @@
       </w:pPr>
       <w:r>
         <w:rPr>
+          <w:rtl/>
+          <w:cs/>
           <w:lang w:val="ar_AE" w:bidi="ar_AE"/>
         </w:rPr>
         <w:t>خاضع</w:t>
       </w:r>
       <w:r>
         <w:rPr>
+          <w:rtl/>
+          <w:cs/>
           <w:lang w:val="ar_AE" w:bidi="ar_AE"/>
         </w:rPr>
       </w:r>
@@ -1450,6 +1762,8 @@
       </w:pPr>
       <w:r>
         <w:rPr>
+          <w:rtl/>
+          <w:cs/>
           <w:lang w:val="ar_AE" w:bidi="ar_AE"/>
         </w:rPr>
         <w:t>حقائق:</w:t>
@@ -1461,11 +1775,15 @@
       </w:pPr>
       <w:r>
         <w:rPr>
-          <w:lang w:val="ar_AE" w:bidi="ar_AE"/>
-        </w:rPr>
-      </w:r>
-      <w:r>
-        <w:rPr>
+          <w:rtl/>
+          <w:cs/>
+          <w:lang w:val="ar_AE" w:bidi="ar_AE"/>
+        </w:rPr>
+      </w:r>
+      <w:r>
+        <w:rPr>
+          <w:rtl/>
+          <w:cs/>
           <w:lang w:val="ar_AE" w:bidi="ar_AE"/>
         </w:rPr>
         <w:t>إن الشخص يكون"خاضعًا" لشخص آخر إذا كان الشخص الثاني يحكم أو يقود الشخص الأول. كما أن الشخص يكون"تابعًا" لنظام معتقدات أو تعليم إذا كان يؤمن به وبذلك يعيش وفقًا له. أن "تكون خاضعًا إلى" يعني "أن تطيع" أو "أن تخضع لسلطة آخر".</w:t>
@@ -1480,11 +1798,15 @@
       </w:pPr>
       <w:r>
         <w:rPr>
-          <w:lang w:val="ar_AE" w:bidi="ar_AE"/>
-        </w:rPr>
-      </w:r>
-      <w:r>
-        <w:rPr>
+          <w:rtl/>
+          <w:cs/>
+          <w:lang w:val="ar_AE" w:bidi="ar_AE"/>
+        </w:rPr>
+      </w:r>
+      <w:r>
+        <w:rPr>
+          <w:rtl/>
+          <w:cs/>
           <w:lang w:val="ar_AE" w:bidi="ar_AE"/>
         </w:rPr>
         <w:t>تشير عبارة "تم إخضاعهم لـ" إلى جعل الناس تحت سلطة قائد أو حاكم.</w:t>
@@ -1499,11 +1821,15 @@
       </w:pPr>
       <w:r>
         <w:rPr>
-          <w:lang w:val="ar_AE" w:bidi="ar_AE"/>
-        </w:rPr>
-      </w:r>
-      <w:r>
-        <w:rPr>
+          <w:rtl/>
+          <w:cs/>
+          <w:lang w:val="ar_AE" w:bidi="ar_AE"/>
+        </w:rPr>
+      </w:r>
+      <w:r>
+        <w:rPr>
+          <w:rtl/>
+          <w:cs/>
           <w:lang w:val="ar_AE" w:bidi="ar_AE"/>
         </w:rPr>
         <w:t>اعتمادًا على السياق، يمكن ترجمة كلمة "خضع" إلى "استسلم" أو "أصبح تحت سلطة".</w:t>
@@ -1518,11 +1844,15 @@
       </w:pPr>
       <w:r>
         <w:rPr>
-          <w:lang w:val="ar_AE" w:bidi="ar_AE"/>
-        </w:rPr>
-      </w:r>
-      <w:r>
-        <w:rPr>
+          <w:rtl/>
+          <w:cs/>
+          <w:lang w:val="ar_AE" w:bidi="ar_AE"/>
+        </w:rPr>
+      </w:r>
+      <w:r>
+        <w:rPr>
+          <w:rtl/>
+          <w:cs/>
           <w:lang w:val="ar_AE" w:bidi="ar_AE"/>
         </w:rPr>
         <w:t>أحيانًا تُستخدم كلمة "موضوع" -وهي نفس الكلمة في الإنجليزية المستخدمة لخاضع- للإشارة إلى كونها موضوعًا أو محورًا لشيء ما، مثل "ستكون موضوعًا للسخرية".</w:t>
@@ -1537,11 +1867,15 @@
       </w:pPr>
       <w:r>
         <w:rPr>
-          <w:lang w:val="ar_AE" w:bidi="ar_AE"/>
-        </w:rPr>
-      </w:r>
-      <w:r>
-        <w:rPr>
+          <w:rtl/>
+          <w:cs/>
+          <w:lang w:val="ar_AE" w:bidi="ar_AE"/>
+        </w:rPr>
+      </w:r>
+      <w:r>
+        <w:rPr>
+          <w:rtl/>
+          <w:cs/>
           <w:lang w:val="ar_AE" w:bidi="ar_AE"/>
         </w:rPr>
         <w:t>تعني عبارة "كن خاضعًا لـ" نفس معنى "كن مطيعًا لـ" أو "اخضع لـ".</w:t>
@@ -1556,11 +1890,15 @@
       </w:pPr>
       <w:r>
         <w:rPr>
-          <w:lang w:val="ar_AE" w:bidi="ar_AE"/>
-        </w:rPr>
-      </w:r>
-      <w:r>
-        <w:rPr>
+          <w:rtl/>
+          <w:cs/>
+          <w:lang w:val="ar_AE" w:bidi="ar_AE"/>
+        </w:rPr>
+      </w:r>
+      <w:r>
+        <w:rPr>
+          <w:rtl/>
+          <w:cs/>
           <w:lang w:val="ar_AE" w:bidi="ar_AE"/>
         </w:rPr>
         <w:t>في حين أن عبارة "كانوا خاضعين للجزية" تشير إلى نفس معنى "أُجبروا على دفع الجزية" أو "أُجبروا على تقديم الجزية".</w:t>
@@ -1575,11 +1913,15 @@
       </w:pPr>
       <w:r>
         <w:rPr>
-          <w:lang w:val="ar_AE" w:bidi="ar_AE"/>
-        </w:rPr>
-      </w:r>
-      <w:r>
-        <w:rPr>
+          <w:rtl/>
+          <w:cs/>
+          <w:lang w:val="ar_AE" w:bidi="ar_AE"/>
+        </w:rPr>
+      </w:r>
+      <w:r>
+        <w:rPr>
+          <w:rtl/>
+          <w:cs/>
           <w:lang w:val="ar_AE" w:bidi="ar_AE"/>
         </w:rPr>
         <w:t>أن "تُخضِع" شخصًا أو شيئًا لتجربة معينة يعني أن تجعل ذلك الشخص يمر بشيء سلبي، مثل الألم.</w:t>
@@ -1594,11 +1936,15 @@
       </w:pPr>
       <w:r>
         <w:rPr>
-          <w:lang w:val="ar_AE" w:bidi="ar_AE"/>
-        </w:rPr>
-      </w:r>
-      <w:r>
-        <w:rPr>
+          <w:rtl/>
+          <w:cs/>
+          <w:lang w:val="ar_AE" w:bidi="ar_AE"/>
+        </w:rPr>
+      </w:r>
+      <w:r>
+        <w:rPr>
+          <w:rtl/>
+          <w:cs/>
           <w:lang w:val="ar_AE" w:bidi="ar_AE"/>
         </w:rPr>
         <w:t>تشير عبارة "خاضع للضعف" في عبرانيين 5:2 وعبارات "أُخضع" و"بعد أن خَضَع" في رومية 8:20 جميعها إلى التسبب في تجرِبة شيء سلبي. كما يمكن تَرْجَمَة العبارة في عبرانيين 5:2 إلى "محاط بالضعف". كذلك يمكن تَرْجَمَة العبارات في رومية 8:20 إلى "وُضع تحت" و"بعد أن تم وضعه تحت" أو إلى "أُجبر على تجرِبة" و"بعد أن أُجبر على تجرِبة هذا".</w:t>
@@ -1610,23 +1956,31 @@
       </w:pPr>
       <w:r>
         <w:rPr>
-          <w:lang w:val="ar_AE" w:bidi="ar_AE"/>
-        </w:rPr>
-      </w:r>
-      <w:r>
-        <w:rPr>
+          <w:rtl/>
+          <w:cs/>
+          <w:lang w:val="ar_AE" w:bidi="ar_AE"/>
+        </w:rPr>
+      </w:r>
+      <w:r>
+        <w:rPr>
+          <w:rtl/>
+          <w:cs/>
           <w:lang w:val="ar_AE" w:bidi="ar_AE"/>
         </w:rPr>
         <w:t xml:space="preserve">(انظر أيضًا: </w:t>
       </w:r>
       <w:r>
         <w:rPr>
+          <w:rtl/>
+          <w:cs/>
           <w:lang w:val="ar_AE" w:bidi="ar_AE"/>
         </w:rPr>
         <w:t>خَضَع</w:t>
       </w:r>
       <w:r>
         <w:rPr>
+          <w:rtl/>
+          <w:cs/>
           <w:lang w:val="ar_AE" w:bidi="ar_AE"/>
         </w:rPr>
         <w:t>)</w:t>
@@ -1639,6 +1993,8 @@
       </w:pPr>
       <w:r>
         <w:rPr>
+          <w:rtl/>
+          <w:cs/>
           <w:lang w:val="ar_AE" w:bidi="ar_AE"/>
         </w:rPr>
         <w:t>مراجع الكتاب المقدس:</w:t>
@@ -1651,27 +2007,35 @@
       </w:pPr>
       <w:r>
         <w:rPr>
+          <w:rtl/>
+          <w:cs/>
           <w:lang w:val="ar_AE" w:bidi="ar_AE"/>
         </w:rPr>
         <w:t>بيانات الكلمة:</w:t>
       </w:r>
       <w:r>
         <w:rPr>
-          <w:lang w:val="ar_AE" w:bidi="ar_AE"/>
-        </w:rPr>
-      </w:r>
-      <w:r>
-        <w:rPr>
-          <w:lang w:val="ar_AE" w:bidi="ar_AE"/>
-        </w:rPr>
-      </w:r>
-    </w:p>
-    <w:p>
-      <w:pPr>
-        <w:bidi/>
-      </w:pPr>
-      <w:r>
-        <w:rPr>
+          <w:rtl/>
+          <w:cs/>
+          <w:lang w:val="ar_AE" w:bidi="ar_AE"/>
+        </w:rPr>
+      </w:r>
+      <w:r>
+        <w:rPr>
+          <w:rtl/>
+          <w:cs/>
+          <w:lang w:val="ar_AE" w:bidi="ar_AE"/>
+        </w:rPr>
+      </w:r>
+    </w:p>
+    <w:p>
+      <w:pPr>
+        <w:bidi/>
+      </w:pPr>
+      <w:r>
+        <w:rPr>
+          <w:rtl/>
+          <w:cs/>
           <w:lang w:val="ar_AE" w:bidi="ar_AE"/>
         </w:rPr>
       </w:r>
@@ -1683,12 +2047,16 @@
       </w:pPr>
       <w:r>
         <w:rPr>
+          <w:rtl/>
+          <w:cs/>
           <w:lang w:val="ar_AE" w:bidi="ar_AE"/>
         </w:rPr>
         <w:t>خبز</w:t>
       </w:r>
       <w:r>
         <w:rPr>
+          <w:rtl/>
+          <w:cs/>
           <w:lang w:val="ar_AE" w:bidi="ar_AE"/>
         </w:rPr>
       </w:r>
@@ -1700,6 +2068,8 @@
       </w:pPr>
       <w:r>
         <w:rPr>
+          <w:rtl/>
+          <w:cs/>
           <w:lang w:val="ar_AE" w:bidi="ar_AE"/>
         </w:rPr>
         <w:t>التعريف:</w:t>
@@ -1711,11 +2081,15 @@
       </w:pPr>
       <w:r>
         <w:rPr>
-          <w:lang w:val="ar_AE" w:bidi="ar_AE"/>
-        </w:rPr>
-      </w:r>
-      <w:r>
-        <w:rPr>
+          <w:rtl/>
+          <w:cs/>
+          <w:lang w:val="ar_AE" w:bidi="ar_AE"/>
+        </w:rPr>
+      </w:r>
+      <w:r>
+        <w:rPr>
+          <w:rtl/>
+          <w:cs/>
           <w:lang w:val="ar_AE" w:bidi="ar_AE"/>
         </w:rPr>
         <w:t>الخبز هو طعام مصنوع من الدقيق الممزوج بالماء والزيت لتكوين عجينة. ثم تُشكل العجينة على شكل رغيف وتُخبز.</w:t>
@@ -1730,11 +2104,15 @@
       </w:pPr>
       <w:r>
         <w:rPr>
-          <w:lang w:val="ar_AE" w:bidi="ar_AE"/>
-        </w:rPr>
-      </w:r>
-      <w:r>
-        <w:rPr>
+          <w:rtl/>
+          <w:cs/>
+          <w:lang w:val="ar_AE" w:bidi="ar_AE"/>
+        </w:rPr>
+      </w:r>
+      <w:r>
+        <w:rPr>
+          <w:rtl/>
+          <w:cs/>
           <w:lang w:val="ar_AE" w:bidi="ar_AE"/>
         </w:rPr>
         <w:t>عندما تُذكر كلمة "رغيف" بمفردها، فإنها تعني "رغيف الخبز</w:t>
@@ -1749,11 +2127,15 @@
       </w:pPr>
       <w:r>
         <w:rPr>
-          <w:lang w:val="ar_AE" w:bidi="ar_AE"/>
-        </w:rPr>
-      </w:r>
-      <w:r>
-        <w:rPr>
+          <w:rtl/>
+          <w:cs/>
+          <w:lang w:val="ar_AE" w:bidi="ar_AE"/>
+        </w:rPr>
+      </w:r>
+      <w:r>
+        <w:rPr>
+          <w:rtl/>
+          <w:cs/>
           <w:lang w:val="ar_AE" w:bidi="ar_AE"/>
         </w:rPr>
         <w:t>عادة ما يتم صنع عجينة الخبز باستخدام مادة رافعة، مثل الخميرة. و لكن يمكن أيضا صنع الخبز بدون خميرة لكي لا يرتفع. و هذا يسمى "الفطير" في الكتاب المقدس. و كان بنو إسرائيل القدماء يأكلون "الفطير" ضمن عشاء الفصح.</w:t>
@@ -1768,11 +2150,15 @@
       </w:pPr>
       <w:r>
         <w:rPr>
-          <w:lang w:val="ar_AE" w:bidi="ar_AE"/>
-        </w:rPr>
-      </w:r>
-      <w:r>
-        <w:rPr>
+          <w:rtl/>
+          <w:cs/>
+          <w:lang w:val="ar_AE" w:bidi="ar_AE"/>
+        </w:rPr>
+      </w:r>
+      <w:r>
+        <w:rPr>
+          <w:rtl/>
+          <w:cs/>
           <w:lang w:val="ar_AE" w:bidi="ar_AE"/>
         </w:rPr>
         <w:t>نظرًا لأن الخبز كان هو الطعام الرئيسي للعديد من الناس في العصور القديمة، فقد إستُخدم هذا المصطلح أيضًا في الكتاب المقدس ليشير إلى الطعام بشكل عام. (انظر: التعبير المجازي) و في كثير من الأحيان يمكن ترجمة مصطلح "الخبز" بشكل أكثر تعميم إلى "الطعام</w:t>
@@ -1787,11 +2173,15 @@
       </w:pPr>
       <w:r>
         <w:rPr>
-          <w:lang w:val="ar_AE" w:bidi="ar_AE"/>
-        </w:rPr>
-      </w:r>
-      <w:r>
-        <w:rPr>
+          <w:rtl/>
+          <w:cs/>
+          <w:lang w:val="ar_AE" w:bidi="ar_AE"/>
+        </w:rPr>
+      </w:r>
+      <w:r>
+        <w:rPr>
+          <w:rtl/>
+          <w:cs/>
           <w:lang w:val="ar_AE" w:bidi="ar_AE"/>
         </w:rPr>
         <w:t>تشير عبارة "خبز الوجوه" إلى اثني عشر رغيف من الخبز قد تم وضعهم فوق مائدة من الذهب في خيمة الاجتماع أو في الهيكل كتقدمة إلى الله. و قد كانت هذه الأرغفة تمثل أسباط إسرائيل الاثني عشر، و كان أكلها مخصص للكهنة فقط . و يمكن ترجمة هذه العبارة إلى "الخبز الذي يعلن عن سكنى الله في وسطهم</w:t>
@@ -1806,23 +2196,31 @@
       </w:pPr>
       <w:r>
         <w:rPr>
-          <w:lang w:val="ar_AE" w:bidi="ar_AE"/>
-        </w:rPr>
-      </w:r>
-      <w:r>
-        <w:rPr>
+          <w:rtl/>
+          <w:cs/>
+          <w:lang w:val="ar_AE" w:bidi="ar_AE"/>
+        </w:rPr>
+      </w:r>
+      <w:r>
+        <w:rPr>
+          <w:rtl/>
+          <w:cs/>
           <w:lang w:val="ar_AE" w:bidi="ar_AE"/>
         </w:rPr>
         <w:t>يشير مصطلح "</w:t>
       </w:r>
       <w:r>
         <w:rPr>
+          <w:rtl/>
+          <w:cs/>
           <w:lang w:val="ar_AE" w:bidi="ar_AE"/>
         </w:rPr>
         <w:t>ٱلْخُبْزَ مِنَ ٱلسَّمَاءِ</w:t>
       </w:r>
       <w:r>
         <w:rPr>
+          <w:rtl/>
+          <w:cs/>
           <w:lang w:val="ar_AE" w:bidi="ar_AE"/>
         </w:rPr>
         <w:t>" إلى الطعام الأبيض الخاص الذي يطلق عليه "المن" الذي وفره الله لشعب إسرائيل أثناء تجوالهم في البرية. كما أطلق يسوع على نفسه "الخبز النازل من السماء" وأيضا "خبز الحياة"</w:t>
@@ -1834,71 +2232,95 @@
       </w:pPr>
       <w:r>
         <w:rPr>
-          <w:lang w:val="ar_AE" w:bidi="ar_AE"/>
-        </w:rPr>
-      </w:r>
-      <w:r>
-        <w:rPr>
+          <w:rtl/>
+          <w:cs/>
+          <w:lang w:val="ar_AE" w:bidi="ar_AE"/>
+        </w:rPr>
+      </w:r>
+      <w:r>
+        <w:rPr>
+          <w:rtl/>
+          <w:cs/>
           <w:lang w:val="ar_AE" w:bidi="ar_AE"/>
         </w:rPr>
         <w:t xml:space="preserve">(انظر أيضًا: </w:t>
       </w:r>
       <w:r>
         <w:rPr>
+          <w:rtl/>
+          <w:cs/>
           <w:lang w:val="ar_AE" w:bidi="ar_AE"/>
         </w:rPr>
         <w:t>عيد الفصح</w:t>
       </w:r>
       <w:r>
         <w:rPr>
+          <w:rtl/>
+          <w:cs/>
           <w:lang w:val="ar_AE" w:bidi="ar_AE"/>
         </w:rPr>
         <w:t xml:space="preserve">, </w:t>
       </w:r>
       <w:r>
         <w:rPr>
+          <w:rtl/>
+          <w:cs/>
           <w:lang w:val="ar_AE" w:bidi="ar_AE"/>
         </w:rPr>
         <w:t>خيمة الإجتماع</w:t>
       </w:r>
       <w:r>
         <w:rPr>
+          <w:rtl/>
+          <w:cs/>
           <w:lang w:val="ar_AE" w:bidi="ar_AE"/>
         </w:rPr>
         <w:t xml:space="preserve">, </w:t>
       </w:r>
       <w:r>
         <w:rPr>
+          <w:rtl/>
+          <w:cs/>
           <w:lang w:val="ar_AE" w:bidi="ar_AE"/>
         </w:rPr>
         <w:t>الهيكل</w:t>
       </w:r>
       <w:r>
         <w:rPr>
+          <w:rtl/>
+          <w:cs/>
           <w:lang w:val="ar_AE" w:bidi="ar_AE"/>
         </w:rPr>
         <w:t xml:space="preserve">, </w:t>
       </w:r>
       <w:r>
         <w:rPr>
+          <w:rtl/>
+          <w:cs/>
           <w:lang w:val="ar_AE" w:bidi="ar_AE"/>
         </w:rPr>
         <w:t>الفطير</w:t>
       </w:r>
       <w:r>
         <w:rPr>
+          <w:rtl/>
+          <w:cs/>
           <w:lang w:val="ar_AE" w:bidi="ar_AE"/>
         </w:rPr>
         <w:t xml:space="preserve">, </w:t>
       </w:r>
       <w:r>
         <w:rPr>
+          <w:rtl/>
+          <w:cs/>
           <w:lang w:val="ar_AE" w:bidi="ar_AE"/>
         </w:rPr>
         <w:t>الخميرة</w:t>
       </w:r>
       <w:r>
         <w:rPr>
+          <w:rtl/>
+          <w:cs/>
           <w:lang w:val="ar_AE" w:bidi="ar_AE"/>
         </w:rPr>
         <w:t>)</w:t>
@@ -1911,6 +2333,8 @@
       </w:pPr>
       <w:r>
         <w:rPr>
+          <w:rtl/>
+          <w:cs/>
           <w:lang w:val="ar_AE" w:bidi="ar_AE"/>
         </w:rPr>
         <w:t>نصوص كتابية:</w:t>
@@ -1925,12 +2349,16 @@
       </w:pPr>
       <w:r>
         <w:rPr>
+          <w:rtl/>
+          <w:cs/>
           <w:lang w:val="ar_AE" w:bidi="ar_AE"/>
         </w:rPr>
       </w:r>
       <w:hyperlink r:id="rId28">
         <w:r>
           <w:rPr>
+            <w:rtl/>
+            <w:cs/>
             <w:lang w:val="ar_AE" w:bidi="ar_AE"/>
           </w:rPr>
           <w:rPr>
@@ -1950,12 +2378,16 @@
       </w:pPr>
       <w:r>
         <w:rPr>
+          <w:rtl/>
+          <w:cs/>
           <w:lang w:val="ar_AE" w:bidi="ar_AE"/>
         </w:rPr>
       </w:r>
       <w:hyperlink r:id="rId29">
         <w:r>
           <w:rPr>
+            <w:rtl/>
+            <w:cs/>
             <w:lang w:val="ar_AE" w:bidi="ar_AE"/>
           </w:rPr>
           <w:rPr>
@@ -1975,12 +2407,16 @@
       </w:pPr>
       <w:r>
         <w:rPr>
+          <w:rtl/>
+          <w:cs/>
           <w:lang w:val="ar_AE" w:bidi="ar_AE"/>
         </w:rPr>
       </w:r>
       <w:hyperlink r:id="rId30">
         <w:r>
           <w:rPr>
+            <w:rtl/>
+            <w:cs/>
             <w:lang w:val="ar_AE" w:bidi="ar_AE"/>
           </w:rPr>
           <w:rPr>
@@ -2000,12 +2436,16 @@
       </w:pPr>
       <w:r>
         <w:rPr>
+          <w:rtl/>
+          <w:cs/>
           <w:lang w:val="ar_AE" w:bidi="ar_AE"/>
         </w:rPr>
       </w:r>
       <w:hyperlink r:id="rId31">
         <w:r>
           <w:rPr>
+            <w:rtl/>
+            <w:cs/>
             <w:lang w:val="ar_AE" w:bidi="ar_AE"/>
           </w:rPr>
           <w:rPr>
@@ -2025,12 +2465,16 @@
       </w:pPr>
       <w:r>
         <w:rPr>
+          <w:rtl/>
+          <w:cs/>
           <w:lang w:val="ar_AE" w:bidi="ar_AE"/>
         </w:rPr>
       </w:r>
       <w:hyperlink r:id="rId32">
         <w:r>
           <w:rPr>
+            <w:rtl/>
+            <w:cs/>
             <w:lang w:val="ar_AE" w:bidi="ar_AE"/>
           </w:rPr>
           <w:rPr>
@@ -2050,12 +2494,16 @@
       </w:pPr>
       <w:r>
         <w:rPr>
+          <w:rtl/>
+          <w:cs/>
           <w:lang w:val="ar_AE" w:bidi="ar_AE"/>
         </w:rPr>
       </w:r>
       <w:hyperlink r:id="rId33">
         <w:r>
           <w:rPr>
+            <w:rtl/>
+            <w:cs/>
             <w:lang w:val="ar_AE" w:bidi="ar_AE"/>
           </w:rPr>
           <w:rPr>
@@ -2075,12 +2523,16 @@
       </w:pPr>
       <w:r>
         <w:rPr>
+          <w:rtl/>
+          <w:cs/>
           <w:lang w:val="ar_AE" w:bidi="ar_AE"/>
         </w:rPr>
       </w:r>
       <w:hyperlink r:id="rId34">
         <w:r>
           <w:rPr>
+            <w:rtl/>
+            <w:cs/>
             <w:lang w:val="ar_AE" w:bidi="ar_AE"/>
           </w:rPr>
           <w:rPr>
@@ -2098,6 +2550,8 @@
       </w:pPr>
       <w:r>
         <w:rPr>
+          <w:rtl/>
+          <w:cs/>
           <w:lang w:val="ar_AE" w:bidi="ar_AE"/>
         </w:rPr>
         <w:t>بيانات الكلمة:</w:t>
@@ -2109,32 +2563,42 @@
       </w:pPr>
       <w:r>
         <w:rPr>
-          <w:lang w:val="ar_AE" w:bidi="ar_AE"/>
-        </w:rPr>
-      </w:r>
-      <w:r>
-        <w:rPr>
+          <w:rtl/>
+          <w:cs/>
+          <w:lang w:val="ar_AE" w:bidi="ar_AE"/>
+        </w:rPr>
+      </w:r>
+      <w:r>
+        <w:rPr>
+          <w:rtl/>
+          <w:cs/>
           <w:lang w:val="ar_AE" w:bidi="ar_AE"/>
         </w:rPr>
         <w:t>سترونج: H2557, H3899, H4635, H4682, G01060, G07400, G42860</w:t>
       </w:r>
       <w:r>
         <w:rPr>
-          <w:lang w:val="ar_AE" w:bidi="ar_AE"/>
-        </w:rPr>
-      </w:r>
-      <w:r>
-        <w:rPr>
-          <w:lang w:val="ar_AE" w:bidi="ar_AE"/>
-        </w:rPr>
-      </w:r>
-    </w:p>
-    <w:p>
-      <w:pPr>
-        <w:bidi/>
-      </w:pPr>
-      <w:r>
-        <w:rPr>
+          <w:rtl/>
+          <w:cs/>
+          <w:lang w:val="ar_AE" w:bidi="ar_AE"/>
+        </w:rPr>
+      </w:r>
+      <w:r>
+        <w:rPr>
+          <w:rtl/>
+          <w:cs/>
+          <w:lang w:val="ar_AE" w:bidi="ar_AE"/>
+        </w:rPr>
+      </w:r>
+    </w:p>
+    <w:p>
+      <w:pPr>
+        <w:bidi/>
+      </w:pPr>
+      <w:r>
+        <w:rPr>
+          <w:rtl/>
+          <w:cs/>
           <w:lang w:val="ar_AE" w:bidi="ar_AE"/>
         </w:rPr>
       </w:r>
@@ -2146,12 +2610,16 @@
       </w:pPr>
       <w:r>
         <w:rPr>
+          <w:rtl/>
+          <w:cs/>
           <w:lang w:val="ar_AE" w:bidi="ar_AE"/>
         </w:rPr>
         <w:t>خَتْم</w:t>
       </w:r>
       <w:r>
         <w:rPr>
+          <w:rtl/>
+          <w:cs/>
           <w:lang w:val="ar_AE" w:bidi="ar_AE"/>
         </w:rPr>
       </w:r>
@@ -2163,6 +2631,8 @@
       </w:pPr>
       <w:r>
         <w:rPr>
+          <w:rtl/>
+          <w:cs/>
           <w:lang w:val="ar_AE" w:bidi="ar_AE"/>
         </w:rPr>
         <w:t>تعريف:</w:t>
@@ -2174,11 +2644,15 @@
       </w:pPr>
       <w:r>
         <w:rPr>
-          <w:lang w:val="ar_AE" w:bidi="ar_AE"/>
-        </w:rPr>
-      </w:r>
-      <w:r>
-        <w:rPr>
+          <w:rtl/>
+          <w:cs/>
+          <w:lang w:val="ar_AE" w:bidi="ar_AE"/>
+        </w:rPr>
+      </w:r>
+      <w:r>
+        <w:rPr>
+          <w:rtl/>
+          <w:cs/>
           <w:lang w:val="ar_AE" w:bidi="ar_AE"/>
         </w:rPr>
         <w:t>عند الإشارة إلى فعل أو عمل، فإن مصطلح "يَخْتُم" يشير إلى إغلاق شيء ما بشيء آخر (عادة ما يسمى "خَتْم") يجعل من المستحيل فتح الشيء دون كسر الخَتْم. وعند الإشارة إلى شيء أو أداة، فإن مصطلح "الخَتْم" يشير إلى شيء مصنوع من الخشب أو المعدن أو الحجر الذي تم تشكيله في تصميم معين بحيث يمكن استخدامه لختم شيء (عمل بصمة أو طبعة عليه).</w:t>
@@ -2193,11 +2667,15 @@
       </w:pPr>
       <w:r>
         <w:rPr>
-          <w:lang w:val="ar_AE" w:bidi="ar_AE"/>
-        </w:rPr>
-      </w:r>
-      <w:r>
-        <w:rPr>
+          <w:rtl/>
+          <w:cs/>
+          <w:lang w:val="ar_AE" w:bidi="ar_AE"/>
+        </w:rPr>
+      </w:r>
+      <w:r>
+        <w:rPr>
+          <w:rtl/>
+          <w:cs/>
           <w:lang w:val="ar_AE" w:bidi="ar_AE"/>
         </w:rPr>
         <w:t>كان الخَتْم يحمل تصميمًا محدد لإظهار من يملكه.</w:t>
@@ -2212,11 +2690,15 @@
       </w:pPr>
       <w:r>
         <w:rPr>
-          <w:lang w:val="ar_AE" w:bidi="ar_AE"/>
-        </w:rPr>
-      </w:r>
-      <w:r>
-        <w:rPr>
+          <w:rtl/>
+          <w:cs/>
+          <w:lang w:val="ar_AE" w:bidi="ar_AE"/>
+        </w:rPr>
+      </w:r>
+      <w:r>
+        <w:rPr>
+          <w:rtl/>
+          <w:cs/>
           <w:lang w:val="ar_AE" w:bidi="ar_AE"/>
         </w:rPr>
         <w:t>لقد تم استخدام الأختام لوضع علامات على الأشياء المختلفة بغرض إظهار أن الشيء ينتمي إلى المالك أو جاء من المالك أو تمت الموافقة عليه من قبل المالك.</w:t>
@@ -2231,11 +2713,15 @@
       </w:pPr>
       <w:r>
         <w:rPr>
-          <w:lang w:val="ar_AE" w:bidi="ar_AE"/>
-        </w:rPr>
-      </w:r>
-      <w:r>
-        <w:rPr>
+          <w:rtl/>
+          <w:cs/>
+          <w:lang w:val="ar_AE" w:bidi="ar_AE"/>
+        </w:rPr>
+      </w:r>
+      <w:r>
+        <w:rPr>
+          <w:rtl/>
+          <w:cs/>
           <w:lang w:val="ar_AE" w:bidi="ar_AE"/>
         </w:rPr>
         <w:t>كما تم استخدام الأختام للإشارة إلى أصالة شيء ما باعتباره صادرًا من المالك أو مُعتمدًا من المالك أو ينتمي إلى المالك بطريقة ما.</w:t>
@@ -2250,11 +2736,15 @@
       </w:pPr>
       <w:r>
         <w:rPr>
-          <w:lang w:val="ar_AE" w:bidi="ar_AE"/>
-        </w:rPr>
-      </w:r>
-      <w:r>
-        <w:rPr>
+          <w:rtl/>
+          <w:cs/>
+          <w:lang w:val="ar_AE" w:bidi="ar_AE"/>
+        </w:rPr>
+      </w:r>
+      <w:r>
+        <w:rPr>
+          <w:rtl/>
+          <w:cs/>
           <w:lang w:val="ar_AE" w:bidi="ar_AE"/>
         </w:rPr>
         <w:t>أحيانًا كان يتم وضع الخَْتم على قمة خاتم بحيث يمكن لمالك الخاتم الضغط على الخَْتم في شيء ما وعمل بصمة أو طباعة عليه.</w:t>
@@ -2269,11 +2759,15 @@
       </w:pPr>
       <w:r>
         <w:rPr>
-          <w:lang w:val="ar_AE" w:bidi="ar_AE"/>
-        </w:rPr>
-      </w:r>
-      <w:r>
-        <w:rPr>
+          <w:rtl/>
+          <w:cs/>
+          <w:lang w:val="ar_AE" w:bidi="ar_AE"/>
+        </w:rPr>
+      </w:r>
+      <w:r>
+        <w:rPr>
+          <w:rtl/>
+          <w:cs/>
           <w:lang w:val="ar_AE" w:bidi="ar_AE"/>
         </w:rPr>
         <w:t>وفي أحيان أخري، كانت الأختام تعلق على خيط أو حبل وتلبس حول العنق.</w:t>
@@ -2288,11 +2782,15 @@
       </w:pPr>
       <w:r>
         <w:rPr>
-          <w:lang w:val="ar_AE" w:bidi="ar_AE"/>
-        </w:rPr>
-      </w:r>
-      <w:r>
-        <w:rPr>
+          <w:rtl/>
+          <w:cs/>
+          <w:lang w:val="ar_AE" w:bidi="ar_AE"/>
+        </w:rPr>
+      </w:r>
+      <w:r>
+        <w:rPr>
+          <w:rtl/>
+          <w:cs/>
           <w:lang w:val="ar_AE" w:bidi="ar_AE"/>
         </w:rPr>
         <w:t>لقد تم استخدام الشمع المذاب لختم الرسائل أو الوثائق الأخرى التي تحتاج إلى الحماية. وعندما يبرد الشمع ويتصلب، يُصبح من غير الممكن فتح الرسالة دون كسر خَتْم الشمع. وكان الشخص الذي يتلقى الرسالة يرى الخَتْم غير المكسور ويعرف أنه لم يفتحها أحد.</w:t>
@@ -2307,11 +2805,15 @@
       </w:pPr>
       <w:r>
         <w:rPr>
-          <w:lang w:val="ar_AE" w:bidi="ar_AE"/>
-        </w:rPr>
-      </w:r>
-      <w:r>
-        <w:rPr>
+          <w:rtl/>
+          <w:cs/>
+          <w:lang w:val="ar_AE" w:bidi="ar_AE"/>
+        </w:rPr>
+      </w:r>
+      <w:r>
+        <w:rPr>
+          <w:rtl/>
+          <w:cs/>
           <w:lang w:val="ar_AE" w:bidi="ar_AE"/>
         </w:rPr>
         <w:t>تم وضع خَتْم على الحجر أمام قبر يسوع لمنع أي شخص من دحرجة الحجر.</w:t>
@@ -2323,35 +2825,47 @@
       </w:pPr>
       <w:r>
         <w:rPr>
-          <w:lang w:val="ar_AE" w:bidi="ar_AE"/>
-        </w:rPr>
-      </w:r>
-      <w:r>
-        <w:rPr>
+          <w:rtl/>
+          <w:cs/>
+          <w:lang w:val="ar_AE" w:bidi="ar_AE"/>
+        </w:rPr>
+      </w:r>
+      <w:r>
+        <w:rPr>
+          <w:rtl/>
+          <w:cs/>
           <w:lang w:val="ar_AE" w:bidi="ar_AE"/>
         </w:rPr>
         <w:t xml:space="preserve">(انظر أيضًا: </w:t>
       </w:r>
       <w:r>
         <w:rPr>
+          <w:rtl/>
+          <w:cs/>
           <w:lang w:val="ar_AE" w:bidi="ar_AE"/>
         </w:rPr>
         <w:t>الروح القدس</w:t>
       </w:r>
       <w:r>
         <w:rPr>
+          <w:rtl/>
+          <w:cs/>
           <w:lang w:val="ar_AE" w:bidi="ar_AE"/>
         </w:rPr>
         <w:t xml:space="preserve">, </w:t>
       </w:r>
       <w:r>
         <w:rPr>
+          <w:rtl/>
+          <w:cs/>
           <w:lang w:val="ar_AE" w:bidi="ar_AE"/>
         </w:rPr>
         <w:t>القبر</w:t>
       </w:r>
       <w:r>
         <w:rPr>
+          <w:rtl/>
+          <w:cs/>
           <w:lang w:val="ar_AE" w:bidi="ar_AE"/>
         </w:rPr>
         <w:t>)</w:t>
@@ -2364,6 +2878,8 @@
       </w:pPr>
       <w:r>
         <w:rPr>
+          <w:rtl/>
+          <w:cs/>
           <w:lang w:val="ar_AE" w:bidi="ar_AE"/>
         </w:rPr>
         <w:t>مراجع الكتاب المقدس:</w:t>
@@ -2378,12 +2894,16 @@
       </w:pPr>
       <w:r>
         <w:rPr>
+          <w:rtl/>
+          <w:cs/>
           <w:lang w:val="ar_AE" w:bidi="ar_AE"/>
         </w:rPr>
       </w:r>
       <w:hyperlink r:id="rId35">
         <w:r>
           <w:rPr>
+            <w:rtl/>
+            <w:cs/>
             <w:lang w:val="ar_AE" w:bidi="ar_AE"/>
           </w:rPr>
           <w:rPr>
@@ -2403,12 +2923,16 @@
       </w:pPr>
       <w:r>
         <w:rPr>
+          <w:rtl/>
+          <w:cs/>
           <w:lang w:val="ar_AE" w:bidi="ar_AE"/>
         </w:rPr>
       </w:r>
       <w:hyperlink r:id="rId36">
         <w:r>
           <w:rPr>
+            <w:rtl/>
+            <w:cs/>
             <w:lang w:val="ar_AE" w:bidi="ar_AE"/>
           </w:rPr>
           <w:rPr>
@@ -2428,12 +2952,16 @@
       </w:pPr>
       <w:r>
         <w:rPr>
+          <w:rtl/>
+          <w:cs/>
           <w:lang w:val="ar_AE" w:bidi="ar_AE"/>
         </w:rPr>
       </w:r>
       <w:hyperlink r:id="rId37">
         <w:r>
           <w:rPr>
+            <w:rtl/>
+            <w:cs/>
             <w:lang w:val="ar_AE" w:bidi="ar_AE"/>
           </w:rPr>
           <w:rPr>
@@ -2453,12 +2981,16 @@
       </w:pPr>
       <w:r>
         <w:rPr>
+          <w:rtl/>
+          <w:cs/>
           <w:lang w:val="ar_AE" w:bidi="ar_AE"/>
         </w:rPr>
       </w:r>
       <w:hyperlink r:id="rId38">
         <w:r>
           <w:rPr>
+            <w:rtl/>
+            <w:cs/>
             <w:lang w:val="ar_AE" w:bidi="ar_AE"/>
           </w:rPr>
           <w:rPr>
@@ -2478,12 +3010,16 @@
       </w:pPr>
       <w:r>
         <w:rPr>
+          <w:rtl/>
+          <w:cs/>
           <w:lang w:val="ar_AE" w:bidi="ar_AE"/>
         </w:rPr>
       </w:r>
       <w:hyperlink r:id="rId39">
         <w:r>
           <w:rPr>
+            <w:rtl/>
+            <w:cs/>
             <w:lang w:val="ar_AE" w:bidi="ar_AE"/>
           </w:rPr>
           <w:rPr>
@@ -2501,6 +3037,8 @@
       </w:pPr>
       <w:r>
         <w:rPr>
+          <w:rtl/>
+          <w:cs/>
           <w:lang w:val="ar_AE" w:bidi="ar_AE"/>
         </w:rPr>
         <w:t>بيانات الكلمة:</w:t>
@@ -2515,32 +3053,42 @@
       </w:pPr>
       <w:r>
         <w:rPr>
-          <w:lang w:val="ar_AE" w:bidi="ar_AE"/>
-        </w:rPr>
-      </w:r>
-      <w:r>
-        <w:rPr>
+          <w:rtl/>
+          <w:cs/>
+          <w:lang w:val="ar_AE" w:bidi="ar_AE"/>
+        </w:rPr>
+      </w:r>
+      <w:r>
+        <w:rPr>
+          <w:rtl/>
+          <w:cs/>
           <w:lang w:val="ar_AE" w:bidi="ar_AE"/>
         </w:rPr>
         <w:t>سترونج: H2368, H2560, H2856, H2857, H2858, H5640, G26960, G49720, G49730</w:t>
       </w:r>
       <w:r>
         <w:rPr>
-          <w:lang w:val="ar_AE" w:bidi="ar_AE"/>
-        </w:rPr>
-      </w:r>
-      <w:r>
-        <w:rPr>
-          <w:lang w:val="ar_AE" w:bidi="ar_AE"/>
-        </w:rPr>
-      </w:r>
-    </w:p>
-    <w:p>
-      <w:pPr>
-        <w:bidi/>
-      </w:pPr>
-      <w:r>
-        <w:rPr>
+          <w:rtl/>
+          <w:cs/>
+          <w:lang w:val="ar_AE" w:bidi="ar_AE"/>
+        </w:rPr>
+      </w:r>
+      <w:r>
+        <w:rPr>
+          <w:rtl/>
+          <w:cs/>
+          <w:lang w:val="ar_AE" w:bidi="ar_AE"/>
+        </w:rPr>
+      </w:r>
+    </w:p>
+    <w:p>
+      <w:pPr>
+        <w:bidi/>
+      </w:pPr>
+      <w:r>
+        <w:rPr>
+          <w:rtl/>
+          <w:cs/>
           <w:lang w:val="ar_AE" w:bidi="ar_AE"/>
         </w:rPr>
       </w:r>
@@ -2552,12 +3100,16 @@
       </w:pPr>
       <w:r>
         <w:rPr>
+          <w:rtl/>
+          <w:cs/>
           <w:lang w:val="ar_AE" w:bidi="ar_AE"/>
         </w:rPr>
         <w:t>ختن</w:t>
       </w:r>
       <w:r>
         <w:rPr>
+          <w:rtl/>
+          <w:cs/>
           <w:lang w:val="ar_AE" w:bidi="ar_AE"/>
         </w:rPr>
       </w:r>
@@ -2569,6 +3121,8 @@
       </w:pPr>
       <w:r>
         <w:rPr>
+          <w:rtl/>
+          <w:cs/>
           <w:lang w:val="ar_AE" w:bidi="ar_AE"/>
         </w:rPr>
         <w:t>التعريف:</w:t>
@@ -2580,11 +3134,15 @@
       </w:pPr>
       <w:r>
         <w:rPr>
-          <w:lang w:val="ar_AE" w:bidi="ar_AE"/>
-        </w:rPr>
-      </w:r>
-      <w:r>
-        <w:rPr>
+          <w:rtl/>
+          <w:cs/>
+          <w:lang w:val="ar_AE" w:bidi="ar_AE"/>
+        </w:rPr>
+      </w:r>
+      <w:r>
+        <w:rPr>
+          <w:rtl/>
+          <w:cs/>
           <w:lang w:val="ar_AE" w:bidi="ar_AE"/>
         </w:rPr>
         <w:t>مصطلح "يختن" يعني قطع القلفة من الرجل أو الطفل الذكر. قد يتم إجراء حفل ختان في هذا السياق.</w:t>
@@ -2599,11 +3157,15 @@
       </w:pPr>
       <w:r>
         <w:rPr>
-          <w:lang w:val="ar_AE" w:bidi="ar_AE"/>
-        </w:rPr>
-      </w:r>
-      <w:r>
-        <w:rPr>
+          <w:rtl/>
+          <w:cs/>
+          <w:lang w:val="ar_AE" w:bidi="ar_AE"/>
+        </w:rPr>
+      </w:r>
+      <w:r>
+        <w:rPr>
+          <w:rtl/>
+          <w:cs/>
           <w:lang w:val="ar_AE" w:bidi="ar_AE"/>
         </w:rPr>
         <w:t>أمَر الله إبراهيم بختن كل ذكر في عائلته وخدامه كعلامة على عهد الله معهم.</w:t>
@@ -2618,11 +3180,15 @@
       </w:pPr>
       <w:r>
         <w:rPr>
-          <w:lang w:val="ar_AE" w:bidi="ar_AE"/>
-        </w:rPr>
-      </w:r>
-      <w:r>
-        <w:rPr>
+          <w:rtl/>
+          <w:cs/>
+          <w:lang w:val="ar_AE" w:bidi="ar_AE"/>
+        </w:rPr>
+      </w:r>
+      <w:r>
+        <w:rPr>
+          <w:rtl/>
+          <w:cs/>
           <w:lang w:val="ar_AE" w:bidi="ar_AE"/>
         </w:rPr>
         <w:t>كما أمر الله نسل إبراهيم بالاستمرار في فعل ذلك لكل طفل ذكر يولد في منازلهم.</w:t>
@@ -2637,11 +3203,15 @@
       </w:pPr>
       <w:r>
         <w:rPr>
-          <w:lang w:val="ar_AE" w:bidi="ar_AE"/>
-        </w:rPr>
-      </w:r>
-      <w:r>
-        <w:rPr>
+          <w:rtl/>
+          <w:cs/>
+          <w:lang w:val="ar_AE" w:bidi="ar_AE"/>
+        </w:rPr>
+      </w:r>
+      <w:r>
+        <w:rPr>
+          <w:rtl/>
+          <w:cs/>
           <w:lang w:val="ar_AE" w:bidi="ar_AE"/>
         </w:rPr>
         <w:t>العبارة "ختان القلب" تشير مجازياً إلى "قطع" أو إزالة الخطية من الشخص.</w:t>
@@ -2656,11 +3226,15 @@
       </w:pPr>
       <w:r>
         <w:rPr>
-          <w:lang w:val="ar_AE" w:bidi="ar_AE"/>
-        </w:rPr>
-      </w:r>
-      <w:r>
-        <w:rPr>
+          <w:rtl/>
+          <w:cs/>
+          <w:lang w:val="ar_AE" w:bidi="ar_AE"/>
+        </w:rPr>
+      </w:r>
+      <w:r>
+        <w:rPr>
+          <w:rtl/>
+          <w:cs/>
           <w:lang w:val="ar_AE" w:bidi="ar_AE"/>
         </w:rPr>
         <w:t>بمعنى روحي، يشير "المختونون" إلى الأشخاص الذين طهرهم الله من الخطية بدم يسوع وهم شعبه.</w:t>
@@ -2675,11 +3249,15 @@
       </w:pPr>
       <w:r>
         <w:rPr>
-          <w:lang w:val="ar_AE" w:bidi="ar_AE"/>
-        </w:rPr>
-      </w:r>
-      <w:r>
-        <w:rPr>
+          <w:rtl/>
+          <w:cs/>
+          <w:lang w:val="ar_AE" w:bidi="ar_AE"/>
+        </w:rPr>
+      </w:r>
+      <w:r>
+        <w:rPr>
+          <w:rtl/>
+          <w:cs/>
           <w:lang w:val="ar_AE" w:bidi="ar_AE"/>
         </w:rPr>
         <w:t>مصطلح "غير مختون" يشير إلى أولئك الذين لم يتم ختانهم جسديًا. يمكن أن يشير أيضًا مجازياً إلى أولئك الذين لم يتم ختانهم روحياً، الذين ليس لديهم علاقة مع الله.</w:t>
@@ -2691,11 +3269,15 @@
       </w:pPr>
       <w:r>
         <w:rPr>
-          <w:lang w:val="ar_AE" w:bidi="ar_AE"/>
-        </w:rPr>
-      </w:r>
-      <w:r>
-        <w:rPr>
+          <w:rtl/>
+          <w:cs/>
+          <w:lang w:val="ar_AE" w:bidi="ar_AE"/>
+        </w:rPr>
+      </w:r>
+      <w:r>
+        <w:rPr>
+          <w:rtl/>
+          <w:cs/>
           <w:lang w:val="ar_AE" w:bidi="ar_AE"/>
         </w:rPr>
         <w:t>مصطلحي "غير مختون" و"عدم الاختتان" يشيران إلى الذكر الذي لم يتم ختانه جسديًا. وتُستخدم هذه المصطلحات أيضًا مجازياً.</w:t>
@@ -2710,11 +3292,15 @@
       </w:pPr>
       <w:r>
         <w:rPr>
-          <w:lang w:val="ar_AE" w:bidi="ar_AE"/>
-        </w:rPr>
-      </w:r>
-      <w:r>
-        <w:rPr>
+          <w:rtl/>
+          <w:cs/>
+          <w:lang w:val="ar_AE" w:bidi="ar_AE"/>
+        </w:rPr>
+      </w:r>
+      <w:r>
+        <w:rPr>
+          <w:rtl/>
+          <w:cs/>
           <w:lang w:val="ar_AE" w:bidi="ar_AE"/>
         </w:rPr>
         <w:t>كانت مصر أمة تطلب الختان أيضًا. لذا عندما يتحدث الله عن هزيمة مصر من قِبل أناس "غير مختونين"، فإنه يشير إلى الأشخاص الذين يحتقرهم المصريون لعدم ختانهم.</w:t>
@@ -2729,11 +3315,15 @@
       </w:pPr>
       <w:r>
         <w:rPr>
-          <w:lang w:val="ar_AE" w:bidi="ar_AE"/>
-        </w:rPr>
-      </w:r>
-      <w:r>
-        <w:rPr>
+          <w:rtl/>
+          <w:cs/>
+          <w:lang w:val="ar_AE" w:bidi="ar_AE"/>
+        </w:rPr>
+      </w:r>
+      <w:r>
+        <w:rPr>
+          <w:rtl/>
+          <w:cs/>
           <w:lang w:val="ar_AE" w:bidi="ar_AE"/>
         </w:rPr>
         <w:t>يشير الكتاب المقدس إلى الأشخاص الذين لديهم "قلب غير مختون" أو الذين هم "قلوبهم غير مختونة". هذا تعبير مجازي يعني أن هؤلاء الأشخاص ليسوا شعب الله، وهم يعاندونه في عصيانهم له.</w:t>
@@ -2748,11 +3338,15 @@
       </w:pPr>
       <w:r>
         <w:rPr>
-          <w:lang w:val="ar_AE" w:bidi="ar_AE"/>
-        </w:rPr>
-      </w:r>
-      <w:r>
-        <w:rPr>
+          <w:rtl/>
+          <w:cs/>
+          <w:lang w:val="ar_AE" w:bidi="ar_AE"/>
+        </w:rPr>
+      </w:r>
+      <w:r>
+        <w:rPr>
+          <w:rtl/>
+          <w:cs/>
           <w:lang w:val="ar_AE" w:bidi="ar_AE"/>
         </w:rPr>
         <w:t>إذا كانت هناك كلمة للختان مُستخدمة أو معروفة في اللغة، يمكن ترجمة "غير مختون" كـ "شخص لم يُختتن".</w:t>
@@ -2767,11 +3361,15 @@
       </w:pPr>
       <w:r>
         <w:rPr>
-          <w:lang w:val="ar_AE" w:bidi="ar_AE"/>
-        </w:rPr>
-      </w:r>
-      <w:r>
-        <w:rPr>
+          <w:rtl/>
+          <w:cs/>
+          <w:lang w:val="ar_AE" w:bidi="ar_AE"/>
+        </w:rPr>
+      </w:r>
+      <w:r>
+        <w:rPr>
+          <w:rtl/>
+          <w:cs/>
           <w:lang w:val="ar_AE" w:bidi="ar_AE"/>
         </w:rPr>
         <w:t>يمكن ترجمة تعبير "عدم الختان" كـ "أشخاص غير مختونين" أو "أشخاص لا ينتمون إلى الله"، وهذا بحسب السياق.</w:t>
@@ -2786,11 +3384,15 @@
       </w:pPr>
       <w:r>
         <w:rPr>
-          <w:lang w:val="ar_AE" w:bidi="ar_AE"/>
-        </w:rPr>
-      </w:r>
-      <w:r>
-        <w:rPr>
+          <w:rtl/>
+          <w:cs/>
+          <w:lang w:val="ar_AE" w:bidi="ar_AE"/>
+        </w:rPr>
+      </w:r>
+      <w:r>
+        <w:rPr>
+          <w:rtl/>
+          <w:cs/>
           <w:lang w:val="ar_AE" w:bidi="ar_AE"/>
         </w:rPr>
         <w:t>طرق أخرى لترجمة المعاني المجازية لهذا المصطلح يمكن أن تشمل "ليسوا شعب الله" أو "متمردون مثل الذين لا ينتمون إلى الله" أو "أشخاص ليس لديهم علامة الانتماء إلى الله".</w:t>
@@ -2805,11 +3407,15 @@
       </w:pPr>
       <w:r>
         <w:rPr>
-          <w:lang w:val="ar_AE" w:bidi="ar_AE"/>
-        </w:rPr>
-      </w:r>
-      <w:r>
-        <w:rPr>
+          <w:rtl/>
+          <w:cs/>
+          <w:lang w:val="ar_AE" w:bidi="ar_AE"/>
+        </w:rPr>
+      </w:r>
+      <w:r>
+        <w:rPr>
+          <w:rtl/>
+          <w:cs/>
           <w:lang w:val="ar_AE" w:bidi="ar_AE"/>
         </w:rPr>
         <w:t>يمكن ترجمة تعبير "غير مختون القلب" كـ "متمرد عنيد" أو "رافض للإيمان". ومع ذلك، إذا كان ذلك ممكنًا، من الأفضل الاحتفاظ بالتعبير أو تعبير مشابه لأن الختان الروحي هو مفهوم مهم.</w:t>
@@ -2822,6 +3428,8 @@
       </w:pPr>
       <w:r>
         <w:rPr>
+          <w:rtl/>
+          <w:cs/>
           <w:lang w:val="ar_AE" w:bidi="ar_AE"/>
         </w:rPr>
         <w:t>اقتراحات الترجمة:</w:t>
@@ -2836,11 +3444,15 @@
       </w:pPr>
       <w:r>
         <w:rPr>
-          <w:lang w:val="ar_AE" w:bidi="ar_AE"/>
-        </w:rPr>
-      </w:r>
-      <w:r>
-        <w:rPr>
+          <w:rtl/>
+          <w:cs/>
+          <w:lang w:val="ar_AE" w:bidi="ar_AE"/>
+        </w:rPr>
+      </w:r>
+      <w:r>
+        <w:rPr>
+          <w:rtl/>
+          <w:cs/>
           <w:lang w:val="ar_AE" w:bidi="ar_AE"/>
         </w:rPr>
         <w:t>إذا كانت ثقافة اللغة المستهدفة تقوم بختان الذكور، يجب استخدام الكلمة المستخدمة للإشارة إلى هذا المصطلح.</w:t>
@@ -2855,11 +3467,15 @@
       </w:pPr>
       <w:r>
         <w:rPr>
-          <w:lang w:val="ar_AE" w:bidi="ar_AE"/>
-        </w:rPr>
-      </w:r>
-      <w:r>
-        <w:rPr>
+          <w:rtl/>
+          <w:cs/>
+          <w:lang w:val="ar_AE" w:bidi="ar_AE"/>
+        </w:rPr>
+      </w:r>
+      <w:r>
+        <w:rPr>
+          <w:rtl/>
+          <w:cs/>
           <w:lang w:val="ar_AE" w:bidi="ar_AE"/>
         </w:rPr>
         <w:t>طرق أخرى لترجمة هذا المصطلح يمكن أن تكون، "قطع دائري" أو "قطع على شكل دائرة" أو "قطع القلفة".</w:t>
@@ -2874,11 +3490,15 @@
       </w:pPr>
       <w:r>
         <w:rPr>
-          <w:lang w:val="ar_AE" w:bidi="ar_AE"/>
-        </w:rPr>
-      </w:r>
-      <w:r>
-        <w:rPr>
+          <w:rtl/>
+          <w:cs/>
+          <w:lang w:val="ar_AE" w:bidi="ar_AE"/>
+        </w:rPr>
+      </w:r>
+      <w:r>
+        <w:rPr>
+          <w:rtl/>
+          <w:cs/>
           <w:lang w:val="ar_AE" w:bidi="ar_AE"/>
         </w:rPr>
         <w:t>في الثقافات التي لا تعرف الختان، قد يكون من الضروري شرحه في حاشية أو في قائمة مصطلحات.</w:t>
@@ -2893,11 +3513,15 @@
       </w:pPr>
       <w:r>
         <w:rPr>
-          <w:lang w:val="ar_AE" w:bidi="ar_AE"/>
-        </w:rPr>
-      </w:r>
-      <w:r>
-        <w:rPr>
+          <w:rtl/>
+          <w:cs/>
+          <w:lang w:val="ar_AE" w:bidi="ar_AE"/>
+        </w:rPr>
+      </w:r>
+      <w:r>
+        <w:rPr>
+          <w:rtl/>
+          <w:cs/>
           <w:lang w:val="ar_AE" w:bidi="ar_AE"/>
         </w:rPr>
         <w:t>تأكد من أن المصطلح المُستخدم للترجمة لا يشير إلى الإناث. قد يكون من الضروري ترجمة هذا بكلمة أو عبارة تتضمن معنى "ذكر".</w:t>
@@ -2909,11 +3533,15 @@
       </w:pPr>
       <w:r>
         <w:rPr>
-          <w:lang w:val="ar_AE" w:bidi="ar_AE"/>
-        </w:rPr>
-      </w:r>
-      <w:r>
-        <w:rPr>
+          <w:rtl/>
+          <w:cs/>
+          <w:lang w:val="ar_AE" w:bidi="ar_AE"/>
+        </w:rPr>
+      </w:r>
+      <w:r>
+        <w:rPr>
+          <w:rtl/>
+          <w:cs/>
           <w:lang w:val="ar_AE" w:bidi="ar_AE"/>
         </w:rPr>
         <w:t>(انظر أيضًا: كيفية ترجمة المجهولات)</w:t>
@@ -2925,35 +3553,47 @@
       </w:pPr>
       <w:r>
         <w:rPr>
-          <w:lang w:val="ar_AE" w:bidi="ar_AE"/>
-        </w:rPr>
-      </w:r>
-      <w:r>
-        <w:rPr>
+          <w:rtl/>
+          <w:cs/>
+          <w:lang w:val="ar_AE" w:bidi="ar_AE"/>
+        </w:rPr>
+      </w:r>
+      <w:r>
+        <w:rPr>
+          <w:rtl/>
+          <w:cs/>
           <w:lang w:val="ar_AE" w:bidi="ar_AE"/>
         </w:rPr>
         <w:t xml:space="preserve">(انظر أيضًا: </w:t>
       </w:r>
       <w:r>
         <w:rPr>
+          <w:rtl/>
+          <w:cs/>
           <w:lang w:val="ar_AE" w:bidi="ar_AE"/>
         </w:rPr>
         <w:t>إبراهيم</w:t>
       </w:r>
       <w:r>
         <w:rPr>
+          <w:rtl/>
+          <w:cs/>
           <w:lang w:val="ar_AE" w:bidi="ar_AE"/>
         </w:rPr>
         <w:t xml:space="preserve">, </w:t>
       </w:r>
       <w:r>
         <w:rPr>
+          <w:rtl/>
+          <w:cs/>
           <w:lang w:val="ar_AE" w:bidi="ar_AE"/>
         </w:rPr>
         <w:t>العهد</w:t>
       </w:r>
       <w:r>
         <w:rPr>
+          <w:rtl/>
+          <w:cs/>
           <w:lang w:val="ar_AE" w:bidi="ar_AE"/>
         </w:rPr>
         <w:t>)</w:t>
@@ -2966,6 +3606,8 @@
       </w:pPr>
       <w:r>
         <w:rPr>
+          <w:rtl/>
+          <w:cs/>
           <w:lang w:val="ar_AE" w:bidi="ar_AE"/>
         </w:rPr>
         <w:t>مراجع الكتاب المقدس:</w:t>
@@ -2980,12 +3622,16 @@
       </w:pPr>
       <w:r>
         <w:rPr>
+          <w:rtl/>
+          <w:cs/>
           <w:lang w:val="ar_AE" w:bidi="ar_AE"/>
         </w:rPr>
       </w:r>
       <w:hyperlink r:id="rId40">
         <w:r>
           <w:rPr>
+            <w:rtl/>
+            <w:cs/>
             <w:lang w:val="ar_AE" w:bidi="ar_AE"/>
           </w:rPr>
           <w:rPr>
@@ -3005,12 +3651,16 @@
       </w:pPr>
       <w:r>
         <w:rPr>
+          <w:rtl/>
+          <w:cs/>
           <w:lang w:val="ar_AE" w:bidi="ar_AE"/>
         </w:rPr>
       </w:r>
       <w:hyperlink r:id="rId41">
         <w:r>
           <w:rPr>
+            <w:rtl/>
+            <w:cs/>
             <w:lang w:val="ar_AE" w:bidi="ar_AE"/>
           </w:rPr>
           <w:rPr>
@@ -3030,12 +3680,16 @@
       </w:pPr>
       <w:r>
         <w:rPr>
+          <w:rtl/>
+          <w:cs/>
           <w:lang w:val="ar_AE" w:bidi="ar_AE"/>
         </w:rPr>
       </w:r>
       <w:hyperlink r:id="rId42">
         <w:r>
           <w:rPr>
+            <w:rtl/>
+            <w:cs/>
             <w:lang w:val="ar_AE" w:bidi="ar_AE"/>
           </w:rPr>
           <w:rPr>
@@ -3055,12 +3709,16 @@
       </w:pPr>
       <w:r>
         <w:rPr>
+          <w:rtl/>
+          <w:cs/>
           <w:lang w:val="ar_AE" w:bidi="ar_AE"/>
         </w:rPr>
       </w:r>
       <w:hyperlink r:id="rId43">
         <w:r>
           <w:rPr>
+            <w:rtl/>
+            <w:cs/>
             <w:lang w:val="ar_AE" w:bidi="ar_AE"/>
           </w:rPr>
           <w:rPr>
@@ -3080,12 +3738,16 @@
       </w:pPr>
       <w:r>
         <w:rPr>
+          <w:rtl/>
+          <w:cs/>
           <w:lang w:val="ar_AE" w:bidi="ar_AE"/>
         </w:rPr>
       </w:r>
       <w:hyperlink r:id="rId44">
         <w:r>
           <w:rPr>
+            <w:rtl/>
+            <w:cs/>
             <w:lang w:val="ar_AE" w:bidi="ar_AE"/>
           </w:rPr>
           <w:rPr>
@@ -3105,12 +3767,16 @@
       </w:pPr>
       <w:r>
         <w:rPr>
+          <w:rtl/>
+          <w:cs/>
           <w:lang w:val="ar_AE" w:bidi="ar_AE"/>
         </w:rPr>
       </w:r>
       <w:hyperlink r:id="rId45">
         <w:r>
           <w:rPr>
+            <w:rtl/>
+            <w:cs/>
             <w:lang w:val="ar_AE" w:bidi="ar_AE"/>
           </w:rPr>
           <w:rPr>
@@ -3130,12 +3796,16 @@
       </w:pPr>
       <w:r>
         <w:rPr>
+          <w:rtl/>
+          <w:cs/>
           <w:lang w:val="ar_AE" w:bidi="ar_AE"/>
         </w:rPr>
       </w:r>
       <w:hyperlink r:id="rId46">
         <w:r>
           <w:rPr>
+            <w:rtl/>
+            <w:cs/>
             <w:lang w:val="ar_AE" w:bidi="ar_AE"/>
           </w:rPr>
           <w:rPr>
@@ -3155,12 +3825,16 @@
       </w:pPr>
       <w:r>
         <w:rPr>
+          <w:rtl/>
+          <w:cs/>
           <w:lang w:val="ar_AE" w:bidi="ar_AE"/>
         </w:rPr>
       </w:r>
       <w:hyperlink r:id="rId47">
         <w:r>
           <w:rPr>
+            <w:rtl/>
+            <w:cs/>
             <w:lang w:val="ar_AE" w:bidi="ar_AE"/>
           </w:rPr>
           <w:rPr>
@@ -3180,12 +3854,16 @@
       </w:pPr>
       <w:r>
         <w:rPr>
+          <w:rtl/>
+          <w:cs/>
           <w:lang w:val="ar_AE" w:bidi="ar_AE"/>
         </w:rPr>
       </w:r>
       <w:hyperlink r:id="rId48">
         <w:r>
           <w:rPr>
+            <w:rtl/>
+            <w:cs/>
             <w:lang w:val="ar_AE" w:bidi="ar_AE"/>
           </w:rPr>
           <w:rPr>
@@ -3205,12 +3883,16 @@
       </w:pPr>
       <w:r>
         <w:rPr>
+          <w:rtl/>
+          <w:cs/>
           <w:lang w:val="ar_AE" w:bidi="ar_AE"/>
         </w:rPr>
       </w:r>
       <w:hyperlink r:id="rId49">
         <w:r>
           <w:rPr>
+            <w:rtl/>
+            <w:cs/>
             <w:lang w:val="ar_AE" w:bidi="ar_AE"/>
           </w:rPr>
           <w:rPr>
@@ -3230,12 +3912,16 @@
       </w:pPr>
       <w:r>
         <w:rPr>
+          <w:rtl/>
+          <w:cs/>
           <w:lang w:val="ar_AE" w:bidi="ar_AE"/>
         </w:rPr>
       </w:r>
       <w:hyperlink r:id="rId50">
         <w:r>
           <w:rPr>
+            <w:rtl/>
+            <w:cs/>
             <w:lang w:val="ar_AE" w:bidi="ar_AE"/>
           </w:rPr>
           <w:rPr>
@@ -3255,12 +3941,16 @@
       </w:pPr>
       <w:r>
         <w:rPr>
+          <w:rtl/>
+          <w:cs/>
           <w:lang w:val="ar_AE" w:bidi="ar_AE"/>
         </w:rPr>
       </w:r>
       <w:hyperlink r:id="rId51">
         <w:r>
           <w:rPr>
+            <w:rtl/>
+            <w:cs/>
             <w:lang w:val="ar_AE" w:bidi="ar_AE"/>
           </w:rPr>
           <w:rPr>
@@ -3280,12 +3970,16 @@
       </w:pPr>
       <w:r>
         <w:rPr>
+          <w:rtl/>
+          <w:cs/>
           <w:lang w:val="ar_AE" w:bidi="ar_AE"/>
         </w:rPr>
       </w:r>
       <w:hyperlink r:id="rId50">
         <w:r>
           <w:rPr>
+            <w:rtl/>
+            <w:cs/>
             <w:lang w:val="ar_AE" w:bidi="ar_AE"/>
           </w:rPr>
           <w:rPr>
@@ -3305,12 +3999,16 @@
       </w:pPr>
       <w:r>
         <w:rPr>
+          <w:rtl/>
+          <w:cs/>
           <w:lang w:val="ar_AE" w:bidi="ar_AE"/>
         </w:rPr>
       </w:r>
       <w:hyperlink r:id="rId52">
         <w:r>
           <w:rPr>
+            <w:rtl/>
+            <w:cs/>
             <w:lang w:val="ar_AE" w:bidi="ar_AE"/>
           </w:rPr>
           <w:rPr>
@@ -3330,12 +4028,16 @@
       </w:pPr>
       <w:r>
         <w:rPr>
+          <w:rtl/>
+          <w:cs/>
           <w:lang w:val="ar_AE" w:bidi="ar_AE"/>
         </w:rPr>
       </w:r>
       <w:hyperlink r:id="rId53">
         <w:r>
           <w:rPr>
+            <w:rtl/>
+            <w:cs/>
             <w:lang w:val="ar_AE" w:bidi="ar_AE"/>
           </w:rPr>
           <w:rPr>
@@ -3355,12 +4057,16 @@
       </w:pPr>
       <w:r>
         <w:rPr>
+          <w:rtl/>
+          <w:cs/>
           <w:lang w:val="ar_AE" w:bidi="ar_AE"/>
         </w:rPr>
       </w:r>
       <w:hyperlink r:id="rId54">
         <w:r>
           <w:rPr>
+            <w:rtl/>
+            <w:cs/>
             <w:lang w:val="ar_AE" w:bidi="ar_AE"/>
           </w:rPr>
           <w:rPr>
@@ -3380,12 +4086,16 @@
       </w:pPr>
       <w:r>
         <w:rPr>
+          <w:rtl/>
+          <w:cs/>
           <w:lang w:val="ar_AE" w:bidi="ar_AE"/>
         </w:rPr>
       </w:r>
       <w:hyperlink r:id="rId55">
         <w:r>
           <w:rPr>
+            <w:rtl/>
+            <w:cs/>
             <w:lang w:val="ar_AE" w:bidi="ar_AE"/>
           </w:rPr>
           <w:rPr>
@@ -3405,12 +4115,16 @@
       </w:pPr>
       <w:r>
         <w:rPr>
+          <w:rtl/>
+          <w:cs/>
           <w:lang w:val="ar_AE" w:bidi="ar_AE"/>
         </w:rPr>
       </w:r>
       <w:hyperlink r:id="rId56">
         <w:r>
           <w:rPr>
+            <w:rtl/>
+            <w:cs/>
             <w:lang w:val="ar_AE" w:bidi="ar_AE"/>
           </w:rPr>
           <w:rPr>
@@ -3430,12 +4144,16 @@
       </w:pPr>
       <w:r>
         <w:rPr>
+          <w:rtl/>
+          <w:cs/>
           <w:lang w:val="ar_AE" w:bidi="ar_AE"/>
         </w:rPr>
       </w:r>
       <w:hyperlink r:id="rId57">
         <w:r>
           <w:rPr>
+            <w:rtl/>
+            <w:cs/>
             <w:lang w:val="ar_AE" w:bidi="ar_AE"/>
           </w:rPr>
           <w:rPr>
@@ -3453,6 +4171,8 @@
       </w:pPr>
       <w:r>
         <w:rPr>
+          <w:rtl/>
+          <w:cs/>
           <w:lang w:val="ar_AE" w:bidi="ar_AE"/>
         </w:rPr>
         <w:t>أمثلة من قصص الكتاب المقدس:</w:t>
@@ -3467,18 +4187,24 @@
       </w:pPr>
       <w:r>
         <w:rPr>
+          <w:rtl/>
+          <w:cs/>
           <w:lang w:val="ar_AE" w:bidi="ar_AE"/>
         </w:rPr>
       </w:r>
       <w:r>
         <w:rPr>
           <w:b/>
+          <w:rtl/>
+          <w:cs/>
           <w:lang w:val="ar_AE" w:bidi="ar_AE"/>
         </w:rPr>
         <w:t>5: 3</w:t>
       </w:r>
       <w:r>
         <w:rPr>
+          <w:rtl/>
+          <w:cs/>
           <w:lang w:val="ar_AE" w:bidi="ar_AE"/>
         </w:rPr>
         <w:t xml:space="preserve"> "يجب أن </w:t>
@@ -3486,12 +4212,16 @@
       <w:r>
         <w:rPr>
           <w:b/>
+          <w:rtl/>
+          <w:cs/>
           <w:lang w:val="ar_AE" w:bidi="ar_AE"/>
         </w:rPr>
         <w:t>تختن</w:t>
       </w:r>
       <w:r>
         <w:rPr>
+          <w:rtl/>
+          <w:cs/>
           <w:lang w:val="ar_AE" w:bidi="ar_AE"/>
         </w:rPr>
         <w:t xml:space="preserve"> كل ذكر في عائلتك."</w:t>
@@ -3506,18 +4236,24 @@
       </w:pPr>
       <w:r>
         <w:rPr>
+          <w:rtl/>
+          <w:cs/>
           <w:lang w:val="ar_AE" w:bidi="ar_AE"/>
         </w:rPr>
       </w:r>
       <w:r>
         <w:rPr>
           <w:b/>
+          <w:rtl/>
+          <w:cs/>
           <w:lang w:val="ar_AE" w:bidi="ar_AE"/>
         </w:rPr>
         <w:t>5: 5</w:t>
       </w:r>
       <w:r>
         <w:rPr>
+          <w:rtl/>
+          <w:cs/>
           <w:lang w:val="ar_AE" w:bidi="ar_AE"/>
         </w:rPr>
         <w:t xml:space="preserve"> في ذلك اليوم ختن إبراهيم جميع الذكور في منزله.</w:t>
@@ -3530,6 +4266,8 @@
       </w:pPr>
       <w:r>
         <w:rPr>
+          <w:rtl/>
+          <w:cs/>
           <w:lang w:val="ar_AE" w:bidi="ar_AE"/>
         </w:rPr>
         <w:t>بيانات الكلمة:</w:t>
@@ -3544,32 +4282,42 @@
       </w:pPr>
       <w:r>
         <w:rPr>
-          <w:lang w:val="ar_AE" w:bidi="ar_AE"/>
-        </w:rPr>
-      </w:r>
-      <w:r>
-        <w:rPr>
+          <w:rtl/>
+          <w:cs/>
+          <w:lang w:val="ar_AE" w:bidi="ar_AE"/>
+        </w:rPr>
+      </w:r>
+      <w:r>
+        <w:rPr>
+          <w:rtl/>
+          <w:cs/>
           <w:lang w:val="ar_AE" w:bidi="ar_AE"/>
         </w:rPr>
         <w:t>سترونغ: H4135, H4139, H5243, H6188, H6189, H6190, G02030, G05640, G19860, G40590, G40610</w:t>
       </w:r>
       <w:r>
         <w:rPr>
-          <w:lang w:val="ar_AE" w:bidi="ar_AE"/>
-        </w:rPr>
-      </w:r>
-      <w:r>
-        <w:rPr>
-          <w:lang w:val="ar_AE" w:bidi="ar_AE"/>
-        </w:rPr>
-      </w:r>
-    </w:p>
-    <w:p>
-      <w:pPr>
-        <w:bidi/>
-      </w:pPr>
-      <w:r>
-        <w:rPr>
+          <w:rtl/>
+          <w:cs/>
+          <w:lang w:val="ar_AE" w:bidi="ar_AE"/>
+        </w:rPr>
+      </w:r>
+      <w:r>
+        <w:rPr>
+          <w:rtl/>
+          <w:cs/>
+          <w:lang w:val="ar_AE" w:bidi="ar_AE"/>
+        </w:rPr>
+      </w:r>
+    </w:p>
+    <w:p>
+      <w:pPr>
+        <w:bidi/>
+      </w:pPr>
+      <w:r>
+        <w:rPr>
+          <w:rtl/>
+          <w:cs/>
           <w:lang w:val="ar_AE" w:bidi="ar_AE"/>
         </w:rPr>
       </w:r>
@@ -3581,12 +4329,16 @@
       </w:pPr>
       <w:r>
         <w:rPr>
+          <w:rtl/>
+          <w:cs/>
           <w:lang w:val="ar_AE" w:bidi="ar_AE"/>
         </w:rPr>
         <w:t>خروف</w:t>
       </w:r>
       <w:r>
         <w:rPr>
+          <w:rtl/>
+          <w:cs/>
           <w:lang w:val="ar_AE" w:bidi="ar_AE"/>
         </w:rPr>
       </w:r>
@@ -3598,6 +4350,8 @@
       </w:pPr>
       <w:r>
         <w:rPr>
+          <w:rtl/>
+          <w:cs/>
           <w:lang w:val="ar_AE" w:bidi="ar_AE"/>
         </w:rPr>
         <w:t>التعريف:</w:t>
@@ -3609,11 +4363,15 @@
       </w:pPr>
       <w:r>
         <w:rPr>
-          <w:lang w:val="ar_AE" w:bidi="ar_AE"/>
-        </w:rPr>
-      </w:r>
-      <w:r>
-        <w:rPr>
+          <w:rtl/>
+          <w:cs/>
+          <w:lang w:val="ar_AE" w:bidi="ar_AE"/>
+        </w:rPr>
+      </w:r>
+      <w:r>
+        <w:rPr>
+          <w:rtl/>
+          <w:cs/>
           <w:lang w:val="ar_AE" w:bidi="ar_AE"/>
         </w:rPr>
         <w:t>الخروف هو حيوان متوسط الحجم بأربع أرجل وله صوف يغطي جسمه. يُسمى الخروف الذكر "كبش". و أما أنثى الخروف فتُسمى "نعجة". جمع كلمة "خروف" هو "خراف".</w:t>
@@ -3628,11 +4386,15 @@
       </w:pPr>
       <w:r>
         <w:rPr>
-          <w:lang w:val="ar_AE" w:bidi="ar_AE"/>
-        </w:rPr>
-      </w:r>
-      <w:r>
-        <w:rPr>
+          <w:rtl/>
+          <w:cs/>
+          <w:lang w:val="ar_AE" w:bidi="ar_AE"/>
+        </w:rPr>
+      </w:r>
+      <w:r>
+        <w:rPr>
+          <w:rtl/>
+          <w:cs/>
           <w:lang w:val="ar_AE" w:bidi="ar_AE"/>
         </w:rPr>
         <w:t>يُطلق على الخروف الصغير اسم "حمل".</w:t>
@@ -3647,11 +4409,15 @@
       </w:pPr>
       <w:r>
         <w:rPr>
-          <w:lang w:val="ar_AE" w:bidi="ar_AE"/>
-        </w:rPr>
-      </w:r>
-      <w:r>
-        <w:rPr>
+          <w:rtl/>
+          <w:cs/>
+          <w:lang w:val="ar_AE" w:bidi="ar_AE"/>
+        </w:rPr>
+      </w:r>
+      <w:r>
+        <w:rPr>
+          <w:rtl/>
+          <w:cs/>
           <w:lang w:val="ar_AE" w:bidi="ar_AE"/>
         </w:rPr>
         <w:t>غالبًا ما كان بنو إسرائيل يستخدمون الأغنام للذبائح، خاصة الأغنام الذكور والأغنام الصغيرة.</w:t>
@@ -3666,11 +4432,15 @@
       </w:pPr>
       <w:r>
         <w:rPr>
-          <w:lang w:val="ar_AE" w:bidi="ar_AE"/>
-        </w:rPr>
-      </w:r>
-      <w:r>
-        <w:rPr>
+          <w:rtl/>
+          <w:cs/>
+          <w:lang w:val="ar_AE" w:bidi="ar_AE"/>
+        </w:rPr>
+      </w:r>
+      <w:r>
+        <w:rPr>
+          <w:rtl/>
+          <w:cs/>
           <w:lang w:val="ar_AE" w:bidi="ar_AE"/>
         </w:rPr>
         <w:t>يأكل الناس لحم الأغنام ويستخدمون صوفها لصنع الملابس وأشياء أخرى.</w:t>
@@ -3685,11 +4455,15 @@
       </w:pPr>
       <w:r>
         <w:rPr>
-          <w:lang w:val="ar_AE" w:bidi="ar_AE"/>
-        </w:rPr>
-      </w:r>
-      <w:r>
-        <w:rPr>
+          <w:rtl/>
+          <w:cs/>
+          <w:lang w:val="ar_AE" w:bidi="ar_AE"/>
+        </w:rPr>
+      </w:r>
+      <w:r>
+        <w:rPr>
+          <w:rtl/>
+          <w:cs/>
           <w:lang w:val="ar_AE" w:bidi="ar_AE"/>
         </w:rPr>
         <w:t>الأغنام حيوانات وديعة للغاية، و ضعيفة، وخجولة. و يسهل التأثير عليها للابتعاد عن القطيع. لذلك يحتاجون إلى راعٍ يقودهم، و يحميهم، و يوفر لهم الطعام و الماء، والمأوى.</w:t>
@@ -3704,11 +4478,15 @@
       </w:pPr>
       <w:r>
         <w:rPr>
-          <w:lang w:val="ar_AE" w:bidi="ar_AE"/>
-        </w:rPr>
-      </w:r>
-      <w:r>
-        <w:rPr>
+          <w:rtl/>
+          <w:cs/>
+          <w:lang w:val="ar_AE" w:bidi="ar_AE"/>
+        </w:rPr>
+      </w:r>
+      <w:r>
+        <w:rPr>
+          <w:rtl/>
+          <w:cs/>
           <w:lang w:val="ar_AE" w:bidi="ar_AE"/>
         </w:rPr>
         <w:t>في الكتاب المقدس، يُشبَّه الناس بالخراف والله راعيهم.</w:t>
@@ -3720,11 +4498,15 @@
       </w:pPr>
       <w:r>
         <w:rPr>
-          <w:lang w:val="ar_AE" w:bidi="ar_AE"/>
-        </w:rPr>
-      </w:r>
-      <w:r>
-        <w:rPr>
+          <w:rtl/>
+          <w:cs/>
+          <w:lang w:val="ar_AE" w:bidi="ar_AE"/>
+        </w:rPr>
+      </w:r>
+      <w:r>
+        <w:rPr>
+          <w:rtl/>
+          <w:cs/>
           <w:lang w:val="ar_AE" w:bidi="ar_AE"/>
         </w:rPr>
         <w:t>(اقتراحات الترجمة: كيفية ترجمة المجهولات)</w:t>
@@ -3736,59 +4518,79 @@
       </w:pPr>
       <w:r>
         <w:rPr>
-          <w:lang w:val="ar_AE" w:bidi="ar_AE"/>
-        </w:rPr>
-      </w:r>
-      <w:r>
-        <w:rPr>
+          <w:rtl/>
+          <w:cs/>
+          <w:lang w:val="ar_AE" w:bidi="ar_AE"/>
+        </w:rPr>
+      </w:r>
+      <w:r>
+        <w:rPr>
+          <w:rtl/>
+          <w:cs/>
           <w:lang w:val="ar_AE" w:bidi="ar_AE"/>
         </w:rPr>
         <w:t xml:space="preserve">(انظر أيضًا: </w:t>
       </w:r>
       <w:r>
         <w:rPr>
+          <w:rtl/>
+          <w:cs/>
           <w:lang w:val="ar_AE" w:bidi="ar_AE"/>
         </w:rPr>
         <w:t>إسرائيل</w:t>
       </w:r>
       <w:r>
         <w:rPr>
+          <w:rtl/>
+          <w:cs/>
           <w:lang w:val="ar_AE" w:bidi="ar_AE"/>
         </w:rPr>
         <w:t xml:space="preserve">, </w:t>
       </w:r>
       <w:r>
         <w:rPr>
+          <w:rtl/>
+          <w:cs/>
           <w:lang w:val="ar_AE" w:bidi="ar_AE"/>
         </w:rPr>
         <w:t>حمل</w:t>
       </w:r>
       <w:r>
         <w:rPr>
+          <w:rtl/>
+          <w:cs/>
           <w:lang w:val="ar_AE" w:bidi="ar_AE"/>
         </w:rPr>
         <w:t xml:space="preserve">, </w:t>
       </w:r>
       <w:r>
         <w:rPr>
+          <w:rtl/>
+          <w:cs/>
           <w:lang w:val="ar_AE" w:bidi="ar_AE"/>
         </w:rPr>
         <w:t>ذبيحة</w:t>
       </w:r>
       <w:r>
         <w:rPr>
+          <w:rtl/>
+          <w:cs/>
           <w:lang w:val="ar_AE" w:bidi="ar_AE"/>
         </w:rPr>
         <w:t xml:space="preserve">, </w:t>
       </w:r>
       <w:r>
         <w:rPr>
+          <w:rtl/>
+          <w:cs/>
           <w:lang w:val="ar_AE" w:bidi="ar_AE"/>
         </w:rPr>
         <w:t>راعي</w:t>
       </w:r>
       <w:r>
         <w:rPr>
+          <w:rtl/>
+          <w:cs/>
           <w:lang w:val="ar_AE" w:bidi="ar_AE"/>
         </w:rPr>
         <w:t>)</w:t>
@@ -3801,6 +4603,8 @@
       </w:pPr>
       <w:r>
         <w:rPr>
+          <w:rtl/>
+          <w:cs/>
           <w:lang w:val="ar_AE" w:bidi="ar_AE"/>
         </w:rPr>
         <w:t>نصوص كتابية:</w:t>
@@ -3815,12 +4619,16 @@
       </w:pPr>
       <w:r>
         <w:rPr>
+          <w:rtl/>
+          <w:cs/>
           <w:lang w:val="ar_AE" w:bidi="ar_AE"/>
         </w:rPr>
       </w:r>
       <w:hyperlink r:id="rId58">
         <w:r>
           <w:rPr>
+            <w:rtl/>
+            <w:cs/>
             <w:lang w:val="ar_AE" w:bidi="ar_AE"/>
           </w:rPr>
           <w:rPr>
@@ -3840,12 +4648,16 @@
       </w:pPr>
       <w:r>
         <w:rPr>
+          <w:rtl/>
+          <w:cs/>
           <w:lang w:val="ar_AE" w:bidi="ar_AE"/>
         </w:rPr>
       </w:r>
       <w:hyperlink r:id="rId59">
         <w:r>
           <w:rPr>
+            <w:rtl/>
+            <w:cs/>
             <w:lang w:val="ar_AE" w:bidi="ar_AE"/>
           </w:rPr>
           <w:rPr>
@@ -3865,12 +4677,16 @@
       </w:pPr>
       <w:r>
         <w:rPr>
+          <w:rtl/>
+          <w:cs/>
           <w:lang w:val="ar_AE" w:bidi="ar_AE"/>
         </w:rPr>
       </w:r>
       <w:hyperlink r:id="rId60">
         <w:r>
           <w:rPr>
+            <w:rtl/>
+            <w:cs/>
             <w:lang w:val="ar_AE" w:bidi="ar_AE"/>
           </w:rPr>
           <w:rPr>
@@ -3890,12 +4706,16 @@
       </w:pPr>
       <w:r>
         <w:rPr>
+          <w:rtl/>
+          <w:cs/>
           <w:lang w:val="ar_AE" w:bidi="ar_AE"/>
         </w:rPr>
       </w:r>
       <w:hyperlink r:id="rId61">
         <w:r>
           <w:rPr>
+            <w:rtl/>
+            <w:cs/>
             <w:lang w:val="ar_AE" w:bidi="ar_AE"/>
           </w:rPr>
           <w:rPr>
@@ -3915,12 +4735,16 @@
       </w:pPr>
       <w:r>
         <w:rPr>
+          <w:rtl/>
+          <w:cs/>
           <w:lang w:val="ar_AE" w:bidi="ar_AE"/>
         </w:rPr>
       </w:r>
       <w:hyperlink r:id="rId62">
         <w:r>
           <w:rPr>
+            <w:rtl/>
+            <w:cs/>
             <w:lang w:val="ar_AE" w:bidi="ar_AE"/>
           </w:rPr>
           <w:rPr>
@@ -3940,12 +4764,16 @@
       </w:pPr>
       <w:r>
         <w:rPr>
+          <w:rtl/>
+          <w:cs/>
           <w:lang w:val="ar_AE" w:bidi="ar_AE"/>
         </w:rPr>
       </w:r>
       <w:hyperlink r:id="rId63">
         <w:r>
           <w:rPr>
+            <w:rtl/>
+            <w:cs/>
             <w:lang w:val="ar_AE" w:bidi="ar_AE"/>
           </w:rPr>
           <w:rPr>
@@ -3965,12 +4793,16 @@
       </w:pPr>
       <w:r>
         <w:rPr>
+          <w:rtl/>
+          <w:cs/>
           <w:lang w:val="ar_AE" w:bidi="ar_AE"/>
         </w:rPr>
       </w:r>
       <w:hyperlink r:id="rId64">
         <w:r>
           <w:rPr>
+            <w:rtl/>
+            <w:cs/>
             <w:lang w:val="ar_AE" w:bidi="ar_AE"/>
           </w:rPr>
           <w:rPr>
@@ -3990,12 +4822,16 @@
       </w:pPr>
       <w:r>
         <w:rPr>
+          <w:rtl/>
+          <w:cs/>
           <w:lang w:val="ar_AE" w:bidi="ar_AE"/>
         </w:rPr>
       </w:r>
       <w:hyperlink r:id="rId65">
         <w:r>
           <w:rPr>
+            <w:rtl/>
+            <w:cs/>
             <w:lang w:val="ar_AE" w:bidi="ar_AE"/>
           </w:rPr>
           <w:rPr>
@@ -4015,12 +4851,16 @@
       </w:pPr>
       <w:r>
         <w:rPr>
+          <w:rtl/>
+          <w:cs/>
           <w:lang w:val="ar_AE" w:bidi="ar_AE"/>
         </w:rPr>
       </w:r>
       <w:hyperlink r:id="rId66">
         <w:r>
           <w:rPr>
+            <w:rtl/>
+            <w:cs/>
             <w:lang w:val="ar_AE" w:bidi="ar_AE"/>
           </w:rPr>
           <w:rPr>
@@ -4038,6 +4878,8 @@
       </w:pPr>
       <w:r>
         <w:rPr>
+          <w:rtl/>
+          <w:cs/>
           <w:lang w:val="ar_AE" w:bidi="ar_AE"/>
         </w:rPr>
         <w:t>أمثلة من قصص الكتاب المقدس:</w:t>
@@ -4052,18 +4894,24 @@
       </w:pPr>
       <w:r>
         <w:rPr>
+          <w:rtl/>
+          <w:cs/>
           <w:lang w:val="ar_AE" w:bidi="ar_AE"/>
         </w:rPr>
       </w:r>
       <w:r>
         <w:rPr>
           <w:b/>
+          <w:rtl/>
+          <w:cs/>
           <w:lang w:val="ar_AE" w:bidi="ar_AE"/>
         </w:rPr>
         <w:t xml:space="preserve">9 :12 </w:t>
       </w:r>
       <w:r>
         <w:rPr>
+          <w:rtl/>
+          <w:cs/>
           <w:lang w:val="ar_AE" w:bidi="ar_AE"/>
         </w:rPr>
         <w:t xml:space="preserve"> ذات يوم، بينما كان موسى يرعى </w:t>
@@ -4071,12 +4919,16 @@
       <w:r>
         <w:rPr>
           <w:b/>
+          <w:rtl/>
+          <w:cs/>
           <w:lang w:val="ar_AE" w:bidi="ar_AE"/>
         </w:rPr>
         <w:t>الغنم</w:t>
       </w:r>
       <w:r>
         <w:rPr>
+          <w:rtl/>
+          <w:cs/>
           <w:lang w:val="ar_AE" w:bidi="ar_AE"/>
         </w:rPr>
         <w:t>، رأى عليقة مشتعلة.</w:t>
@@ -4091,18 +4943,24 @@
       </w:pPr>
       <w:r>
         <w:rPr>
+          <w:rtl/>
+          <w:cs/>
           <w:lang w:val="ar_AE" w:bidi="ar_AE"/>
         </w:rPr>
       </w:r>
       <w:r>
         <w:rPr>
           <w:b/>
+          <w:rtl/>
+          <w:cs/>
           <w:lang w:val="ar_AE" w:bidi="ar_AE"/>
         </w:rPr>
         <w:t xml:space="preserve">17 :2 </w:t>
       </w:r>
       <w:r>
         <w:rPr>
+          <w:rtl/>
+          <w:cs/>
           <w:lang w:val="ar_AE" w:bidi="ar_AE"/>
         </w:rPr>
         <w:t xml:space="preserve"> كان داود راعياً من بلدة بيت لحم. و في أوقات مختلفة، بينما كان يراقب </w:t>
@@ -4110,12 +4968,16 @@
       <w:r>
         <w:rPr>
           <w:b/>
+          <w:rtl/>
+          <w:cs/>
           <w:lang w:val="ar_AE" w:bidi="ar_AE"/>
         </w:rPr>
         <w:t xml:space="preserve">غنم </w:t>
       </w:r>
       <w:r>
         <w:rPr>
+          <w:rtl/>
+          <w:cs/>
           <w:lang w:val="ar_AE" w:bidi="ar_AE"/>
         </w:rPr>
         <w:t xml:space="preserve">أبيه، قتل داود أسداً ودباً كانا يهاجمان </w:t>
@@ -4123,12 +4985,16 @@
       <w:r>
         <w:rPr>
           <w:b/>
+          <w:rtl/>
+          <w:cs/>
           <w:lang w:val="ar_AE" w:bidi="ar_AE"/>
         </w:rPr>
         <w:t>الغنم</w:t>
       </w:r>
       <w:r>
         <w:rPr>
+          <w:rtl/>
+          <w:cs/>
           <w:lang w:val="ar_AE" w:bidi="ar_AE"/>
         </w:rPr>
         <w:t>.</w:t>
@@ -4143,18 +5009,24 @@
       </w:pPr>
       <w:r>
         <w:rPr>
+          <w:rtl/>
+          <w:cs/>
           <w:lang w:val="ar_AE" w:bidi="ar_AE"/>
         </w:rPr>
       </w:r>
       <w:r>
         <w:rPr>
           <w:b/>
+          <w:rtl/>
+          <w:cs/>
           <w:lang w:val="ar_AE" w:bidi="ar_AE"/>
         </w:rPr>
         <w:t xml:space="preserve">30 :3 </w:t>
       </w:r>
       <w:r>
         <w:rPr>
+          <w:rtl/>
+          <w:cs/>
           <w:lang w:val="ar_AE" w:bidi="ar_AE"/>
         </w:rPr>
         <w:t xml:space="preserve"> كان الشعب، في نظر يسوع، ك</w:t>
@@ -4162,12 +5034,16 @@
       <w:r>
         <w:rPr>
           <w:b/>
+          <w:rtl/>
+          <w:cs/>
           <w:lang w:val="ar_AE" w:bidi="ar_AE"/>
         </w:rPr>
         <w:t>غنم</w:t>
       </w:r>
       <w:r>
         <w:rPr>
+          <w:rtl/>
+          <w:cs/>
           <w:lang w:val="ar_AE" w:bidi="ar_AE"/>
         </w:rPr>
         <w:t xml:space="preserve"> لا راعي لها.</w:t>
@@ -4182,24 +5058,32 @@
       </w:pPr>
       <w:r>
         <w:rPr>
+          <w:rtl/>
+          <w:cs/>
           <w:lang w:val="ar_AE" w:bidi="ar_AE"/>
         </w:rPr>
       </w:r>
       <w:r>
         <w:rPr>
           <w:b/>
+          <w:rtl/>
+          <w:cs/>
           <w:lang w:val="ar_AE" w:bidi="ar_AE"/>
         </w:rPr>
         <w:t xml:space="preserve">38 :8 </w:t>
       </w:r>
       <w:r>
         <w:rPr>
+          <w:rtl/>
+          <w:cs/>
           <w:lang w:val="ar_AE" w:bidi="ar_AE"/>
         </w:rPr>
         <w:t xml:space="preserve"> قال يسوع، "كلكم ستتركونني الليلة. </w:t>
       </w:r>
       <w:r>
         <w:rPr>
+          <w:rtl/>
+          <w:cs/>
           <w:lang w:val="ar_AE" w:bidi="ar_AE"/>
         </w:rPr>
         <w:t xml:space="preserve">لِأَنَّهُ مَكْتُوبٌ: أَنِّي أَضْرِبُ ٱلرَّاعِيَ فَتَتَبَدَّدُ </w:t>
@@ -4207,18 +5091,24 @@
       <w:r>
         <w:rPr>
           <w:b/>
+          <w:rtl/>
+          <w:cs/>
           <w:lang w:val="ar_AE" w:bidi="ar_AE"/>
         </w:rPr>
         <w:t xml:space="preserve">خِرَافُ </w:t>
       </w:r>
       <w:r>
         <w:rPr>
+          <w:rtl/>
+          <w:cs/>
           <w:lang w:val="ar_AE" w:bidi="ar_AE"/>
         </w:rPr>
         <w:t>ٱلرَّعِيَّةِ</w:t>
       </w:r>
       <w:r>
         <w:rPr>
+          <w:rtl/>
+          <w:cs/>
           <w:lang w:val="ar_AE" w:bidi="ar_AE"/>
         </w:rPr>
         <w:t>.'"</w:t>
@@ -4231,6 +5121,8 @@
       </w:pPr>
       <w:r>
         <w:rPr>
+          <w:rtl/>
+          <w:cs/>
           <w:lang w:val="ar_AE" w:bidi="ar_AE"/>
         </w:rPr>
         <w:t>بيانات الكلمة:</w:t>
@@ -4245,32 +5137,42 @@
       </w:pPr>
       <w:r>
         <w:rPr>
-          <w:lang w:val="ar_AE" w:bidi="ar_AE"/>
-        </w:rPr>
-      </w:r>
-      <w:r>
-        <w:rPr>
+          <w:rtl/>
+          <w:cs/>
+          <w:lang w:val="ar_AE" w:bidi="ar_AE"/>
+        </w:rPr>
+      </w:r>
+      <w:r>
+        <w:rPr>
+          <w:rtl/>
+          <w:cs/>
           <w:lang w:val="ar_AE" w:bidi="ar_AE"/>
         </w:rPr>
         <w:t>سترونج: H0352, H1494, H1798, H2169, H3104, H3532, H3535, H3733, H3775, H5739, H5763, H6260, H6629, H6792, H7353, H7462, H7716, G41650, G42620, G42630</w:t>
       </w:r>
       <w:r>
         <w:rPr>
-          <w:lang w:val="ar_AE" w:bidi="ar_AE"/>
-        </w:rPr>
-      </w:r>
-      <w:r>
-        <w:rPr>
-          <w:lang w:val="ar_AE" w:bidi="ar_AE"/>
-        </w:rPr>
-      </w:r>
-    </w:p>
-    <w:p>
-      <w:pPr>
-        <w:bidi/>
-      </w:pPr>
-      <w:r>
-        <w:rPr>
+          <w:rtl/>
+          <w:cs/>
+          <w:lang w:val="ar_AE" w:bidi="ar_AE"/>
+        </w:rPr>
+      </w:r>
+      <w:r>
+        <w:rPr>
+          <w:rtl/>
+          <w:cs/>
+          <w:lang w:val="ar_AE" w:bidi="ar_AE"/>
+        </w:rPr>
+      </w:r>
+    </w:p>
+    <w:p>
+      <w:pPr>
+        <w:bidi/>
+      </w:pPr>
+      <w:r>
+        <w:rPr>
+          <w:rtl/>
+          <w:cs/>
           <w:lang w:val="ar_AE" w:bidi="ar_AE"/>
         </w:rPr>
       </w:r>
@@ -4282,12 +5184,16 @@
       </w:pPr>
       <w:r>
         <w:rPr>
+          <w:rtl/>
+          <w:cs/>
           <w:lang w:val="ar_AE" w:bidi="ar_AE"/>
         </w:rPr>
         <w:t>خزائن</w:t>
       </w:r>
       <w:r>
         <w:rPr>
+          <w:rtl/>
+          <w:cs/>
           <w:lang w:val="ar_AE" w:bidi="ar_AE"/>
         </w:rPr>
       </w:r>
@@ -4299,6 +5205,8 @@
       </w:pPr>
       <w:r>
         <w:rPr>
+          <w:rtl/>
+          <w:cs/>
           <w:lang w:val="ar_AE" w:bidi="ar_AE"/>
         </w:rPr>
         <w:t>التعريف:</w:t>
@@ -4310,11 +5218,15 @@
       </w:pPr>
       <w:r>
         <w:rPr>
-          <w:lang w:val="ar_AE" w:bidi="ar_AE"/>
-        </w:rPr>
-      </w:r>
-      <w:r>
-        <w:rPr>
+          <w:rtl/>
+          <w:cs/>
+          <w:lang w:val="ar_AE" w:bidi="ar_AE"/>
+        </w:rPr>
+      </w:r>
+      <w:r>
+        <w:rPr>
+          <w:rtl/>
+          <w:cs/>
           <w:lang w:val="ar_AE" w:bidi="ar_AE"/>
         </w:rPr>
         <w:t>المخزن هو مبنى كبير يستخدم لحفظ الطعام أو الأشياء الأخرى، لفترة طويلة غالبًا.</w:t>
@@ -4329,11 +5241,15 @@
       </w:pPr>
       <w:r>
         <w:rPr>
-          <w:lang w:val="ar_AE" w:bidi="ar_AE"/>
-        </w:rPr>
-      </w:r>
-      <w:r>
-        <w:rPr>
+          <w:rtl/>
+          <w:cs/>
+          <w:lang w:val="ar_AE" w:bidi="ar_AE"/>
+        </w:rPr>
+      </w:r>
+      <w:r>
+        <w:rPr>
+          <w:rtl/>
+          <w:cs/>
           <w:lang w:val="ar_AE" w:bidi="ar_AE"/>
         </w:rPr>
         <w:t>في الكتاب المقدس، كان المخزن يُستخدم عادةً لتخزين الحبوب الزائدة والطعام الآخر ليتم استخدامه لاحقًا عندما يكون هناك مجاعة.</w:t>
@@ -4348,11 +5264,15 @@
       </w:pPr>
       <w:r>
         <w:rPr>
-          <w:lang w:val="ar_AE" w:bidi="ar_AE"/>
-        </w:rPr>
-      </w:r>
-      <w:r>
-        <w:rPr>
+          <w:rtl/>
+          <w:cs/>
+          <w:lang w:val="ar_AE" w:bidi="ar_AE"/>
+        </w:rPr>
+      </w:r>
+      <w:r>
+        <w:rPr>
+          <w:rtl/>
+          <w:cs/>
           <w:lang w:val="ar_AE" w:bidi="ar_AE"/>
         </w:rPr>
         <w:t>استُخدم هذا المصطلح أيضًا بشكل مجازي للإشارة إلى كل الأشياء الجيدة التي يريد الله إعطائها لشعبه.</w:t>
@@ -4367,11 +5287,15 @@
       </w:pPr>
       <w:r>
         <w:rPr>
-          <w:lang w:val="ar_AE" w:bidi="ar_AE"/>
-        </w:rPr>
-      </w:r>
-      <w:r>
-        <w:rPr>
+          <w:rtl/>
+          <w:cs/>
+          <w:lang w:val="ar_AE" w:bidi="ar_AE"/>
+        </w:rPr>
+      </w:r>
+      <w:r>
+        <w:rPr>
+          <w:rtl/>
+          <w:cs/>
           <w:lang w:val="ar_AE" w:bidi="ar_AE"/>
         </w:rPr>
         <w:t>احتوت خزائن الهيكل على أشياء ثمينة تم تكريسها ليهوه، مثل الذهب والفضة. وبعض الأشياء التي كانت تُستخدم لإصلاح وصيانة الهيكل تم الاحتفاظ بها هناك أيضًا.</w:t>
@@ -4386,11 +5310,15 @@
       </w:pPr>
       <w:r>
         <w:rPr>
-          <w:lang w:val="ar_AE" w:bidi="ar_AE"/>
-        </w:rPr>
-      </w:r>
-      <w:r>
-        <w:rPr>
+          <w:rtl/>
+          <w:cs/>
+          <w:lang w:val="ar_AE" w:bidi="ar_AE"/>
+        </w:rPr>
+      </w:r>
+      <w:r>
+        <w:rPr>
+          <w:rtl/>
+          <w:cs/>
           <w:lang w:val="ar_AE" w:bidi="ar_AE"/>
         </w:rPr>
         <w:t>طرق أخرى لترجمة "المخزن" يمكن أن تشمل "مبنى لتخزين الحبوب" أو "مكان لحفظ الطعام" أو "غرفة لحفظ الأشياء الثمينة بأمان".</w:t>
@@ -4402,95 +5330,127 @@
       </w:pPr>
       <w:r>
         <w:rPr>
-          <w:lang w:val="ar_AE" w:bidi="ar_AE"/>
-        </w:rPr>
-      </w:r>
-      <w:r>
-        <w:rPr>
+          <w:rtl/>
+          <w:cs/>
+          <w:lang w:val="ar_AE" w:bidi="ar_AE"/>
+        </w:rPr>
+      </w:r>
+      <w:r>
+        <w:rPr>
+          <w:rtl/>
+          <w:cs/>
           <w:lang w:val="ar_AE" w:bidi="ar_AE"/>
         </w:rPr>
         <w:t xml:space="preserve">(انظر أيضًا: </w:t>
       </w:r>
       <w:r>
         <w:rPr>
+          <w:rtl/>
+          <w:cs/>
           <w:lang w:val="ar_AE" w:bidi="ar_AE"/>
         </w:rPr>
         <w:t>يكرس</w:t>
       </w:r>
       <w:r>
         <w:rPr>
+          <w:rtl/>
+          <w:cs/>
           <w:lang w:val="ar_AE" w:bidi="ar_AE"/>
         </w:rPr>
         <w:t xml:space="preserve">, </w:t>
       </w:r>
       <w:r>
         <w:rPr>
+          <w:rtl/>
+          <w:cs/>
           <w:lang w:val="ar_AE" w:bidi="ar_AE"/>
         </w:rPr>
         <w:t>يخصص</w:t>
       </w:r>
       <w:r>
         <w:rPr>
+          <w:rtl/>
+          <w:cs/>
           <w:lang w:val="ar_AE" w:bidi="ar_AE"/>
         </w:rPr>
         <w:t xml:space="preserve">, </w:t>
       </w:r>
       <w:r>
         <w:rPr>
+          <w:rtl/>
+          <w:cs/>
           <w:lang w:val="ar_AE" w:bidi="ar_AE"/>
         </w:rPr>
         <w:t>مجاعة</w:t>
       </w:r>
       <w:r>
         <w:rPr>
+          <w:rtl/>
+          <w:cs/>
           <w:lang w:val="ar_AE" w:bidi="ar_AE"/>
         </w:rPr>
         <w:t xml:space="preserve">, </w:t>
       </w:r>
       <w:r>
         <w:rPr>
+          <w:rtl/>
+          <w:cs/>
           <w:lang w:val="ar_AE" w:bidi="ar_AE"/>
         </w:rPr>
         <w:t>ذهب</w:t>
       </w:r>
       <w:r>
         <w:rPr>
+          <w:rtl/>
+          <w:cs/>
           <w:lang w:val="ar_AE" w:bidi="ar_AE"/>
         </w:rPr>
         <w:t xml:space="preserve">, </w:t>
       </w:r>
       <w:r>
         <w:rPr>
+          <w:rtl/>
+          <w:cs/>
           <w:lang w:val="ar_AE" w:bidi="ar_AE"/>
         </w:rPr>
         <w:t>حبوب</w:t>
       </w:r>
       <w:r>
         <w:rPr>
+          <w:rtl/>
+          <w:cs/>
           <w:lang w:val="ar_AE" w:bidi="ar_AE"/>
         </w:rPr>
         <w:t xml:space="preserve">, </w:t>
       </w:r>
       <w:r>
         <w:rPr>
+          <w:rtl/>
+          <w:cs/>
           <w:lang w:val="ar_AE" w:bidi="ar_AE"/>
         </w:rPr>
         <w:t>فضة</w:t>
       </w:r>
       <w:r>
         <w:rPr>
+          <w:rtl/>
+          <w:cs/>
           <w:lang w:val="ar_AE" w:bidi="ar_AE"/>
         </w:rPr>
         <w:t xml:space="preserve">, </w:t>
       </w:r>
       <w:r>
         <w:rPr>
+          <w:rtl/>
+          <w:cs/>
           <w:lang w:val="ar_AE" w:bidi="ar_AE"/>
         </w:rPr>
         <w:t>هيكل</w:t>
       </w:r>
       <w:r>
         <w:rPr>
+          <w:rtl/>
+          <w:cs/>
           <w:lang w:val="ar_AE" w:bidi="ar_AE"/>
         </w:rPr>
         <w:t>)</w:t>
@@ -4503,6 +5463,8 @@
       </w:pPr>
       <w:r>
         <w:rPr>
+          <w:rtl/>
+          <w:cs/>
           <w:lang w:val="ar_AE" w:bidi="ar_AE"/>
         </w:rPr>
         <w:t>شواهد الكتاب المقدس:</w:t>
@@ -4517,12 +5479,16 @@
       </w:pPr>
       <w:r>
         <w:rPr>
+          <w:rtl/>
+          <w:cs/>
           <w:lang w:val="ar_AE" w:bidi="ar_AE"/>
         </w:rPr>
       </w:r>
       <w:hyperlink r:id="rId67">
         <w:r>
           <w:rPr>
+            <w:rtl/>
+            <w:cs/>
             <w:lang w:val="ar_AE" w:bidi="ar_AE"/>
           </w:rPr>
           <w:rPr>
@@ -4542,12 +5508,16 @@
       </w:pPr>
       <w:r>
         <w:rPr>
+          <w:rtl/>
+          <w:cs/>
           <w:lang w:val="ar_AE" w:bidi="ar_AE"/>
         </w:rPr>
       </w:r>
       <w:hyperlink r:id="rId68">
         <w:r>
           <w:rPr>
+            <w:rtl/>
+            <w:cs/>
             <w:lang w:val="ar_AE" w:bidi="ar_AE"/>
           </w:rPr>
           <w:rPr>
@@ -4567,12 +5537,16 @@
       </w:pPr>
       <w:r>
         <w:rPr>
+          <w:rtl/>
+          <w:cs/>
           <w:lang w:val="ar_AE" w:bidi="ar_AE"/>
         </w:rPr>
       </w:r>
       <w:hyperlink r:id="rId69">
         <w:r>
           <w:rPr>
+            <w:rtl/>
+            <w:cs/>
             <w:lang w:val="ar_AE" w:bidi="ar_AE"/>
           </w:rPr>
           <w:rPr>
@@ -4592,12 +5566,16 @@
       </w:pPr>
       <w:r>
         <w:rPr>
+          <w:rtl/>
+          <w:cs/>
           <w:lang w:val="ar_AE" w:bidi="ar_AE"/>
         </w:rPr>
       </w:r>
       <w:hyperlink r:id="rId70">
         <w:r>
           <w:rPr>
+            <w:rtl/>
+            <w:cs/>
             <w:lang w:val="ar_AE" w:bidi="ar_AE"/>
           </w:rPr>
           <w:rPr>
@@ -4615,6 +5593,8 @@
       </w:pPr>
       <w:r>
         <w:rPr>
+          <w:rtl/>
+          <w:cs/>
           <w:lang w:val="ar_AE" w:bidi="ar_AE"/>
         </w:rPr>
         <w:t>بيانات الكلمة:</w:t>
@@ -4629,32 +5609,42 @@
       </w:pPr>
       <w:r>
         <w:rPr>
-          <w:lang w:val="ar_AE" w:bidi="ar_AE"/>
-        </w:rPr>
-      </w:r>
-      <w:r>
-        <w:rPr>
+          <w:rtl/>
+          <w:cs/>
+          <w:lang w:val="ar_AE" w:bidi="ar_AE"/>
+        </w:rPr>
+      </w:r>
+      <w:r>
+        <w:rPr>
+          <w:rtl/>
+          <w:cs/>
           <w:lang w:val="ar_AE" w:bidi="ar_AE"/>
         </w:rPr>
         <w:t>سترونج: H0214, H0618, H0624, H4035, H4200, H4543, G05960</w:t>
       </w:r>
       <w:r>
         <w:rPr>
-          <w:lang w:val="ar_AE" w:bidi="ar_AE"/>
-        </w:rPr>
-      </w:r>
-      <w:r>
-        <w:rPr>
-          <w:lang w:val="ar_AE" w:bidi="ar_AE"/>
-        </w:rPr>
-      </w:r>
-    </w:p>
-    <w:p>
-      <w:pPr>
-        <w:bidi/>
-      </w:pPr>
-      <w:r>
-        <w:rPr>
+          <w:rtl/>
+          <w:cs/>
+          <w:lang w:val="ar_AE" w:bidi="ar_AE"/>
+        </w:rPr>
+      </w:r>
+      <w:r>
+        <w:rPr>
+          <w:rtl/>
+          <w:cs/>
+          <w:lang w:val="ar_AE" w:bidi="ar_AE"/>
+        </w:rPr>
+      </w:r>
+    </w:p>
+    <w:p>
+      <w:pPr>
+        <w:bidi/>
+      </w:pPr>
+      <w:r>
+        <w:rPr>
+          <w:rtl/>
+          <w:cs/>
           <w:lang w:val="ar_AE" w:bidi="ar_AE"/>
         </w:rPr>
       </w:r>
@@ -4666,12 +5656,16 @@
       </w:pPr>
       <w:r>
         <w:rPr>
+          <w:rtl/>
+          <w:cs/>
           <w:lang w:val="ar_AE" w:bidi="ar_AE"/>
         </w:rPr>
         <w:t>خَصْم</w:t>
       </w:r>
       <w:r>
         <w:rPr>
+          <w:rtl/>
+          <w:cs/>
           <w:lang w:val="ar_AE" w:bidi="ar_AE"/>
         </w:rPr>
       </w:r>
@@ -4683,6 +5677,8 @@
       </w:pPr>
       <w:r>
         <w:rPr>
+          <w:rtl/>
+          <w:cs/>
           <w:lang w:val="ar_AE" w:bidi="ar_AE"/>
         </w:rPr>
         <w:t>التعريف:</w:t>
@@ -4694,11 +5690,15 @@
       </w:pPr>
       <w:r>
         <w:rPr>
-          <w:lang w:val="ar_AE" w:bidi="ar_AE"/>
-        </w:rPr>
-      </w:r>
-      <w:r>
-        <w:rPr>
+          <w:rtl/>
+          <w:cs/>
+          <w:lang w:val="ar_AE" w:bidi="ar_AE"/>
+        </w:rPr>
+      </w:r>
+      <w:r>
+        <w:rPr>
+          <w:rtl/>
+          <w:cs/>
           <w:lang w:val="ar_AE" w:bidi="ar_AE"/>
         </w:rPr>
         <w:t>"الخَصْم" هو شخص (أو مجموعة من الأفراد) يعارض أحدهم الآخر. وكلمة "عدو" لها معنى مشابه.</w:t>
@@ -4713,11 +5713,15 @@
       </w:pPr>
       <w:r>
         <w:rPr>
-          <w:lang w:val="ar_AE" w:bidi="ar_AE"/>
-        </w:rPr>
-      </w:r>
-      <w:r>
-        <w:rPr>
+          <w:rtl/>
+          <w:cs/>
+          <w:lang w:val="ar_AE" w:bidi="ar_AE"/>
+        </w:rPr>
+      </w:r>
+      <w:r>
+        <w:rPr>
+          <w:rtl/>
+          <w:cs/>
           <w:lang w:val="ar_AE" w:bidi="ar_AE"/>
         </w:rPr>
         <w:t>يمكن أن يكون خَصْمك شخصًا يحاول معارضة شخصٍ آخر أو إيذاءه.</w:t>
@@ -4732,11 +5736,15 @@
       </w:pPr>
       <w:r>
         <w:rPr>
-          <w:lang w:val="ar_AE" w:bidi="ar_AE"/>
-        </w:rPr>
-      </w:r>
-      <w:r>
-        <w:rPr>
+          <w:rtl/>
+          <w:cs/>
+          <w:lang w:val="ar_AE" w:bidi="ar_AE"/>
+        </w:rPr>
+      </w:r>
+      <w:r>
+        <w:rPr>
+          <w:rtl/>
+          <w:cs/>
           <w:lang w:val="ar_AE" w:bidi="ar_AE"/>
         </w:rPr>
         <w:t>عندما تتحارب دولتان، يمكن أن يُطلق على كل منهما "خَصْم" للأخرى.</w:t>
@@ -4751,11 +5759,15 @@
       </w:pPr>
       <w:r>
         <w:rPr>
-          <w:lang w:val="ar_AE" w:bidi="ar_AE"/>
-        </w:rPr>
-      </w:r>
-      <w:r>
-        <w:rPr>
+          <w:rtl/>
+          <w:cs/>
+          <w:lang w:val="ar_AE" w:bidi="ar_AE"/>
+        </w:rPr>
+      </w:r>
+      <w:r>
+        <w:rPr>
+          <w:rtl/>
+          <w:cs/>
           <w:lang w:val="ar_AE" w:bidi="ar_AE"/>
         </w:rPr>
         <w:t>في الكتاب المقدَّس، يُشار إلى الشيطان على أنه "خَصْمٌ" و"عدوٌ".</w:t>
@@ -4770,11 +5782,15 @@
       </w:pPr>
       <w:r>
         <w:rPr>
-          <w:lang w:val="ar_AE" w:bidi="ar_AE"/>
-        </w:rPr>
-      </w:r>
-      <w:r>
-        <w:rPr>
+          <w:rtl/>
+          <w:cs/>
+          <w:lang w:val="ar_AE" w:bidi="ar_AE"/>
+        </w:rPr>
+      </w:r>
+      <w:r>
+        <w:rPr>
+          <w:rtl/>
+          <w:cs/>
           <w:lang w:val="ar_AE" w:bidi="ar_AE"/>
         </w:rPr>
         <w:t>يمكن أن تترجم الكلمة "خَصْم" إلى "منافِس" أو "عدو"، لكنها تشير إلى تعبير أقوى من مجرد المعارضة.</w:t>
@@ -4786,23 +5802,31 @@
       </w:pPr>
       <w:r>
         <w:rPr>
-          <w:lang w:val="ar_AE" w:bidi="ar_AE"/>
-        </w:rPr>
-      </w:r>
-      <w:r>
-        <w:rPr>
+          <w:rtl/>
+          <w:cs/>
+          <w:lang w:val="ar_AE" w:bidi="ar_AE"/>
+        </w:rPr>
+      </w:r>
+      <w:r>
+        <w:rPr>
+          <w:rtl/>
+          <w:cs/>
           <w:lang w:val="ar_AE" w:bidi="ar_AE"/>
         </w:rPr>
         <w:t xml:space="preserve">(انظر أيضًا: </w:t>
       </w:r>
       <w:r>
         <w:rPr>
+          <w:rtl/>
+          <w:cs/>
           <w:lang w:val="ar_AE" w:bidi="ar_AE"/>
         </w:rPr>
         <w:t>الشيطان</w:t>
       </w:r>
       <w:r>
         <w:rPr>
+          <w:rtl/>
+          <w:cs/>
           <w:lang w:val="ar_AE" w:bidi="ar_AE"/>
         </w:rPr>
         <w:t>)</w:t>
@@ -4815,6 +5839,8 @@
       </w:pPr>
       <w:r>
         <w:rPr>
+          <w:rtl/>
+          <w:cs/>
           <w:lang w:val="ar_AE" w:bidi="ar_AE"/>
         </w:rPr>
         <w:t>مراجع الكتاب المقدس:</w:t>
@@ -4829,12 +5855,16 @@
       </w:pPr>
       <w:r>
         <w:rPr>
+          <w:rtl/>
+          <w:cs/>
           <w:lang w:val="ar_AE" w:bidi="ar_AE"/>
         </w:rPr>
       </w:r>
       <w:hyperlink r:id="rId71">
         <w:r>
           <w:rPr>
+            <w:rtl/>
+            <w:cs/>
             <w:lang w:val="ar_AE" w:bidi="ar_AE"/>
           </w:rPr>
           <w:rPr>
@@ -4854,12 +5884,16 @@
       </w:pPr>
       <w:r>
         <w:rPr>
+          <w:rtl/>
+          <w:cs/>
           <w:lang w:val="ar_AE" w:bidi="ar_AE"/>
         </w:rPr>
       </w:r>
       <w:hyperlink r:id="rId72">
         <w:r>
           <w:rPr>
+            <w:rtl/>
+            <w:cs/>
             <w:lang w:val="ar_AE" w:bidi="ar_AE"/>
           </w:rPr>
           <w:rPr>
@@ -4879,12 +5913,16 @@
       </w:pPr>
       <w:r>
         <w:rPr>
+          <w:rtl/>
+          <w:cs/>
           <w:lang w:val="ar_AE" w:bidi="ar_AE"/>
         </w:rPr>
       </w:r>
       <w:hyperlink r:id="rId73">
         <w:r>
           <w:rPr>
+            <w:rtl/>
+            <w:cs/>
             <w:lang w:val="ar_AE" w:bidi="ar_AE"/>
           </w:rPr>
           <w:rPr>
@@ -4904,12 +5942,16 @@
       </w:pPr>
       <w:r>
         <w:rPr>
+          <w:rtl/>
+          <w:cs/>
           <w:lang w:val="ar_AE" w:bidi="ar_AE"/>
         </w:rPr>
       </w:r>
       <w:hyperlink r:id="rId74">
         <w:r>
           <w:rPr>
+            <w:rtl/>
+            <w:cs/>
             <w:lang w:val="ar_AE" w:bidi="ar_AE"/>
           </w:rPr>
           <w:rPr>
@@ -4929,12 +5971,16 @@
       </w:pPr>
       <w:r>
         <w:rPr>
+          <w:rtl/>
+          <w:cs/>
           <w:lang w:val="ar_AE" w:bidi="ar_AE"/>
         </w:rPr>
       </w:r>
       <w:hyperlink r:id="rId75">
         <w:r>
           <w:rPr>
+            <w:rtl/>
+            <w:cs/>
             <w:lang w:val="ar_AE" w:bidi="ar_AE"/>
           </w:rPr>
           <w:rPr>
@@ -4954,12 +6000,16 @@
       </w:pPr>
       <w:r>
         <w:rPr>
+          <w:rtl/>
+          <w:cs/>
           <w:lang w:val="ar_AE" w:bidi="ar_AE"/>
         </w:rPr>
       </w:r>
       <w:hyperlink r:id="rId76">
         <w:r>
           <w:rPr>
+            <w:rtl/>
+            <w:cs/>
             <w:lang w:val="ar_AE" w:bidi="ar_AE"/>
           </w:rPr>
           <w:rPr>
@@ -4977,6 +6027,8 @@
       </w:pPr>
       <w:r>
         <w:rPr>
+          <w:rtl/>
+          <w:cs/>
           <w:lang w:val="ar_AE" w:bidi="ar_AE"/>
         </w:rPr>
         <w:t>بيانات الكلمة:</w:t>
@@ -4991,32 +6043,42 @@
       </w:pPr>
       <w:r>
         <w:rPr>
-          <w:lang w:val="ar_AE" w:bidi="ar_AE"/>
-        </w:rPr>
-      </w:r>
-      <w:r>
-        <w:rPr>
+          <w:rtl/>
+          <w:cs/>
+          <w:lang w:val="ar_AE" w:bidi="ar_AE"/>
+        </w:rPr>
+      </w:r>
+      <w:r>
+        <w:rPr>
+          <w:rtl/>
+          <w:cs/>
           <w:lang w:val="ar_AE" w:bidi="ar_AE"/>
         </w:rPr>
         <w:t>سترونغ: H0341, H6146, H6887, H6862, H6965, H7790, H7854, H8130, H8324, G04760, G04800, G21890, G21900, G52270</w:t>
       </w:r>
       <w:r>
         <w:rPr>
-          <w:lang w:val="ar_AE" w:bidi="ar_AE"/>
-        </w:rPr>
-      </w:r>
-      <w:r>
-        <w:rPr>
-          <w:lang w:val="ar_AE" w:bidi="ar_AE"/>
-        </w:rPr>
-      </w:r>
-    </w:p>
-    <w:p>
-      <w:pPr>
-        <w:bidi/>
-      </w:pPr>
-      <w:r>
-        <w:rPr>
+          <w:rtl/>
+          <w:cs/>
+          <w:lang w:val="ar_AE" w:bidi="ar_AE"/>
+        </w:rPr>
+      </w:r>
+      <w:r>
+        <w:rPr>
+          <w:rtl/>
+          <w:cs/>
+          <w:lang w:val="ar_AE" w:bidi="ar_AE"/>
+        </w:rPr>
+      </w:r>
+    </w:p>
+    <w:p>
+      <w:pPr>
+        <w:bidi/>
+      </w:pPr>
+      <w:r>
+        <w:rPr>
+          <w:rtl/>
+          <w:cs/>
           <w:lang w:val="ar_AE" w:bidi="ar_AE"/>
         </w:rPr>
       </w:r>
@@ -5028,12 +6090,16 @@
       </w:pPr>
       <w:r>
         <w:rPr>
+          <w:rtl/>
+          <w:cs/>
           <w:lang w:val="ar_AE" w:bidi="ar_AE"/>
         </w:rPr>
         <w:t>خَصِيٌّ</w:t>
       </w:r>
       <w:r>
         <w:rPr>
+          <w:rtl/>
+          <w:cs/>
           <w:lang w:val="ar_AE" w:bidi="ar_AE"/>
         </w:rPr>
       </w:r>
@@ -5045,6 +6111,8 @@
       </w:pPr>
       <w:r>
         <w:rPr>
+          <w:rtl/>
+          <w:cs/>
           <w:lang w:val="ar_AE" w:bidi="ar_AE"/>
         </w:rPr>
         <w:t>تعريف:</w:t>
@@ -5056,11 +6124,15 @@
       </w:pPr>
       <w:r>
         <w:rPr>
-          <w:lang w:val="ar_AE" w:bidi="ar_AE"/>
-        </w:rPr>
-      </w:r>
-      <w:r>
-        <w:rPr>
+          <w:rtl/>
+          <w:cs/>
+          <w:lang w:val="ar_AE" w:bidi="ar_AE"/>
+        </w:rPr>
+      </w:r>
+      <w:r>
+        <w:rPr>
+          <w:rtl/>
+          <w:cs/>
           <w:lang w:val="ar_AE" w:bidi="ar_AE"/>
         </w:rPr>
         <w:t>عادةً ما يشير مصطلح "خَصِيّ" إلى رجل مَخصيّ. أصبح المصطلح لاحقًا مُصطلحًا عامًا يشير إلى أي مسؤول حكومي، حتى مَن ليس لديهم هذا التشوُّه.</w:t>
@@ -5075,11 +6147,15 @@
       </w:pPr>
       <w:r>
         <w:rPr>
-          <w:lang w:val="ar_AE" w:bidi="ar_AE"/>
-        </w:rPr>
-      </w:r>
-      <w:r>
-        <w:rPr>
+          <w:rtl/>
+          <w:cs/>
+          <w:lang w:val="ar_AE" w:bidi="ar_AE"/>
+        </w:rPr>
+      </w:r>
+      <w:r>
+        <w:rPr>
+          <w:rtl/>
+          <w:cs/>
           <w:lang w:val="ar_AE" w:bidi="ar_AE"/>
         </w:rPr>
         <w:t>قال يسوع إن بعض الخصيان وُلدوا هكذا، ربما بسبب تلف في الأعضاء الجنسية أو بسبب عدم القدرة على الأداء الجنسي. اختار آخرون أنْ يعيشوا مثل الخصيان بنمط حياة البتولية.</w:t>
@@ -5094,11 +6170,15 @@
       </w:pPr>
       <w:r>
         <w:rPr>
-          <w:lang w:val="ar_AE" w:bidi="ar_AE"/>
-        </w:rPr>
-      </w:r>
-      <w:r>
-        <w:rPr>
+          <w:rtl/>
+          <w:cs/>
+          <w:lang w:val="ar_AE" w:bidi="ar_AE"/>
+        </w:rPr>
+      </w:r>
+      <w:r>
+        <w:rPr>
+          <w:rtl/>
+          <w:cs/>
           <w:lang w:val="ar_AE" w:bidi="ar_AE"/>
         </w:rPr>
         <w:t>في العصور القديمة، كان الخصيان في أغلب الأحيان خدَم الملوك الذين عُيِّنوا حراس جناح النساء.</w:t>
@@ -5113,11 +6193,15 @@
       </w:pPr>
       <w:r>
         <w:rPr>
-          <w:lang w:val="ar_AE" w:bidi="ar_AE"/>
-        </w:rPr>
-      </w:r>
-      <w:r>
-        <w:rPr>
+          <w:rtl/>
+          <w:cs/>
+          <w:lang w:val="ar_AE" w:bidi="ar_AE"/>
+        </w:rPr>
+      </w:r>
+      <w:r>
+        <w:rPr>
+          <w:rtl/>
+          <w:cs/>
           <w:lang w:val="ar_AE" w:bidi="ar_AE"/>
         </w:rPr>
         <w:t>كان بعض الخصيان مسؤولين حكوميين مُهمين، مثل الخصي الإثيوبي الذي التقى بالرسول فيلبس في الصحراء.</w:t>
@@ -5129,23 +6213,31 @@
       </w:pPr>
       <w:r>
         <w:rPr>
-          <w:lang w:val="ar_AE" w:bidi="ar_AE"/>
-        </w:rPr>
-      </w:r>
-      <w:r>
-        <w:rPr>
+          <w:rtl/>
+          <w:cs/>
+          <w:lang w:val="ar_AE" w:bidi="ar_AE"/>
+        </w:rPr>
+      </w:r>
+      <w:r>
+        <w:rPr>
+          <w:rtl/>
+          <w:cs/>
           <w:lang w:val="ar_AE" w:bidi="ar_AE"/>
         </w:rPr>
         <w:t xml:space="preserve">(انظر أيضًا: </w:t>
       </w:r>
       <w:r>
         <w:rPr>
+          <w:rtl/>
+          <w:cs/>
           <w:lang w:val="ar_AE" w:bidi="ar_AE"/>
         </w:rPr>
         <w:t>فيلبس</w:t>
       </w:r>
       <w:r>
         <w:rPr>
+          <w:rtl/>
+          <w:cs/>
           <w:lang w:val="ar_AE" w:bidi="ar_AE"/>
         </w:rPr>
         <w:t>)</w:t>
@@ -5158,6 +6250,8 @@
       </w:pPr>
       <w:r>
         <w:rPr>
+          <w:rtl/>
+          <w:cs/>
           <w:lang w:val="ar_AE" w:bidi="ar_AE"/>
         </w:rPr>
         <w:t>مراجع الكتاب المقدس:</w:t>
@@ -5172,12 +6266,16 @@
       </w:pPr>
       <w:r>
         <w:rPr>
+          <w:rtl/>
+          <w:cs/>
           <w:lang w:val="ar_AE" w:bidi="ar_AE"/>
         </w:rPr>
       </w:r>
       <w:hyperlink r:id="rId77">
         <w:r>
           <w:rPr>
+            <w:rtl/>
+            <w:cs/>
             <w:lang w:val="ar_AE" w:bidi="ar_AE"/>
           </w:rPr>
           <w:rPr>
@@ -5197,12 +6295,16 @@
       </w:pPr>
       <w:r>
         <w:rPr>
+          <w:rtl/>
+          <w:cs/>
           <w:lang w:val="ar_AE" w:bidi="ar_AE"/>
         </w:rPr>
       </w:r>
       <w:hyperlink r:id="rId78">
         <w:r>
           <w:rPr>
+            <w:rtl/>
+            <w:cs/>
             <w:lang w:val="ar_AE" w:bidi="ar_AE"/>
           </w:rPr>
           <w:rPr>
@@ -5222,12 +6324,16 @@
       </w:pPr>
       <w:r>
         <w:rPr>
+          <w:rtl/>
+          <w:cs/>
           <w:lang w:val="ar_AE" w:bidi="ar_AE"/>
         </w:rPr>
       </w:r>
       <w:hyperlink r:id="rId79">
         <w:r>
           <w:rPr>
+            <w:rtl/>
+            <w:cs/>
             <w:lang w:val="ar_AE" w:bidi="ar_AE"/>
           </w:rPr>
           <w:rPr>
@@ -5247,12 +6353,16 @@
       </w:pPr>
       <w:r>
         <w:rPr>
+          <w:rtl/>
+          <w:cs/>
           <w:lang w:val="ar_AE" w:bidi="ar_AE"/>
         </w:rPr>
       </w:r>
       <w:hyperlink r:id="rId80">
         <w:r>
           <w:rPr>
+            <w:rtl/>
+            <w:cs/>
             <w:lang w:val="ar_AE" w:bidi="ar_AE"/>
           </w:rPr>
           <w:rPr>
@@ -5272,12 +6382,16 @@
       </w:pPr>
       <w:r>
         <w:rPr>
+          <w:rtl/>
+          <w:cs/>
           <w:lang w:val="ar_AE" w:bidi="ar_AE"/>
         </w:rPr>
       </w:r>
       <w:hyperlink r:id="rId81">
         <w:r>
           <w:rPr>
+            <w:rtl/>
+            <w:cs/>
             <w:lang w:val="ar_AE" w:bidi="ar_AE"/>
           </w:rPr>
           <w:rPr>
@@ -5297,12 +6411,16 @@
       </w:pPr>
       <w:r>
         <w:rPr>
+          <w:rtl/>
+          <w:cs/>
           <w:lang w:val="ar_AE" w:bidi="ar_AE"/>
         </w:rPr>
       </w:r>
       <w:hyperlink r:id="rId82">
         <w:r>
           <w:rPr>
+            <w:rtl/>
+            <w:cs/>
             <w:lang w:val="ar_AE" w:bidi="ar_AE"/>
           </w:rPr>
           <w:rPr>
@@ -5320,6 +6438,8 @@
       </w:pPr>
       <w:r>
         <w:rPr>
+          <w:rtl/>
+          <w:cs/>
           <w:lang w:val="ar_AE" w:bidi="ar_AE"/>
         </w:rPr>
         <w:t>بيانات الكلمة:</w:t>
@@ -5334,32 +6454,42 @@
       </w:pPr>
       <w:r>
         <w:rPr>
-          <w:lang w:val="ar_AE" w:bidi="ar_AE"/>
-        </w:rPr>
-      </w:r>
-      <w:r>
-        <w:rPr>
+          <w:rtl/>
+          <w:cs/>
+          <w:lang w:val="ar_AE" w:bidi="ar_AE"/>
+        </w:rPr>
+      </w:r>
+      <w:r>
+        <w:rPr>
+          <w:rtl/>
+          <w:cs/>
           <w:lang w:val="ar_AE" w:bidi="ar_AE"/>
         </w:rPr>
         <w:t>قاموس سترونغ: H5631, G21340, G21350</w:t>
       </w:r>
       <w:r>
         <w:rPr>
-          <w:lang w:val="ar_AE" w:bidi="ar_AE"/>
-        </w:rPr>
-      </w:r>
-      <w:r>
-        <w:rPr>
-          <w:lang w:val="ar_AE" w:bidi="ar_AE"/>
-        </w:rPr>
-      </w:r>
-    </w:p>
-    <w:p>
-      <w:pPr>
-        <w:bidi/>
-      </w:pPr>
-      <w:r>
-        <w:rPr>
+          <w:rtl/>
+          <w:cs/>
+          <w:lang w:val="ar_AE" w:bidi="ar_AE"/>
+        </w:rPr>
+      </w:r>
+      <w:r>
+        <w:rPr>
+          <w:rtl/>
+          <w:cs/>
+          <w:lang w:val="ar_AE" w:bidi="ar_AE"/>
+        </w:rPr>
+      </w:r>
+    </w:p>
+    <w:p>
+      <w:pPr>
+        <w:bidi/>
+      </w:pPr>
+      <w:r>
+        <w:rPr>
+          <w:rtl/>
+          <w:cs/>
           <w:lang w:val="ar_AE" w:bidi="ar_AE"/>
         </w:rPr>
       </w:r>
@@ -5371,12 +6501,16 @@
       </w:pPr>
       <w:r>
         <w:rPr>
+          <w:rtl/>
+          <w:cs/>
           <w:lang w:val="ar_AE" w:bidi="ar_AE"/>
         </w:rPr>
         <w:t>خطف</w:t>
       </w:r>
       <w:r>
         <w:rPr>
+          <w:rtl/>
+          <w:cs/>
           <w:lang w:val="ar_AE" w:bidi="ar_AE"/>
         </w:rPr>
       </w:r>
@@ -5388,6 +6522,8 @@
       </w:pPr>
       <w:r>
         <w:rPr>
+          <w:rtl/>
+          <w:cs/>
           <w:lang w:val="ar_AE" w:bidi="ar_AE"/>
         </w:rPr>
         <w:t>التعريف:</w:t>
@@ -5399,11 +6535,15 @@
       </w:pPr>
       <w:r>
         <w:rPr>
-          <w:lang w:val="ar_AE" w:bidi="ar_AE"/>
-        </w:rPr>
-      </w:r>
-      <w:r>
-        <w:rPr>
+          <w:rtl/>
+          <w:cs/>
+          <w:lang w:val="ar_AE" w:bidi="ar_AE"/>
+        </w:rPr>
+      </w:r>
+      <w:r>
+        <w:rPr>
+          <w:rtl/>
+          <w:cs/>
           <w:lang w:val="ar_AE" w:bidi="ar_AE"/>
         </w:rPr>
         <w:t>في الغالب، يشير مصطلح "خطف" إلى أن الله يأخذ شخصًا إلى السماء بطريقة مفاجئة ومعجزية.</w:t>
@@ -5418,11 +6558,15 @@
       </w:pPr>
       <w:r>
         <w:rPr>
-          <w:lang w:val="ar_AE" w:bidi="ar_AE"/>
-        </w:rPr>
-      </w:r>
-      <w:r>
-        <w:rPr>
+          <w:rtl/>
+          <w:cs/>
+          <w:lang w:val="ar_AE" w:bidi="ar_AE"/>
+        </w:rPr>
+      </w:r>
+      <w:r>
+        <w:rPr>
+          <w:rtl/>
+          <w:cs/>
           <w:lang w:val="ar_AE" w:bidi="ar_AE"/>
         </w:rPr>
         <w:t>تشير عبارة "اللحاق" إلى الوصول لشخص ما بعد الإسراع للوصول إليه. المصطلح ذو المعنى المشابه هو "تجاوز".</w:t>
@@ -5437,11 +6581,15 @@
       </w:pPr>
       <w:r>
         <w:rPr>
-          <w:lang w:val="ar_AE" w:bidi="ar_AE"/>
-        </w:rPr>
-      </w:r>
-      <w:r>
-        <w:rPr>
+          <w:rtl/>
+          <w:cs/>
+          <w:lang w:val="ar_AE" w:bidi="ar_AE"/>
+        </w:rPr>
+      </w:r>
+      <w:r>
+        <w:rPr>
+          <w:rtl/>
+          <w:cs/>
           <w:lang w:val="ar_AE" w:bidi="ar_AE"/>
         </w:rPr>
         <w:t>تحدث الرسول بولس عن كونه "اختطف" إلى السماء الثالثة. يمكن ترجمت هذا أيضًا على أنه "رُفع".</w:t>
@@ -5456,11 +6604,15 @@
       </w:pPr>
       <w:r>
         <w:rPr>
-          <w:lang w:val="ar_AE" w:bidi="ar_AE"/>
-        </w:rPr>
-      </w:r>
-      <w:r>
-        <w:rPr>
+          <w:rtl/>
+          <w:cs/>
+          <w:lang w:val="ar_AE" w:bidi="ar_AE"/>
+        </w:rPr>
+      </w:r>
+      <w:r>
+        <w:rPr>
+          <w:rtl/>
+          <w:cs/>
           <w:lang w:val="ar_AE" w:bidi="ar_AE"/>
         </w:rPr>
         <w:t>قال الرسول بولس إنه عندما يعود المسيح، "سيُختطف" المسيحيين معًا للقائه في الهواء.</w:t>
@@ -5475,11 +6627,15 @@
       </w:pPr>
       <w:r>
         <w:rPr>
-          <w:lang w:val="ar_AE" w:bidi="ar_AE"/>
-        </w:rPr>
-      </w:r>
-      <w:r>
-        <w:rPr>
+          <w:rtl/>
+          <w:cs/>
+          <w:lang w:val="ar_AE" w:bidi="ar_AE"/>
+        </w:rPr>
+      </w:r>
+      <w:r>
+        <w:rPr>
+          <w:rtl/>
+          <w:cs/>
           <w:lang w:val="ar_AE" w:bidi="ar_AE"/>
         </w:rPr>
         <w:t>يمكن ترجمة التعبير المجازي "خطاياي قد لحقت بي" بأنها "أتلقى عواقب خطيتي" أو "بسبب خطيتي أعاني" أو "خطيتي تسبب لي المتاعب".</w:t>
@@ -5491,59 +6647,79 @@
       </w:pPr>
       <w:r>
         <w:rPr>
-          <w:lang w:val="ar_AE" w:bidi="ar_AE"/>
-        </w:rPr>
-      </w:r>
-      <w:r>
-        <w:rPr>
+          <w:rtl/>
+          <w:cs/>
+          <w:lang w:val="ar_AE" w:bidi="ar_AE"/>
+        </w:rPr>
+      </w:r>
+      <w:r>
+        <w:rPr>
+          <w:rtl/>
+          <w:cs/>
           <w:lang w:val="ar_AE" w:bidi="ar_AE"/>
         </w:rPr>
         <w:t xml:space="preserve">(انظر: </w:t>
       </w:r>
       <w:r>
         <w:rPr>
+          <w:rtl/>
+          <w:cs/>
           <w:lang w:val="ar_AE" w:bidi="ar_AE"/>
         </w:rPr>
         <w:t>معجزة</w:t>
       </w:r>
       <w:r>
         <w:rPr>
+          <w:rtl/>
+          <w:cs/>
           <w:lang w:val="ar_AE" w:bidi="ar_AE"/>
         </w:rPr>
         <w:t xml:space="preserve">, </w:t>
       </w:r>
       <w:r>
         <w:rPr>
+          <w:rtl/>
+          <w:cs/>
           <w:lang w:val="ar_AE" w:bidi="ar_AE"/>
         </w:rPr>
         <w:t>يلحق</w:t>
       </w:r>
       <w:r>
         <w:rPr>
+          <w:rtl/>
+          <w:cs/>
           <w:lang w:val="ar_AE" w:bidi="ar_AE"/>
         </w:rPr>
         <w:t xml:space="preserve">, </w:t>
       </w:r>
       <w:r>
         <w:rPr>
+          <w:rtl/>
+          <w:cs/>
           <w:lang w:val="ar_AE" w:bidi="ar_AE"/>
         </w:rPr>
         <w:t>يعاني</w:t>
       </w:r>
       <w:r>
         <w:rPr>
+          <w:rtl/>
+          <w:cs/>
           <w:lang w:val="ar_AE" w:bidi="ar_AE"/>
         </w:rPr>
         <w:t xml:space="preserve">, </w:t>
       </w:r>
       <w:r>
         <w:rPr>
+          <w:rtl/>
+          <w:cs/>
           <w:lang w:val="ar_AE" w:bidi="ar_AE"/>
         </w:rPr>
         <w:t>متاعب</w:t>
       </w:r>
       <w:r>
         <w:rPr>
+          <w:rtl/>
+          <w:cs/>
           <w:lang w:val="ar_AE" w:bidi="ar_AE"/>
         </w:rPr>
         <w:t>)</w:t>
@@ -5556,6 +6732,8 @@
       </w:pPr>
       <w:r>
         <w:rPr>
+          <w:rtl/>
+          <w:cs/>
           <w:lang w:val="ar_AE" w:bidi="ar_AE"/>
         </w:rPr>
         <w:t>مراجع الكتاب المقدس:</w:t>
@@ -5570,12 +6748,16 @@
       </w:pPr>
       <w:r>
         <w:rPr>
+          <w:rtl/>
+          <w:cs/>
           <w:lang w:val="ar_AE" w:bidi="ar_AE"/>
         </w:rPr>
       </w:r>
       <w:hyperlink r:id="rId83">
         <w:r>
           <w:rPr>
+            <w:rtl/>
+            <w:cs/>
             <w:lang w:val="ar_AE" w:bidi="ar_AE"/>
           </w:rPr>
           <w:rPr>
@@ -5595,12 +6777,16 @@
       </w:pPr>
       <w:r>
         <w:rPr>
+          <w:rtl/>
+          <w:cs/>
           <w:lang w:val="ar_AE" w:bidi="ar_AE"/>
         </w:rPr>
       </w:r>
       <w:hyperlink r:id="rId84">
         <w:r>
           <w:rPr>
+            <w:rtl/>
+            <w:cs/>
             <w:lang w:val="ar_AE" w:bidi="ar_AE"/>
           </w:rPr>
           <w:rPr>
@@ -5618,6 +6804,8 @@
       </w:pPr>
       <w:r>
         <w:rPr>
+          <w:rtl/>
+          <w:cs/>
           <w:lang w:val="ar_AE" w:bidi="ar_AE"/>
         </w:rPr>
         <w:t>بيانات الكلمة:</w:t>
@@ -5632,32 +6820,42 @@
       </w:pPr>
       <w:r>
         <w:rPr>
-          <w:lang w:val="ar_AE" w:bidi="ar_AE"/>
-        </w:rPr>
-      </w:r>
-      <w:r>
-        <w:rPr>
+          <w:rtl/>
+          <w:cs/>
+          <w:lang w:val="ar_AE" w:bidi="ar_AE"/>
+        </w:rPr>
+      </w:r>
+      <w:r>
+        <w:rPr>
+          <w:rtl/>
+          <w:cs/>
           <w:lang w:val="ar_AE" w:bidi="ar_AE"/>
         </w:rPr>
         <w:t>سترونغ: H1692, G07260</w:t>
       </w:r>
       <w:r>
         <w:rPr>
-          <w:lang w:val="ar_AE" w:bidi="ar_AE"/>
-        </w:rPr>
-      </w:r>
-      <w:r>
-        <w:rPr>
-          <w:lang w:val="ar_AE" w:bidi="ar_AE"/>
-        </w:rPr>
-      </w:r>
-    </w:p>
-    <w:p>
-      <w:pPr>
-        <w:bidi/>
-      </w:pPr>
-      <w:r>
-        <w:rPr>
+          <w:rtl/>
+          <w:cs/>
+          <w:lang w:val="ar_AE" w:bidi="ar_AE"/>
+        </w:rPr>
+      </w:r>
+      <w:r>
+        <w:rPr>
+          <w:rtl/>
+          <w:cs/>
+          <w:lang w:val="ar_AE" w:bidi="ar_AE"/>
+        </w:rPr>
+      </w:r>
+    </w:p>
+    <w:p>
+      <w:pPr>
+        <w:bidi/>
+      </w:pPr>
+      <w:r>
+        <w:rPr>
+          <w:rtl/>
+          <w:cs/>
           <w:lang w:val="ar_AE" w:bidi="ar_AE"/>
         </w:rPr>
       </w:r>
@@ -5669,12 +6867,16 @@
       </w:pPr>
       <w:r>
         <w:rPr>
+          <w:rtl/>
+          <w:cs/>
           <w:lang w:val="ar_AE" w:bidi="ar_AE"/>
         </w:rPr>
         <w:t>خليقة</w:t>
       </w:r>
       <w:r>
         <w:rPr>
+          <w:rtl/>
+          <w:cs/>
           <w:lang w:val="ar_AE" w:bidi="ar_AE"/>
         </w:rPr>
       </w:r>
@@ -5686,6 +6888,8 @@
       </w:pPr>
       <w:r>
         <w:rPr>
+          <w:rtl/>
+          <w:cs/>
           <w:lang w:val="ar_AE" w:bidi="ar_AE"/>
         </w:rPr>
         <w:t>التعريف:</w:t>
@@ -5697,11 +6901,15 @@
       </w:pPr>
       <w:r>
         <w:rPr>
-          <w:lang w:val="ar_AE" w:bidi="ar_AE"/>
-        </w:rPr>
-      </w:r>
-      <w:r>
-        <w:rPr>
+          <w:rtl/>
+          <w:cs/>
+          <w:lang w:val="ar_AE" w:bidi="ar_AE"/>
+        </w:rPr>
+      </w:r>
+      <w:r>
+        <w:rPr>
+          <w:rtl/>
+          <w:cs/>
           <w:lang w:val="ar_AE" w:bidi="ar_AE"/>
         </w:rPr>
         <w:t>مصطلح "يخلق" يعني صُنع الشيء أو التسبب في وجود شيء ما. إن ما يتم خلقه يُسمى "خلقيته". يُطلق على الله "الخالق" لأنه هو من تسبب في وجود كل شيء في الكون بأسره.</w:t>
@@ -5716,11 +6924,15 @@
       </w:pPr>
       <w:r>
         <w:rPr>
-          <w:lang w:val="ar_AE" w:bidi="ar_AE"/>
-        </w:rPr>
-      </w:r>
-      <w:r>
-        <w:rPr>
+          <w:rtl/>
+          <w:cs/>
+          <w:lang w:val="ar_AE" w:bidi="ar_AE"/>
+        </w:rPr>
+      </w:r>
+      <w:r>
+        <w:rPr>
+          <w:rtl/>
+          <w:cs/>
           <w:lang w:val="ar_AE" w:bidi="ar_AE"/>
         </w:rPr>
         <w:t>عندما يُستخدم هذا المصطلح للإشارة إلى خلق الله للعالم، فإنه يعني أنه صنعه من العدم.</w:t>
@@ -5735,11 +6947,15 @@
       </w:pPr>
       <w:r>
         <w:rPr>
-          <w:lang w:val="ar_AE" w:bidi="ar_AE"/>
-        </w:rPr>
-      </w:r>
-      <w:r>
-        <w:rPr>
+          <w:rtl/>
+          <w:cs/>
+          <w:lang w:val="ar_AE" w:bidi="ar_AE"/>
+        </w:rPr>
+      </w:r>
+      <w:r>
+        <w:rPr>
+          <w:rtl/>
+          <w:cs/>
           <w:lang w:val="ar_AE" w:bidi="ar_AE"/>
         </w:rPr>
         <w:t>عندما "يخلق" البشر شيئًا، فالمقصود أنهم صنعوه من أشياء كانت موجودة بالفعل.</w:t>
@@ -5754,11 +6970,15 @@
       </w:pPr>
       <w:r>
         <w:rPr>
-          <w:lang w:val="ar_AE" w:bidi="ar_AE"/>
-        </w:rPr>
-      </w:r>
-      <w:r>
-        <w:rPr>
+          <w:rtl/>
+          <w:cs/>
+          <w:lang w:val="ar_AE" w:bidi="ar_AE"/>
+        </w:rPr>
+      </w:r>
+      <w:r>
+        <w:rPr>
+          <w:rtl/>
+          <w:cs/>
           <w:lang w:val="ar_AE" w:bidi="ar_AE"/>
         </w:rPr>
         <w:t>أحيانًاتُستخدم كلمة "يخلق" بطريقة مَجازية لوصف شيء مُجرد، مثل خَلق السلام، أو خَلق قلب نقي في شخص ما.</w:t>
@@ -5773,11 +6993,15 @@
       </w:pPr>
       <w:r>
         <w:rPr>
-          <w:lang w:val="ar_AE" w:bidi="ar_AE"/>
-        </w:rPr>
-      </w:r>
-      <w:r>
-        <w:rPr>
+          <w:rtl/>
+          <w:cs/>
+          <w:lang w:val="ar_AE" w:bidi="ar_AE"/>
+        </w:rPr>
+      </w:r>
+      <w:r>
+        <w:rPr>
+          <w:rtl/>
+          <w:cs/>
           <w:lang w:val="ar_AE" w:bidi="ar_AE"/>
         </w:rPr>
         <w:t>يمكن أن يشير مصطلح "الخليقة" إلى بداية العالم عندما خلق الله كل شيء لأول مرة. يمكن أيضًا استخدامه للإشارة بشكل عام إلى كل ما خلقه الله. أحيانًا تشير كلمة "الخليقة" بشكل أكثر تحديدًا فقط إلى الناس الذين في العالم.</w:t>
@@ -5790,6 +7014,8 @@
       </w:pPr>
       <w:r>
         <w:rPr>
+          <w:rtl/>
+          <w:cs/>
           <w:lang w:val="ar_AE" w:bidi="ar_AE"/>
         </w:rPr>
         <w:t>اقتراحات الترجمة:</w:t>
@@ -5804,11 +7030,15 @@
       </w:pPr>
       <w:r>
         <w:rPr>
-          <w:lang w:val="ar_AE" w:bidi="ar_AE"/>
-        </w:rPr>
-      </w:r>
-      <w:r>
-        <w:rPr>
+          <w:rtl/>
+          <w:cs/>
+          <w:lang w:val="ar_AE" w:bidi="ar_AE"/>
+        </w:rPr>
+      </w:r>
+      <w:r>
+        <w:rPr>
+          <w:rtl/>
+          <w:cs/>
           <w:lang w:val="ar_AE" w:bidi="ar_AE"/>
         </w:rPr>
         <w:t>قد تضطر بعض اللغات إلى القول مباشرة إن الله خلق العالم "من العدم" للتأكد من وضوح هذا المعنى.</w:t>
@@ -5823,11 +7053,15 @@
       </w:pPr>
       <w:r>
         <w:rPr>
-          <w:lang w:val="ar_AE" w:bidi="ar_AE"/>
-        </w:rPr>
-      </w:r>
-      <w:r>
-        <w:rPr>
+          <w:rtl/>
+          <w:cs/>
+          <w:lang w:val="ar_AE" w:bidi="ar_AE"/>
+        </w:rPr>
+      </w:r>
+      <w:r>
+        <w:rPr>
+          <w:rtl/>
+          <w:cs/>
           <w:lang w:val="ar_AE" w:bidi="ar_AE"/>
         </w:rPr>
         <w:t>عبارة "منذ خلق العالم" تعني "منذ الوقت الذي خلق فيه الله العالم".</w:t>
@@ -5842,11 +7076,15 @@
       </w:pPr>
       <w:r>
         <w:rPr>
-          <w:lang w:val="ar_AE" w:bidi="ar_AE"/>
-        </w:rPr>
-      </w:r>
-      <w:r>
-        <w:rPr>
+          <w:rtl/>
+          <w:cs/>
+          <w:lang w:val="ar_AE" w:bidi="ar_AE"/>
+        </w:rPr>
+      </w:r>
+      <w:r>
+        <w:rPr>
+          <w:rtl/>
+          <w:cs/>
           <w:lang w:val="ar_AE" w:bidi="ar_AE"/>
         </w:rPr>
         <w:t>عبارة مشابهة، "في بداية الخليقة" يمكن ترجمتها كـ "عندما خلق الله العالم في بداية الزمن"، أو "عندما خُلق العالم في الأول".</w:t>
@@ -5861,11 +7099,15 @@
       </w:pPr>
       <w:r>
         <w:rPr>
-          <w:lang w:val="ar_AE" w:bidi="ar_AE"/>
-        </w:rPr>
-      </w:r>
-      <w:r>
-        <w:rPr>
+          <w:rtl/>
+          <w:cs/>
+          <w:lang w:val="ar_AE" w:bidi="ar_AE"/>
+        </w:rPr>
+      </w:r>
+      <w:r>
+        <w:rPr>
+          <w:rtl/>
+          <w:cs/>
           <w:lang w:val="ar_AE" w:bidi="ar_AE"/>
         </w:rPr>
         <w:t>أن تُبشر بالأخبار السارة "لكل الخليقة" يعني تبشير الأخبار السارة "لكل الناس في كل مكان على الأرض".</w:t>
@@ -5880,11 +7122,15 @@
       </w:pPr>
       <w:r>
         <w:rPr>
-          <w:lang w:val="ar_AE" w:bidi="ar_AE"/>
-        </w:rPr>
-      </w:r>
-      <w:r>
-        <w:rPr>
+          <w:rtl/>
+          <w:cs/>
+          <w:lang w:val="ar_AE" w:bidi="ar_AE"/>
+        </w:rPr>
+      </w:r>
+      <w:r>
+        <w:rPr>
+          <w:rtl/>
+          <w:cs/>
           <w:lang w:val="ar_AE" w:bidi="ar_AE"/>
         </w:rPr>
         <w:t>عبارة "لتفرح كل الخليقة" تعني "ليفرح كل ما خلقه الله".</w:t>
@@ -5899,11 +7145,15 @@
       </w:pPr>
       <w:r>
         <w:rPr>
-          <w:lang w:val="ar_AE" w:bidi="ar_AE"/>
-        </w:rPr>
-      </w:r>
-      <w:r>
-        <w:rPr>
+          <w:rtl/>
+          <w:cs/>
+          <w:lang w:val="ar_AE" w:bidi="ar_AE"/>
+        </w:rPr>
+      </w:r>
+      <w:r>
+        <w:rPr>
+          <w:rtl/>
+          <w:cs/>
           <w:lang w:val="ar_AE" w:bidi="ar_AE"/>
         </w:rPr>
         <w:t>اعتمادًا على السياق، يمكن ترجمة "يخلق" كـ "يعمل" أو "يتسبب في وجود" أو "يصنع من العدم".</w:t>
@@ -5918,11 +7168,15 @@
       </w:pPr>
       <w:r>
         <w:rPr>
-          <w:lang w:val="ar_AE" w:bidi="ar_AE"/>
-        </w:rPr>
-      </w:r>
-      <w:r>
-        <w:rPr>
+          <w:rtl/>
+          <w:cs/>
+          <w:lang w:val="ar_AE" w:bidi="ar_AE"/>
+        </w:rPr>
+      </w:r>
+      <w:r>
+        <w:rPr>
+          <w:rtl/>
+          <w:cs/>
           <w:lang w:val="ar_AE" w:bidi="ar_AE"/>
         </w:rPr>
         <w:t>يمكن ترجمة مصطلح "الخالق" كـ "الذي خلق كل شيء" أو "الله، الذي صنع العالم بأسره".</w:t>
@@ -5937,11 +7191,15 @@
       </w:pPr>
       <w:r>
         <w:rPr>
-          <w:lang w:val="ar_AE" w:bidi="ar_AE"/>
-        </w:rPr>
-      </w:r>
-      <w:r>
-        <w:rPr>
+          <w:rtl/>
+          <w:cs/>
+          <w:lang w:val="ar_AE" w:bidi="ar_AE"/>
+        </w:rPr>
+      </w:r>
+      <w:r>
+        <w:rPr>
+          <w:rtl/>
+          <w:cs/>
           <w:lang w:val="ar_AE" w:bidi="ar_AE"/>
         </w:rPr>
         <w:t>عبارات مثل "خالقك" يمكن ترجمتها كـ "الله، الذي خلقك".</w:t>
@@ -5953,47 +7211,63 @@
       </w:pPr>
       <w:r>
         <w:rPr>
-          <w:lang w:val="ar_AE" w:bidi="ar_AE"/>
-        </w:rPr>
-      </w:r>
-      <w:r>
-        <w:rPr>
+          <w:rtl/>
+          <w:cs/>
+          <w:lang w:val="ar_AE" w:bidi="ar_AE"/>
+        </w:rPr>
+      </w:r>
+      <w:r>
+        <w:rPr>
+          <w:rtl/>
+          <w:cs/>
           <w:lang w:val="ar_AE" w:bidi="ar_AE"/>
         </w:rPr>
         <w:t xml:space="preserve">(انظر أيضًا: </w:t>
       </w:r>
       <w:r>
         <w:rPr>
+          <w:rtl/>
+          <w:cs/>
           <w:lang w:val="ar_AE" w:bidi="ar_AE"/>
         </w:rPr>
         <w:t>الله</w:t>
       </w:r>
       <w:r>
         <w:rPr>
+          <w:rtl/>
+          <w:cs/>
           <w:lang w:val="ar_AE" w:bidi="ar_AE"/>
         </w:rPr>
         <w:t xml:space="preserve">, </w:t>
       </w:r>
       <w:r>
         <w:rPr>
+          <w:rtl/>
+          <w:cs/>
           <w:lang w:val="ar_AE" w:bidi="ar_AE"/>
         </w:rPr>
         <w:t>الأخبار السارة</w:t>
       </w:r>
       <w:r>
         <w:rPr>
+          <w:rtl/>
+          <w:cs/>
           <w:lang w:val="ar_AE" w:bidi="ar_AE"/>
         </w:rPr>
         <w:t xml:space="preserve">, </w:t>
       </w:r>
       <w:r>
         <w:rPr>
+          <w:rtl/>
+          <w:cs/>
           <w:lang w:val="ar_AE" w:bidi="ar_AE"/>
         </w:rPr>
         <w:t>العالم</w:t>
       </w:r>
       <w:r>
         <w:rPr>
+          <w:rtl/>
+          <w:cs/>
           <w:lang w:val="ar_AE" w:bidi="ar_AE"/>
         </w:rPr>
         <w:t>)</w:t>
@@ -6006,6 +7280,8 @@
       </w:pPr>
       <w:r>
         <w:rPr>
+          <w:rtl/>
+          <w:cs/>
           <w:lang w:val="ar_AE" w:bidi="ar_AE"/>
         </w:rPr>
         <w:t>مراجع الكتاب المقدس:</w:t>
@@ -6020,12 +7296,16 @@
       </w:pPr>
       <w:r>
         <w:rPr>
+          <w:rtl/>
+          <w:cs/>
           <w:lang w:val="ar_AE" w:bidi="ar_AE"/>
         </w:rPr>
       </w:r>
       <w:hyperlink r:id="rId85">
         <w:r>
           <w:rPr>
+            <w:rtl/>
+            <w:cs/>
             <w:lang w:val="ar_AE" w:bidi="ar_AE"/>
           </w:rPr>
           <w:rPr>
@@ -6045,12 +7325,16 @@
       </w:pPr>
       <w:r>
         <w:rPr>
+          <w:rtl/>
+          <w:cs/>
           <w:lang w:val="ar_AE" w:bidi="ar_AE"/>
         </w:rPr>
       </w:r>
       <w:hyperlink r:id="rId86">
         <w:r>
           <w:rPr>
+            <w:rtl/>
+            <w:cs/>
             <w:lang w:val="ar_AE" w:bidi="ar_AE"/>
           </w:rPr>
           <w:rPr>
@@ -6070,12 +7354,16 @@
       </w:pPr>
       <w:r>
         <w:rPr>
+          <w:rtl/>
+          <w:cs/>
           <w:lang w:val="ar_AE" w:bidi="ar_AE"/>
         </w:rPr>
       </w:r>
       <w:hyperlink r:id="rId87">
         <w:r>
           <w:rPr>
+            <w:rtl/>
+            <w:cs/>
             <w:lang w:val="ar_AE" w:bidi="ar_AE"/>
           </w:rPr>
           <w:rPr>
@@ -6095,12 +7383,16 @@
       </w:pPr>
       <w:r>
         <w:rPr>
+          <w:rtl/>
+          <w:cs/>
           <w:lang w:val="ar_AE" w:bidi="ar_AE"/>
         </w:rPr>
       </w:r>
       <w:hyperlink r:id="rId88">
         <w:r>
           <w:rPr>
+            <w:rtl/>
+            <w:cs/>
             <w:lang w:val="ar_AE" w:bidi="ar_AE"/>
           </w:rPr>
           <w:rPr>
@@ -6120,12 +7412,16 @@
       </w:pPr>
       <w:r>
         <w:rPr>
+          <w:rtl/>
+          <w:cs/>
           <w:lang w:val="ar_AE" w:bidi="ar_AE"/>
         </w:rPr>
       </w:r>
       <w:hyperlink r:id="rId89">
         <w:r>
           <w:rPr>
+            <w:rtl/>
+            <w:cs/>
             <w:lang w:val="ar_AE" w:bidi="ar_AE"/>
           </w:rPr>
           <w:rPr>
@@ -6145,12 +7441,16 @@
       </w:pPr>
       <w:r>
         <w:rPr>
+          <w:rtl/>
+          <w:cs/>
           <w:lang w:val="ar_AE" w:bidi="ar_AE"/>
         </w:rPr>
       </w:r>
       <w:hyperlink r:id="rId90">
         <w:r>
           <w:rPr>
+            <w:rtl/>
+            <w:cs/>
             <w:lang w:val="ar_AE" w:bidi="ar_AE"/>
           </w:rPr>
           <w:rPr>
@@ -6168,6 +7468,8 @@
       </w:pPr>
       <w:r>
         <w:rPr>
+          <w:rtl/>
+          <w:cs/>
           <w:lang w:val="ar_AE" w:bidi="ar_AE"/>
         </w:rPr>
         <w:t>بيانات الكلمة:</w:t>
@@ -6182,32 +7484,42 @@
       </w:pPr>
       <w:r>
         <w:rPr>
-          <w:lang w:val="ar_AE" w:bidi="ar_AE"/>
-        </w:rPr>
-      </w:r>
-      <w:r>
-        <w:rPr>
+          <w:rtl/>
+          <w:cs/>
+          <w:lang w:val="ar_AE" w:bidi="ar_AE"/>
+        </w:rPr>
+      </w:r>
+      <w:r>
+        <w:rPr>
+          <w:rtl/>
+          <w:cs/>
           <w:lang w:val="ar_AE" w:bidi="ar_AE"/>
         </w:rPr>
         <w:t>سترونغ: H3335, H4639, H6213, H6385, H7069, G20410, G26020, G26750, G29360, G29370, G29390, G41600, G54800</w:t>
       </w:r>
       <w:r>
         <w:rPr>
-          <w:lang w:val="ar_AE" w:bidi="ar_AE"/>
-        </w:rPr>
-      </w:r>
-      <w:r>
-        <w:rPr>
-          <w:lang w:val="ar_AE" w:bidi="ar_AE"/>
-        </w:rPr>
-      </w:r>
-    </w:p>
-    <w:p>
-      <w:pPr>
-        <w:bidi/>
-      </w:pPr>
-      <w:r>
-        <w:rPr>
+          <w:rtl/>
+          <w:cs/>
+          <w:lang w:val="ar_AE" w:bidi="ar_AE"/>
+        </w:rPr>
+      </w:r>
+      <w:r>
+        <w:rPr>
+          <w:rtl/>
+          <w:cs/>
+          <w:lang w:val="ar_AE" w:bidi="ar_AE"/>
+        </w:rPr>
+      </w:r>
+    </w:p>
+    <w:p>
+      <w:pPr>
+        <w:bidi/>
+      </w:pPr>
+      <w:r>
+        <w:rPr>
+          <w:rtl/>
+          <w:cs/>
           <w:lang w:val="ar_AE" w:bidi="ar_AE"/>
         </w:rPr>
       </w:r>
@@ -6219,12 +7531,16 @@
       </w:pPr>
       <w:r>
         <w:rPr>
+          <w:rtl/>
+          <w:cs/>
           <w:lang w:val="ar_AE" w:bidi="ar_AE"/>
         </w:rPr>
         <w:t>خمر</w:t>
       </w:r>
       <w:r>
         <w:rPr>
+          <w:rtl/>
+          <w:cs/>
           <w:lang w:val="ar_AE" w:bidi="ar_AE"/>
         </w:rPr>
       </w:r>
@@ -6236,6 +7552,8 @@
       </w:pPr>
       <w:r>
         <w:rPr>
+          <w:rtl/>
+          <w:cs/>
           <w:lang w:val="ar_AE" w:bidi="ar_AE"/>
         </w:rPr>
         <w:t>التعريف:</w:t>
@@ -6247,11 +7565,15 @@
       </w:pPr>
       <w:r>
         <w:rPr>
-          <w:lang w:val="ar_AE" w:bidi="ar_AE"/>
-        </w:rPr>
-      </w:r>
-      <w:r>
-        <w:rPr>
+          <w:rtl/>
+          <w:cs/>
+          <w:lang w:val="ar_AE" w:bidi="ar_AE"/>
+        </w:rPr>
+      </w:r>
+      <w:r>
+        <w:rPr>
+          <w:rtl/>
+          <w:cs/>
           <w:lang w:val="ar_AE" w:bidi="ar_AE"/>
         </w:rPr>
         <w:t>في الكتاب المقدس، يشير مصطلح "خمر" إلى نوع من المشروبات المُخَمَّرَة المصنوعة من عصير فاكهة تسمى العنب. وقد كان الخمر يُخزَّن في "زقاق الخمر"، وهي أوعية مصنوعة من جلد الحيوانات.</w:t>
@@ -6266,11 +7588,15 @@
       </w:pPr>
       <w:r>
         <w:rPr>
-          <w:lang w:val="ar_AE" w:bidi="ar_AE"/>
-        </w:rPr>
-      </w:r>
-      <w:r>
-        <w:rPr>
+          <w:rtl/>
+          <w:cs/>
+          <w:lang w:val="ar_AE" w:bidi="ar_AE"/>
+        </w:rPr>
+      </w:r>
+      <w:r>
+        <w:rPr>
+          <w:rtl/>
+          <w:cs/>
           <w:lang w:val="ar_AE" w:bidi="ar_AE"/>
         </w:rPr>
         <w:t>يشير مصطلح "الخمر الجديد" إلى عصير العنب الذي تم استخراجه للتو من العنب ولم يكن مُخَمَّرًا بعد. وأحيانًا ما كان مصطلح "الخمر" يشير أيضًا إلى عصير العنب غير المُخَمَّر.</w:t>
@@ -6285,11 +7611,15 @@
       </w:pPr>
       <w:r>
         <w:rPr>
-          <w:lang w:val="ar_AE" w:bidi="ar_AE"/>
-        </w:rPr>
-      </w:r>
-      <w:r>
-        <w:rPr>
+          <w:rtl/>
+          <w:cs/>
+          <w:lang w:val="ar_AE" w:bidi="ar_AE"/>
+        </w:rPr>
+      </w:r>
+      <w:r>
+        <w:rPr>
+          <w:rtl/>
+          <w:cs/>
           <w:lang w:val="ar_AE" w:bidi="ar_AE"/>
         </w:rPr>
         <w:t>لصنع الخمر، يتم سحق العنب في معصرة الخمر حتى يخرج العصير. وفي النهاية يتخمر العصير ويتكون فيه الكحول.</w:t>
@@ -6304,11 +7634,15 @@
       </w:pPr>
       <w:r>
         <w:rPr>
-          <w:lang w:val="ar_AE" w:bidi="ar_AE"/>
-        </w:rPr>
-      </w:r>
-      <w:r>
-        <w:rPr>
+          <w:rtl/>
+          <w:cs/>
+          <w:lang w:val="ar_AE" w:bidi="ar_AE"/>
+        </w:rPr>
+      </w:r>
+      <w:r>
+        <w:rPr>
+          <w:rtl/>
+          <w:cs/>
           <w:lang w:val="ar_AE" w:bidi="ar_AE"/>
         </w:rPr>
         <w:t>في أزمنة الكتاب المقدس، كان الخمر هو المشروب العادي مع الوجبات. ولم يكن يحتوي على نفس كمية الكحول التي يحتويها الخمر الحالي.</w:t>
@@ -6323,11 +7657,15 @@
       </w:pPr>
       <w:r>
         <w:rPr>
-          <w:lang w:val="ar_AE" w:bidi="ar_AE"/>
-        </w:rPr>
-      </w:r>
-      <w:r>
-        <w:rPr>
+          <w:rtl/>
+          <w:cs/>
+          <w:lang w:val="ar_AE" w:bidi="ar_AE"/>
+        </w:rPr>
+      </w:r>
+      <w:r>
+        <w:rPr>
+          <w:rtl/>
+          <w:cs/>
           <w:lang w:val="ar_AE" w:bidi="ar_AE"/>
         </w:rPr>
         <w:t>قبل تقديم الخمر مع الوجبة، كان غالبًا ما يُخلط بالماء.</w:t>
@@ -6342,11 +7680,15 @@
       </w:pPr>
       <w:r>
         <w:rPr>
-          <w:lang w:val="ar_AE" w:bidi="ar_AE"/>
-        </w:rPr>
-      </w:r>
-      <w:r>
-        <w:rPr>
+          <w:rtl/>
+          <w:cs/>
+          <w:lang w:val="ar_AE" w:bidi="ar_AE"/>
+        </w:rPr>
+      </w:r>
+      <w:r>
+        <w:rPr>
+          <w:rtl/>
+          <w:cs/>
           <w:lang w:val="ar_AE" w:bidi="ar_AE"/>
         </w:rPr>
         <w:t>كانت زقاق الخمر العتيقة والهشة تنشق، مما يسمح بانصباب الخمر منها. بينما كانت زقاق الخمر الجديدة ناعمة ومرنة، مما يعني أنها لا تنشق بسهولة ويمكنها تخزين الخمر بأمان.</w:t>
@@ -6361,11 +7703,15 @@
       </w:pPr>
       <w:r>
         <w:rPr>
-          <w:lang w:val="ar_AE" w:bidi="ar_AE"/>
-        </w:rPr>
-      </w:r>
-      <w:r>
-        <w:rPr>
+          <w:rtl/>
+          <w:cs/>
+          <w:lang w:val="ar_AE" w:bidi="ar_AE"/>
+        </w:rPr>
+      </w:r>
+      <w:r>
+        <w:rPr>
+          <w:rtl/>
+          <w:cs/>
           <w:lang w:val="ar_AE" w:bidi="ar_AE"/>
         </w:rPr>
         <w:t>إذا كانت الخمر غير معروفة في ثقافتك، يمكن ترجمتها إلي "عصير عنب مُخَمَّر" أو "مشروب مُخَمَّر مصنوع من فاكهة تسمى العنب" أو "عصير فاكهة مُخَمَّر". (انظر: كيفية ترجمة الأمور غير المعروفة (المجهولات))</w:t>
@@ -6380,11 +7726,15 @@
       </w:pPr>
       <w:r>
         <w:rPr>
-          <w:lang w:val="ar_AE" w:bidi="ar_AE"/>
-        </w:rPr>
-      </w:r>
-      <w:r>
-        <w:rPr>
+          <w:rtl/>
+          <w:cs/>
+          <w:lang w:val="ar_AE" w:bidi="ar_AE"/>
+        </w:rPr>
+      </w:r>
+      <w:r>
+        <w:rPr>
+          <w:rtl/>
+          <w:cs/>
           <w:lang w:val="ar_AE" w:bidi="ar_AE"/>
         </w:rPr>
         <w:t>كما أن طرق ترجمة "زقاق الخمر" يمكن أن تشمل "كيس للخمر" أو "كيس خمر من جلد الحيوان" أو "وعاء خمر من جلد الحيوان".</w:t>
@@ -6396,59 +7746,79 @@
       </w:pPr>
       <w:r>
         <w:rPr>
-          <w:lang w:val="ar_AE" w:bidi="ar_AE"/>
-        </w:rPr>
-      </w:r>
-      <w:r>
-        <w:rPr>
+          <w:rtl/>
+          <w:cs/>
+          <w:lang w:val="ar_AE" w:bidi="ar_AE"/>
+        </w:rPr>
+      </w:r>
+      <w:r>
+        <w:rPr>
+          <w:rtl/>
+          <w:cs/>
           <w:lang w:val="ar_AE" w:bidi="ar_AE"/>
         </w:rPr>
         <w:t xml:space="preserve">(انظر أيضًا: </w:t>
       </w:r>
       <w:r>
         <w:rPr>
+          <w:rtl/>
+          <w:cs/>
           <w:lang w:val="ar_AE" w:bidi="ar_AE"/>
         </w:rPr>
         <w:t>عنب</w:t>
       </w:r>
       <w:r>
         <w:rPr>
+          <w:rtl/>
+          <w:cs/>
           <w:lang w:val="ar_AE" w:bidi="ar_AE"/>
         </w:rPr>
         <w:t xml:space="preserve">, </w:t>
       </w:r>
       <w:r>
         <w:rPr>
+          <w:rtl/>
+          <w:cs/>
           <w:lang w:val="ar_AE" w:bidi="ar_AE"/>
         </w:rPr>
         <w:t>كرمة</w:t>
       </w:r>
       <w:r>
         <w:rPr>
+          <w:rtl/>
+          <w:cs/>
           <w:lang w:val="ar_AE" w:bidi="ar_AE"/>
         </w:rPr>
         <w:t xml:space="preserve">, </w:t>
       </w:r>
       <w:r>
         <w:rPr>
+          <w:rtl/>
+          <w:cs/>
           <w:lang w:val="ar_AE" w:bidi="ar_AE"/>
         </w:rPr>
         <w:t>كرم</w:t>
       </w:r>
       <w:r>
         <w:rPr>
+          <w:rtl/>
+          <w:cs/>
           <w:lang w:val="ar_AE" w:bidi="ar_AE"/>
         </w:rPr>
         <w:t xml:space="preserve">, </w:t>
       </w:r>
       <w:r>
         <w:rPr>
+          <w:rtl/>
+          <w:cs/>
           <w:lang w:val="ar_AE" w:bidi="ar_AE"/>
         </w:rPr>
         <w:t>معصرة الخمر</w:t>
       </w:r>
       <w:r>
         <w:rPr>
+          <w:rtl/>
+          <w:cs/>
           <w:lang w:val="ar_AE" w:bidi="ar_AE"/>
         </w:rPr>
         <w:t>)</w:t>
@@ -6461,6 +7831,8 @@
       </w:pPr>
       <w:r>
         <w:rPr>
+          <w:rtl/>
+          <w:cs/>
           <w:lang w:val="ar_AE" w:bidi="ar_AE"/>
         </w:rPr>
         <w:t>مراجع الكتاب المقدس:</w:t>
@@ -6475,12 +7847,16 @@
       </w:pPr>
       <w:r>
         <w:rPr>
+          <w:rtl/>
+          <w:cs/>
           <w:lang w:val="ar_AE" w:bidi="ar_AE"/>
         </w:rPr>
       </w:r>
       <w:hyperlink r:id="rId91">
         <w:r>
           <w:rPr>
+            <w:rtl/>
+            <w:cs/>
             <w:lang w:val="ar_AE" w:bidi="ar_AE"/>
           </w:rPr>
           <w:rPr>
@@ -6500,12 +7876,16 @@
       </w:pPr>
       <w:r>
         <w:rPr>
+          <w:rtl/>
+          <w:cs/>
           <w:lang w:val="ar_AE" w:bidi="ar_AE"/>
         </w:rPr>
       </w:r>
       <w:hyperlink r:id="rId92">
         <w:r>
           <w:rPr>
+            <w:rtl/>
+            <w:cs/>
             <w:lang w:val="ar_AE" w:bidi="ar_AE"/>
           </w:rPr>
           <w:rPr>
@@ -6525,12 +7905,16 @@
       </w:pPr>
       <w:r>
         <w:rPr>
+          <w:rtl/>
+          <w:cs/>
           <w:lang w:val="ar_AE" w:bidi="ar_AE"/>
         </w:rPr>
       </w:r>
       <w:hyperlink r:id="rId93">
         <w:r>
           <w:rPr>
+            <w:rtl/>
+            <w:cs/>
             <w:lang w:val="ar_AE" w:bidi="ar_AE"/>
           </w:rPr>
           <w:rPr>
@@ -6550,12 +7934,16 @@
       </w:pPr>
       <w:r>
         <w:rPr>
+          <w:rtl/>
+          <w:cs/>
           <w:lang w:val="ar_AE" w:bidi="ar_AE"/>
         </w:rPr>
       </w:r>
       <w:hyperlink r:id="rId94">
         <w:r>
           <w:rPr>
+            <w:rtl/>
+            <w:cs/>
             <w:lang w:val="ar_AE" w:bidi="ar_AE"/>
           </w:rPr>
           <w:rPr>
@@ -6575,12 +7963,16 @@
       </w:pPr>
       <w:r>
         <w:rPr>
+          <w:rtl/>
+          <w:cs/>
           <w:lang w:val="ar_AE" w:bidi="ar_AE"/>
         </w:rPr>
       </w:r>
       <w:hyperlink r:id="rId95">
         <w:r>
           <w:rPr>
+            <w:rtl/>
+            <w:cs/>
             <w:lang w:val="ar_AE" w:bidi="ar_AE"/>
           </w:rPr>
           <w:rPr>
@@ -6600,12 +7992,16 @@
       </w:pPr>
       <w:r>
         <w:rPr>
+          <w:rtl/>
+          <w:cs/>
           <w:lang w:val="ar_AE" w:bidi="ar_AE"/>
         </w:rPr>
       </w:r>
       <w:hyperlink r:id="rId96">
         <w:r>
           <w:rPr>
+            <w:rtl/>
+            <w:cs/>
             <w:lang w:val="ar_AE" w:bidi="ar_AE"/>
           </w:rPr>
           <w:rPr>
@@ -6625,12 +8021,16 @@
       </w:pPr>
       <w:r>
         <w:rPr>
+          <w:rtl/>
+          <w:cs/>
           <w:lang w:val="ar_AE" w:bidi="ar_AE"/>
         </w:rPr>
       </w:r>
       <w:hyperlink r:id="rId34">
         <w:r>
           <w:rPr>
+            <w:rtl/>
+            <w:cs/>
             <w:lang w:val="ar_AE" w:bidi="ar_AE"/>
           </w:rPr>
           <w:rPr>
@@ -6647,11 +8047,15 @@
       </w:pPr>
       <w:r>
         <w:rPr>
-          <w:lang w:val="ar_AE" w:bidi="ar_AE"/>
-        </w:rPr>
-      </w:r>
-      <w:r>
-        <w:rPr>
+          <w:rtl/>
+          <w:cs/>
+          <w:lang w:val="ar_AE" w:bidi="ar_AE"/>
+        </w:rPr>
+      </w:r>
+      <w:r>
+        <w:rPr>
+          <w:rtl/>
+          <w:cs/>
           <w:lang w:val="ar_AE" w:bidi="ar_AE"/>
         </w:rPr>
         <w:t>محطم</w:t>
@@ -6664,6 +8068,8 @@
       </w:pPr>
       <w:r>
         <w:rPr>
+          <w:rtl/>
+          <w:cs/>
           <w:lang w:val="ar_AE" w:bidi="ar_AE"/>
         </w:rPr>
         <w:t>بيانات الكلمة:</w:t>
@@ -6678,32 +8084,42 @@
       </w:pPr>
       <w:r>
         <w:rPr>
-          <w:lang w:val="ar_AE" w:bidi="ar_AE"/>
-        </w:rPr>
-      </w:r>
-      <w:r>
-        <w:rPr>
+          <w:rtl/>
+          <w:cs/>
+          <w:lang w:val="ar_AE" w:bidi="ar_AE"/>
+        </w:rPr>
+      </w:r>
+      <w:r>
+        <w:rPr>
+          <w:rtl/>
+          <w:cs/>
           <w:lang w:val="ar_AE" w:bidi="ar_AE"/>
         </w:rPr>
         <w:t>سترونج: H2561, H2562, H3196, H4469, H4997, H5435, H6025, H6071, H8492, G10980, G36310, G38200, G39430</w:t>
       </w:r>
       <w:r>
         <w:rPr>
-          <w:lang w:val="ar_AE" w:bidi="ar_AE"/>
-        </w:rPr>
-      </w:r>
-      <w:r>
-        <w:rPr>
-          <w:lang w:val="ar_AE" w:bidi="ar_AE"/>
-        </w:rPr>
-      </w:r>
-    </w:p>
-    <w:p>
-      <w:pPr>
-        <w:bidi/>
-      </w:pPr>
-      <w:r>
-        <w:rPr>
+          <w:rtl/>
+          <w:cs/>
+          <w:lang w:val="ar_AE" w:bidi="ar_AE"/>
+        </w:rPr>
+      </w:r>
+      <w:r>
+        <w:rPr>
+          <w:rtl/>
+          <w:cs/>
+          <w:lang w:val="ar_AE" w:bidi="ar_AE"/>
+        </w:rPr>
+      </w:r>
+    </w:p>
+    <w:p>
+      <w:pPr>
+        <w:bidi/>
+      </w:pPr>
+      <w:r>
+        <w:rPr>
+          <w:rtl/>
+          <w:cs/>
           <w:lang w:val="ar_AE" w:bidi="ar_AE"/>
         </w:rPr>
       </w:r>
@@ -6715,12 +8131,16 @@
       </w:pPr>
       <w:r>
         <w:rPr>
+          <w:rtl/>
+          <w:cs/>
           <w:lang w:val="ar_AE" w:bidi="ar_AE"/>
         </w:rPr>
         <w:t>خميرة</w:t>
       </w:r>
       <w:r>
         <w:rPr>
+          <w:rtl/>
+          <w:cs/>
           <w:lang w:val="ar_AE" w:bidi="ar_AE"/>
         </w:rPr>
       </w:r>
@@ -6732,6 +8152,8 @@
       </w:pPr>
       <w:r>
         <w:rPr>
+          <w:rtl/>
+          <w:cs/>
           <w:lang w:val="ar_AE" w:bidi="ar_AE"/>
         </w:rPr>
         <w:t>تعريف:</w:t>
@@ -6743,11 +8165,15 @@
       </w:pPr>
       <w:r>
         <w:rPr>
-          <w:lang w:val="ar_AE" w:bidi="ar_AE"/>
-        </w:rPr>
-      </w:r>
-      <w:r>
-        <w:rPr>
+          <w:rtl/>
+          <w:cs/>
+          <w:lang w:val="ar_AE" w:bidi="ar_AE"/>
+        </w:rPr>
+      </w:r>
+      <w:r>
+        <w:rPr>
+          <w:rtl/>
+          <w:cs/>
           <w:lang w:val="ar_AE" w:bidi="ar_AE"/>
         </w:rPr>
         <w:t>“الخميرة” هي مصطلح عام لمادة تجعل عجين الخبز يتمدد ويرتفع. إن “الخميرة” هي نوع محدد من المواد التي تُخمّر.</w:t>
@@ -6762,11 +8188,15 @@
       </w:pPr>
       <w:r>
         <w:rPr>
-          <w:lang w:val="ar_AE" w:bidi="ar_AE"/>
-        </w:rPr>
-      </w:r>
-      <w:r>
-        <w:rPr>
+          <w:rtl/>
+          <w:cs/>
+          <w:lang w:val="ar_AE" w:bidi="ar_AE"/>
+        </w:rPr>
+      </w:r>
+      <w:r>
+        <w:rPr>
+          <w:rtl/>
+          <w:cs/>
           <w:lang w:val="ar_AE" w:bidi="ar_AE"/>
         </w:rPr>
         <w:t>في بعض الترجمات الإنجليزية، تُترجم كلمة "يُخمّر" إلى "الخميرة"، وهي عامل تخمير حديث يملأ عجين الخبز بفقاعات الغاز، مما يجعل العجين يتمدد قبل خَبْزه. يتم عجن الخميرة في العجين بحيث تنتشر في جميع أنحاء كتلة العجين.</w:t>
@@ -6781,11 +8211,15 @@
       </w:pPr>
       <w:r>
         <w:rPr>
-          <w:lang w:val="ar_AE" w:bidi="ar_AE"/>
-        </w:rPr>
-      </w:r>
-      <w:r>
-        <w:rPr>
+          <w:rtl/>
+          <w:cs/>
+          <w:lang w:val="ar_AE" w:bidi="ar_AE"/>
+        </w:rPr>
+      </w:r>
+      <w:r>
+        <w:rPr>
+          <w:rtl/>
+          <w:cs/>
           <w:lang w:val="ar_AE" w:bidi="ar_AE"/>
         </w:rPr>
         <w:t>في زمن العهد القديم، كان عامل التخمير أو الارتفاع يُنتج بترك العجين لفترة من الوقت. كان يتم الاحتفاظ بكميات صغيرة من العجين الذي قد اختمر من دفعة سابقة كخميرة للدفعة التالية.</w:t>
@@ -6800,11 +8234,15 @@
       </w:pPr>
       <w:r>
         <w:rPr>
-          <w:lang w:val="ar_AE" w:bidi="ar_AE"/>
-        </w:rPr>
-      </w:r>
-      <w:r>
-        <w:rPr>
+          <w:rtl/>
+          <w:cs/>
+          <w:lang w:val="ar_AE" w:bidi="ar_AE"/>
+        </w:rPr>
+      </w:r>
+      <w:r>
+        <w:rPr>
+          <w:rtl/>
+          <w:cs/>
           <w:lang w:val="ar_AE" w:bidi="ar_AE"/>
         </w:rPr>
         <w:t>عندما هرب الإسرائيليون من مصر، لم يكن لديهم وقت لانتظار ارتفاع عجين الخبز، لذا صنعوا خبزًا بدون خميرة ليأخذوه معهم في رحلتهم. كتذكار لهذا، يحتفل الشعب اليهودي كل عام بعيد الفصح بأكل خبز لا يحتوي على خميرة.</w:t>
@@ -6819,11 +8257,15 @@
       </w:pPr>
       <w:r>
         <w:rPr>
-          <w:lang w:val="ar_AE" w:bidi="ar_AE"/>
-        </w:rPr>
-      </w:r>
-      <w:r>
-        <w:rPr>
+          <w:rtl/>
+          <w:cs/>
+          <w:lang w:val="ar_AE" w:bidi="ar_AE"/>
+        </w:rPr>
+      </w:r>
+      <w:r>
+        <w:rPr>
+          <w:rtl/>
+          <w:cs/>
           <w:lang w:val="ar_AE" w:bidi="ar_AE"/>
         </w:rPr>
         <w:t>يُستخدم مصطلح “الخميرة” بشكل مجازي في الكتاب المقدس كصورة لكيفية انتشار الخطية في حياة الشخص أو كيف يمكن أن تؤثر الخطية على الآخرين.</w:t>
@@ -6838,11 +8280,15 @@
       </w:pPr>
       <w:r>
         <w:rPr>
-          <w:lang w:val="ar_AE" w:bidi="ar_AE"/>
-        </w:rPr>
-      </w:r>
-      <w:r>
-        <w:rPr>
+          <w:rtl/>
+          <w:cs/>
+          <w:lang w:val="ar_AE" w:bidi="ar_AE"/>
+        </w:rPr>
+      </w:r>
+      <w:r>
+        <w:rPr>
+          <w:rtl/>
+          <w:cs/>
           <w:lang w:val="ar_AE" w:bidi="ar_AE"/>
         </w:rPr>
         <w:t>يمكن أن يشير أيضًا إلى التعليم الزائف الذي غالبًا ما ينتشر بين العديد من الناس ويؤثر عليهم.</w:t>
@@ -6857,11 +8303,15 @@
       </w:pPr>
       <w:r>
         <w:rPr>
-          <w:lang w:val="ar_AE" w:bidi="ar_AE"/>
-        </w:rPr>
-      </w:r>
-      <w:r>
-        <w:rPr>
+          <w:rtl/>
+          <w:cs/>
+          <w:lang w:val="ar_AE" w:bidi="ar_AE"/>
+        </w:rPr>
+      </w:r>
+      <w:r>
+        <w:rPr>
+          <w:rtl/>
+          <w:cs/>
           <w:lang w:val="ar_AE" w:bidi="ar_AE"/>
         </w:rPr>
         <w:t>يُستخدم مصطلح “الخميرة” أيضًا بطريقة إيجابية لشرح كيفية انتشار تأثير ملكوت الله من شخص لآخر.</w:t>
@@ -6874,6 +8324,8 @@
       </w:pPr>
       <w:r>
         <w:rPr>
+          <w:rtl/>
+          <w:cs/>
           <w:lang w:val="ar_AE" w:bidi="ar_AE"/>
         </w:rPr>
         <w:t>اقتراحات الترجمة</w:t>
@@ -6888,11 +8340,15 @@
       </w:pPr>
       <w:r>
         <w:rPr>
-          <w:lang w:val="ar_AE" w:bidi="ar_AE"/>
-        </w:rPr>
-      </w:r>
-      <w:r>
-        <w:rPr>
+          <w:rtl/>
+          <w:cs/>
+          <w:lang w:val="ar_AE" w:bidi="ar_AE"/>
+        </w:rPr>
+      </w:r>
+      <w:r>
+        <w:rPr>
+          <w:rtl/>
+          <w:cs/>
           <w:lang w:val="ar_AE" w:bidi="ar_AE"/>
         </w:rPr>
         <w:t>يمكن ترجمة هذا إلى “الخميرة” أو “مادة مُخمّرة” أو “رافع العجين.” يمكن التعبير عن كلمة “رافع بـ “مُمَدْد” أو “مُكبّر” أو “ينتفخ.”</w:t>
@@ -6907,11 +8363,15 @@
       </w:pPr>
       <w:r>
         <w:rPr>
-          <w:lang w:val="ar_AE" w:bidi="ar_AE"/>
-        </w:rPr>
-      </w:r>
-      <w:r>
-        <w:rPr>
+          <w:rtl/>
+          <w:cs/>
+          <w:lang w:val="ar_AE" w:bidi="ar_AE"/>
+        </w:rPr>
+      </w:r>
+      <w:r>
+        <w:rPr>
+          <w:rtl/>
+          <w:cs/>
           <w:lang w:val="ar_AE" w:bidi="ar_AE"/>
         </w:rPr>
         <w:t>إذا كان هناك عامل تخمير محلّي يُستخدم لجعل عجين الخبز يرتفع، يمكن استخدام هذا المصطلح. إذا كانت اللغة تحتوي على مصطلح عام معروف للـ“التخمير”، فسيكون هذا أفضل مصطلح للاستخدام.</w:t>
@@ -6923,47 +8383,63 @@
       </w:pPr>
       <w:r>
         <w:rPr>
-          <w:lang w:val="ar_AE" w:bidi="ar_AE"/>
-        </w:rPr>
-      </w:r>
-      <w:r>
-        <w:rPr>
+          <w:rtl/>
+          <w:cs/>
+          <w:lang w:val="ar_AE" w:bidi="ar_AE"/>
+        </w:rPr>
+      </w:r>
+      <w:r>
+        <w:rPr>
+          <w:rtl/>
+          <w:cs/>
           <w:lang w:val="ar_AE" w:bidi="ar_AE"/>
         </w:rPr>
         <w:t xml:space="preserve">(انظر أيضًا: </w:t>
       </w:r>
       <w:r>
         <w:rPr>
+          <w:rtl/>
+          <w:cs/>
           <w:lang w:val="ar_AE" w:bidi="ar_AE"/>
         </w:rPr>
         <w:t>مصر</w:t>
       </w:r>
       <w:r>
         <w:rPr>
+          <w:rtl/>
+          <w:cs/>
           <w:lang w:val="ar_AE" w:bidi="ar_AE"/>
         </w:rPr>
         <w:t xml:space="preserve">, </w:t>
       </w:r>
       <w:r>
         <w:rPr>
+          <w:rtl/>
+          <w:cs/>
           <w:lang w:val="ar_AE" w:bidi="ar_AE"/>
         </w:rPr>
         <w:t>عيد الفصح</w:t>
       </w:r>
       <w:r>
         <w:rPr>
+          <w:rtl/>
+          <w:cs/>
           <w:lang w:val="ar_AE" w:bidi="ar_AE"/>
         </w:rPr>
         <w:t xml:space="preserve">, </w:t>
       </w:r>
       <w:r>
         <w:rPr>
+          <w:rtl/>
+          <w:cs/>
           <w:lang w:val="ar_AE" w:bidi="ar_AE"/>
         </w:rPr>
         <w:t>خبز الفطير</w:t>
       </w:r>
       <w:r>
         <w:rPr>
+          <w:rtl/>
+          <w:cs/>
           <w:lang w:val="ar_AE" w:bidi="ar_AE"/>
         </w:rPr>
         <w:t>)</w:t>
@@ -6976,6 +8452,8 @@
       </w:pPr>
       <w:r>
         <w:rPr>
+          <w:rtl/>
+          <w:cs/>
           <w:lang w:val="ar_AE" w:bidi="ar_AE"/>
         </w:rPr>
         <w:t>مراجع الكتاب المقدس:</w:t>
@@ -6990,12 +8468,16 @@
       </w:pPr>
       <w:r>
         <w:rPr>
+          <w:rtl/>
+          <w:cs/>
           <w:lang w:val="ar_AE" w:bidi="ar_AE"/>
         </w:rPr>
       </w:r>
       <w:hyperlink r:id="rId97">
         <w:r>
           <w:rPr>
+            <w:rtl/>
+            <w:cs/>
             <w:lang w:val="ar_AE" w:bidi="ar_AE"/>
           </w:rPr>
           <w:rPr>
@@ -7015,12 +8497,16 @@
       </w:pPr>
       <w:r>
         <w:rPr>
+          <w:rtl/>
+          <w:cs/>
           <w:lang w:val="ar_AE" w:bidi="ar_AE"/>
         </w:rPr>
       </w:r>
       <w:hyperlink r:id="rId98">
         <w:r>
           <w:rPr>
+            <w:rtl/>
+            <w:cs/>
             <w:lang w:val="ar_AE" w:bidi="ar_AE"/>
           </w:rPr>
           <w:rPr>
@@ -7040,12 +8526,16 @@
       </w:pPr>
       <w:r>
         <w:rPr>
+          <w:rtl/>
+          <w:cs/>
           <w:lang w:val="ar_AE" w:bidi="ar_AE"/>
         </w:rPr>
       </w:r>
       <w:hyperlink r:id="rId99">
         <w:r>
           <w:rPr>
+            <w:rtl/>
+            <w:cs/>
             <w:lang w:val="ar_AE" w:bidi="ar_AE"/>
           </w:rPr>
           <w:rPr>
@@ -7065,12 +8555,16 @@
       </w:pPr>
       <w:r>
         <w:rPr>
+          <w:rtl/>
+          <w:cs/>
           <w:lang w:val="ar_AE" w:bidi="ar_AE"/>
         </w:rPr>
       </w:r>
       <w:hyperlink r:id="rId100">
         <w:r>
           <w:rPr>
+            <w:rtl/>
+            <w:cs/>
             <w:lang w:val="ar_AE" w:bidi="ar_AE"/>
           </w:rPr>
           <w:rPr>
@@ -7090,12 +8584,16 @@
       </w:pPr>
       <w:r>
         <w:rPr>
+          <w:rtl/>
+          <w:cs/>
           <w:lang w:val="ar_AE" w:bidi="ar_AE"/>
         </w:rPr>
       </w:r>
       <w:hyperlink r:id="rId101">
         <w:r>
           <w:rPr>
+            <w:rtl/>
+            <w:cs/>
             <w:lang w:val="ar_AE" w:bidi="ar_AE"/>
           </w:rPr>
           <w:rPr>
@@ -7115,12 +8613,16 @@
       </w:pPr>
       <w:r>
         <w:rPr>
+          <w:rtl/>
+          <w:cs/>
           <w:lang w:val="ar_AE" w:bidi="ar_AE"/>
         </w:rPr>
       </w:r>
       <w:hyperlink r:id="rId102">
         <w:r>
           <w:rPr>
+            <w:rtl/>
+            <w:cs/>
             <w:lang w:val="ar_AE" w:bidi="ar_AE"/>
           </w:rPr>
           <w:rPr>
@@ -7138,6 +8640,8 @@
       </w:pPr>
       <w:r>
         <w:rPr>
+          <w:rtl/>
+          <w:cs/>
           <w:lang w:val="ar_AE" w:bidi="ar_AE"/>
         </w:rPr>
         <w:t>بيانات الكلمة:</w:t>
@@ -7152,32 +8656,42 @@
       </w:pPr>
       <w:r>
         <w:rPr>
-          <w:lang w:val="ar_AE" w:bidi="ar_AE"/>
-        </w:rPr>
-      </w:r>
-      <w:r>
-        <w:rPr>
+          <w:rtl/>
+          <w:cs/>
+          <w:lang w:val="ar_AE" w:bidi="ar_AE"/>
+        </w:rPr>
+      </w:r>
+      <w:r>
+        <w:rPr>
+          <w:rtl/>
+          <w:cs/>
           <w:lang w:val="ar_AE" w:bidi="ar_AE"/>
         </w:rPr>
         <w:t>سترونج: H2556, H2557, H4682, H7603, G01060, G22190, G22200</w:t>
       </w:r>
       <w:r>
         <w:rPr>
-          <w:lang w:val="ar_AE" w:bidi="ar_AE"/>
-        </w:rPr>
-      </w:r>
-      <w:r>
-        <w:rPr>
-          <w:lang w:val="ar_AE" w:bidi="ar_AE"/>
-        </w:rPr>
-      </w:r>
-    </w:p>
-    <w:p>
-      <w:pPr>
-        <w:bidi/>
-      </w:pPr>
-      <w:r>
-        <w:rPr>
+          <w:rtl/>
+          <w:cs/>
+          <w:lang w:val="ar_AE" w:bidi="ar_AE"/>
+        </w:rPr>
+      </w:r>
+      <w:r>
+        <w:rPr>
+          <w:rtl/>
+          <w:cs/>
+          <w:lang w:val="ar_AE" w:bidi="ar_AE"/>
+        </w:rPr>
+      </w:r>
+    </w:p>
+    <w:p>
+      <w:pPr>
+        <w:bidi/>
+      </w:pPr>
+      <w:r>
+        <w:rPr>
+          <w:rtl/>
+          <w:cs/>
           <w:lang w:val="ar_AE" w:bidi="ar_AE"/>
         </w:rPr>
       </w:r>
@@ -7189,12 +8703,16 @@
       </w:pPr>
       <w:r>
         <w:rPr>
+          <w:rtl/>
+          <w:cs/>
           <w:lang w:val="ar_AE" w:bidi="ar_AE"/>
         </w:rPr>
         <w:t>خنزير</w:t>
       </w:r>
       <w:r>
         <w:rPr>
+          <w:rtl/>
+          <w:cs/>
           <w:lang w:val="ar_AE" w:bidi="ar_AE"/>
         </w:rPr>
       </w:r>
@@ -7206,6 +8724,8 @@
       </w:pPr>
       <w:r>
         <w:rPr>
+          <w:rtl/>
+          <w:cs/>
           <w:lang w:val="ar_AE" w:bidi="ar_AE"/>
         </w:rPr>
         <w:t>التعريف:</w:t>
@@ -7217,11 +8737,15 @@
       </w:pPr>
       <w:r>
         <w:rPr>
-          <w:lang w:val="ar_AE" w:bidi="ar_AE"/>
-        </w:rPr>
-      </w:r>
-      <w:r>
-        <w:rPr>
+          <w:rtl/>
+          <w:cs/>
+          <w:lang w:val="ar_AE" w:bidi="ar_AE"/>
+        </w:rPr>
+      </w:r>
+      <w:r>
+        <w:rPr>
+          <w:rtl/>
+          <w:cs/>
           <w:lang w:val="ar_AE" w:bidi="ar_AE"/>
         </w:rPr>
         <w:t>الخنزير هو نوع من الحيوانات ذات الأربع أرجل والحوافر، و التي تُربى من أجل الحصول على اللحم. و يُطلق على لحمه اسم "لحم الخنزير". و يعتبر مصطلح " swine" أي " الخنزير" هو المصطلح العام الذي يُطلق على الخنازير والحيوانات الأخرى ذات الصلة.</w:t>
@@ -7236,11 +8760,15 @@
       </w:pPr>
       <w:r>
         <w:rPr>
-          <w:lang w:val="ar_AE" w:bidi="ar_AE"/>
-        </w:rPr>
-      </w:r>
-      <w:r>
-        <w:rPr>
+          <w:rtl/>
+          <w:cs/>
+          <w:lang w:val="ar_AE" w:bidi="ar_AE"/>
+        </w:rPr>
+      </w:r>
+      <w:r>
+        <w:rPr>
+          <w:rtl/>
+          <w:cs/>
           <w:lang w:val="ar_AE" w:bidi="ar_AE"/>
         </w:rPr>
         <w:t>أوصى الله بني إسرائيل بعدم أكل لحم الخنزير و اعتباره نجسًا. و لا يزال اليهود حتى اليوم يعتبرون الخنازير نجسة ولا يأكلون لحمها.</w:t>
@@ -7255,11 +8783,15 @@
       </w:pPr>
       <w:r>
         <w:rPr>
-          <w:lang w:val="ar_AE" w:bidi="ar_AE"/>
-        </w:rPr>
-      </w:r>
-      <w:r>
-        <w:rPr>
+          <w:rtl/>
+          <w:cs/>
+          <w:lang w:val="ar_AE" w:bidi="ar_AE"/>
+        </w:rPr>
+      </w:r>
+      <w:r>
+        <w:rPr>
+          <w:rtl/>
+          <w:cs/>
           <w:lang w:val="ar_AE" w:bidi="ar_AE"/>
         </w:rPr>
         <w:t>تُربى الخنازير في المزارع لكي يتم بيعها للآخرين بغرض الحصول على لحمها.</w:t>
@@ -7274,11 +8806,15 @@
       </w:pPr>
       <w:r>
         <w:rPr>
-          <w:lang w:val="ar_AE" w:bidi="ar_AE"/>
-        </w:rPr>
-      </w:r>
-      <w:r>
-        <w:rPr>
+          <w:rtl/>
+          <w:cs/>
+          <w:lang w:val="ar_AE" w:bidi="ar_AE"/>
+        </w:rPr>
+      </w:r>
+      <w:r>
+        <w:rPr>
+          <w:rtl/>
+          <w:cs/>
           <w:lang w:val="ar_AE" w:bidi="ar_AE"/>
         </w:rPr>
         <w:t>هناك نوع من الخنازير لا يُربى في المزارع بل يعيش في البرية؛ و هذا يُسمى "الخنزير البري". الخنازير البرية لها أنياب وتعتبر حيوانات شديدة الخطورة.</w:t>
@@ -7293,11 +8829,15 @@
       </w:pPr>
       <w:r>
         <w:rPr>
-          <w:lang w:val="ar_AE" w:bidi="ar_AE"/>
-        </w:rPr>
-      </w:r>
-      <w:r>
-        <w:rPr>
+          <w:rtl/>
+          <w:cs/>
+          <w:lang w:val="ar_AE" w:bidi="ar_AE"/>
+        </w:rPr>
+      </w:r>
+      <w:r>
+        <w:rPr>
+          <w:rtl/>
+          <w:cs/>
           <w:lang w:val="ar_AE" w:bidi="ar_AE"/>
         </w:rPr>
         <w:t>يُشار أحيانا إلى الخنازير الكبيرة، في اللغة الإنجليزية، باسم "hogs".</w:t>
@@ -7309,11 +8849,15 @@
       </w:pPr>
       <w:r>
         <w:rPr>
-          <w:lang w:val="ar_AE" w:bidi="ar_AE"/>
-        </w:rPr>
-      </w:r>
-      <w:r>
-        <w:rPr>
+          <w:rtl/>
+          <w:cs/>
+          <w:lang w:val="ar_AE" w:bidi="ar_AE"/>
+        </w:rPr>
+      </w:r>
+      <w:r>
+        <w:rPr>
+          <w:rtl/>
+          <w:cs/>
           <w:lang w:val="ar_AE" w:bidi="ar_AE"/>
         </w:rPr>
         <w:t>(انظر أيضًا: كيفية ترجمة المجهولين)</w:t>
@@ -7325,23 +8869,31 @@
       </w:pPr>
       <w:r>
         <w:rPr>
-          <w:lang w:val="ar_AE" w:bidi="ar_AE"/>
-        </w:rPr>
-      </w:r>
-      <w:r>
-        <w:rPr>
+          <w:rtl/>
+          <w:cs/>
+          <w:lang w:val="ar_AE" w:bidi="ar_AE"/>
+        </w:rPr>
+      </w:r>
+      <w:r>
+        <w:rPr>
+          <w:rtl/>
+          <w:cs/>
           <w:lang w:val="ar_AE" w:bidi="ar_AE"/>
         </w:rPr>
         <w:t xml:space="preserve">(انظر أيضًا: </w:t>
       </w:r>
       <w:r>
         <w:rPr>
+          <w:rtl/>
+          <w:cs/>
           <w:lang w:val="ar_AE" w:bidi="ar_AE"/>
         </w:rPr>
         <w:t>طاهر</w:t>
       </w:r>
       <w:r>
         <w:rPr>
+          <w:rtl/>
+          <w:cs/>
           <w:lang w:val="ar_AE" w:bidi="ar_AE"/>
         </w:rPr>
         <w:t>)</w:t>
@@ -7354,6 +8906,8 @@
       </w:pPr>
       <w:r>
         <w:rPr>
+          <w:rtl/>
+          <w:cs/>
           <w:lang w:val="ar_AE" w:bidi="ar_AE"/>
         </w:rPr>
         <w:t>نصوص كتابية:</w:t>
@@ -7368,12 +8922,16 @@
       </w:pPr>
       <w:r>
         <w:rPr>
+          <w:rtl/>
+          <w:cs/>
           <w:lang w:val="ar_AE" w:bidi="ar_AE"/>
         </w:rPr>
       </w:r>
       <w:hyperlink r:id="rId103">
         <w:r>
           <w:rPr>
+            <w:rtl/>
+            <w:cs/>
             <w:lang w:val="ar_AE" w:bidi="ar_AE"/>
           </w:rPr>
           <w:rPr>
@@ -7393,12 +8951,16 @@
       </w:pPr>
       <w:r>
         <w:rPr>
+          <w:rtl/>
+          <w:cs/>
           <w:lang w:val="ar_AE" w:bidi="ar_AE"/>
         </w:rPr>
       </w:r>
       <w:hyperlink r:id="rId104">
         <w:r>
           <w:rPr>
+            <w:rtl/>
+            <w:cs/>
             <w:lang w:val="ar_AE" w:bidi="ar_AE"/>
           </w:rPr>
           <w:rPr>
@@ -7418,12 +8980,16 @@
       </w:pPr>
       <w:r>
         <w:rPr>
+          <w:rtl/>
+          <w:cs/>
           <w:lang w:val="ar_AE" w:bidi="ar_AE"/>
         </w:rPr>
       </w:r>
       <w:hyperlink r:id="rId105">
         <w:r>
           <w:rPr>
+            <w:rtl/>
+            <w:cs/>
             <w:lang w:val="ar_AE" w:bidi="ar_AE"/>
           </w:rPr>
           <w:rPr>
@@ -7443,12 +9009,16 @@
       </w:pPr>
       <w:r>
         <w:rPr>
+          <w:rtl/>
+          <w:cs/>
           <w:lang w:val="ar_AE" w:bidi="ar_AE"/>
         </w:rPr>
       </w:r>
       <w:hyperlink r:id="rId106">
         <w:r>
           <w:rPr>
+            <w:rtl/>
+            <w:cs/>
             <w:lang w:val="ar_AE" w:bidi="ar_AE"/>
           </w:rPr>
           <w:rPr>
@@ -7466,6 +9036,8 @@
       </w:pPr>
       <w:r>
         <w:rPr>
+          <w:rtl/>
+          <w:cs/>
           <w:lang w:val="ar_AE" w:bidi="ar_AE"/>
         </w:rPr>
         <w:t>بيانات الكلمة:</w:t>
@@ -7480,32 +9052,42 @@
       </w:pPr>
       <w:r>
         <w:rPr>
-          <w:lang w:val="ar_AE" w:bidi="ar_AE"/>
-        </w:rPr>
-      </w:r>
-      <w:r>
-        <w:rPr>
+          <w:rtl/>
+          <w:cs/>
+          <w:lang w:val="ar_AE" w:bidi="ar_AE"/>
+        </w:rPr>
+      </w:r>
+      <w:r>
+        <w:rPr>
+          <w:rtl/>
+          <w:cs/>
           <w:lang w:val="ar_AE" w:bidi="ar_AE"/>
         </w:rPr>
         <w:t>سترونج: H2386, G55190</w:t>
       </w:r>
       <w:r>
         <w:rPr>
-          <w:lang w:val="ar_AE" w:bidi="ar_AE"/>
-        </w:rPr>
-      </w:r>
-      <w:r>
-        <w:rPr>
-          <w:lang w:val="ar_AE" w:bidi="ar_AE"/>
-        </w:rPr>
-      </w:r>
-    </w:p>
-    <w:p>
-      <w:pPr>
-        <w:bidi/>
-      </w:pPr>
-      <w:r>
-        <w:rPr>
+          <w:rtl/>
+          <w:cs/>
+          <w:lang w:val="ar_AE" w:bidi="ar_AE"/>
+        </w:rPr>
+      </w:r>
+      <w:r>
+        <w:rPr>
+          <w:rtl/>
+          <w:cs/>
+          <w:lang w:val="ar_AE" w:bidi="ar_AE"/>
+        </w:rPr>
+      </w:r>
+    </w:p>
+    <w:p>
+      <w:pPr>
+        <w:bidi/>
+      </w:pPr>
+      <w:r>
+        <w:rPr>
+          <w:rtl/>
+          <w:cs/>
           <w:lang w:val="ar_AE" w:bidi="ar_AE"/>
         </w:rPr>
       </w:r>
@@ -7517,12 +9099,16 @@
       </w:pPr>
       <w:r>
         <w:rPr>
+          <w:rtl/>
+          <w:cs/>
           <w:lang w:val="ar_AE" w:bidi="ar_AE"/>
         </w:rPr>
         <w:t>خوف "مخافة"</w:t>
       </w:r>
       <w:r>
         <w:rPr>
+          <w:rtl/>
+          <w:cs/>
           <w:lang w:val="ar_AE" w:bidi="ar_AE"/>
         </w:rPr>
       </w:r>
@@ -7534,6 +9120,8 @@
       </w:pPr>
       <w:r>
         <w:rPr>
+          <w:rtl/>
+          <w:cs/>
           <w:lang w:val="ar_AE" w:bidi="ar_AE"/>
         </w:rPr>
         <w:t>التعريف:</w:t>
@@ -7545,11 +9133,15 @@
       </w:pPr>
       <w:r>
         <w:rPr>
-          <w:lang w:val="ar_AE" w:bidi="ar_AE"/>
-        </w:rPr>
-      </w:r>
-      <w:r>
-        <w:rPr>
+          <w:rtl/>
+          <w:cs/>
+          <w:lang w:val="ar_AE" w:bidi="ar_AE"/>
+        </w:rPr>
+      </w:r>
+      <w:r>
+        <w:rPr>
+          <w:rtl/>
+          <w:cs/>
           <w:lang w:val="ar_AE" w:bidi="ar_AE"/>
         </w:rPr>
         <w:t>غالبًا ما تشير مصطلحات "الخوف" إلى الشعور المزعج الذي يشعر به الشخص في حال مواجهته تهديدًا محتملًا لسلامته أو خيره. ومع ذلك، ففي الكتاب المقدس، يمكن أن تعني كلمة "الخوف" أو "المخافة" أيضًا موقف العبادة، الاحترام، الرهبة، أو الطاعة تجاه شخص آخر، عادةً ما يكون شخصًا قويًا مثل الله أو الملك.</w:t>
@@ -7562,6 +9154,8 @@
       </w:pPr>
       <w:r>
         <w:rPr>
+          <w:rtl/>
+          <w:cs/>
           <w:lang w:val="ar_AE" w:bidi="ar_AE"/>
         </w:rPr>
         <w:t>اقتراحات الترجمة:</w:t>
@@ -7576,11 +9170,15 @@
       </w:pPr>
       <w:r>
         <w:rPr>
-          <w:lang w:val="ar_AE" w:bidi="ar_AE"/>
-        </w:rPr>
-      </w:r>
-      <w:r>
-        <w:rPr>
+          <w:rtl/>
+          <w:cs/>
+          <w:lang w:val="ar_AE" w:bidi="ar_AE"/>
+        </w:rPr>
+      </w:r>
+      <w:r>
+        <w:rPr>
+          <w:rtl/>
+          <w:cs/>
           <w:lang w:val="ar_AE" w:bidi="ar_AE"/>
         </w:rPr>
         <w:t>اعتمادًا على السياق، يمكن ترجمة مصطلح "الخوف" بطرق مختلفة. فإن بعض الاحتمالات الممكنة تشمل كلمات مثل: "يخاف؛" "يحترم بشدة،" أو "احترام عميق؛" "يوقر،" أو "توقير؛" أو ربما "يكون في رهبة من."</w:t>
@@ -7595,11 +9193,15 @@
       </w:pPr>
       <w:r>
         <w:rPr>
-          <w:lang w:val="ar_AE" w:bidi="ar_AE"/>
-        </w:rPr>
-      </w:r>
-      <w:r>
-        <w:rPr>
+          <w:rtl/>
+          <w:cs/>
+          <w:lang w:val="ar_AE" w:bidi="ar_AE"/>
+        </w:rPr>
+      </w:r>
+      <w:r>
+        <w:rPr>
+          <w:rtl/>
+          <w:cs/>
           <w:lang w:val="ar_AE" w:bidi="ar_AE"/>
         </w:rPr>
         <w:t>قد تُترجم جملة "حلَّ خوف الله علي جميعهم" بطرق مختلفة. بعض الاحتمالات تشمل: "بغتةً شعر الجميع برهبة واحترام عميقين لله؛" أو "على الفور، شعروا جميعًا بالدهشة ووقروا الله بعمق؛" أو "في تلك اللحظة، شعروا جميعًا بالخوف الشديد من الله (بسبب قوته العظيمة)."</w:t>
@@ -7614,11 +9216,15 @@
       </w:pPr>
       <w:r>
         <w:rPr>
-          <w:lang w:val="ar_AE" w:bidi="ar_AE"/>
-        </w:rPr>
-      </w:r>
-      <w:r>
-        <w:rPr>
+          <w:rtl/>
+          <w:cs/>
+          <w:lang w:val="ar_AE" w:bidi="ar_AE"/>
+        </w:rPr>
+      </w:r>
+      <w:r>
+        <w:rPr>
+          <w:rtl/>
+          <w:cs/>
           <w:lang w:val="ar_AE" w:bidi="ar_AE"/>
         </w:rPr>
         <w:t>يمكن ترجمة عبارة "خافوا يهوه" إلى "وقروا يهوه" أو "احترموا يهوه بعمق."</w:t>
@@ -7633,11 +9239,15 @@
       </w:pPr>
       <w:r>
         <w:rPr>
-          <w:lang w:val="ar_AE" w:bidi="ar_AE"/>
-        </w:rPr>
-      </w:r>
-      <w:r>
-        <w:rPr>
+          <w:rtl/>
+          <w:cs/>
+          <w:lang w:val="ar_AE" w:bidi="ar_AE"/>
+        </w:rPr>
+      </w:r>
+      <w:r>
+        <w:rPr>
+          <w:rtl/>
+          <w:cs/>
           <w:lang w:val="ar_AE" w:bidi="ar_AE"/>
         </w:rPr>
         <w:t>كما يمكن أيضًا ترجمة عبارة "لا تخف" إلى "لا تكن خائفًا" أو "توقف عن الخوف."</w:t>
@@ -7649,71 +9259,95 @@
       </w:pPr>
       <w:r>
         <w:rPr>
-          <w:lang w:val="ar_AE" w:bidi="ar_AE"/>
-        </w:rPr>
-      </w:r>
-      <w:r>
-        <w:rPr>
+          <w:rtl/>
+          <w:cs/>
+          <w:lang w:val="ar_AE" w:bidi="ar_AE"/>
+        </w:rPr>
+      </w:r>
+      <w:r>
+        <w:rPr>
+          <w:rtl/>
+          <w:cs/>
           <w:lang w:val="ar_AE" w:bidi="ar_AE"/>
         </w:rPr>
         <w:t xml:space="preserve">(انظر أيضًا: </w:t>
       </w:r>
       <w:r>
         <w:rPr>
+          <w:rtl/>
+          <w:cs/>
           <w:lang w:val="ar_AE" w:bidi="ar_AE"/>
         </w:rPr>
         <w:t>الرهبة</w:t>
       </w:r>
       <w:r>
         <w:rPr>
+          <w:rtl/>
+          <w:cs/>
           <w:lang w:val="ar_AE" w:bidi="ar_AE"/>
         </w:rPr>
         <w:t xml:space="preserve">, </w:t>
       </w:r>
       <w:r>
         <w:rPr>
+          <w:rtl/>
+          <w:cs/>
           <w:lang w:val="ar_AE" w:bidi="ar_AE"/>
         </w:rPr>
         <w:t>يهوه</w:t>
       </w:r>
       <w:r>
         <w:rPr>
+          <w:rtl/>
+          <w:cs/>
           <w:lang w:val="ar_AE" w:bidi="ar_AE"/>
         </w:rPr>
         <w:t xml:space="preserve">, </w:t>
       </w:r>
       <w:r>
         <w:rPr>
+          <w:rtl/>
+          <w:cs/>
           <w:lang w:val="ar_AE" w:bidi="ar_AE"/>
         </w:rPr>
         <w:t>الرب</w:t>
       </w:r>
       <w:r>
         <w:rPr>
+          <w:rtl/>
+          <w:cs/>
           <w:lang w:val="ar_AE" w:bidi="ar_AE"/>
         </w:rPr>
         <w:t xml:space="preserve">, </w:t>
       </w:r>
       <w:r>
         <w:rPr>
+          <w:rtl/>
+          <w:cs/>
           <w:lang w:val="ar_AE" w:bidi="ar_AE"/>
         </w:rPr>
         <w:t>الدهشة</w:t>
       </w:r>
       <w:r>
         <w:rPr>
+          <w:rtl/>
+          <w:cs/>
           <w:lang w:val="ar_AE" w:bidi="ar_AE"/>
         </w:rPr>
         <w:t xml:space="preserve">, </w:t>
       </w:r>
       <w:r>
         <w:rPr>
+          <w:rtl/>
+          <w:cs/>
           <w:lang w:val="ar_AE" w:bidi="ar_AE"/>
         </w:rPr>
         <w:t>القوة</w:t>
       </w:r>
       <w:r>
         <w:rPr>
+          <w:rtl/>
+          <w:cs/>
           <w:lang w:val="ar_AE" w:bidi="ar_AE"/>
         </w:rPr>
         <w:t>)</w:t>
@@ -7726,6 +9360,8 @@
       </w:pPr>
       <w:r>
         <w:rPr>
+          <w:rtl/>
+          <w:cs/>
           <w:lang w:val="ar_AE" w:bidi="ar_AE"/>
         </w:rPr>
         <w:t>مراجع الكتاب المقدس:</w:t>
@@ -7740,12 +9376,16 @@
       </w:pPr>
       <w:r>
         <w:rPr>
+          <w:rtl/>
+          <w:cs/>
           <w:lang w:val="ar_AE" w:bidi="ar_AE"/>
         </w:rPr>
       </w:r>
       <w:hyperlink r:id="rId107">
         <w:r>
           <w:rPr>
+            <w:rtl/>
+            <w:cs/>
             <w:lang w:val="ar_AE" w:bidi="ar_AE"/>
           </w:rPr>
           <w:rPr>
@@ -7765,12 +9405,16 @@
       </w:pPr>
       <w:r>
         <w:rPr>
+          <w:rtl/>
+          <w:cs/>
           <w:lang w:val="ar_AE" w:bidi="ar_AE"/>
         </w:rPr>
       </w:r>
       <w:hyperlink r:id="rId108">
         <w:r>
           <w:rPr>
+            <w:rtl/>
+            <w:cs/>
             <w:lang w:val="ar_AE" w:bidi="ar_AE"/>
           </w:rPr>
           <w:rPr>
@@ -7790,12 +9434,16 @@
       </w:pPr>
       <w:r>
         <w:rPr>
+          <w:rtl/>
+          <w:cs/>
           <w:lang w:val="ar_AE" w:bidi="ar_AE"/>
         </w:rPr>
       </w:r>
       <w:hyperlink r:id="rId109">
         <w:r>
           <w:rPr>
+            <w:rtl/>
+            <w:cs/>
             <w:lang w:val="ar_AE" w:bidi="ar_AE"/>
           </w:rPr>
           <w:rPr>
@@ -7815,12 +9463,16 @@
       </w:pPr>
       <w:r>
         <w:rPr>
+          <w:rtl/>
+          <w:cs/>
           <w:lang w:val="ar_AE" w:bidi="ar_AE"/>
         </w:rPr>
       </w:r>
       <w:hyperlink r:id="rId110">
         <w:r>
           <w:rPr>
+            <w:rtl/>
+            <w:cs/>
             <w:lang w:val="ar_AE" w:bidi="ar_AE"/>
           </w:rPr>
           <w:rPr>
@@ -7840,12 +9492,16 @@
       </w:pPr>
       <w:r>
         <w:rPr>
+          <w:rtl/>
+          <w:cs/>
           <w:lang w:val="ar_AE" w:bidi="ar_AE"/>
         </w:rPr>
       </w:r>
       <w:hyperlink r:id="rId111">
         <w:r>
           <w:rPr>
+            <w:rtl/>
+            <w:cs/>
             <w:lang w:val="ar_AE" w:bidi="ar_AE"/>
           </w:rPr>
           <w:rPr>
@@ -7865,12 +9521,16 @@
       </w:pPr>
       <w:r>
         <w:rPr>
+          <w:rtl/>
+          <w:cs/>
           <w:lang w:val="ar_AE" w:bidi="ar_AE"/>
         </w:rPr>
       </w:r>
       <w:hyperlink r:id="rId112">
         <w:r>
           <w:rPr>
+            <w:rtl/>
+            <w:cs/>
             <w:lang w:val="ar_AE" w:bidi="ar_AE"/>
           </w:rPr>
           <w:rPr>
@@ -7890,12 +9550,16 @@
       </w:pPr>
       <w:r>
         <w:rPr>
+          <w:rtl/>
+          <w:cs/>
           <w:lang w:val="ar_AE" w:bidi="ar_AE"/>
         </w:rPr>
       </w:r>
       <w:hyperlink r:id="rId113">
         <w:r>
           <w:rPr>
+            <w:rtl/>
+            <w:cs/>
             <w:lang w:val="ar_AE" w:bidi="ar_AE"/>
           </w:rPr>
           <w:rPr>
@@ -7915,12 +9579,16 @@
       </w:pPr>
       <w:r>
         <w:rPr>
+          <w:rtl/>
+          <w:cs/>
           <w:lang w:val="ar_AE" w:bidi="ar_AE"/>
         </w:rPr>
       </w:r>
       <w:hyperlink r:id="rId114">
         <w:r>
           <w:rPr>
+            <w:rtl/>
+            <w:cs/>
             <w:lang w:val="ar_AE" w:bidi="ar_AE"/>
           </w:rPr>
           <w:rPr>
@@ -7940,12 +9608,16 @@
       </w:pPr>
       <w:r>
         <w:rPr>
+          <w:rtl/>
+          <w:cs/>
           <w:lang w:val="ar_AE" w:bidi="ar_AE"/>
         </w:rPr>
       </w:r>
       <w:hyperlink r:id="rId115">
         <w:r>
           <w:rPr>
+            <w:rtl/>
+            <w:cs/>
             <w:lang w:val="ar_AE" w:bidi="ar_AE"/>
           </w:rPr>
           <w:rPr>
@@ -7965,12 +9637,16 @@
       </w:pPr>
       <w:r>
         <w:rPr>
+          <w:rtl/>
+          <w:cs/>
           <w:lang w:val="ar_AE" w:bidi="ar_AE"/>
         </w:rPr>
       </w:r>
       <w:hyperlink r:id="rId116">
         <w:r>
           <w:rPr>
+            <w:rtl/>
+            <w:cs/>
             <w:lang w:val="ar_AE" w:bidi="ar_AE"/>
           </w:rPr>
           <w:rPr>
@@ -7988,6 +9664,8 @@
       </w:pPr>
       <w:r>
         <w:rPr>
+          <w:rtl/>
+          <w:cs/>
           <w:lang w:val="ar_AE" w:bidi="ar_AE"/>
         </w:rPr>
         <w:t>بيانات الكلمة:</w:t>
@@ -8002,32 +9680,42 @@
       </w:pPr>
       <w:r>
         <w:rPr>
-          <w:lang w:val="ar_AE" w:bidi="ar_AE"/>
-        </w:rPr>
-      </w:r>
-      <w:r>
-        <w:rPr>
+          <w:rtl/>
+          <w:cs/>
+          <w:lang w:val="ar_AE" w:bidi="ar_AE"/>
+        </w:rPr>
+      </w:r>
+      <w:r>
+        <w:rPr>
+          <w:rtl/>
+          <w:cs/>
           <w:lang w:val="ar_AE" w:bidi="ar_AE"/>
         </w:rPr>
         <w:t>سترونج: H0367, H0926, H1204, H1481, H1672, H1674, H1763, H2119, H2296, H2727, H2729, H2730, H2731, H2844, H2849, H2865, H3016, H3025, H3068, H3372, H3373, H3374, H4032, H4034, H4035, H4116, H4172, H6206, H6342, H6343, H6345, H6427, H7264, H7267, H7297, H7374, H7461, H7493, H8175, G08700, G11670, G11680, G11690, G16300, G17190, G21240, G21250, G29620, G53980, G53990, G54000, G54010</w:t>
       </w:r>
       <w:r>
         <w:rPr>
-          <w:lang w:val="ar_AE" w:bidi="ar_AE"/>
-        </w:rPr>
-      </w:r>
-      <w:r>
-        <w:rPr>
-          <w:lang w:val="ar_AE" w:bidi="ar_AE"/>
-        </w:rPr>
-      </w:r>
-    </w:p>
-    <w:p>
-      <w:pPr>
-        <w:bidi/>
-      </w:pPr>
-      <w:r>
-        <w:rPr>
+          <w:rtl/>
+          <w:cs/>
+          <w:lang w:val="ar_AE" w:bidi="ar_AE"/>
+        </w:rPr>
+      </w:r>
+      <w:r>
+        <w:rPr>
+          <w:rtl/>
+          <w:cs/>
+          <w:lang w:val="ar_AE" w:bidi="ar_AE"/>
+        </w:rPr>
+      </w:r>
+    </w:p>
+    <w:p>
+      <w:pPr>
+        <w:bidi/>
+      </w:pPr>
+      <w:r>
+        <w:rPr>
+          <w:rtl/>
+          <w:cs/>
           <w:lang w:val="ar_AE" w:bidi="ar_AE"/>
         </w:rPr>
       </w:r>
@@ -8039,12 +9727,16 @@
       </w:pPr>
       <w:r>
         <w:rPr>
+          <w:rtl/>
+          <w:cs/>
           <w:lang w:val="ar_AE" w:bidi="ar_AE"/>
         </w:rPr>
         <w:t>خيمة</w:t>
       </w:r>
       <w:r>
         <w:rPr>
+          <w:rtl/>
+          <w:cs/>
           <w:lang w:val="ar_AE" w:bidi="ar_AE"/>
         </w:rPr>
       </w:r>
@@ -8056,6 +9748,8 @@
       </w:pPr>
       <w:r>
         <w:rPr>
+          <w:rtl/>
+          <w:cs/>
           <w:lang w:val="ar_AE" w:bidi="ar_AE"/>
         </w:rPr>
         <w:t>تعريف:</w:t>
@@ -8067,11 +9761,15 @@
       </w:pPr>
       <w:r>
         <w:rPr>
-          <w:lang w:val="ar_AE" w:bidi="ar_AE"/>
-        </w:rPr>
-      </w:r>
-      <w:r>
-        <w:rPr>
+          <w:rtl/>
+          <w:cs/>
+          <w:lang w:val="ar_AE" w:bidi="ar_AE"/>
+        </w:rPr>
+      </w:r>
+      <w:r>
+        <w:rPr>
+          <w:rtl/>
+          <w:cs/>
           <w:lang w:val="ar_AE" w:bidi="ar_AE"/>
         </w:rPr>
         <w:t>الخيمة هي عبارة عن مسكن أو مأوى متنقل مصنوع من قماش قوي يُغطى به هيكل من الأعمدة ويُثبت عليها.</w:t>
@@ -8086,11 +9784,15 @@
       </w:pPr>
       <w:r>
         <w:rPr>
-          <w:lang w:val="ar_AE" w:bidi="ar_AE"/>
-        </w:rPr>
-      </w:r>
-      <w:r>
-        <w:rPr>
+          <w:rtl/>
+          <w:cs/>
+          <w:lang w:val="ar_AE" w:bidi="ar_AE"/>
+        </w:rPr>
+      </w:r>
+      <w:r>
+        <w:rPr>
+          <w:rtl/>
+          <w:cs/>
           <w:lang w:val="ar_AE" w:bidi="ar_AE"/>
         </w:rPr>
         <w:t>يمكن أن تكون الخيام صغيرة، بحيث تكفي فقط لعدد قليل من الأشخاص للنوم، أو يمكن أن تكون كبيرة جدًا، بحيث تتسع لعائلة كاملة للنوم والطهي والعيش فيها.</w:t>
@@ -8105,11 +9807,15 @@
       </w:pPr>
       <w:r>
         <w:rPr>
-          <w:lang w:val="ar_AE" w:bidi="ar_AE"/>
-        </w:rPr>
-      </w:r>
-      <w:r>
-        <w:rPr>
+          <w:rtl/>
+          <w:cs/>
+          <w:lang w:val="ar_AE" w:bidi="ar_AE"/>
+        </w:rPr>
+      </w:r>
+      <w:r>
+        <w:rPr>
+          <w:rtl/>
+          <w:cs/>
           <w:lang w:val="ar_AE" w:bidi="ar_AE"/>
         </w:rPr>
         <w:t>بالنسبة للعديد من الناس، كانت الخيام تُستخدم كأماكن سكن دائمة. على سبيل المثال، خلال معظم الوقت الذي عاشت فيه عائلة إبراهيم في أرض كنعان، كانوا يسكنون في خيام كبيرة مصنوعة من أقمشة متينة وقوية من شعر الماعز.</w:t>
@@ -8124,11 +9830,15 @@
       </w:pPr>
       <w:r>
         <w:rPr>
-          <w:lang w:val="ar_AE" w:bidi="ar_AE"/>
-        </w:rPr>
-      </w:r>
-      <w:r>
-        <w:rPr>
+          <w:rtl/>
+          <w:cs/>
+          <w:lang w:val="ar_AE" w:bidi="ar_AE"/>
+        </w:rPr>
+      </w:r>
+      <w:r>
+        <w:rPr>
+          <w:rtl/>
+          <w:cs/>
           <w:lang w:val="ar_AE" w:bidi="ar_AE"/>
         </w:rPr>
         <w:t>كما عاش بنو إسرائيل في الخيام خلال ارتحالهم لمدة أربعين عامًا في برية سيناء.</w:t>
@@ -8143,11 +9853,15 @@
       </w:pPr>
       <w:r>
         <w:rPr>
-          <w:lang w:val="ar_AE" w:bidi="ar_AE"/>
-        </w:rPr>
-      </w:r>
-      <w:r>
-        <w:rPr>
+          <w:rtl/>
+          <w:cs/>
+          <w:lang w:val="ar_AE" w:bidi="ar_AE"/>
+        </w:rPr>
+      </w:r>
+      <w:r>
+        <w:rPr>
+          <w:rtl/>
+          <w:cs/>
           <w:lang w:val="ar_AE" w:bidi="ar_AE"/>
         </w:rPr>
         <w:t>كان مسكن خيمة الاجتماع يُعد نوعًا من الخيام الكبيرة جدًا، والتي لها جدران سميكة مصنوعة من ستائر وأغطية قماشية.</w:t>
@@ -8162,11 +9876,15 @@
       </w:pPr>
       <w:r>
         <w:rPr>
-          <w:lang w:val="ar_AE" w:bidi="ar_AE"/>
-        </w:rPr>
-      </w:r>
-      <w:r>
-        <w:rPr>
+          <w:rtl/>
+          <w:cs/>
+          <w:lang w:val="ar_AE" w:bidi="ar_AE"/>
+        </w:rPr>
+      </w:r>
+      <w:r>
+        <w:rPr>
+          <w:rtl/>
+          <w:cs/>
           <w:lang w:val="ar_AE" w:bidi="ar_AE"/>
         </w:rPr>
         <w:t>عندما سافر الرسول بولس إلى مدن مختلفة لنشر الإنجيل، كان يعيل نفسه بصنع الخيام.</w:t>
@@ -8181,11 +9899,15 @@
       </w:pPr>
       <w:r>
         <w:rPr>
-          <w:lang w:val="ar_AE" w:bidi="ar_AE"/>
-        </w:rPr>
-      </w:r>
-      <w:r>
-        <w:rPr>
+          <w:rtl/>
+          <w:cs/>
+          <w:lang w:val="ar_AE" w:bidi="ar_AE"/>
+        </w:rPr>
+      </w:r>
+      <w:r>
+        <w:rPr>
+          <w:rtl/>
+          <w:cs/>
           <w:lang w:val="ar_AE" w:bidi="ar_AE"/>
         </w:rPr>
         <w:t>يُستخدم مصطلح "الخيام" أحيانًا بشكل مجازي للإشارة عمومًا إلى أماكن سكن الناس. فيمكن أيضًا ترجمتها إلى "منازل" أو "مساكن" أو "بيوت" أو حتى "أجساد". (انظر: المجاز)</w:t>
@@ -8197,95 +9919,127 @@
       </w:pPr>
       <w:r>
         <w:rPr>
-          <w:lang w:val="ar_AE" w:bidi="ar_AE"/>
-        </w:rPr>
-      </w:r>
-      <w:r>
-        <w:rPr>
+          <w:rtl/>
+          <w:cs/>
+          <w:lang w:val="ar_AE" w:bidi="ar_AE"/>
+        </w:rPr>
+      </w:r>
+      <w:r>
+        <w:rPr>
+          <w:rtl/>
+          <w:cs/>
           <w:lang w:val="ar_AE" w:bidi="ar_AE"/>
         </w:rPr>
         <w:t xml:space="preserve">(انظر أيضًا: </w:t>
       </w:r>
       <w:r>
         <w:rPr>
+          <w:rtl/>
+          <w:cs/>
           <w:lang w:val="ar_AE" w:bidi="ar_AE"/>
         </w:rPr>
         <w:t>إبراهيم</w:t>
       </w:r>
       <w:r>
         <w:rPr>
+          <w:rtl/>
+          <w:cs/>
           <w:lang w:val="ar_AE" w:bidi="ar_AE"/>
         </w:rPr>
         <w:t xml:space="preserve">, </w:t>
       </w:r>
       <w:r>
         <w:rPr>
+          <w:rtl/>
+          <w:cs/>
           <w:lang w:val="ar_AE" w:bidi="ar_AE"/>
         </w:rPr>
         <w:t>كنعان</w:t>
       </w:r>
       <w:r>
         <w:rPr>
+          <w:rtl/>
+          <w:cs/>
           <w:lang w:val="ar_AE" w:bidi="ar_AE"/>
         </w:rPr>
         <w:t xml:space="preserve">, </w:t>
       </w:r>
       <w:r>
         <w:rPr>
+          <w:rtl/>
+          <w:cs/>
           <w:lang w:val="ar_AE" w:bidi="ar_AE"/>
         </w:rPr>
         <w:t>ستارة</w:t>
       </w:r>
       <w:r>
         <w:rPr>
+          <w:rtl/>
+          <w:cs/>
           <w:lang w:val="ar_AE" w:bidi="ar_AE"/>
         </w:rPr>
         <w:t xml:space="preserve">, </w:t>
       </w:r>
       <w:r>
         <w:rPr>
+          <w:rtl/>
+          <w:cs/>
           <w:lang w:val="ar_AE" w:bidi="ar_AE"/>
         </w:rPr>
         <w:t>بولس</w:t>
       </w:r>
       <w:r>
         <w:rPr>
+          <w:rtl/>
+          <w:cs/>
           <w:lang w:val="ar_AE" w:bidi="ar_AE"/>
         </w:rPr>
         <w:t xml:space="preserve">, </w:t>
       </w:r>
       <w:r>
         <w:rPr>
+          <w:rtl/>
+          <w:cs/>
           <w:lang w:val="ar_AE" w:bidi="ar_AE"/>
         </w:rPr>
         <w:t>سيناء</w:t>
       </w:r>
       <w:r>
         <w:rPr>
+          <w:rtl/>
+          <w:cs/>
           <w:lang w:val="ar_AE" w:bidi="ar_AE"/>
         </w:rPr>
         <w:t xml:space="preserve">, </w:t>
       </w:r>
       <w:r>
         <w:rPr>
+          <w:rtl/>
+          <w:cs/>
           <w:lang w:val="ar_AE" w:bidi="ar_AE"/>
         </w:rPr>
         <w:t>خيمة الاجتماع "خيمة الشهادة"</w:t>
       </w:r>
       <w:r>
         <w:rPr>
+          <w:rtl/>
+          <w:cs/>
           <w:lang w:val="ar_AE" w:bidi="ar_AE"/>
         </w:rPr>
         <w:t xml:space="preserve">, </w:t>
       </w:r>
       <w:r>
         <w:rPr>
+          <w:rtl/>
+          <w:cs/>
           <w:lang w:val="ar_AE" w:bidi="ar_AE"/>
         </w:rPr>
         <w:t>خيمة الاجتماع "خيمة موسى"</w:t>
       </w:r>
       <w:r>
         <w:rPr>
+          <w:rtl/>
+          <w:cs/>
           <w:lang w:val="ar_AE" w:bidi="ar_AE"/>
         </w:rPr>
         <w:t>)</w:t>
@@ -8298,6 +10052,8 @@
       </w:pPr>
       <w:r>
         <w:rPr>
+          <w:rtl/>
+          <w:cs/>
           <w:lang w:val="ar_AE" w:bidi="ar_AE"/>
         </w:rPr>
         <w:t>مراجع الكتاب المقدس:</w:t>
@@ -8312,12 +10068,16 @@
       </w:pPr>
       <w:r>
         <w:rPr>
+          <w:rtl/>
+          <w:cs/>
           <w:lang w:val="ar_AE" w:bidi="ar_AE"/>
         </w:rPr>
       </w:r>
       <w:hyperlink r:id="rId117">
         <w:r>
           <w:rPr>
+            <w:rtl/>
+            <w:cs/>
             <w:lang w:val="ar_AE" w:bidi="ar_AE"/>
           </w:rPr>
           <w:rPr>
@@ -8337,12 +10097,16 @@
       </w:pPr>
       <w:r>
         <w:rPr>
+          <w:rtl/>
+          <w:cs/>
           <w:lang w:val="ar_AE" w:bidi="ar_AE"/>
         </w:rPr>
       </w:r>
       <w:hyperlink r:id="rId118">
         <w:r>
           <w:rPr>
+            <w:rtl/>
+            <w:cs/>
             <w:lang w:val="ar_AE" w:bidi="ar_AE"/>
           </w:rPr>
           <w:rPr>
@@ -8362,12 +10126,16 @@
       </w:pPr>
       <w:r>
         <w:rPr>
+          <w:rtl/>
+          <w:cs/>
           <w:lang w:val="ar_AE" w:bidi="ar_AE"/>
         </w:rPr>
       </w:r>
       <w:hyperlink r:id="rId119">
         <w:r>
           <w:rPr>
+            <w:rtl/>
+            <w:cs/>
             <w:lang w:val="ar_AE" w:bidi="ar_AE"/>
           </w:rPr>
           <w:rPr>
@@ -8387,12 +10155,16 @@
       </w:pPr>
       <w:r>
         <w:rPr>
+          <w:rtl/>
+          <w:cs/>
           <w:lang w:val="ar_AE" w:bidi="ar_AE"/>
         </w:rPr>
       </w:r>
       <w:hyperlink r:id="rId120">
         <w:r>
           <w:rPr>
+            <w:rtl/>
+            <w:cs/>
             <w:lang w:val="ar_AE" w:bidi="ar_AE"/>
           </w:rPr>
           <w:rPr>
@@ -8410,6 +10182,8 @@
       </w:pPr>
       <w:r>
         <w:rPr>
+          <w:rtl/>
+          <w:cs/>
           <w:lang w:val="ar_AE" w:bidi="ar_AE"/>
         </w:rPr>
         <w:t>بيانات الكلمة:</w:t>
@@ -8424,32 +10198,42 @@
       </w:pPr>
       <w:r>
         <w:rPr>
-          <w:lang w:val="ar_AE" w:bidi="ar_AE"/>
-        </w:rPr>
-      </w:r>
-      <w:r>
-        <w:rPr>
+          <w:rtl/>
+          <w:cs/>
+          <w:lang w:val="ar_AE" w:bidi="ar_AE"/>
+        </w:rPr>
+      </w:r>
+      <w:r>
+        <w:rPr>
+          <w:rtl/>
+          <w:cs/>
           <w:lang w:val="ar_AE" w:bidi="ar_AE"/>
         </w:rPr>
         <w:t>سترونج: H0167, H0168, H2583, H3407, H6898</w:t>
       </w:r>
       <w:r>
         <w:rPr>
-          <w:lang w:val="ar_AE" w:bidi="ar_AE"/>
-        </w:rPr>
-      </w:r>
-      <w:r>
-        <w:rPr>
-          <w:lang w:val="ar_AE" w:bidi="ar_AE"/>
-        </w:rPr>
-      </w:r>
-    </w:p>
-    <w:p>
-      <w:pPr>
-        <w:bidi/>
-      </w:pPr>
-      <w:r>
-        <w:rPr>
+          <w:rtl/>
+          <w:cs/>
+          <w:lang w:val="ar_AE" w:bidi="ar_AE"/>
+        </w:rPr>
+      </w:r>
+      <w:r>
+        <w:rPr>
+          <w:rtl/>
+          <w:cs/>
+          <w:lang w:val="ar_AE" w:bidi="ar_AE"/>
+        </w:rPr>
+      </w:r>
+    </w:p>
+    <w:p>
+      <w:pPr>
+        <w:bidi/>
+      </w:pPr>
+      <w:r>
+        <w:rPr>
+          <w:rtl/>
+          <w:cs/>
           <w:lang w:val="ar_AE" w:bidi="ar_AE"/>
         </w:rPr>
       </w:r>
@@ -8461,12 +10245,16 @@
       </w:pPr>
       <w:r>
         <w:rPr>
+          <w:rtl/>
+          <w:cs/>
           <w:lang w:val="ar_AE" w:bidi="ar_AE"/>
         </w:rPr>
         <w:t>خيمة الاجتماع</w:t>
       </w:r>
       <w:r>
         <w:rPr>
+          <w:rtl/>
+          <w:cs/>
           <w:lang w:val="ar_AE" w:bidi="ar_AE"/>
         </w:rPr>
       </w:r>
@@ -8478,6 +10266,8 @@
       </w:pPr>
       <w:r>
         <w:rPr>
+          <w:rtl/>
+          <w:cs/>
           <w:lang w:val="ar_AE" w:bidi="ar_AE"/>
         </w:rPr>
         <w:t>حقائق:</w:t>
@@ -8489,11 +10279,15 @@
       </w:pPr>
       <w:r>
         <w:rPr>
-          <w:lang w:val="ar_AE" w:bidi="ar_AE"/>
-        </w:rPr>
-      </w:r>
-      <w:r>
-        <w:rPr>
+          <w:rtl/>
+          <w:cs/>
+          <w:lang w:val="ar_AE" w:bidi="ar_AE"/>
+        </w:rPr>
+      </w:r>
+      <w:r>
+        <w:rPr>
+          <w:rtl/>
+          <w:cs/>
           <w:lang w:val="ar_AE" w:bidi="ar_AE"/>
         </w:rPr>
         <w:t>يشير مصطلح "خيمة الاجتماع" إلى خيمة كانت مكانًا مؤقتًا حيث التقى الله بموسى قبل بناء المسكن.</w:t>
@@ -8508,11 +10302,15 @@
       </w:pPr>
       <w:r>
         <w:rPr>
-          <w:lang w:val="ar_AE" w:bidi="ar_AE"/>
-        </w:rPr>
-      </w:r>
-      <w:r>
-        <w:rPr>
+          <w:rtl/>
+          <w:cs/>
+          <w:lang w:val="ar_AE" w:bidi="ar_AE"/>
+        </w:rPr>
+      </w:r>
+      <w:r>
+        <w:rPr>
+          <w:rtl/>
+          <w:cs/>
           <w:lang w:val="ar_AE" w:bidi="ar_AE"/>
         </w:rPr>
         <w:t>تم نصب خيمة الاجتماع خارج محلة (مخيَّم) بني إسرائيل.</w:t>
@@ -8527,11 +10325,15 @@
       </w:pPr>
       <w:r>
         <w:rPr>
-          <w:lang w:val="ar_AE" w:bidi="ar_AE"/>
-        </w:rPr>
-      </w:r>
-      <w:r>
-        <w:rPr>
+          <w:rtl/>
+          <w:cs/>
+          <w:lang w:val="ar_AE" w:bidi="ar_AE"/>
+        </w:rPr>
+      </w:r>
+      <w:r>
+        <w:rPr>
+          <w:rtl/>
+          <w:cs/>
           <w:lang w:val="ar_AE" w:bidi="ar_AE"/>
         </w:rPr>
         <w:t>عندما كان موسى يدخل خيمة الاجتماع للقاء الله، كان عمود من السحاب يقف عند مدخل الخيمة كعلامة على وجود الله هناك.</w:t>
@@ -8546,11 +10348,15 @@
       </w:pPr>
       <w:r>
         <w:rPr>
-          <w:lang w:val="ar_AE" w:bidi="ar_AE"/>
-        </w:rPr>
-      </w:r>
-      <w:r>
-        <w:rPr>
+          <w:rtl/>
+          <w:cs/>
+          <w:lang w:val="ar_AE" w:bidi="ar_AE"/>
+        </w:rPr>
+      </w:r>
+      <w:r>
+        <w:rPr>
+          <w:rtl/>
+          <w:cs/>
           <w:lang w:val="ar_AE" w:bidi="ar_AE"/>
         </w:rPr>
         <w:t>بعد أن بنى بنو إسرائيل المسكن، لم تعد الخيمة المؤقتة ضرورية وأحيانًا كان يُستخدم مصطلح "خيمة الاجتماع" للإشارة إلى المسكن.</w:t>
@@ -8562,71 +10368,95 @@
       </w:pPr>
       <w:r>
         <w:rPr>
-          <w:lang w:val="ar_AE" w:bidi="ar_AE"/>
-        </w:rPr>
-      </w:r>
-      <w:r>
-        <w:rPr>
+          <w:rtl/>
+          <w:cs/>
+          <w:lang w:val="ar_AE" w:bidi="ar_AE"/>
+        </w:rPr>
+      </w:r>
+      <w:r>
+        <w:rPr>
+          <w:rtl/>
+          <w:cs/>
           <w:lang w:val="ar_AE" w:bidi="ar_AE"/>
         </w:rPr>
         <w:t xml:space="preserve">(انظر أيضًا: </w:t>
       </w:r>
       <w:r>
         <w:rPr>
+          <w:rtl/>
+          <w:cs/>
           <w:lang w:val="ar_AE" w:bidi="ar_AE"/>
         </w:rPr>
         <w:t>إسرائيل</w:t>
       </w:r>
       <w:r>
         <w:rPr>
+          <w:rtl/>
+          <w:cs/>
           <w:lang w:val="ar_AE" w:bidi="ar_AE"/>
         </w:rPr>
         <w:t xml:space="preserve">، </w:t>
       </w:r>
       <w:r>
         <w:rPr>
+          <w:rtl/>
+          <w:cs/>
           <w:lang w:val="ar_AE" w:bidi="ar_AE"/>
         </w:rPr>
         <w:t>موسى</w:t>
       </w:r>
       <w:r>
         <w:rPr>
+          <w:rtl/>
+          <w:cs/>
           <w:lang w:val="ar_AE" w:bidi="ar_AE"/>
         </w:rPr>
         <w:t xml:space="preserve">، </w:t>
       </w:r>
       <w:r>
         <w:rPr>
+          <w:rtl/>
+          <w:cs/>
           <w:lang w:val="ar_AE" w:bidi="ar_AE"/>
         </w:rPr>
         <w:t>عمود</w:t>
       </w:r>
       <w:r>
         <w:rPr>
+          <w:rtl/>
+          <w:cs/>
           <w:lang w:val="ar_AE" w:bidi="ar_AE"/>
         </w:rPr>
         <w:t xml:space="preserve">، </w:t>
       </w:r>
       <w:r>
         <w:rPr>
+          <w:rtl/>
+          <w:cs/>
           <w:lang w:val="ar_AE" w:bidi="ar_AE"/>
         </w:rPr>
         <w:t>مسكن</w:t>
       </w:r>
       <w:r>
         <w:rPr>
+          <w:rtl/>
+          <w:cs/>
           <w:lang w:val="ar_AE" w:bidi="ar_AE"/>
         </w:rPr>
         <w:t xml:space="preserve">، </w:t>
       </w:r>
       <w:r>
         <w:rPr>
+          <w:rtl/>
+          <w:cs/>
           <w:lang w:val="ar_AE" w:bidi="ar_AE"/>
         </w:rPr>
         <w:t>خيمة</w:t>
       </w:r>
       <w:r>
         <w:rPr>
+          <w:rtl/>
+          <w:cs/>
           <w:lang w:val="ar_AE" w:bidi="ar_AE"/>
         </w:rPr>
         <w:t>)</w:t>
@@ -8639,6 +10469,8 @@
       </w:pPr>
       <w:r>
         <w:rPr>
+          <w:rtl/>
+          <w:cs/>
           <w:lang w:val="ar_AE" w:bidi="ar_AE"/>
         </w:rPr>
         <w:t>مراجع الكتاب المقدس:</w:t>
@@ -8653,12 +10485,16 @@
       </w:pPr>
       <w:r>
         <w:rPr>
+          <w:rtl/>
+          <w:cs/>
           <w:lang w:val="ar_AE" w:bidi="ar_AE"/>
         </w:rPr>
       </w:r>
       <w:hyperlink r:id="rId121">
         <w:r>
           <w:rPr>
+            <w:rtl/>
+            <w:cs/>
             <w:lang w:val="ar_AE" w:bidi="ar_AE"/>
           </w:rPr>
           <w:rPr>
@@ -8678,12 +10514,16 @@
       </w:pPr>
       <w:r>
         <w:rPr>
+          <w:rtl/>
+          <w:cs/>
           <w:lang w:val="ar_AE" w:bidi="ar_AE"/>
         </w:rPr>
       </w:r>
       <w:hyperlink r:id="rId122">
         <w:r>
           <w:rPr>
+            <w:rtl/>
+            <w:cs/>
             <w:lang w:val="ar_AE" w:bidi="ar_AE"/>
           </w:rPr>
           <w:rPr>
@@ -8703,12 +10543,16 @@
       </w:pPr>
       <w:r>
         <w:rPr>
+          <w:rtl/>
+          <w:cs/>
           <w:lang w:val="ar_AE" w:bidi="ar_AE"/>
         </w:rPr>
       </w:r>
       <w:hyperlink r:id="rId123">
         <w:r>
           <w:rPr>
+            <w:rtl/>
+            <w:cs/>
             <w:lang w:val="ar_AE" w:bidi="ar_AE"/>
           </w:rPr>
           <w:rPr>
@@ -8728,12 +10572,16 @@
       </w:pPr>
       <w:r>
         <w:rPr>
+          <w:rtl/>
+          <w:cs/>
           <w:lang w:val="ar_AE" w:bidi="ar_AE"/>
         </w:rPr>
       </w:r>
       <w:hyperlink r:id="rId124">
         <w:r>
           <w:rPr>
+            <w:rtl/>
+            <w:cs/>
             <w:lang w:val="ar_AE" w:bidi="ar_AE"/>
           </w:rPr>
           <w:rPr>
@@ -8751,6 +10599,8 @@
       </w:pPr>
       <w:r>
         <w:rPr>
+          <w:rtl/>
+          <w:cs/>
           <w:lang w:val="ar_AE" w:bidi="ar_AE"/>
         </w:rPr>
         <w:t>أمثلة من قصص الكتاب المقدس:</w:t>
@@ -8765,18 +10615,24 @@
       </w:pPr>
       <w:r>
         <w:rPr>
+          <w:rtl/>
+          <w:cs/>
           <w:lang w:val="ar_AE" w:bidi="ar_AE"/>
         </w:rPr>
       </w:r>
       <w:r>
         <w:rPr>
           <w:b/>
+          <w:rtl/>
+          <w:cs/>
           <w:lang w:val="ar_AE" w:bidi="ar_AE"/>
         </w:rPr>
         <w:t>13: 8</w:t>
       </w:r>
       <w:r>
         <w:rPr>
+          <w:rtl/>
+          <w:cs/>
           <w:lang w:val="ar_AE" w:bidi="ar_AE"/>
         </w:rPr>
         <w:t xml:space="preserve"> أعطى الله بني إسرائيل وصفًا مفصلاً لخيمة أرادهم أن يصنعوها. كانت تُسمى </w:t>
@@ -8784,12 +10640,16 @@
       <w:r>
         <w:rPr>
           <w:b/>
+          <w:rtl/>
+          <w:cs/>
           <w:lang w:val="ar_AE" w:bidi="ar_AE"/>
         </w:rPr>
         <w:t>خيمة الاجتماع</w:t>
       </w:r>
       <w:r>
         <w:rPr>
+          <w:rtl/>
+          <w:cs/>
           <w:lang w:val="ar_AE" w:bidi="ar_AE"/>
         </w:rPr>
         <w:t>، وكان لها غرفتان، مفصولتان بستارة كبيرة.</w:t>
@@ -8804,18 +10664,24 @@
       </w:pPr>
       <w:r>
         <w:rPr>
+          <w:rtl/>
+          <w:cs/>
           <w:lang w:val="ar_AE" w:bidi="ar_AE"/>
         </w:rPr>
       </w:r>
       <w:r>
         <w:rPr>
           <w:b/>
+          <w:rtl/>
+          <w:cs/>
           <w:lang w:val="ar_AE" w:bidi="ar_AE"/>
         </w:rPr>
         <w:t>13: 9</w:t>
       </w:r>
       <w:r>
         <w:rPr>
+          <w:rtl/>
+          <w:cs/>
           <w:lang w:val="ar_AE" w:bidi="ar_AE"/>
         </w:rPr>
         <w:t xml:space="preserve"> أي شخص يخالف شريعة الله كان يمكنه أن يقدم حيوانًا على المذبح أمام </w:t>
@@ -8823,12 +10689,16 @@
       <w:r>
         <w:rPr>
           <w:b/>
+          <w:rtl/>
+          <w:cs/>
           <w:lang w:val="ar_AE" w:bidi="ar_AE"/>
         </w:rPr>
         <w:t>خيمة الاجتماع</w:t>
       </w:r>
       <w:r>
         <w:rPr>
+          <w:rtl/>
+          <w:cs/>
           <w:lang w:val="ar_AE" w:bidi="ar_AE"/>
         </w:rPr>
         <w:t xml:space="preserve"> كذبيحة لله.</w:t>
@@ -8843,18 +10713,24 @@
       </w:pPr>
       <w:r>
         <w:rPr>
+          <w:rtl/>
+          <w:cs/>
           <w:lang w:val="ar_AE" w:bidi="ar_AE"/>
         </w:rPr>
       </w:r>
       <w:r>
         <w:rPr>
           <w:b/>
+          <w:rtl/>
+          <w:cs/>
           <w:lang w:val="ar_AE" w:bidi="ar_AE"/>
         </w:rPr>
         <w:t>14: 8</w:t>
       </w:r>
       <w:r>
         <w:rPr>
+          <w:rtl/>
+          <w:cs/>
           <w:lang w:val="ar_AE" w:bidi="ar_AE"/>
         </w:rPr>
         <w:t xml:space="preserve"> كان الله غاضبًا جدًا وجاء إلى </w:t>
@@ -8862,12 +10738,16 @@
       <w:r>
         <w:rPr>
           <w:b/>
+          <w:rtl/>
+          <w:cs/>
           <w:lang w:val="ar_AE" w:bidi="ar_AE"/>
         </w:rPr>
         <w:t>خيمة الاجتماع</w:t>
       </w:r>
       <w:r>
         <w:rPr>
+          <w:rtl/>
+          <w:cs/>
           <w:lang w:val="ar_AE" w:bidi="ar_AE"/>
         </w:rPr>
         <w:t>.</w:t>
@@ -8882,18 +10762,24 @@
       </w:pPr>
       <w:r>
         <w:rPr>
+          <w:rtl/>
+          <w:cs/>
           <w:lang w:val="ar_AE" w:bidi="ar_AE"/>
         </w:rPr>
       </w:r>
       <w:r>
         <w:rPr>
           <w:b/>
+          <w:rtl/>
+          <w:cs/>
           <w:lang w:val="ar_AE" w:bidi="ar_AE"/>
         </w:rPr>
         <w:t>18: 2</w:t>
       </w:r>
       <w:r>
         <w:rPr>
+          <w:rtl/>
+          <w:cs/>
           <w:lang w:val="ar_AE" w:bidi="ar_AE"/>
         </w:rPr>
         <w:t xml:space="preserve"> بدلاً من </w:t>
@@ -8901,12 +10787,16 @@
       <w:r>
         <w:rPr>
           <w:b/>
+          <w:rtl/>
+          <w:cs/>
           <w:lang w:val="ar_AE" w:bidi="ar_AE"/>
         </w:rPr>
         <w:t>خيمة الاجتماع</w:t>
       </w:r>
       <w:r>
         <w:rPr>
+          <w:rtl/>
+          <w:cs/>
           <w:lang w:val="ar_AE" w:bidi="ar_AE"/>
         </w:rPr>
         <w:t>، فإن الناس أصبحوا الآن يعبدون الله ويقدمون له الذبائح في الهيكل.</w:t>
@@ -8919,6 +10809,8 @@
       </w:pPr>
       <w:r>
         <w:rPr>
+          <w:rtl/>
+          <w:cs/>
           <w:lang w:val="ar_AE" w:bidi="ar_AE"/>
         </w:rPr>
         <w:t>بيانات الكلمة:</w:t>
@@ -8933,22 +10825,30 @@
       </w:pPr>
       <w:r>
         <w:rPr>
-          <w:lang w:val="ar_AE" w:bidi="ar_AE"/>
-        </w:rPr>
-      </w:r>
-      <w:r>
-        <w:rPr>
+          <w:rtl/>
+          <w:cs/>
+          <w:lang w:val="ar_AE" w:bidi="ar_AE"/>
+        </w:rPr>
+      </w:r>
+      <w:r>
+        <w:rPr>
+          <w:rtl/>
+          <w:cs/>
           <w:lang w:val="ar_AE" w:bidi="ar_AE"/>
         </w:rPr>
         <w:t>سترونج: H0168، H4150</w:t>
       </w:r>
       <w:r>
         <w:rPr>
-          <w:lang w:val="ar_AE" w:bidi="ar_AE"/>
-        </w:rPr>
-      </w:r>
-      <w:r>
-        <w:rPr>
+          <w:rtl/>
+          <w:cs/>
+          <w:lang w:val="ar_AE" w:bidi="ar_AE"/>
+        </w:rPr>
+      </w:r>
+      <w:r>
+        <w:rPr>
+          <w:rtl/>
+          <w:cs/>
           <w:lang w:val="ar_AE" w:bidi="ar_AE"/>
         </w:rPr>
       </w:r>

--- a/arb/docx/007.content.docx
+++ b/arb/docx/007.content.docx
@@ -744,426 +744,336 @@
           <w:lang w:val="ar_AE" w:bidi="ar_AE"/>
         </w:rPr>
       </w:r>
-      <w:hyperlink r:id="rId13">
-        <w:r>
-          <w:rPr>
-            <w:rtl/>
-            <w:cs/>
-            <w:lang w:val="ar_AE" w:bidi="ar_AE"/>
-          </w:rPr>
-          <w:rPr>
-            <w:color w:val="0000EE"/>
-            <w:u w:val="single"/>
-          </w:rPr>
-          <w:t>1 أخبار الأيام 9: 1–3</w:t>
-        </w:r>
-      </w:hyperlink>
-    </w:p>
-    <w:p>
-      <w:pPr>
-        <w:pStyle w:val="ListBullet"/>
-        <w:bidi/>
-        <w:spacing w:line="240" w:lineRule="auto"/>
-        <w:ind w:left="720"/>
-      </w:pPr>
-      <w:r>
-        <w:rPr>
-          <w:rtl/>
-          <w:cs/>
-          <w:lang w:val="ar_AE" w:bidi="ar_AE"/>
-        </w:rPr>
-      </w:r>
-      <w:hyperlink r:id="rId14">
-        <w:r>
-          <w:rPr>
-            <w:rtl/>
-            <w:cs/>
-            <w:lang w:val="ar_AE" w:bidi="ar_AE"/>
-          </w:rPr>
-          <w:rPr>
-            <w:color w:val="0000EE"/>
-            <w:u w:val="single"/>
-          </w:rPr>
-          <w:t>1 يوحنا 1: 10</w:t>
-        </w:r>
-      </w:hyperlink>
-    </w:p>
-    <w:p>
-      <w:pPr>
-        <w:pStyle w:val="ListBullet"/>
-        <w:bidi/>
-        <w:spacing w:line="240" w:lineRule="auto"/>
-        <w:ind w:left="720"/>
-      </w:pPr>
-      <w:r>
-        <w:rPr>
-          <w:rtl/>
-          <w:cs/>
-          <w:lang w:val="ar_AE" w:bidi="ar_AE"/>
-        </w:rPr>
-      </w:r>
-      <w:hyperlink r:id="rId15">
-        <w:r>
-          <w:rPr>
-            <w:rtl/>
-            <w:cs/>
-            <w:lang w:val="ar_AE" w:bidi="ar_AE"/>
-          </w:rPr>
-          <w:rPr>
-            <w:color w:val="0000EE"/>
-            <w:u w:val="single"/>
-          </w:rPr>
-          <w:t>1 يوحنا 2: 2</w:t>
-        </w:r>
-      </w:hyperlink>
-    </w:p>
-    <w:p>
-      <w:pPr>
-        <w:pStyle w:val="ListBullet"/>
-        <w:bidi/>
-        <w:spacing w:line="240" w:lineRule="auto"/>
-        <w:ind w:left="720"/>
-      </w:pPr>
-      <w:r>
-        <w:rPr>
-          <w:rtl/>
-          <w:cs/>
-          <w:lang w:val="ar_AE" w:bidi="ar_AE"/>
-        </w:rPr>
-      </w:r>
-      <w:hyperlink r:id="rId16">
-        <w:r>
-          <w:rPr>
-            <w:rtl/>
-            <w:cs/>
-            <w:lang w:val="ar_AE" w:bidi="ar_AE"/>
-          </w:rPr>
-          <w:rPr>
-            <w:color w:val="0000EE"/>
-            <w:u w:val="single"/>
-          </w:rPr>
-          <w:t>2 صموئيل 7: 12–14</w:t>
-        </w:r>
-      </w:hyperlink>
-    </w:p>
-    <w:p>
-      <w:pPr>
-        <w:pStyle w:val="ListBullet"/>
-        <w:bidi/>
-        <w:spacing w:line="240" w:lineRule="auto"/>
-        <w:ind w:left="720"/>
-      </w:pPr>
-      <w:r>
-        <w:rPr>
-          <w:rtl/>
-          <w:cs/>
-          <w:lang w:val="ar_AE" w:bidi="ar_AE"/>
-        </w:rPr>
-      </w:r>
-      <w:hyperlink r:id="rId17">
-        <w:r>
-          <w:rPr>
-            <w:rtl/>
-            <w:cs/>
-            <w:lang w:val="ar_AE" w:bidi="ar_AE"/>
-          </w:rPr>
-          <w:rPr>
-            <w:color w:val="0000EE"/>
-            <w:u w:val="single"/>
-          </w:rPr>
-          <w:t>أعمال الرسل 3: 19</w:t>
-        </w:r>
-      </w:hyperlink>
-    </w:p>
-    <w:p>
-      <w:pPr>
-        <w:pStyle w:val="ListBullet"/>
-        <w:bidi/>
-        <w:spacing w:line="240" w:lineRule="auto"/>
-        <w:ind w:left="720"/>
-      </w:pPr>
-      <w:r>
-        <w:rPr>
-          <w:rtl/>
-          <w:cs/>
-          <w:lang w:val="ar_AE" w:bidi="ar_AE"/>
-        </w:rPr>
-      </w:r>
-      <w:hyperlink r:id="rId18">
-        <w:r>
-          <w:rPr>
-            <w:rtl/>
-            <w:cs/>
-            <w:lang w:val="ar_AE" w:bidi="ar_AE"/>
-          </w:rPr>
-          <w:rPr>
-            <w:color w:val="0000EE"/>
-            <w:u w:val="single"/>
-          </w:rPr>
-          <w:t>دانيال 9: 24</w:t>
-        </w:r>
-      </w:hyperlink>
-    </w:p>
-    <w:p>
-      <w:pPr>
-        <w:pStyle w:val="ListBullet"/>
-        <w:bidi/>
-        <w:spacing w:line="240" w:lineRule="auto"/>
-        <w:ind w:left="720"/>
-      </w:pPr>
-      <w:r>
-        <w:rPr>
-          <w:rtl/>
-          <w:cs/>
-          <w:lang w:val="ar_AE" w:bidi="ar_AE"/>
-        </w:rPr>
-      </w:r>
-      <w:hyperlink r:id="rId19">
-        <w:r>
-          <w:rPr>
-            <w:rtl/>
-            <w:cs/>
-            <w:lang w:val="ar_AE" w:bidi="ar_AE"/>
-          </w:rPr>
-          <w:rPr>
-            <w:color w:val="0000EE"/>
-            <w:u w:val="single"/>
-          </w:rPr>
-          <w:t>تكوين 4: 7</w:t>
-        </w:r>
-      </w:hyperlink>
-    </w:p>
-    <w:p>
-      <w:pPr>
-        <w:pStyle w:val="ListBullet"/>
-        <w:bidi/>
-        <w:spacing w:line="240" w:lineRule="auto"/>
-        <w:ind w:left="720"/>
-      </w:pPr>
-      <w:r>
-        <w:rPr>
-          <w:rtl/>
-          <w:cs/>
-          <w:lang w:val="ar_AE" w:bidi="ar_AE"/>
-        </w:rPr>
-      </w:r>
-      <w:hyperlink r:id="rId20">
-        <w:r>
-          <w:rPr>
-            <w:rtl/>
-            <w:cs/>
-            <w:lang w:val="ar_AE" w:bidi="ar_AE"/>
-          </w:rPr>
-          <w:rPr>
-            <w:color w:val="0000EE"/>
-            <w:u w:val="single"/>
-          </w:rPr>
-          <w:t>عبرانيين 12: 2</w:t>
-        </w:r>
-      </w:hyperlink>
-    </w:p>
-    <w:p>
-      <w:pPr>
-        <w:pStyle w:val="ListBullet"/>
-        <w:bidi/>
-        <w:spacing w:line="240" w:lineRule="auto"/>
-        <w:ind w:left="720"/>
-      </w:pPr>
-      <w:r>
-        <w:rPr>
-          <w:rtl/>
-          <w:cs/>
-          <w:lang w:val="ar_AE" w:bidi="ar_AE"/>
-        </w:rPr>
-      </w:r>
-      <w:hyperlink r:id="rId21">
-        <w:r>
-          <w:rPr>
-            <w:rtl/>
-            <w:cs/>
-            <w:lang w:val="ar_AE" w:bidi="ar_AE"/>
-          </w:rPr>
-          <w:rPr>
-            <w:color w:val="0000EE"/>
-            <w:u w:val="single"/>
-          </w:rPr>
-          <w:t>إشعياء 53: 11</w:t>
-        </w:r>
-      </w:hyperlink>
-    </w:p>
-    <w:p>
-      <w:pPr>
-        <w:pStyle w:val="ListBullet"/>
-        <w:bidi/>
-        <w:spacing w:line="240" w:lineRule="auto"/>
-        <w:ind w:left="720"/>
-      </w:pPr>
-      <w:r>
-        <w:rPr>
-          <w:rtl/>
-          <w:cs/>
-          <w:lang w:val="ar_AE" w:bidi="ar_AE"/>
-        </w:rPr>
-      </w:r>
-      <w:hyperlink r:id="rId22">
-        <w:r>
-          <w:rPr>
-            <w:rtl/>
-            <w:cs/>
-            <w:lang w:val="ar_AE" w:bidi="ar_AE"/>
-          </w:rPr>
-          <w:rPr>
-            <w:color w:val="0000EE"/>
-            <w:u w:val="single"/>
-          </w:rPr>
-          <w:t>إرميا 18: 23</w:t>
-        </w:r>
-      </w:hyperlink>
-    </w:p>
-    <w:p>
-      <w:pPr>
-        <w:pStyle w:val="ListBullet"/>
-        <w:bidi/>
-        <w:spacing w:line="240" w:lineRule="auto"/>
-        <w:ind w:left="720"/>
-      </w:pPr>
-      <w:r>
-        <w:rPr>
-          <w:rtl/>
-          <w:cs/>
-          <w:lang w:val="ar_AE" w:bidi="ar_AE"/>
-        </w:rPr>
-      </w:r>
-      <w:hyperlink r:id="rId23">
-        <w:r>
-          <w:rPr>
-            <w:rtl/>
-            <w:cs/>
-            <w:lang w:val="ar_AE" w:bidi="ar_AE"/>
-          </w:rPr>
-          <w:rPr>
-            <w:color w:val="0000EE"/>
-            <w:u w:val="single"/>
-          </w:rPr>
-          <w:t>لاويين 4: 14</w:t>
-        </w:r>
-      </w:hyperlink>
-    </w:p>
-    <w:p>
-      <w:pPr>
-        <w:pStyle w:val="ListBullet"/>
-        <w:bidi/>
-        <w:spacing w:line="240" w:lineRule="auto"/>
-        <w:ind w:left="720"/>
-      </w:pPr>
-      <w:r>
-        <w:rPr>
-          <w:rtl/>
-          <w:cs/>
-          <w:lang w:val="ar_AE" w:bidi="ar_AE"/>
-        </w:rPr>
-      </w:r>
-      <w:hyperlink r:id="rId24">
-        <w:r>
-          <w:rPr>
-            <w:rtl/>
-            <w:cs/>
-            <w:lang w:val="ar_AE" w:bidi="ar_AE"/>
-          </w:rPr>
-          <w:rPr>
-            <w:color w:val="0000EE"/>
-            <w:u w:val="single"/>
-          </w:rPr>
-          <w:t>لوقا 15: 18</w:t>
-        </w:r>
-      </w:hyperlink>
-    </w:p>
-    <w:p>
-      <w:pPr>
-        <w:pStyle w:val="ListBullet"/>
-        <w:bidi/>
-        <w:spacing w:line="240" w:lineRule="auto"/>
-        <w:ind w:left="720"/>
-      </w:pPr>
-      <w:r>
-        <w:rPr>
-          <w:rtl/>
-          <w:cs/>
-          <w:lang w:val="ar_AE" w:bidi="ar_AE"/>
-        </w:rPr>
-      </w:r>
-      <w:hyperlink r:id="rId25">
-        <w:r>
-          <w:rPr>
-            <w:rtl/>
-            <w:cs/>
-            <w:lang w:val="ar_AE" w:bidi="ar_AE"/>
-          </w:rPr>
-          <w:rPr>
-            <w:color w:val="0000EE"/>
-            <w:u w:val="single"/>
-          </w:rPr>
-          <w:t>متى 12: 31</w:t>
-        </w:r>
-      </w:hyperlink>
-    </w:p>
-    <w:p>
-      <w:pPr>
-        <w:pStyle w:val="ListBullet"/>
-        <w:bidi/>
-        <w:spacing w:line="240" w:lineRule="auto"/>
-        <w:ind w:left="720"/>
-      </w:pPr>
-      <w:r>
-        <w:rPr>
-          <w:rtl/>
-          <w:cs/>
-          <w:lang w:val="ar_AE" w:bidi="ar_AE"/>
-        </w:rPr>
-      </w:r>
-      <w:hyperlink r:id="rId26">
-        <w:r>
-          <w:rPr>
-            <w:rtl/>
-            <w:cs/>
-            <w:lang w:val="ar_AE" w:bidi="ar_AE"/>
-          </w:rPr>
-          <w:rPr>
-            <w:color w:val="0000EE"/>
-            <w:u w:val="single"/>
-          </w:rPr>
-          <w:t>رومية 6: 23</w:t>
-        </w:r>
-      </w:hyperlink>
-    </w:p>
-    <w:p>
-      <w:pPr>
-        <w:pStyle w:val="ListBullet"/>
-        <w:bidi/>
-        <w:spacing w:line="240" w:lineRule="auto"/>
-        <w:ind w:left="720"/>
-      </w:pPr>
-      <w:r>
-        <w:rPr>
-          <w:rtl/>
-          <w:cs/>
-          <w:lang w:val="ar_AE" w:bidi="ar_AE"/>
-        </w:rPr>
-      </w:r>
-      <w:hyperlink r:id="rId27">
-        <w:r>
-          <w:rPr>
-            <w:rtl/>
-            <w:cs/>
-            <w:lang w:val="ar_AE" w:bidi="ar_AE"/>
-          </w:rPr>
-          <w:rPr>
-            <w:color w:val="0000EE"/>
-            <w:u w:val="single"/>
-          </w:rPr>
-          <w:t>رومية 8: 4</w:t>
-        </w:r>
-      </w:hyperlink>
+      <w:r>
+        <w:rPr>
+          <w:rtl/>
+          <w:cs/>
+          <w:lang w:val="ar_AE" w:bidi="ar_AE"/>
+        </w:rPr>
+        <w:t>1 أخبار الأيام 9: 1–3</w:t>
+      </w:r>
+    </w:p>
+    <w:p>
+      <w:pPr>
+        <w:pStyle w:val="ListBullet"/>
+        <w:bidi/>
+        <w:spacing w:line="240" w:lineRule="auto"/>
+        <w:ind w:left="720"/>
+      </w:pPr>
+      <w:r>
+        <w:rPr>
+          <w:rtl/>
+          <w:cs/>
+          <w:lang w:val="ar_AE" w:bidi="ar_AE"/>
+        </w:rPr>
+      </w:r>
+      <w:r>
+        <w:rPr>
+          <w:rtl/>
+          <w:cs/>
+          <w:lang w:val="ar_AE" w:bidi="ar_AE"/>
+        </w:rPr>
+        <w:t>1 يوحنا 1: 10</w:t>
+      </w:r>
+    </w:p>
+    <w:p>
+      <w:pPr>
+        <w:pStyle w:val="ListBullet"/>
+        <w:bidi/>
+        <w:spacing w:line="240" w:lineRule="auto"/>
+        <w:ind w:left="720"/>
+      </w:pPr>
+      <w:r>
+        <w:rPr>
+          <w:rtl/>
+          <w:cs/>
+          <w:lang w:val="ar_AE" w:bidi="ar_AE"/>
+        </w:rPr>
+      </w:r>
+      <w:r>
+        <w:rPr>
+          <w:rtl/>
+          <w:cs/>
+          <w:lang w:val="ar_AE" w:bidi="ar_AE"/>
+        </w:rPr>
+        <w:t>1 يوحنا 2: 2</w:t>
+      </w:r>
+    </w:p>
+    <w:p>
+      <w:pPr>
+        <w:pStyle w:val="ListBullet"/>
+        <w:bidi/>
+        <w:spacing w:line="240" w:lineRule="auto"/>
+        <w:ind w:left="720"/>
+      </w:pPr>
+      <w:r>
+        <w:rPr>
+          <w:rtl/>
+          <w:cs/>
+          <w:lang w:val="ar_AE" w:bidi="ar_AE"/>
+        </w:rPr>
+      </w:r>
+      <w:r>
+        <w:rPr>
+          <w:rtl/>
+          <w:cs/>
+          <w:lang w:val="ar_AE" w:bidi="ar_AE"/>
+        </w:rPr>
+        <w:t>2 صموئيل 7: 12–14</w:t>
+      </w:r>
+    </w:p>
+    <w:p>
+      <w:pPr>
+        <w:pStyle w:val="ListBullet"/>
+        <w:bidi/>
+        <w:spacing w:line="240" w:lineRule="auto"/>
+        <w:ind w:left="720"/>
+      </w:pPr>
+      <w:r>
+        <w:rPr>
+          <w:rtl/>
+          <w:cs/>
+          <w:lang w:val="ar_AE" w:bidi="ar_AE"/>
+        </w:rPr>
+      </w:r>
+      <w:r>
+        <w:rPr>
+          <w:rtl/>
+          <w:cs/>
+          <w:lang w:val="ar_AE" w:bidi="ar_AE"/>
+        </w:rPr>
+        <w:t>أعمال الرسل 3: 19</w:t>
+      </w:r>
+    </w:p>
+    <w:p>
+      <w:pPr>
+        <w:pStyle w:val="ListBullet"/>
+        <w:bidi/>
+        <w:spacing w:line="240" w:lineRule="auto"/>
+        <w:ind w:left="720"/>
+      </w:pPr>
+      <w:r>
+        <w:rPr>
+          <w:rtl/>
+          <w:cs/>
+          <w:lang w:val="ar_AE" w:bidi="ar_AE"/>
+        </w:rPr>
+      </w:r>
+      <w:r>
+        <w:rPr>
+          <w:rtl/>
+          <w:cs/>
+          <w:lang w:val="ar_AE" w:bidi="ar_AE"/>
+        </w:rPr>
+        <w:t>دانيال 9: 24</w:t>
+      </w:r>
+    </w:p>
+    <w:p>
+      <w:pPr>
+        <w:pStyle w:val="ListBullet"/>
+        <w:bidi/>
+        <w:spacing w:line="240" w:lineRule="auto"/>
+        <w:ind w:left="720"/>
+      </w:pPr>
+      <w:r>
+        <w:rPr>
+          <w:rtl/>
+          <w:cs/>
+          <w:lang w:val="ar_AE" w:bidi="ar_AE"/>
+        </w:rPr>
+      </w:r>
+      <w:r>
+        <w:rPr>
+          <w:rtl/>
+          <w:cs/>
+          <w:lang w:val="ar_AE" w:bidi="ar_AE"/>
+        </w:rPr>
+        <w:t>تكوين 4: 7</w:t>
+      </w:r>
+    </w:p>
+    <w:p>
+      <w:pPr>
+        <w:pStyle w:val="ListBullet"/>
+        <w:bidi/>
+        <w:spacing w:line="240" w:lineRule="auto"/>
+        <w:ind w:left="720"/>
+      </w:pPr>
+      <w:r>
+        <w:rPr>
+          <w:rtl/>
+          <w:cs/>
+          <w:lang w:val="ar_AE" w:bidi="ar_AE"/>
+        </w:rPr>
+      </w:r>
+      <w:r>
+        <w:rPr>
+          <w:rtl/>
+          <w:cs/>
+          <w:lang w:val="ar_AE" w:bidi="ar_AE"/>
+        </w:rPr>
+        <w:t>عبرانيين 12: 2</w:t>
+      </w:r>
+    </w:p>
+    <w:p>
+      <w:pPr>
+        <w:pStyle w:val="ListBullet"/>
+        <w:bidi/>
+        <w:spacing w:line="240" w:lineRule="auto"/>
+        <w:ind w:left="720"/>
+      </w:pPr>
+      <w:r>
+        <w:rPr>
+          <w:rtl/>
+          <w:cs/>
+          <w:lang w:val="ar_AE" w:bidi="ar_AE"/>
+        </w:rPr>
+      </w:r>
+      <w:r>
+        <w:rPr>
+          <w:rtl/>
+          <w:cs/>
+          <w:lang w:val="ar_AE" w:bidi="ar_AE"/>
+        </w:rPr>
+        <w:t>إشعياء 53: 11</w:t>
+      </w:r>
+    </w:p>
+    <w:p>
+      <w:pPr>
+        <w:pStyle w:val="ListBullet"/>
+        <w:bidi/>
+        <w:spacing w:line="240" w:lineRule="auto"/>
+        <w:ind w:left="720"/>
+      </w:pPr>
+      <w:r>
+        <w:rPr>
+          <w:rtl/>
+          <w:cs/>
+          <w:lang w:val="ar_AE" w:bidi="ar_AE"/>
+        </w:rPr>
+      </w:r>
+      <w:r>
+        <w:rPr>
+          <w:rtl/>
+          <w:cs/>
+          <w:lang w:val="ar_AE" w:bidi="ar_AE"/>
+        </w:rPr>
+        <w:t>إرميا 18: 23</w:t>
+      </w:r>
+    </w:p>
+    <w:p>
+      <w:pPr>
+        <w:pStyle w:val="ListBullet"/>
+        <w:bidi/>
+        <w:spacing w:line="240" w:lineRule="auto"/>
+        <w:ind w:left="720"/>
+      </w:pPr>
+      <w:r>
+        <w:rPr>
+          <w:rtl/>
+          <w:cs/>
+          <w:lang w:val="ar_AE" w:bidi="ar_AE"/>
+        </w:rPr>
+      </w:r>
+      <w:r>
+        <w:rPr>
+          <w:rtl/>
+          <w:cs/>
+          <w:lang w:val="ar_AE" w:bidi="ar_AE"/>
+        </w:rPr>
+        <w:t>لاويين 4: 14</w:t>
+      </w:r>
+    </w:p>
+    <w:p>
+      <w:pPr>
+        <w:pStyle w:val="ListBullet"/>
+        <w:bidi/>
+        <w:spacing w:line="240" w:lineRule="auto"/>
+        <w:ind w:left="720"/>
+      </w:pPr>
+      <w:r>
+        <w:rPr>
+          <w:rtl/>
+          <w:cs/>
+          <w:lang w:val="ar_AE" w:bidi="ar_AE"/>
+        </w:rPr>
+      </w:r>
+      <w:r>
+        <w:rPr>
+          <w:rtl/>
+          <w:cs/>
+          <w:lang w:val="ar_AE" w:bidi="ar_AE"/>
+        </w:rPr>
+        <w:t>لوقا 15: 18</w:t>
+      </w:r>
+    </w:p>
+    <w:p>
+      <w:pPr>
+        <w:pStyle w:val="ListBullet"/>
+        <w:bidi/>
+        <w:spacing w:line="240" w:lineRule="auto"/>
+        <w:ind w:left="720"/>
+      </w:pPr>
+      <w:r>
+        <w:rPr>
+          <w:rtl/>
+          <w:cs/>
+          <w:lang w:val="ar_AE" w:bidi="ar_AE"/>
+        </w:rPr>
+      </w:r>
+      <w:r>
+        <w:rPr>
+          <w:rtl/>
+          <w:cs/>
+          <w:lang w:val="ar_AE" w:bidi="ar_AE"/>
+        </w:rPr>
+        <w:t>متى 12: 31</w:t>
+      </w:r>
+    </w:p>
+    <w:p>
+      <w:pPr>
+        <w:pStyle w:val="ListBullet"/>
+        <w:bidi/>
+        <w:spacing w:line="240" w:lineRule="auto"/>
+        <w:ind w:left="720"/>
+      </w:pPr>
+      <w:r>
+        <w:rPr>
+          <w:rtl/>
+          <w:cs/>
+          <w:lang w:val="ar_AE" w:bidi="ar_AE"/>
+        </w:rPr>
+      </w:r>
+      <w:r>
+        <w:rPr>
+          <w:rtl/>
+          <w:cs/>
+          <w:lang w:val="ar_AE" w:bidi="ar_AE"/>
+        </w:rPr>
+        <w:t>رومية 6: 23</w:t>
+      </w:r>
+    </w:p>
+    <w:p>
+      <w:pPr>
+        <w:pStyle w:val="ListBullet"/>
+        <w:bidi/>
+        <w:spacing w:line="240" w:lineRule="auto"/>
+        <w:ind w:left="720"/>
+      </w:pPr>
+      <w:r>
+        <w:rPr>
+          <w:rtl/>
+          <w:cs/>
+          <w:lang w:val="ar_AE" w:bidi="ar_AE"/>
+        </w:rPr>
+      </w:r>
+      <w:r>
+        <w:rPr>
+          <w:rtl/>
+          <w:cs/>
+          <w:lang w:val="ar_AE" w:bidi="ar_AE"/>
+        </w:rPr>
+        <w:t>رومية 8: 4</w:t>
+      </w:r>
     </w:p>
     <w:p>
       <w:pPr>
@@ -2354,194 +2264,152 @@
           <w:lang w:val="ar_AE" w:bidi="ar_AE"/>
         </w:rPr>
       </w:r>
-      <w:hyperlink r:id="rId28">
-        <w:r>
-          <w:rPr>
-            <w:rtl/>
-            <w:cs/>
-            <w:lang w:val="ar_AE" w:bidi="ar_AE"/>
-          </w:rPr>
-          <w:rPr>
-            <w:color w:val="0000EE"/>
-            <w:u w:val="single"/>
-          </w:rPr>
-          <w:t>أعمال الرسل2 :46</w:t>
-        </w:r>
-      </w:hyperlink>
-    </w:p>
-    <w:p>
-      <w:pPr>
-        <w:pStyle w:val="ListBullet"/>
-        <w:bidi/>
-        <w:spacing w:line="240" w:lineRule="auto"/>
-        <w:ind w:left="720"/>
-      </w:pPr>
-      <w:r>
-        <w:rPr>
-          <w:rtl/>
-          <w:cs/>
-          <w:lang w:val="ar_AE" w:bidi="ar_AE"/>
-        </w:rPr>
-      </w:r>
-      <w:hyperlink r:id="rId29">
-        <w:r>
-          <w:rPr>
-            <w:rtl/>
-            <w:cs/>
-            <w:lang w:val="ar_AE" w:bidi="ar_AE"/>
-          </w:rPr>
-          <w:rPr>
-            <w:color w:val="0000EE"/>
-            <w:u w:val="single"/>
-          </w:rPr>
-          <w:t>أعمال الرسل27 :35</w:t>
-        </w:r>
-      </w:hyperlink>
-    </w:p>
-    <w:p>
-      <w:pPr>
-        <w:pStyle w:val="ListBullet"/>
-        <w:bidi/>
-        <w:spacing w:line="240" w:lineRule="auto"/>
-        <w:ind w:left="720"/>
-      </w:pPr>
-      <w:r>
-        <w:rPr>
-          <w:rtl/>
-          <w:cs/>
-          <w:lang w:val="ar_AE" w:bidi="ar_AE"/>
-        </w:rPr>
-      </w:r>
-      <w:hyperlink r:id="rId30">
-        <w:r>
-          <w:rPr>
-            <w:rtl/>
-            <w:cs/>
-            <w:lang w:val="ar_AE" w:bidi="ar_AE"/>
-          </w:rPr>
-          <w:rPr>
-            <w:color w:val="0000EE"/>
-            <w:u w:val="single"/>
-          </w:rPr>
-          <w:t>خروج16 :15</w:t>
-        </w:r>
-      </w:hyperlink>
-    </w:p>
-    <w:p>
-      <w:pPr>
-        <w:pStyle w:val="ListBullet"/>
-        <w:bidi/>
-        <w:spacing w:line="240" w:lineRule="auto"/>
-        <w:ind w:left="720"/>
-      </w:pPr>
-      <w:r>
-        <w:rPr>
-          <w:rtl/>
-          <w:cs/>
-          <w:lang w:val="ar_AE" w:bidi="ar_AE"/>
-        </w:rPr>
-      </w:r>
-      <w:hyperlink r:id="rId31">
-        <w:r>
-          <w:rPr>
-            <w:rtl/>
-            <w:cs/>
-            <w:lang w:val="ar_AE" w:bidi="ar_AE"/>
-          </w:rPr>
-          <w:rPr>
-            <w:color w:val="0000EE"/>
-            <w:u w:val="single"/>
-          </w:rPr>
-          <w:t>لوقا9 :13</w:t>
-        </w:r>
-      </w:hyperlink>
-    </w:p>
-    <w:p>
-      <w:pPr>
-        <w:pStyle w:val="ListBullet"/>
-        <w:bidi/>
-        <w:spacing w:line="240" w:lineRule="auto"/>
-        <w:ind w:left="720"/>
-      </w:pPr>
-      <w:r>
-        <w:rPr>
-          <w:rtl/>
-          <w:cs/>
-          <w:lang w:val="ar_AE" w:bidi="ar_AE"/>
-        </w:rPr>
-      </w:r>
-      <w:hyperlink r:id="rId32">
-        <w:r>
-          <w:rPr>
-            <w:rtl/>
-            <w:cs/>
-            <w:lang w:val="ar_AE" w:bidi="ar_AE"/>
-          </w:rPr>
-          <w:rPr>
-            <w:color w:val="0000EE"/>
-            <w:u w:val="single"/>
-          </w:rPr>
-          <w:t>مرقس6 :38</w:t>
-        </w:r>
-      </w:hyperlink>
-    </w:p>
-    <w:p>
-      <w:pPr>
-        <w:pStyle w:val="ListBullet"/>
-        <w:bidi/>
-        <w:spacing w:line="240" w:lineRule="auto"/>
-        <w:ind w:left="720"/>
-      </w:pPr>
-      <w:r>
-        <w:rPr>
-          <w:rtl/>
-          <w:cs/>
-          <w:lang w:val="ar_AE" w:bidi="ar_AE"/>
-        </w:rPr>
-      </w:r>
-      <w:hyperlink r:id="rId33">
-        <w:r>
-          <w:rPr>
-            <w:rtl/>
-            <w:cs/>
-            <w:lang w:val="ar_AE" w:bidi="ar_AE"/>
-          </w:rPr>
-          <w:rPr>
-            <w:color w:val="0000EE"/>
-            <w:u w:val="single"/>
-          </w:rPr>
-          <w:t>متى4 :4</w:t>
-        </w:r>
-      </w:hyperlink>
-    </w:p>
-    <w:p>
-      <w:pPr>
-        <w:pStyle w:val="ListBullet"/>
-        <w:bidi/>
-        <w:spacing w:line="240" w:lineRule="auto"/>
-        <w:ind w:left="720"/>
-      </w:pPr>
-      <w:r>
-        <w:rPr>
-          <w:rtl/>
-          <w:cs/>
-          <w:lang w:val="ar_AE" w:bidi="ar_AE"/>
-        </w:rPr>
-      </w:r>
-      <w:hyperlink r:id="rId34">
-        <w:r>
-          <w:rPr>
-            <w:rtl/>
-            <w:cs/>
-            <w:lang w:val="ar_AE" w:bidi="ar_AE"/>
-          </w:rPr>
-          <w:rPr>
-            <w:color w:val="0000EE"/>
-            <w:u w:val="single"/>
-          </w:rPr>
-          <w:t>متى11 :18</w:t>
-        </w:r>
-      </w:hyperlink>
+      <w:r>
+        <w:rPr>
+          <w:rtl/>
+          <w:cs/>
+          <w:lang w:val="ar_AE" w:bidi="ar_AE"/>
+        </w:rPr>
+        <w:t>أعمال الرسل2 :46</w:t>
+      </w:r>
+    </w:p>
+    <w:p>
+      <w:pPr>
+        <w:pStyle w:val="ListBullet"/>
+        <w:bidi/>
+        <w:spacing w:line="240" w:lineRule="auto"/>
+        <w:ind w:left="720"/>
+      </w:pPr>
+      <w:r>
+        <w:rPr>
+          <w:rtl/>
+          <w:cs/>
+          <w:lang w:val="ar_AE" w:bidi="ar_AE"/>
+        </w:rPr>
+      </w:r>
+      <w:r>
+        <w:rPr>
+          <w:rtl/>
+          <w:cs/>
+          <w:lang w:val="ar_AE" w:bidi="ar_AE"/>
+        </w:rPr>
+        <w:t>أعمال الرسل27 :35</w:t>
+      </w:r>
+    </w:p>
+    <w:p>
+      <w:pPr>
+        <w:pStyle w:val="ListBullet"/>
+        <w:bidi/>
+        <w:spacing w:line="240" w:lineRule="auto"/>
+        <w:ind w:left="720"/>
+      </w:pPr>
+      <w:r>
+        <w:rPr>
+          <w:rtl/>
+          <w:cs/>
+          <w:lang w:val="ar_AE" w:bidi="ar_AE"/>
+        </w:rPr>
+      </w:r>
+      <w:r>
+        <w:rPr>
+          <w:rtl/>
+          <w:cs/>
+          <w:lang w:val="ar_AE" w:bidi="ar_AE"/>
+        </w:rPr>
+        <w:t>خروج16 :15</w:t>
+      </w:r>
+    </w:p>
+    <w:p>
+      <w:pPr>
+        <w:pStyle w:val="ListBullet"/>
+        <w:bidi/>
+        <w:spacing w:line="240" w:lineRule="auto"/>
+        <w:ind w:left="720"/>
+      </w:pPr>
+      <w:r>
+        <w:rPr>
+          <w:rtl/>
+          <w:cs/>
+          <w:lang w:val="ar_AE" w:bidi="ar_AE"/>
+        </w:rPr>
+      </w:r>
+      <w:r>
+        <w:rPr>
+          <w:rtl/>
+          <w:cs/>
+          <w:lang w:val="ar_AE" w:bidi="ar_AE"/>
+        </w:rPr>
+        <w:t>لوقا9 :13</w:t>
+      </w:r>
+    </w:p>
+    <w:p>
+      <w:pPr>
+        <w:pStyle w:val="ListBullet"/>
+        <w:bidi/>
+        <w:spacing w:line="240" w:lineRule="auto"/>
+        <w:ind w:left="720"/>
+      </w:pPr>
+      <w:r>
+        <w:rPr>
+          <w:rtl/>
+          <w:cs/>
+          <w:lang w:val="ar_AE" w:bidi="ar_AE"/>
+        </w:rPr>
+      </w:r>
+      <w:r>
+        <w:rPr>
+          <w:rtl/>
+          <w:cs/>
+          <w:lang w:val="ar_AE" w:bidi="ar_AE"/>
+        </w:rPr>
+        <w:t>مرقس6 :38</w:t>
+      </w:r>
+    </w:p>
+    <w:p>
+      <w:pPr>
+        <w:pStyle w:val="ListBullet"/>
+        <w:bidi/>
+        <w:spacing w:line="240" w:lineRule="auto"/>
+        <w:ind w:left="720"/>
+      </w:pPr>
+      <w:r>
+        <w:rPr>
+          <w:rtl/>
+          <w:cs/>
+          <w:lang w:val="ar_AE" w:bidi="ar_AE"/>
+        </w:rPr>
+      </w:r>
+      <w:r>
+        <w:rPr>
+          <w:rtl/>
+          <w:cs/>
+          <w:lang w:val="ar_AE" w:bidi="ar_AE"/>
+        </w:rPr>
+        <w:t>متى4 :4</w:t>
+      </w:r>
+    </w:p>
+    <w:p>
+      <w:pPr>
+        <w:pStyle w:val="ListBullet"/>
+        <w:bidi/>
+        <w:spacing w:line="240" w:lineRule="auto"/>
+        <w:ind w:left="720"/>
+      </w:pPr>
+      <w:r>
+        <w:rPr>
+          <w:rtl/>
+          <w:cs/>
+          <w:lang w:val="ar_AE" w:bidi="ar_AE"/>
+        </w:rPr>
+      </w:r>
+      <w:r>
+        <w:rPr>
+          <w:rtl/>
+          <w:cs/>
+          <w:lang w:val="ar_AE" w:bidi="ar_AE"/>
+        </w:rPr>
+        <w:t>متى11 :18</w:t>
+      </w:r>
     </w:p>
     <w:p>
       <w:pPr>
@@ -2899,136 +2767,106 @@
           <w:lang w:val="ar_AE" w:bidi="ar_AE"/>
         </w:rPr>
       </w:r>
-      <w:hyperlink r:id="rId35">
-        <w:r>
-          <w:rPr>
-            <w:rtl/>
-            <w:cs/>
-            <w:lang w:val="ar_AE" w:bidi="ar_AE"/>
-          </w:rPr>
-          <w:rPr>
-            <w:color w:val="0000EE"/>
-            <w:u w:val="single"/>
-          </w:rPr>
-          <w:t>خروج 2: 3</w:t>
-        </w:r>
-      </w:hyperlink>
-    </w:p>
-    <w:p>
-      <w:pPr>
-        <w:pStyle w:val="ListBullet"/>
-        <w:bidi/>
-        <w:spacing w:line="240" w:lineRule="auto"/>
-        <w:ind w:left="720"/>
-      </w:pPr>
-      <w:r>
-        <w:rPr>
-          <w:rtl/>
-          <w:cs/>
-          <w:lang w:val="ar_AE" w:bidi="ar_AE"/>
-        </w:rPr>
-      </w:r>
-      <w:hyperlink r:id="rId36">
-        <w:r>
-          <w:rPr>
-            <w:rtl/>
-            <w:cs/>
-            <w:lang w:val="ar_AE" w:bidi="ar_AE"/>
-          </w:rPr>
-          <w:rPr>
-            <w:color w:val="0000EE"/>
-            <w:u w:val="single"/>
-          </w:rPr>
-          <w:t>إشعياء 29: 11</w:t>
-        </w:r>
-      </w:hyperlink>
-    </w:p>
-    <w:p>
-      <w:pPr>
-        <w:pStyle w:val="ListBullet"/>
-        <w:bidi/>
-        <w:spacing w:line="240" w:lineRule="auto"/>
-        <w:ind w:left="720"/>
-      </w:pPr>
-      <w:r>
-        <w:rPr>
-          <w:rtl/>
-          <w:cs/>
-          <w:lang w:val="ar_AE" w:bidi="ar_AE"/>
-        </w:rPr>
-      </w:r>
-      <w:hyperlink r:id="rId37">
-        <w:r>
-          <w:rPr>
-            <w:rtl/>
-            <w:cs/>
-            <w:lang w:val="ar_AE" w:bidi="ar_AE"/>
-          </w:rPr>
-          <w:rPr>
-            <w:color w:val="0000EE"/>
-            <w:u w:val="single"/>
-          </w:rPr>
-          <w:t>يوحنا 6: 27</w:t>
-        </w:r>
-      </w:hyperlink>
-    </w:p>
-    <w:p>
-      <w:pPr>
-        <w:pStyle w:val="ListBullet"/>
-        <w:bidi/>
-        <w:spacing w:line="240" w:lineRule="auto"/>
-        <w:ind w:left="720"/>
-      </w:pPr>
-      <w:r>
-        <w:rPr>
-          <w:rtl/>
-          <w:cs/>
-          <w:lang w:val="ar_AE" w:bidi="ar_AE"/>
-        </w:rPr>
-      </w:r>
-      <w:hyperlink r:id="rId38">
-        <w:r>
-          <w:rPr>
-            <w:rtl/>
-            <w:cs/>
-            <w:lang w:val="ar_AE" w:bidi="ar_AE"/>
-          </w:rPr>
-          <w:rPr>
-            <w:color w:val="0000EE"/>
-            <w:u w:val="single"/>
-          </w:rPr>
-          <w:t>متى 27: 66</w:t>
-        </w:r>
-      </w:hyperlink>
-    </w:p>
-    <w:p>
-      <w:pPr>
-        <w:pStyle w:val="ListBullet"/>
-        <w:bidi/>
-        <w:spacing w:line="240" w:lineRule="auto"/>
-        <w:ind w:left="720"/>
-      </w:pPr>
-      <w:r>
-        <w:rPr>
-          <w:rtl/>
-          <w:cs/>
-          <w:lang w:val="ar_AE" w:bidi="ar_AE"/>
-        </w:rPr>
-      </w:r>
-      <w:hyperlink r:id="rId39">
-        <w:r>
-          <w:rPr>
-            <w:rtl/>
-            <w:cs/>
-            <w:lang w:val="ar_AE" w:bidi="ar_AE"/>
-          </w:rPr>
-          <w:rPr>
-            <w:color w:val="0000EE"/>
-            <w:u w:val="single"/>
-          </w:rPr>
-          <w:t>رؤيا 5: 2</w:t>
-        </w:r>
-      </w:hyperlink>
+      <w:r>
+        <w:rPr>
+          <w:rtl/>
+          <w:cs/>
+          <w:lang w:val="ar_AE" w:bidi="ar_AE"/>
+        </w:rPr>
+        <w:t>خروج 2: 3</w:t>
+      </w:r>
+    </w:p>
+    <w:p>
+      <w:pPr>
+        <w:pStyle w:val="ListBullet"/>
+        <w:bidi/>
+        <w:spacing w:line="240" w:lineRule="auto"/>
+        <w:ind w:left="720"/>
+      </w:pPr>
+      <w:r>
+        <w:rPr>
+          <w:rtl/>
+          <w:cs/>
+          <w:lang w:val="ar_AE" w:bidi="ar_AE"/>
+        </w:rPr>
+      </w:r>
+      <w:r>
+        <w:rPr>
+          <w:rtl/>
+          <w:cs/>
+          <w:lang w:val="ar_AE" w:bidi="ar_AE"/>
+        </w:rPr>
+        <w:t>إشعياء 29: 11</w:t>
+      </w:r>
+    </w:p>
+    <w:p>
+      <w:pPr>
+        <w:pStyle w:val="ListBullet"/>
+        <w:bidi/>
+        <w:spacing w:line="240" w:lineRule="auto"/>
+        <w:ind w:left="720"/>
+      </w:pPr>
+      <w:r>
+        <w:rPr>
+          <w:rtl/>
+          <w:cs/>
+          <w:lang w:val="ar_AE" w:bidi="ar_AE"/>
+        </w:rPr>
+      </w:r>
+      <w:r>
+        <w:rPr>
+          <w:rtl/>
+          <w:cs/>
+          <w:lang w:val="ar_AE" w:bidi="ar_AE"/>
+        </w:rPr>
+        <w:t>يوحنا 6: 27</w:t>
+      </w:r>
+    </w:p>
+    <w:p>
+      <w:pPr>
+        <w:pStyle w:val="ListBullet"/>
+        <w:bidi/>
+        <w:spacing w:line="240" w:lineRule="auto"/>
+        <w:ind w:left="720"/>
+      </w:pPr>
+      <w:r>
+        <w:rPr>
+          <w:rtl/>
+          <w:cs/>
+          <w:lang w:val="ar_AE" w:bidi="ar_AE"/>
+        </w:rPr>
+      </w:r>
+      <w:r>
+        <w:rPr>
+          <w:rtl/>
+          <w:cs/>
+          <w:lang w:val="ar_AE" w:bidi="ar_AE"/>
+        </w:rPr>
+        <w:t>متى 27: 66</w:t>
+      </w:r>
+    </w:p>
+    <w:p>
+      <w:pPr>
+        <w:pStyle w:val="ListBullet"/>
+        <w:bidi/>
+        <w:spacing w:line="240" w:lineRule="auto"/>
+        <w:ind w:left="720"/>
+      </w:pPr>
+      <w:r>
+        <w:rPr>
+          <w:rtl/>
+          <w:cs/>
+          <w:lang w:val="ar_AE" w:bidi="ar_AE"/>
+        </w:rPr>
+      </w:r>
+      <w:r>
+        <w:rPr>
+          <w:rtl/>
+          <w:cs/>
+          <w:lang w:val="ar_AE" w:bidi="ar_AE"/>
+        </w:rPr>
+        <w:t>رؤيا 5: 2</w:t>
+      </w:r>
     </w:p>
     <w:p>
       <w:pPr>
@@ -3627,542 +3465,428 @@
           <w:lang w:val="ar_AE" w:bidi="ar_AE"/>
         </w:rPr>
       </w:r>
-      <w:hyperlink r:id="rId40">
-        <w:r>
-          <w:rPr>
-            <w:rtl/>
-            <w:cs/>
-            <w:lang w:val="ar_AE" w:bidi="ar_AE"/>
-          </w:rPr>
-          <w:rPr>
-            <w:color w:val="0000EE"/>
-            <w:u w:val="single"/>
-          </w:rPr>
-          <w:t>تكوين 17: 11</w:t>
-        </w:r>
-      </w:hyperlink>
-    </w:p>
-    <w:p>
-      <w:pPr>
-        <w:pStyle w:val="ListBullet"/>
-        <w:bidi/>
-        <w:spacing w:line="240" w:lineRule="auto"/>
-        <w:ind w:left="720"/>
-      </w:pPr>
-      <w:r>
-        <w:rPr>
-          <w:rtl/>
-          <w:cs/>
-          <w:lang w:val="ar_AE" w:bidi="ar_AE"/>
-        </w:rPr>
-      </w:r>
-      <w:hyperlink r:id="rId41">
-        <w:r>
-          <w:rPr>
-            <w:rtl/>
-            <w:cs/>
-            <w:lang w:val="ar_AE" w:bidi="ar_AE"/>
-          </w:rPr>
-          <w:rPr>
-            <w:color w:val="0000EE"/>
-            <w:u w:val="single"/>
-          </w:rPr>
-          <w:t>تكوين 17: 14</w:t>
-        </w:r>
-      </w:hyperlink>
-    </w:p>
-    <w:p>
-      <w:pPr>
-        <w:pStyle w:val="ListBullet"/>
-        <w:bidi/>
-        <w:spacing w:line="240" w:lineRule="auto"/>
-        <w:ind w:left="720"/>
-      </w:pPr>
-      <w:r>
-        <w:rPr>
-          <w:rtl/>
-          <w:cs/>
-          <w:lang w:val="ar_AE" w:bidi="ar_AE"/>
-        </w:rPr>
-      </w:r>
-      <w:hyperlink r:id="rId42">
-        <w:r>
-          <w:rPr>
-            <w:rtl/>
-            <w:cs/>
-            <w:lang w:val="ar_AE" w:bidi="ar_AE"/>
-          </w:rPr>
-          <w:rPr>
-            <w:color w:val="0000EE"/>
-            <w:u w:val="single"/>
-          </w:rPr>
-          <w:t>خروج 12: 48</w:t>
-        </w:r>
-      </w:hyperlink>
-    </w:p>
-    <w:p>
-      <w:pPr>
-        <w:pStyle w:val="ListBullet"/>
-        <w:bidi/>
-        <w:spacing w:line="240" w:lineRule="auto"/>
-        <w:ind w:left="720"/>
-      </w:pPr>
-      <w:r>
-        <w:rPr>
-          <w:rtl/>
-          <w:cs/>
-          <w:lang w:val="ar_AE" w:bidi="ar_AE"/>
-        </w:rPr>
-      </w:r>
-      <w:hyperlink r:id="rId43">
-        <w:r>
-          <w:rPr>
-            <w:rtl/>
-            <w:cs/>
-            <w:lang w:val="ar_AE" w:bidi="ar_AE"/>
-          </w:rPr>
-          <w:rPr>
-            <w:color w:val="0000EE"/>
-            <w:u w:val="single"/>
-          </w:rPr>
-          <w:t>لاويين 26: 41</w:t>
-        </w:r>
-      </w:hyperlink>
-    </w:p>
-    <w:p>
-      <w:pPr>
-        <w:pStyle w:val="ListBullet"/>
-        <w:bidi/>
-        <w:spacing w:line="240" w:lineRule="auto"/>
-        <w:ind w:left="720"/>
-      </w:pPr>
-      <w:r>
-        <w:rPr>
-          <w:rtl/>
-          <w:cs/>
-          <w:lang w:val="ar_AE" w:bidi="ar_AE"/>
-        </w:rPr>
-      </w:r>
-      <w:hyperlink r:id="rId44">
-        <w:r>
-          <w:rPr>
-            <w:rtl/>
-            <w:cs/>
-            <w:lang w:val="ar_AE" w:bidi="ar_AE"/>
-          </w:rPr>
-          <w:rPr>
-            <w:color w:val="0000EE"/>
-            <w:u w:val="single"/>
-          </w:rPr>
-          <w:t>يشوع 5: 3</w:t>
-        </w:r>
-      </w:hyperlink>
-    </w:p>
-    <w:p>
-      <w:pPr>
-        <w:pStyle w:val="ListBullet"/>
-        <w:bidi/>
-        <w:spacing w:line="240" w:lineRule="auto"/>
-        <w:ind w:left="720"/>
-      </w:pPr>
-      <w:r>
-        <w:rPr>
-          <w:rtl/>
-          <w:cs/>
-          <w:lang w:val="ar_AE" w:bidi="ar_AE"/>
-        </w:rPr>
-      </w:r>
-      <w:hyperlink r:id="rId45">
-        <w:r>
-          <w:rPr>
-            <w:rtl/>
-            <w:cs/>
-            <w:lang w:val="ar_AE" w:bidi="ar_AE"/>
-          </w:rPr>
-          <w:rPr>
-            <w:color w:val="0000EE"/>
-            <w:u w:val="single"/>
-          </w:rPr>
-          <w:t>قضاة 15: 18</w:t>
-        </w:r>
-      </w:hyperlink>
-    </w:p>
-    <w:p>
-      <w:pPr>
-        <w:pStyle w:val="ListBullet"/>
-        <w:bidi/>
-        <w:spacing w:line="240" w:lineRule="auto"/>
-        <w:ind w:left="720"/>
-      </w:pPr>
-      <w:r>
-        <w:rPr>
-          <w:rtl/>
-          <w:cs/>
-          <w:lang w:val="ar_AE" w:bidi="ar_AE"/>
-        </w:rPr>
-      </w:r>
-      <w:hyperlink r:id="rId46">
-        <w:r>
-          <w:rPr>
-            <w:rtl/>
-            <w:cs/>
-            <w:lang w:val="ar_AE" w:bidi="ar_AE"/>
-          </w:rPr>
-          <w:rPr>
-            <w:color w:val="0000EE"/>
-            <w:u w:val="single"/>
-          </w:rPr>
-          <w:t>صموئيل الثاني 1: 20</w:t>
-        </w:r>
-      </w:hyperlink>
-    </w:p>
-    <w:p>
-      <w:pPr>
-        <w:pStyle w:val="ListBullet"/>
-        <w:bidi/>
-        <w:spacing w:line="240" w:lineRule="auto"/>
-        <w:ind w:left="720"/>
-      </w:pPr>
-      <w:r>
-        <w:rPr>
-          <w:rtl/>
-          <w:cs/>
-          <w:lang w:val="ar_AE" w:bidi="ar_AE"/>
-        </w:rPr>
-      </w:r>
-      <w:hyperlink r:id="rId47">
-        <w:r>
-          <w:rPr>
-            <w:rtl/>
-            <w:cs/>
-            <w:lang w:val="ar_AE" w:bidi="ar_AE"/>
-          </w:rPr>
-          <w:rPr>
-            <w:color w:val="0000EE"/>
-            <w:u w:val="single"/>
-          </w:rPr>
-          <w:t>إرميا 9: 26</w:t>
-        </w:r>
-      </w:hyperlink>
-    </w:p>
-    <w:p>
-      <w:pPr>
-        <w:pStyle w:val="ListBullet"/>
-        <w:bidi/>
-        <w:spacing w:line="240" w:lineRule="auto"/>
-        <w:ind w:left="720"/>
-      </w:pPr>
-      <w:r>
-        <w:rPr>
-          <w:rtl/>
-          <w:cs/>
-          <w:lang w:val="ar_AE" w:bidi="ar_AE"/>
-        </w:rPr>
-      </w:r>
-      <w:hyperlink r:id="rId48">
-        <w:r>
-          <w:rPr>
-            <w:rtl/>
-            <w:cs/>
-            <w:lang w:val="ar_AE" w:bidi="ar_AE"/>
-          </w:rPr>
-          <w:rPr>
-            <w:color w:val="0000EE"/>
-            <w:u w:val="single"/>
-          </w:rPr>
-          <w:t>حزقيال 32: 25</w:t>
-        </w:r>
-      </w:hyperlink>
-    </w:p>
-    <w:p>
-      <w:pPr>
-        <w:pStyle w:val="ListBullet"/>
-        <w:bidi/>
-        <w:spacing w:line="240" w:lineRule="auto"/>
-        <w:ind w:left="720"/>
-      </w:pPr>
-      <w:r>
-        <w:rPr>
-          <w:rtl/>
-          <w:cs/>
-          <w:lang w:val="ar_AE" w:bidi="ar_AE"/>
-        </w:rPr>
-      </w:r>
-      <w:hyperlink r:id="rId49">
-        <w:r>
-          <w:rPr>
-            <w:rtl/>
-            <w:cs/>
-            <w:lang w:val="ar_AE" w:bidi="ar_AE"/>
-          </w:rPr>
-          <w:rPr>
-            <w:color w:val="0000EE"/>
-            <w:u w:val="single"/>
-          </w:rPr>
-          <w:t>أعمال الرسل 10: 44–45</w:t>
-        </w:r>
-      </w:hyperlink>
-    </w:p>
-    <w:p>
-      <w:pPr>
-        <w:pStyle w:val="ListBullet"/>
-        <w:bidi/>
-        <w:spacing w:line="240" w:lineRule="auto"/>
-        <w:ind w:left="720"/>
-      </w:pPr>
-      <w:r>
-        <w:rPr>
-          <w:rtl/>
-          <w:cs/>
-          <w:lang w:val="ar_AE" w:bidi="ar_AE"/>
-        </w:rPr>
-      </w:r>
-      <w:hyperlink r:id="rId50">
-        <w:r>
-          <w:rPr>
-            <w:rtl/>
-            <w:cs/>
-            <w:lang w:val="ar_AE" w:bidi="ar_AE"/>
-          </w:rPr>
-          <w:rPr>
-            <w:color w:val="0000EE"/>
-            <w:u w:val="single"/>
-          </w:rPr>
-          <w:t>أعمال الرسل 11: 3</w:t>
-        </w:r>
-      </w:hyperlink>
-    </w:p>
-    <w:p>
-      <w:pPr>
-        <w:pStyle w:val="ListBullet"/>
-        <w:bidi/>
-        <w:spacing w:line="240" w:lineRule="auto"/>
-        <w:ind w:left="720"/>
-      </w:pPr>
-      <w:r>
-        <w:rPr>
-          <w:rtl/>
-          <w:cs/>
-          <w:lang w:val="ar_AE" w:bidi="ar_AE"/>
-        </w:rPr>
-      </w:r>
-      <w:hyperlink r:id="rId51">
-        <w:r>
-          <w:rPr>
-            <w:rtl/>
-            <w:cs/>
-            <w:lang w:val="ar_AE" w:bidi="ar_AE"/>
-          </w:rPr>
-          <w:rPr>
-            <w:color w:val="0000EE"/>
-            <w:u w:val="single"/>
-          </w:rPr>
-          <w:t>أعمال الرسل 15: 1</w:t>
-        </w:r>
-      </w:hyperlink>
-    </w:p>
-    <w:p>
-      <w:pPr>
-        <w:pStyle w:val="ListBullet"/>
-        <w:bidi/>
-        <w:spacing w:line="240" w:lineRule="auto"/>
-        <w:ind w:left="720"/>
-      </w:pPr>
-      <w:r>
-        <w:rPr>
-          <w:rtl/>
-          <w:cs/>
-          <w:lang w:val="ar_AE" w:bidi="ar_AE"/>
-        </w:rPr>
-      </w:r>
-      <w:hyperlink r:id="rId50">
-        <w:r>
-          <w:rPr>
-            <w:rtl/>
-            <w:cs/>
-            <w:lang w:val="ar_AE" w:bidi="ar_AE"/>
-          </w:rPr>
-          <w:rPr>
-            <w:color w:val="0000EE"/>
-            <w:u w:val="single"/>
-          </w:rPr>
-          <w:t>أعمال الرسل 11: 3</w:t>
-        </w:r>
-      </w:hyperlink>
-    </w:p>
-    <w:p>
-      <w:pPr>
-        <w:pStyle w:val="ListBullet"/>
-        <w:bidi/>
-        <w:spacing w:line="240" w:lineRule="auto"/>
-        <w:ind w:left="720"/>
-      </w:pPr>
-      <w:r>
-        <w:rPr>
-          <w:rtl/>
-          <w:cs/>
-          <w:lang w:val="ar_AE" w:bidi="ar_AE"/>
-        </w:rPr>
-      </w:r>
-      <w:hyperlink r:id="rId52">
-        <w:r>
-          <w:rPr>
-            <w:rtl/>
-            <w:cs/>
-            <w:lang w:val="ar_AE" w:bidi="ar_AE"/>
-          </w:rPr>
-          <w:rPr>
-            <w:color w:val="0000EE"/>
-            <w:u w:val="single"/>
-          </w:rPr>
-          <w:t>رومية 2: 27</w:t>
-        </w:r>
-      </w:hyperlink>
-    </w:p>
-    <w:p>
-      <w:pPr>
-        <w:pStyle w:val="ListBullet"/>
-        <w:bidi/>
-        <w:spacing w:line="240" w:lineRule="auto"/>
-        <w:ind w:left="720"/>
-      </w:pPr>
-      <w:r>
-        <w:rPr>
-          <w:rtl/>
-          <w:cs/>
-          <w:lang w:val="ar_AE" w:bidi="ar_AE"/>
-        </w:rPr>
-      </w:r>
-      <w:hyperlink r:id="rId53">
-        <w:r>
-          <w:rPr>
-            <w:rtl/>
-            <w:cs/>
-            <w:lang w:val="ar_AE" w:bidi="ar_AE"/>
-          </w:rPr>
-          <w:rPr>
-            <w:color w:val="0000EE"/>
-            <w:u w:val="single"/>
-          </w:rPr>
-          <w:t>غلاطية 5: 3</w:t>
-        </w:r>
-      </w:hyperlink>
-    </w:p>
-    <w:p>
-      <w:pPr>
-        <w:pStyle w:val="ListBullet"/>
-        <w:bidi/>
-        <w:spacing w:line="240" w:lineRule="auto"/>
-        <w:ind w:left="720"/>
-      </w:pPr>
-      <w:r>
-        <w:rPr>
-          <w:rtl/>
-          <w:cs/>
-          <w:lang w:val="ar_AE" w:bidi="ar_AE"/>
-        </w:rPr>
-      </w:r>
-      <w:hyperlink r:id="rId54">
-        <w:r>
-          <w:rPr>
-            <w:rtl/>
-            <w:cs/>
-            <w:lang w:val="ar_AE" w:bidi="ar_AE"/>
-          </w:rPr>
-          <w:rPr>
-            <w:color w:val="0000EE"/>
-            <w:u w:val="single"/>
-          </w:rPr>
-          <w:t>أفسس 2: 11</w:t>
-        </w:r>
-      </w:hyperlink>
-    </w:p>
-    <w:p>
-      <w:pPr>
-        <w:pStyle w:val="ListBullet"/>
-        <w:bidi/>
-        <w:spacing w:line="240" w:lineRule="auto"/>
-        <w:ind w:left="720"/>
-      </w:pPr>
-      <w:r>
-        <w:rPr>
-          <w:rtl/>
-          <w:cs/>
-          <w:lang w:val="ar_AE" w:bidi="ar_AE"/>
-        </w:rPr>
-      </w:r>
-      <w:hyperlink r:id="rId55">
-        <w:r>
-          <w:rPr>
-            <w:rtl/>
-            <w:cs/>
-            <w:lang w:val="ar_AE" w:bidi="ar_AE"/>
-          </w:rPr>
-          <w:rPr>
-            <w:color w:val="0000EE"/>
-            <w:u w:val="single"/>
-          </w:rPr>
-          <w:t>فيلبي 3: 3</w:t>
-        </w:r>
-      </w:hyperlink>
-    </w:p>
-    <w:p>
-      <w:pPr>
-        <w:pStyle w:val="ListBullet"/>
-        <w:bidi/>
-        <w:spacing w:line="240" w:lineRule="auto"/>
-        <w:ind w:left="720"/>
-      </w:pPr>
-      <w:r>
-        <w:rPr>
-          <w:rtl/>
-          <w:cs/>
-          <w:lang w:val="ar_AE" w:bidi="ar_AE"/>
-        </w:rPr>
-      </w:r>
-      <w:hyperlink r:id="rId56">
-        <w:r>
-          <w:rPr>
-            <w:rtl/>
-            <w:cs/>
-            <w:lang w:val="ar_AE" w:bidi="ar_AE"/>
-          </w:rPr>
-          <w:rPr>
-            <w:color w:val="0000EE"/>
-            <w:u w:val="single"/>
-          </w:rPr>
-          <w:t>كولوسي 2: 11</w:t>
-        </w:r>
-      </w:hyperlink>
-    </w:p>
-    <w:p>
-      <w:pPr>
-        <w:pStyle w:val="ListBullet"/>
-        <w:bidi/>
-        <w:spacing w:line="240" w:lineRule="auto"/>
-        <w:ind w:left="720"/>
-      </w:pPr>
-      <w:r>
-        <w:rPr>
-          <w:rtl/>
-          <w:cs/>
-          <w:lang w:val="ar_AE" w:bidi="ar_AE"/>
-        </w:rPr>
-      </w:r>
-      <w:hyperlink r:id="rId57">
-        <w:r>
-          <w:rPr>
-            <w:rtl/>
-            <w:cs/>
-            <w:lang w:val="ar_AE" w:bidi="ar_AE"/>
-          </w:rPr>
-          <w:rPr>
-            <w:color w:val="0000EE"/>
-            <w:u w:val="single"/>
-          </w:rPr>
-          <w:t>كولوسي 2: 13</w:t>
-        </w:r>
-      </w:hyperlink>
+      <w:r>
+        <w:rPr>
+          <w:rtl/>
+          <w:cs/>
+          <w:lang w:val="ar_AE" w:bidi="ar_AE"/>
+        </w:rPr>
+        <w:t>تكوين 17: 11</w:t>
+      </w:r>
+    </w:p>
+    <w:p>
+      <w:pPr>
+        <w:pStyle w:val="ListBullet"/>
+        <w:bidi/>
+        <w:spacing w:line="240" w:lineRule="auto"/>
+        <w:ind w:left="720"/>
+      </w:pPr>
+      <w:r>
+        <w:rPr>
+          <w:rtl/>
+          <w:cs/>
+          <w:lang w:val="ar_AE" w:bidi="ar_AE"/>
+        </w:rPr>
+      </w:r>
+      <w:r>
+        <w:rPr>
+          <w:rtl/>
+          <w:cs/>
+          <w:lang w:val="ar_AE" w:bidi="ar_AE"/>
+        </w:rPr>
+        <w:t>تكوين 17: 14</w:t>
+      </w:r>
+    </w:p>
+    <w:p>
+      <w:pPr>
+        <w:pStyle w:val="ListBullet"/>
+        <w:bidi/>
+        <w:spacing w:line="240" w:lineRule="auto"/>
+        <w:ind w:left="720"/>
+      </w:pPr>
+      <w:r>
+        <w:rPr>
+          <w:rtl/>
+          <w:cs/>
+          <w:lang w:val="ar_AE" w:bidi="ar_AE"/>
+        </w:rPr>
+      </w:r>
+      <w:r>
+        <w:rPr>
+          <w:rtl/>
+          <w:cs/>
+          <w:lang w:val="ar_AE" w:bidi="ar_AE"/>
+        </w:rPr>
+        <w:t>خروج 12: 48</w:t>
+      </w:r>
+    </w:p>
+    <w:p>
+      <w:pPr>
+        <w:pStyle w:val="ListBullet"/>
+        <w:bidi/>
+        <w:spacing w:line="240" w:lineRule="auto"/>
+        <w:ind w:left="720"/>
+      </w:pPr>
+      <w:r>
+        <w:rPr>
+          <w:rtl/>
+          <w:cs/>
+          <w:lang w:val="ar_AE" w:bidi="ar_AE"/>
+        </w:rPr>
+      </w:r>
+      <w:r>
+        <w:rPr>
+          <w:rtl/>
+          <w:cs/>
+          <w:lang w:val="ar_AE" w:bidi="ar_AE"/>
+        </w:rPr>
+        <w:t>لاويين 26: 41</w:t>
+      </w:r>
+    </w:p>
+    <w:p>
+      <w:pPr>
+        <w:pStyle w:val="ListBullet"/>
+        <w:bidi/>
+        <w:spacing w:line="240" w:lineRule="auto"/>
+        <w:ind w:left="720"/>
+      </w:pPr>
+      <w:r>
+        <w:rPr>
+          <w:rtl/>
+          <w:cs/>
+          <w:lang w:val="ar_AE" w:bidi="ar_AE"/>
+        </w:rPr>
+      </w:r>
+      <w:r>
+        <w:rPr>
+          <w:rtl/>
+          <w:cs/>
+          <w:lang w:val="ar_AE" w:bidi="ar_AE"/>
+        </w:rPr>
+        <w:t>يشوع 5: 3</w:t>
+      </w:r>
+    </w:p>
+    <w:p>
+      <w:pPr>
+        <w:pStyle w:val="ListBullet"/>
+        <w:bidi/>
+        <w:spacing w:line="240" w:lineRule="auto"/>
+        <w:ind w:left="720"/>
+      </w:pPr>
+      <w:r>
+        <w:rPr>
+          <w:rtl/>
+          <w:cs/>
+          <w:lang w:val="ar_AE" w:bidi="ar_AE"/>
+        </w:rPr>
+      </w:r>
+      <w:r>
+        <w:rPr>
+          <w:rtl/>
+          <w:cs/>
+          <w:lang w:val="ar_AE" w:bidi="ar_AE"/>
+        </w:rPr>
+        <w:t>قضاة 15: 18</w:t>
+      </w:r>
+    </w:p>
+    <w:p>
+      <w:pPr>
+        <w:pStyle w:val="ListBullet"/>
+        <w:bidi/>
+        <w:spacing w:line="240" w:lineRule="auto"/>
+        <w:ind w:left="720"/>
+      </w:pPr>
+      <w:r>
+        <w:rPr>
+          <w:rtl/>
+          <w:cs/>
+          <w:lang w:val="ar_AE" w:bidi="ar_AE"/>
+        </w:rPr>
+      </w:r>
+      <w:r>
+        <w:rPr>
+          <w:rtl/>
+          <w:cs/>
+          <w:lang w:val="ar_AE" w:bidi="ar_AE"/>
+        </w:rPr>
+        <w:t>صموئيل الثاني 1: 20</w:t>
+      </w:r>
+    </w:p>
+    <w:p>
+      <w:pPr>
+        <w:pStyle w:val="ListBullet"/>
+        <w:bidi/>
+        <w:spacing w:line="240" w:lineRule="auto"/>
+        <w:ind w:left="720"/>
+      </w:pPr>
+      <w:r>
+        <w:rPr>
+          <w:rtl/>
+          <w:cs/>
+          <w:lang w:val="ar_AE" w:bidi="ar_AE"/>
+        </w:rPr>
+      </w:r>
+      <w:r>
+        <w:rPr>
+          <w:rtl/>
+          <w:cs/>
+          <w:lang w:val="ar_AE" w:bidi="ar_AE"/>
+        </w:rPr>
+        <w:t>إرميا 9: 26</w:t>
+      </w:r>
+    </w:p>
+    <w:p>
+      <w:pPr>
+        <w:pStyle w:val="ListBullet"/>
+        <w:bidi/>
+        <w:spacing w:line="240" w:lineRule="auto"/>
+        <w:ind w:left="720"/>
+      </w:pPr>
+      <w:r>
+        <w:rPr>
+          <w:rtl/>
+          <w:cs/>
+          <w:lang w:val="ar_AE" w:bidi="ar_AE"/>
+        </w:rPr>
+      </w:r>
+      <w:r>
+        <w:rPr>
+          <w:rtl/>
+          <w:cs/>
+          <w:lang w:val="ar_AE" w:bidi="ar_AE"/>
+        </w:rPr>
+        <w:t>حزقيال 32: 25</w:t>
+      </w:r>
+    </w:p>
+    <w:p>
+      <w:pPr>
+        <w:pStyle w:val="ListBullet"/>
+        <w:bidi/>
+        <w:spacing w:line="240" w:lineRule="auto"/>
+        <w:ind w:left="720"/>
+      </w:pPr>
+      <w:r>
+        <w:rPr>
+          <w:rtl/>
+          <w:cs/>
+          <w:lang w:val="ar_AE" w:bidi="ar_AE"/>
+        </w:rPr>
+      </w:r>
+      <w:r>
+        <w:rPr>
+          <w:rtl/>
+          <w:cs/>
+          <w:lang w:val="ar_AE" w:bidi="ar_AE"/>
+        </w:rPr>
+        <w:t>أعمال الرسل 10: 44–45</w:t>
+      </w:r>
+    </w:p>
+    <w:p>
+      <w:pPr>
+        <w:pStyle w:val="ListBullet"/>
+        <w:bidi/>
+        <w:spacing w:line="240" w:lineRule="auto"/>
+        <w:ind w:left="720"/>
+      </w:pPr>
+      <w:r>
+        <w:rPr>
+          <w:rtl/>
+          <w:cs/>
+          <w:lang w:val="ar_AE" w:bidi="ar_AE"/>
+        </w:rPr>
+      </w:r>
+      <w:r>
+        <w:rPr>
+          <w:rtl/>
+          <w:cs/>
+          <w:lang w:val="ar_AE" w:bidi="ar_AE"/>
+        </w:rPr>
+        <w:t>أعمال الرسل 11: 3</w:t>
+      </w:r>
+    </w:p>
+    <w:p>
+      <w:pPr>
+        <w:pStyle w:val="ListBullet"/>
+        <w:bidi/>
+        <w:spacing w:line="240" w:lineRule="auto"/>
+        <w:ind w:left="720"/>
+      </w:pPr>
+      <w:r>
+        <w:rPr>
+          <w:rtl/>
+          <w:cs/>
+          <w:lang w:val="ar_AE" w:bidi="ar_AE"/>
+        </w:rPr>
+      </w:r>
+      <w:r>
+        <w:rPr>
+          <w:rtl/>
+          <w:cs/>
+          <w:lang w:val="ar_AE" w:bidi="ar_AE"/>
+        </w:rPr>
+        <w:t>أعمال الرسل 15: 1</w:t>
+      </w:r>
+    </w:p>
+    <w:p>
+      <w:pPr>
+        <w:pStyle w:val="ListBullet"/>
+        <w:bidi/>
+        <w:spacing w:line="240" w:lineRule="auto"/>
+        <w:ind w:left="720"/>
+      </w:pPr>
+      <w:r>
+        <w:rPr>
+          <w:rtl/>
+          <w:cs/>
+          <w:lang w:val="ar_AE" w:bidi="ar_AE"/>
+        </w:rPr>
+      </w:r>
+      <w:r>
+        <w:rPr>
+          <w:rtl/>
+          <w:cs/>
+          <w:lang w:val="ar_AE" w:bidi="ar_AE"/>
+        </w:rPr>
+        <w:t>أعمال الرسل 11: 3</w:t>
+      </w:r>
+    </w:p>
+    <w:p>
+      <w:pPr>
+        <w:pStyle w:val="ListBullet"/>
+        <w:bidi/>
+        <w:spacing w:line="240" w:lineRule="auto"/>
+        <w:ind w:left="720"/>
+      </w:pPr>
+      <w:r>
+        <w:rPr>
+          <w:rtl/>
+          <w:cs/>
+          <w:lang w:val="ar_AE" w:bidi="ar_AE"/>
+        </w:rPr>
+      </w:r>
+      <w:r>
+        <w:rPr>
+          <w:rtl/>
+          <w:cs/>
+          <w:lang w:val="ar_AE" w:bidi="ar_AE"/>
+        </w:rPr>
+        <w:t>رومية 2: 27</w:t>
+      </w:r>
+    </w:p>
+    <w:p>
+      <w:pPr>
+        <w:pStyle w:val="ListBullet"/>
+        <w:bidi/>
+        <w:spacing w:line="240" w:lineRule="auto"/>
+        <w:ind w:left="720"/>
+      </w:pPr>
+      <w:r>
+        <w:rPr>
+          <w:rtl/>
+          <w:cs/>
+          <w:lang w:val="ar_AE" w:bidi="ar_AE"/>
+        </w:rPr>
+      </w:r>
+      <w:r>
+        <w:rPr>
+          <w:rtl/>
+          <w:cs/>
+          <w:lang w:val="ar_AE" w:bidi="ar_AE"/>
+        </w:rPr>
+        <w:t>غلاطية 5: 3</w:t>
+      </w:r>
+    </w:p>
+    <w:p>
+      <w:pPr>
+        <w:pStyle w:val="ListBullet"/>
+        <w:bidi/>
+        <w:spacing w:line="240" w:lineRule="auto"/>
+        <w:ind w:left="720"/>
+      </w:pPr>
+      <w:r>
+        <w:rPr>
+          <w:rtl/>
+          <w:cs/>
+          <w:lang w:val="ar_AE" w:bidi="ar_AE"/>
+        </w:rPr>
+      </w:r>
+      <w:r>
+        <w:rPr>
+          <w:rtl/>
+          <w:cs/>
+          <w:lang w:val="ar_AE" w:bidi="ar_AE"/>
+        </w:rPr>
+        <w:t>أفسس 2: 11</w:t>
+      </w:r>
+    </w:p>
+    <w:p>
+      <w:pPr>
+        <w:pStyle w:val="ListBullet"/>
+        <w:bidi/>
+        <w:spacing w:line="240" w:lineRule="auto"/>
+        <w:ind w:left="720"/>
+      </w:pPr>
+      <w:r>
+        <w:rPr>
+          <w:rtl/>
+          <w:cs/>
+          <w:lang w:val="ar_AE" w:bidi="ar_AE"/>
+        </w:rPr>
+      </w:r>
+      <w:r>
+        <w:rPr>
+          <w:rtl/>
+          <w:cs/>
+          <w:lang w:val="ar_AE" w:bidi="ar_AE"/>
+        </w:rPr>
+        <w:t>فيلبي 3: 3</w:t>
+      </w:r>
+    </w:p>
+    <w:p>
+      <w:pPr>
+        <w:pStyle w:val="ListBullet"/>
+        <w:bidi/>
+        <w:spacing w:line="240" w:lineRule="auto"/>
+        <w:ind w:left="720"/>
+      </w:pPr>
+      <w:r>
+        <w:rPr>
+          <w:rtl/>
+          <w:cs/>
+          <w:lang w:val="ar_AE" w:bidi="ar_AE"/>
+        </w:rPr>
+      </w:r>
+      <w:r>
+        <w:rPr>
+          <w:rtl/>
+          <w:cs/>
+          <w:lang w:val="ar_AE" w:bidi="ar_AE"/>
+        </w:rPr>
+        <w:t>كولوسي 2: 11</w:t>
+      </w:r>
+    </w:p>
+    <w:p>
+      <w:pPr>
+        <w:pStyle w:val="ListBullet"/>
+        <w:bidi/>
+        <w:spacing w:line="240" w:lineRule="auto"/>
+        <w:ind w:left="720"/>
+      </w:pPr>
+      <w:r>
+        <w:rPr>
+          <w:rtl/>
+          <w:cs/>
+          <w:lang w:val="ar_AE" w:bidi="ar_AE"/>
+        </w:rPr>
+      </w:r>
+      <w:r>
+        <w:rPr>
+          <w:rtl/>
+          <w:cs/>
+          <w:lang w:val="ar_AE" w:bidi="ar_AE"/>
+        </w:rPr>
+        <w:t>كولوسي 2: 13</w:t>
+      </w:r>
     </w:p>
     <w:p>
       <w:pPr>
@@ -4624,252 +4348,198 @@
           <w:lang w:val="ar_AE" w:bidi="ar_AE"/>
         </w:rPr>
       </w:r>
-      <w:hyperlink r:id="rId58">
-        <w:r>
-          <w:rPr>
-            <w:rtl/>
-            <w:cs/>
-            <w:lang w:val="ar_AE" w:bidi="ar_AE"/>
-          </w:rPr>
-          <w:rPr>
-            <w:color w:val="0000EE"/>
-            <w:u w:val="single"/>
-          </w:rPr>
-          <w:t>أعمال الرسل8 :32</w:t>
-        </w:r>
-      </w:hyperlink>
-    </w:p>
-    <w:p>
-      <w:pPr>
-        <w:pStyle w:val="ListBullet"/>
-        <w:bidi/>
-        <w:spacing w:line="240" w:lineRule="auto"/>
-        <w:ind w:left="720"/>
-      </w:pPr>
-      <w:r>
-        <w:rPr>
-          <w:rtl/>
-          <w:cs/>
-          <w:lang w:val="ar_AE" w:bidi="ar_AE"/>
-        </w:rPr>
-      </w:r>
-      <w:hyperlink r:id="rId59">
-        <w:r>
-          <w:rPr>
-            <w:rtl/>
-            <w:cs/>
-            <w:lang w:val="ar_AE" w:bidi="ar_AE"/>
-          </w:rPr>
-          <w:rPr>
-            <w:color w:val="0000EE"/>
-            <w:u w:val="single"/>
-          </w:rPr>
-          <w:t>تكوين30 :32</w:t>
-        </w:r>
-      </w:hyperlink>
-    </w:p>
-    <w:p>
-      <w:pPr>
-        <w:pStyle w:val="ListBullet"/>
-        <w:bidi/>
-        <w:spacing w:line="240" w:lineRule="auto"/>
-        <w:ind w:left="720"/>
-      </w:pPr>
-      <w:r>
-        <w:rPr>
-          <w:rtl/>
-          <w:cs/>
-          <w:lang w:val="ar_AE" w:bidi="ar_AE"/>
-        </w:rPr>
-      </w:r>
-      <w:hyperlink r:id="rId60">
-        <w:r>
-          <w:rPr>
-            <w:rtl/>
-            <w:cs/>
-            <w:lang w:val="ar_AE" w:bidi="ar_AE"/>
-          </w:rPr>
-          <w:rPr>
-            <w:color w:val="0000EE"/>
-            <w:u w:val="single"/>
-          </w:rPr>
-          <w:t>يوحنا2 :14</w:t>
-        </w:r>
-      </w:hyperlink>
-    </w:p>
-    <w:p>
-      <w:pPr>
-        <w:pStyle w:val="ListBullet"/>
-        <w:bidi/>
-        <w:spacing w:line="240" w:lineRule="auto"/>
-        <w:ind w:left="720"/>
-      </w:pPr>
-      <w:r>
-        <w:rPr>
-          <w:rtl/>
-          <w:cs/>
-          <w:lang w:val="ar_AE" w:bidi="ar_AE"/>
-        </w:rPr>
-      </w:r>
-      <w:hyperlink r:id="rId61">
-        <w:r>
-          <w:rPr>
-            <w:rtl/>
-            <w:cs/>
-            <w:lang w:val="ar_AE" w:bidi="ar_AE"/>
-          </w:rPr>
-          <w:rPr>
-            <w:color w:val="0000EE"/>
-            <w:u w:val="single"/>
-          </w:rPr>
-          <w:t>لوقا15 :5</w:t>
-        </w:r>
-      </w:hyperlink>
-    </w:p>
-    <w:p>
-      <w:pPr>
-        <w:pStyle w:val="ListBullet"/>
-        <w:bidi/>
-        <w:spacing w:line="240" w:lineRule="auto"/>
-        <w:ind w:left="720"/>
-      </w:pPr>
-      <w:r>
-        <w:rPr>
-          <w:rtl/>
-          <w:cs/>
-          <w:lang w:val="ar_AE" w:bidi="ar_AE"/>
-        </w:rPr>
-      </w:r>
-      <w:hyperlink r:id="rId62">
-        <w:r>
-          <w:rPr>
-            <w:rtl/>
-            <w:cs/>
-            <w:lang w:val="ar_AE" w:bidi="ar_AE"/>
-          </w:rPr>
-          <w:rPr>
-            <w:color w:val="0000EE"/>
-            <w:u w:val="single"/>
-          </w:rPr>
-          <w:t>مرقس6 :34</w:t>
-        </w:r>
-      </w:hyperlink>
-    </w:p>
-    <w:p>
-      <w:pPr>
-        <w:pStyle w:val="ListBullet"/>
-        <w:bidi/>
-        <w:spacing w:line="240" w:lineRule="auto"/>
-        <w:ind w:left="720"/>
-      </w:pPr>
-      <w:r>
-        <w:rPr>
-          <w:rtl/>
-          <w:cs/>
-          <w:lang w:val="ar_AE" w:bidi="ar_AE"/>
-        </w:rPr>
-      </w:r>
-      <w:hyperlink r:id="rId63">
-        <w:r>
-          <w:rPr>
-            <w:rtl/>
-            <w:cs/>
-            <w:lang w:val="ar_AE" w:bidi="ar_AE"/>
-          </w:rPr>
-          <w:rPr>
-            <w:color w:val="0000EE"/>
-            <w:u w:val="single"/>
-          </w:rPr>
-          <w:t>متى9 :36</w:t>
-        </w:r>
-      </w:hyperlink>
-    </w:p>
-    <w:p>
-      <w:pPr>
-        <w:pStyle w:val="ListBullet"/>
-        <w:bidi/>
-        <w:spacing w:line="240" w:lineRule="auto"/>
-        <w:ind w:left="720"/>
-      </w:pPr>
-      <w:r>
-        <w:rPr>
-          <w:rtl/>
-          <w:cs/>
-          <w:lang w:val="ar_AE" w:bidi="ar_AE"/>
-        </w:rPr>
-      </w:r>
-      <w:hyperlink r:id="rId64">
-        <w:r>
-          <w:rPr>
-            <w:rtl/>
-            <w:cs/>
-            <w:lang w:val="ar_AE" w:bidi="ar_AE"/>
-          </w:rPr>
-          <w:rPr>
-            <w:color w:val="0000EE"/>
-            <w:u w:val="single"/>
-          </w:rPr>
-          <w:t>متى10 :6</w:t>
-        </w:r>
-      </w:hyperlink>
-    </w:p>
-    <w:p>
-      <w:pPr>
-        <w:pStyle w:val="ListBullet"/>
-        <w:bidi/>
-        <w:spacing w:line="240" w:lineRule="auto"/>
-        <w:ind w:left="720"/>
-      </w:pPr>
-      <w:r>
-        <w:rPr>
-          <w:rtl/>
-          <w:cs/>
-          <w:lang w:val="ar_AE" w:bidi="ar_AE"/>
-        </w:rPr>
-      </w:r>
-      <w:hyperlink r:id="rId65">
-        <w:r>
-          <w:rPr>
-            <w:rtl/>
-            <w:cs/>
-            <w:lang w:val="ar_AE" w:bidi="ar_AE"/>
-          </w:rPr>
-          <w:rPr>
-            <w:color w:val="0000EE"/>
-            <w:u w:val="single"/>
-          </w:rPr>
-          <w:t>متى12 :12</w:t>
-        </w:r>
-      </w:hyperlink>
-    </w:p>
-    <w:p>
-      <w:pPr>
-        <w:pStyle w:val="ListBullet"/>
-        <w:bidi/>
-        <w:spacing w:line="240" w:lineRule="auto"/>
-        <w:ind w:left="720"/>
-      </w:pPr>
-      <w:r>
-        <w:rPr>
-          <w:rtl/>
-          <w:cs/>
-          <w:lang w:val="ar_AE" w:bidi="ar_AE"/>
-        </w:rPr>
-      </w:r>
-      <w:hyperlink r:id="rId66">
-        <w:r>
-          <w:rPr>
-            <w:rtl/>
-            <w:cs/>
-            <w:lang w:val="ar_AE" w:bidi="ar_AE"/>
-          </w:rPr>
-          <w:rPr>
-            <w:color w:val="0000EE"/>
-            <w:u w:val="single"/>
-          </w:rPr>
-          <w:t>متى25 :33</w:t>
-        </w:r>
-      </w:hyperlink>
+      <w:r>
+        <w:rPr>
+          <w:rtl/>
+          <w:cs/>
+          <w:lang w:val="ar_AE" w:bidi="ar_AE"/>
+        </w:rPr>
+        <w:t>أعمال الرسل8 :32</w:t>
+      </w:r>
+    </w:p>
+    <w:p>
+      <w:pPr>
+        <w:pStyle w:val="ListBullet"/>
+        <w:bidi/>
+        <w:spacing w:line="240" w:lineRule="auto"/>
+        <w:ind w:left="720"/>
+      </w:pPr>
+      <w:r>
+        <w:rPr>
+          <w:rtl/>
+          <w:cs/>
+          <w:lang w:val="ar_AE" w:bidi="ar_AE"/>
+        </w:rPr>
+      </w:r>
+      <w:r>
+        <w:rPr>
+          <w:rtl/>
+          <w:cs/>
+          <w:lang w:val="ar_AE" w:bidi="ar_AE"/>
+        </w:rPr>
+        <w:t>تكوين30 :32</w:t>
+      </w:r>
+    </w:p>
+    <w:p>
+      <w:pPr>
+        <w:pStyle w:val="ListBullet"/>
+        <w:bidi/>
+        <w:spacing w:line="240" w:lineRule="auto"/>
+        <w:ind w:left="720"/>
+      </w:pPr>
+      <w:r>
+        <w:rPr>
+          <w:rtl/>
+          <w:cs/>
+          <w:lang w:val="ar_AE" w:bidi="ar_AE"/>
+        </w:rPr>
+      </w:r>
+      <w:r>
+        <w:rPr>
+          <w:rtl/>
+          <w:cs/>
+          <w:lang w:val="ar_AE" w:bidi="ar_AE"/>
+        </w:rPr>
+        <w:t>يوحنا2 :14</w:t>
+      </w:r>
+    </w:p>
+    <w:p>
+      <w:pPr>
+        <w:pStyle w:val="ListBullet"/>
+        <w:bidi/>
+        <w:spacing w:line="240" w:lineRule="auto"/>
+        <w:ind w:left="720"/>
+      </w:pPr>
+      <w:r>
+        <w:rPr>
+          <w:rtl/>
+          <w:cs/>
+          <w:lang w:val="ar_AE" w:bidi="ar_AE"/>
+        </w:rPr>
+      </w:r>
+      <w:r>
+        <w:rPr>
+          <w:rtl/>
+          <w:cs/>
+          <w:lang w:val="ar_AE" w:bidi="ar_AE"/>
+        </w:rPr>
+        <w:t>لوقا15 :5</w:t>
+      </w:r>
+    </w:p>
+    <w:p>
+      <w:pPr>
+        <w:pStyle w:val="ListBullet"/>
+        <w:bidi/>
+        <w:spacing w:line="240" w:lineRule="auto"/>
+        <w:ind w:left="720"/>
+      </w:pPr>
+      <w:r>
+        <w:rPr>
+          <w:rtl/>
+          <w:cs/>
+          <w:lang w:val="ar_AE" w:bidi="ar_AE"/>
+        </w:rPr>
+      </w:r>
+      <w:r>
+        <w:rPr>
+          <w:rtl/>
+          <w:cs/>
+          <w:lang w:val="ar_AE" w:bidi="ar_AE"/>
+        </w:rPr>
+        <w:t>مرقس6 :34</w:t>
+      </w:r>
+    </w:p>
+    <w:p>
+      <w:pPr>
+        <w:pStyle w:val="ListBullet"/>
+        <w:bidi/>
+        <w:spacing w:line="240" w:lineRule="auto"/>
+        <w:ind w:left="720"/>
+      </w:pPr>
+      <w:r>
+        <w:rPr>
+          <w:rtl/>
+          <w:cs/>
+          <w:lang w:val="ar_AE" w:bidi="ar_AE"/>
+        </w:rPr>
+      </w:r>
+      <w:r>
+        <w:rPr>
+          <w:rtl/>
+          <w:cs/>
+          <w:lang w:val="ar_AE" w:bidi="ar_AE"/>
+        </w:rPr>
+        <w:t>متى9 :36</w:t>
+      </w:r>
+    </w:p>
+    <w:p>
+      <w:pPr>
+        <w:pStyle w:val="ListBullet"/>
+        <w:bidi/>
+        <w:spacing w:line="240" w:lineRule="auto"/>
+        <w:ind w:left="720"/>
+      </w:pPr>
+      <w:r>
+        <w:rPr>
+          <w:rtl/>
+          <w:cs/>
+          <w:lang w:val="ar_AE" w:bidi="ar_AE"/>
+        </w:rPr>
+      </w:r>
+      <w:r>
+        <w:rPr>
+          <w:rtl/>
+          <w:cs/>
+          <w:lang w:val="ar_AE" w:bidi="ar_AE"/>
+        </w:rPr>
+        <w:t>متى10 :6</w:t>
+      </w:r>
+    </w:p>
+    <w:p>
+      <w:pPr>
+        <w:pStyle w:val="ListBullet"/>
+        <w:bidi/>
+        <w:spacing w:line="240" w:lineRule="auto"/>
+        <w:ind w:left="720"/>
+      </w:pPr>
+      <w:r>
+        <w:rPr>
+          <w:rtl/>
+          <w:cs/>
+          <w:lang w:val="ar_AE" w:bidi="ar_AE"/>
+        </w:rPr>
+      </w:r>
+      <w:r>
+        <w:rPr>
+          <w:rtl/>
+          <w:cs/>
+          <w:lang w:val="ar_AE" w:bidi="ar_AE"/>
+        </w:rPr>
+        <w:t>متى12 :12</w:t>
+      </w:r>
+    </w:p>
+    <w:p>
+      <w:pPr>
+        <w:pStyle w:val="ListBullet"/>
+        <w:bidi/>
+        <w:spacing w:line="240" w:lineRule="auto"/>
+        <w:ind w:left="720"/>
+      </w:pPr>
+      <w:r>
+        <w:rPr>
+          <w:rtl/>
+          <w:cs/>
+          <w:lang w:val="ar_AE" w:bidi="ar_AE"/>
+        </w:rPr>
+      </w:r>
+      <w:r>
+        <w:rPr>
+          <w:rtl/>
+          <w:cs/>
+          <w:lang w:val="ar_AE" w:bidi="ar_AE"/>
+        </w:rPr>
+        <w:t>متى25 :33</w:t>
+      </w:r>
     </w:p>
     <w:p>
       <w:pPr>
@@ -5484,107 +5154,83 @@
           <w:lang w:val="ar_AE" w:bidi="ar_AE"/>
         </w:rPr>
       </w:r>
-      <w:hyperlink r:id="rId67">
-        <w:r>
-          <w:rPr>
-            <w:rtl/>
-            <w:cs/>
-            <w:lang w:val="ar_AE" w:bidi="ar_AE"/>
-          </w:rPr>
-          <w:rPr>
-            <w:color w:val="0000EE"/>
-            <w:u w:val="single"/>
-          </w:rPr>
-          <w:t>2 أخبار الأيام 16:2–3</w:t>
-        </w:r>
-      </w:hyperlink>
-    </w:p>
-    <w:p>
-      <w:pPr>
-        <w:pStyle w:val="ListBullet"/>
-        <w:bidi/>
-        <w:spacing w:line="240" w:lineRule="auto"/>
-        <w:ind w:left="720"/>
-      </w:pPr>
-      <w:r>
-        <w:rPr>
-          <w:rtl/>
-          <w:cs/>
-          <w:lang w:val="ar_AE" w:bidi="ar_AE"/>
-        </w:rPr>
-      </w:r>
-      <w:hyperlink r:id="rId68">
-        <w:r>
-          <w:rPr>
-            <w:rtl/>
-            <w:cs/>
-            <w:lang w:val="ar_AE" w:bidi="ar_AE"/>
-          </w:rPr>
-          <w:rPr>
-            <w:color w:val="0000EE"/>
-            <w:u w:val="single"/>
-          </w:rPr>
-          <w:t>لوقا 3:17</w:t>
-        </w:r>
-      </w:hyperlink>
-    </w:p>
-    <w:p>
-      <w:pPr>
-        <w:pStyle w:val="ListBullet"/>
-        <w:bidi/>
-        <w:spacing w:line="240" w:lineRule="auto"/>
-        <w:ind w:left="720"/>
-      </w:pPr>
-      <w:r>
-        <w:rPr>
-          <w:rtl/>
-          <w:cs/>
-          <w:lang w:val="ar_AE" w:bidi="ar_AE"/>
-        </w:rPr>
-      </w:r>
-      <w:hyperlink r:id="rId69">
-        <w:r>
-          <w:rPr>
-            <w:rtl/>
-            <w:cs/>
-            <w:lang w:val="ar_AE" w:bidi="ar_AE"/>
-          </w:rPr>
-          <w:rPr>
-            <w:color w:val="0000EE"/>
-            <w:u w:val="single"/>
-          </w:rPr>
-          <w:t>متى 3:12</w:t>
-        </w:r>
-      </w:hyperlink>
-    </w:p>
-    <w:p>
-      <w:pPr>
-        <w:pStyle w:val="ListBullet"/>
-        <w:bidi/>
-        <w:spacing w:line="240" w:lineRule="auto"/>
-        <w:ind w:left="720"/>
-      </w:pPr>
-      <w:r>
-        <w:rPr>
-          <w:rtl/>
-          <w:cs/>
-          <w:lang w:val="ar_AE" w:bidi="ar_AE"/>
-        </w:rPr>
-      </w:r>
-      <w:hyperlink r:id="rId70">
-        <w:r>
-          <w:rPr>
-            <w:rtl/>
-            <w:cs/>
-            <w:lang w:val="ar_AE" w:bidi="ar_AE"/>
-          </w:rPr>
-          <w:rPr>
-            <w:color w:val="0000EE"/>
-            <w:u w:val="single"/>
-          </w:rPr>
-          <w:t>مزامير 33:7</w:t>
-        </w:r>
-      </w:hyperlink>
+      <w:r>
+        <w:rPr>
+          <w:rtl/>
+          <w:cs/>
+          <w:lang w:val="ar_AE" w:bidi="ar_AE"/>
+        </w:rPr>
+        <w:t>2 أخبار الأيام 16:2–3</w:t>
+      </w:r>
+    </w:p>
+    <w:p>
+      <w:pPr>
+        <w:pStyle w:val="ListBullet"/>
+        <w:bidi/>
+        <w:spacing w:line="240" w:lineRule="auto"/>
+        <w:ind w:left="720"/>
+      </w:pPr>
+      <w:r>
+        <w:rPr>
+          <w:rtl/>
+          <w:cs/>
+          <w:lang w:val="ar_AE" w:bidi="ar_AE"/>
+        </w:rPr>
+      </w:r>
+      <w:r>
+        <w:rPr>
+          <w:rtl/>
+          <w:cs/>
+          <w:lang w:val="ar_AE" w:bidi="ar_AE"/>
+        </w:rPr>
+        <w:t>لوقا 3:17</w:t>
+      </w:r>
+    </w:p>
+    <w:p>
+      <w:pPr>
+        <w:pStyle w:val="ListBullet"/>
+        <w:bidi/>
+        <w:spacing w:line="240" w:lineRule="auto"/>
+        <w:ind w:left="720"/>
+      </w:pPr>
+      <w:r>
+        <w:rPr>
+          <w:rtl/>
+          <w:cs/>
+          <w:lang w:val="ar_AE" w:bidi="ar_AE"/>
+        </w:rPr>
+      </w:r>
+      <w:r>
+        <w:rPr>
+          <w:rtl/>
+          <w:cs/>
+          <w:lang w:val="ar_AE" w:bidi="ar_AE"/>
+        </w:rPr>
+        <w:t>متى 3:12</w:t>
+      </w:r>
+    </w:p>
+    <w:p>
+      <w:pPr>
+        <w:pStyle w:val="ListBullet"/>
+        <w:bidi/>
+        <w:spacing w:line="240" w:lineRule="auto"/>
+        <w:ind w:left="720"/>
+      </w:pPr>
+      <w:r>
+        <w:rPr>
+          <w:rtl/>
+          <w:cs/>
+          <w:lang w:val="ar_AE" w:bidi="ar_AE"/>
+        </w:rPr>
+      </w:r>
+      <w:r>
+        <w:rPr>
+          <w:rtl/>
+          <w:cs/>
+          <w:lang w:val="ar_AE" w:bidi="ar_AE"/>
+        </w:rPr>
+        <w:t>مزامير 33:7</w:t>
+      </w:r>
     </w:p>
     <w:p>
       <w:pPr>
@@ -5860,165 +5506,129 @@
           <w:lang w:val="ar_AE" w:bidi="ar_AE"/>
         </w:rPr>
       </w:r>
-      <w:hyperlink r:id="rId71">
-        <w:r>
-          <w:rPr>
-            <w:rtl/>
-            <w:cs/>
-            <w:lang w:val="ar_AE" w:bidi="ar_AE"/>
-          </w:rPr>
-          <w:rPr>
-            <w:color w:val="0000EE"/>
-            <w:u w:val="single"/>
-          </w:rPr>
-          <w:t>تيموثاوس الأولى 5: 14</w:t>
-        </w:r>
-      </w:hyperlink>
-    </w:p>
-    <w:p>
-      <w:pPr>
-        <w:pStyle w:val="ListBullet"/>
-        <w:bidi/>
-        <w:spacing w:line="240" w:lineRule="auto"/>
-        <w:ind w:left="720"/>
-      </w:pPr>
-      <w:r>
-        <w:rPr>
-          <w:rtl/>
-          <w:cs/>
-          <w:lang w:val="ar_AE" w:bidi="ar_AE"/>
-        </w:rPr>
-      </w:r>
-      <w:hyperlink r:id="rId72">
-        <w:r>
-          <w:rPr>
-            <w:rtl/>
-            <w:cs/>
-            <w:lang w:val="ar_AE" w:bidi="ar_AE"/>
-          </w:rPr>
-          <w:rPr>
-            <w:color w:val="0000EE"/>
-            <w:u w:val="single"/>
-          </w:rPr>
-          <w:t>إشعياء 9: 11</w:t>
-        </w:r>
-      </w:hyperlink>
-    </w:p>
-    <w:p>
-      <w:pPr>
-        <w:pStyle w:val="ListBullet"/>
-        <w:bidi/>
-        <w:spacing w:line="240" w:lineRule="auto"/>
-        <w:ind w:left="720"/>
-      </w:pPr>
-      <w:r>
-        <w:rPr>
-          <w:rtl/>
-          <w:cs/>
-          <w:lang w:val="ar_AE" w:bidi="ar_AE"/>
-        </w:rPr>
-      </w:r>
-      <w:hyperlink r:id="rId73">
-        <w:r>
-          <w:rPr>
-            <w:rtl/>
-            <w:cs/>
-            <w:lang w:val="ar_AE" w:bidi="ar_AE"/>
-          </w:rPr>
-          <w:rPr>
-            <w:color w:val="0000EE"/>
-            <w:u w:val="single"/>
-          </w:rPr>
-          <w:t>أيوب 6: 23</w:t>
-        </w:r>
-      </w:hyperlink>
-    </w:p>
-    <w:p>
-      <w:pPr>
-        <w:pStyle w:val="ListBullet"/>
-        <w:bidi/>
-        <w:spacing w:line="240" w:lineRule="auto"/>
-        <w:ind w:left="720"/>
-      </w:pPr>
-      <w:r>
-        <w:rPr>
-          <w:rtl/>
-          <w:cs/>
-          <w:lang w:val="ar_AE" w:bidi="ar_AE"/>
-        </w:rPr>
-      </w:r>
-      <w:hyperlink r:id="rId74">
-        <w:r>
-          <w:rPr>
-            <w:rtl/>
-            <w:cs/>
-            <w:lang w:val="ar_AE" w:bidi="ar_AE"/>
-          </w:rPr>
-          <w:rPr>
-            <w:color w:val="0000EE"/>
-            <w:u w:val="single"/>
-          </w:rPr>
-          <w:t>مراثي 4: 12</w:t>
-        </w:r>
-      </w:hyperlink>
-    </w:p>
-    <w:p>
-      <w:pPr>
-        <w:pStyle w:val="ListBullet"/>
-        <w:bidi/>
-        <w:spacing w:line="240" w:lineRule="auto"/>
-        <w:ind w:left="720"/>
-      </w:pPr>
-      <w:r>
-        <w:rPr>
-          <w:rtl/>
-          <w:cs/>
-          <w:lang w:val="ar_AE" w:bidi="ar_AE"/>
-        </w:rPr>
-      </w:r>
-      <w:hyperlink r:id="rId75">
-        <w:r>
-          <w:rPr>
-            <w:rtl/>
-            <w:cs/>
-            <w:lang w:val="ar_AE" w:bidi="ar_AE"/>
-          </w:rPr>
-          <w:rPr>
-            <w:color w:val="0000EE"/>
-            <w:u w:val="single"/>
-          </w:rPr>
-          <w:t>لوقا 12: 59</w:t>
-        </w:r>
-      </w:hyperlink>
-    </w:p>
-    <w:p>
-      <w:pPr>
-        <w:pStyle w:val="ListBullet"/>
-        <w:bidi/>
-        <w:spacing w:line="240" w:lineRule="auto"/>
-        <w:ind w:left="720"/>
-      </w:pPr>
-      <w:r>
-        <w:rPr>
-          <w:rtl/>
-          <w:cs/>
-          <w:lang w:val="ar_AE" w:bidi="ar_AE"/>
-        </w:rPr>
-      </w:r>
-      <w:hyperlink r:id="rId76">
-        <w:r>
-          <w:rPr>
-            <w:rtl/>
-            <w:cs/>
-            <w:lang w:val="ar_AE" w:bidi="ar_AE"/>
-          </w:rPr>
-          <w:rPr>
-            <w:color w:val="0000EE"/>
-            <w:u w:val="single"/>
-          </w:rPr>
-          <w:t>متى 13: 25</w:t>
-        </w:r>
-      </w:hyperlink>
+      <w:r>
+        <w:rPr>
+          <w:rtl/>
+          <w:cs/>
+          <w:lang w:val="ar_AE" w:bidi="ar_AE"/>
+        </w:rPr>
+        <w:t>تيموثاوس الأولى 5: 14</w:t>
+      </w:r>
+    </w:p>
+    <w:p>
+      <w:pPr>
+        <w:pStyle w:val="ListBullet"/>
+        <w:bidi/>
+        <w:spacing w:line="240" w:lineRule="auto"/>
+        <w:ind w:left="720"/>
+      </w:pPr>
+      <w:r>
+        <w:rPr>
+          <w:rtl/>
+          <w:cs/>
+          <w:lang w:val="ar_AE" w:bidi="ar_AE"/>
+        </w:rPr>
+      </w:r>
+      <w:r>
+        <w:rPr>
+          <w:rtl/>
+          <w:cs/>
+          <w:lang w:val="ar_AE" w:bidi="ar_AE"/>
+        </w:rPr>
+        <w:t>إشعياء 9: 11</w:t>
+      </w:r>
+    </w:p>
+    <w:p>
+      <w:pPr>
+        <w:pStyle w:val="ListBullet"/>
+        <w:bidi/>
+        <w:spacing w:line="240" w:lineRule="auto"/>
+        <w:ind w:left="720"/>
+      </w:pPr>
+      <w:r>
+        <w:rPr>
+          <w:rtl/>
+          <w:cs/>
+          <w:lang w:val="ar_AE" w:bidi="ar_AE"/>
+        </w:rPr>
+      </w:r>
+      <w:r>
+        <w:rPr>
+          <w:rtl/>
+          <w:cs/>
+          <w:lang w:val="ar_AE" w:bidi="ar_AE"/>
+        </w:rPr>
+        <w:t>أيوب 6: 23</w:t>
+      </w:r>
+    </w:p>
+    <w:p>
+      <w:pPr>
+        <w:pStyle w:val="ListBullet"/>
+        <w:bidi/>
+        <w:spacing w:line="240" w:lineRule="auto"/>
+        <w:ind w:left="720"/>
+      </w:pPr>
+      <w:r>
+        <w:rPr>
+          <w:rtl/>
+          <w:cs/>
+          <w:lang w:val="ar_AE" w:bidi="ar_AE"/>
+        </w:rPr>
+      </w:r>
+      <w:r>
+        <w:rPr>
+          <w:rtl/>
+          <w:cs/>
+          <w:lang w:val="ar_AE" w:bidi="ar_AE"/>
+        </w:rPr>
+        <w:t>مراثي 4: 12</w:t>
+      </w:r>
+    </w:p>
+    <w:p>
+      <w:pPr>
+        <w:pStyle w:val="ListBullet"/>
+        <w:bidi/>
+        <w:spacing w:line="240" w:lineRule="auto"/>
+        <w:ind w:left="720"/>
+      </w:pPr>
+      <w:r>
+        <w:rPr>
+          <w:rtl/>
+          <w:cs/>
+          <w:lang w:val="ar_AE" w:bidi="ar_AE"/>
+        </w:rPr>
+      </w:r>
+      <w:r>
+        <w:rPr>
+          <w:rtl/>
+          <w:cs/>
+          <w:lang w:val="ar_AE" w:bidi="ar_AE"/>
+        </w:rPr>
+        <w:t>لوقا 12: 59</w:t>
+      </w:r>
+    </w:p>
+    <w:p>
+      <w:pPr>
+        <w:pStyle w:val="ListBullet"/>
+        <w:bidi/>
+        <w:spacing w:line="240" w:lineRule="auto"/>
+        <w:ind w:left="720"/>
+      </w:pPr>
+      <w:r>
+        <w:rPr>
+          <w:rtl/>
+          <w:cs/>
+          <w:lang w:val="ar_AE" w:bidi="ar_AE"/>
+        </w:rPr>
+      </w:r>
+      <w:r>
+        <w:rPr>
+          <w:rtl/>
+          <w:cs/>
+          <w:lang w:val="ar_AE" w:bidi="ar_AE"/>
+        </w:rPr>
+        <w:t>متى 13: 25</w:t>
+      </w:r>
     </w:p>
     <w:p>
       <w:pPr>
@@ -6271,165 +5881,129 @@
           <w:lang w:val="ar_AE" w:bidi="ar_AE"/>
         </w:rPr>
       </w:r>
-      <w:hyperlink r:id="rId77">
-        <w:r>
-          <w:rPr>
-            <w:rtl/>
-            <w:cs/>
-            <w:lang w:val="ar_AE" w:bidi="ar_AE"/>
-          </w:rPr>
-          <w:rPr>
-            <w:color w:val="0000EE"/>
-            <w:u w:val="single"/>
-          </w:rPr>
-          <w:t>أعمال 8:27</w:t>
-        </w:r>
-      </w:hyperlink>
-    </w:p>
-    <w:p>
-      <w:pPr>
-        <w:pStyle w:val="ListBullet"/>
-        <w:bidi/>
-        <w:spacing w:line="240" w:lineRule="auto"/>
-        <w:ind w:left="720"/>
-      </w:pPr>
-      <w:r>
-        <w:rPr>
-          <w:rtl/>
-          <w:cs/>
-          <w:lang w:val="ar_AE" w:bidi="ar_AE"/>
-        </w:rPr>
-      </w:r>
-      <w:hyperlink r:id="rId78">
-        <w:r>
-          <w:rPr>
-            <w:rtl/>
-            <w:cs/>
-            <w:lang w:val="ar_AE" w:bidi="ar_AE"/>
-          </w:rPr>
-          <w:rPr>
-            <w:color w:val="0000EE"/>
-            <w:u w:val="single"/>
-          </w:rPr>
-          <w:t>أعمال 8:36</w:t>
-        </w:r>
-      </w:hyperlink>
-    </w:p>
-    <w:p>
-      <w:pPr>
-        <w:pStyle w:val="ListBullet"/>
-        <w:bidi/>
-        <w:spacing w:line="240" w:lineRule="auto"/>
-        <w:ind w:left="720"/>
-      </w:pPr>
-      <w:r>
-        <w:rPr>
-          <w:rtl/>
-          <w:cs/>
-          <w:lang w:val="ar_AE" w:bidi="ar_AE"/>
-        </w:rPr>
-      </w:r>
-      <w:hyperlink r:id="rId79">
-        <w:r>
-          <w:rPr>
-            <w:rtl/>
-            <w:cs/>
-            <w:lang w:val="ar_AE" w:bidi="ar_AE"/>
-          </w:rPr>
-          <w:rPr>
-            <w:color w:val="0000EE"/>
-            <w:u w:val="single"/>
-          </w:rPr>
-          <w:t>أعمال 8:39</w:t>
-        </w:r>
-      </w:hyperlink>
-    </w:p>
-    <w:p>
-      <w:pPr>
-        <w:pStyle w:val="ListBullet"/>
-        <w:bidi/>
-        <w:spacing w:line="240" w:lineRule="auto"/>
-        <w:ind w:left="720"/>
-      </w:pPr>
-      <w:r>
-        <w:rPr>
-          <w:rtl/>
-          <w:cs/>
-          <w:lang w:val="ar_AE" w:bidi="ar_AE"/>
-        </w:rPr>
-      </w:r>
-      <w:hyperlink r:id="rId80">
-        <w:r>
-          <w:rPr>
-            <w:rtl/>
-            <w:cs/>
-            <w:lang w:val="ar_AE" w:bidi="ar_AE"/>
-          </w:rPr>
-          <w:rPr>
-            <w:color w:val="0000EE"/>
-            <w:u w:val="single"/>
-          </w:rPr>
-          <w:t>إشعياء 39:7–8</w:t>
-        </w:r>
-      </w:hyperlink>
-    </w:p>
-    <w:p>
-      <w:pPr>
-        <w:pStyle w:val="ListBullet"/>
-        <w:bidi/>
-        <w:spacing w:line="240" w:lineRule="auto"/>
-        <w:ind w:left="720"/>
-      </w:pPr>
-      <w:r>
-        <w:rPr>
-          <w:rtl/>
-          <w:cs/>
-          <w:lang w:val="ar_AE" w:bidi="ar_AE"/>
-        </w:rPr>
-      </w:r>
-      <w:hyperlink r:id="rId81">
-        <w:r>
-          <w:rPr>
-            <w:rtl/>
-            <w:cs/>
-            <w:lang w:val="ar_AE" w:bidi="ar_AE"/>
-          </w:rPr>
-          <w:rPr>
-            <w:color w:val="0000EE"/>
-            <w:u w:val="single"/>
-          </w:rPr>
-          <w:t>إرميا 34:17–19</w:t>
-        </w:r>
-      </w:hyperlink>
-    </w:p>
-    <w:p>
-      <w:pPr>
-        <w:pStyle w:val="ListBullet"/>
-        <w:bidi/>
-        <w:spacing w:line="240" w:lineRule="auto"/>
-        <w:ind w:left="720"/>
-      </w:pPr>
-      <w:r>
-        <w:rPr>
-          <w:rtl/>
-          <w:cs/>
-          <w:lang w:val="ar_AE" w:bidi="ar_AE"/>
-        </w:rPr>
-      </w:r>
-      <w:hyperlink r:id="rId82">
-        <w:r>
-          <w:rPr>
-            <w:rtl/>
-            <w:cs/>
-            <w:lang w:val="ar_AE" w:bidi="ar_AE"/>
-          </w:rPr>
-          <w:rPr>
-            <w:color w:val="0000EE"/>
-            <w:u w:val="single"/>
-          </w:rPr>
-          <w:t>متى 19:12</w:t>
-        </w:r>
-      </w:hyperlink>
+      <w:r>
+        <w:rPr>
+          <w:rtl/>
+          <w:cs/>
+          <w:lang w:val="ar_AE" w:bidi="ar_AE"/>
+        </w:rPr>
+        <w:t>أعمال 8:27</w:t>
+      </w:r>
+    </w:p>
+    <w:p>
+      <w:pPr>
+        <w:pStyle w:val="ListBullet"/>
+        <w:bidi/>
+        <w:spacing w:line="240" w:lineRule="auto"/>
+        <w:ind w:left="720"/>
+      </w:pPr>
+      <w:r>
+        <w:rPr>
+          <w:rtl/>
+          <w:cs/>
+          <w:lang w:val="ar_AE" w:bidi="ar_AE"/>
+        </w:rPr>
+      </w:r>
+      <w:r>
+        <w:rPr>
+          <w:rtl/>
+          <w:cs/>
+          <w:lang w:val="ar_AE" w:bidi="ar_AE"/>
+        </w:rPr>
+        <w:t>أعمال 8:36</w:t>
+      </w:r>
+    </w:p>
+    <w:p>
+      <w:pPr>
+        <w:pStyle w:val="ListBullet"/>
+        <w:bidi/>
+        <w:spacing w:line="240" w:lineRule="auto"/>
+        <w:ind w:left="720"/>
+      </w:pPr>
+      <w:r>
+        <w:rPr>
+          <w:rtl/>
+          <w:cs/>
+          <w:lang w:val="ar_AE" w:bidi="ar_AE"/>
+        </w:rPr>
+      </w:r>
+      <w:r>
+        <w:rPr>
+          <w:rtl/>
+          <w:cs/>
+          <w:lang w:val="ar_AE" w:bidi="ar_AE"/>
+        </w:rPr>
+        <w:t>أعمال 8:39</w:t>
+      </w:r>
+    </w:p>
+    <w:p>
+      <w:pPr>
+        <w:pStyle w:val="ListBullet"/>
+        <w:bidi/>
+        <w:spacing w:line="240" w:lineRule="auto"/>
+        <w:ind w:left="720"/>
+      </w:pPr>
+      <w:r>
+        <w:rPr>
+          <w:rtl/>
+          <w:cs/>
+          <w:lang w:val="ar_AE" w:bidi="ar_AE"/>
+        </w:rPr>
+      </w:r>
+      <w:r>
+        <w:rPr>
+          <w:rtl/>
+          <w:cs/>
+          <w:lang w:val="ar_AE" w:bidi="ar_AE"/>
+        </w:rPr>
+        <w:t>إشعياء 39:7–8</w:t>
+      </w:r>
+    </w:p>
+    <w:p>
+      <w:pPr>
+        <w:pStyle w:val="ListBullet"/>
+        <w:bidi/>
+        <w:spacing w:line="240" w:lineRule="auto"/>
+        <w:ind w:left="720"/>
+      </w:pPr>
+      <w:r>
+        <w:rPr>
+          <w:rtl/>
+          <w:cs/>
+          <w:lang w:val="ar_AE" w:bidi="ar_AE"/>
+        </w:rPr>
+      </w:r>
+      <w:r>
+        <w:rPr>
+          <w:rtl/>
+          <w:cs/>
+          <w:lang w:val="ar_AE" w:bidi="ar_AE"/>
+        </w:rPr>
+        <w:t>إرميا 34:17–19</w:t>
+      </w:r>
+    </w:p>
+    <w:p>
+      <w:pPr>
+        <w:pStyle w:val="ListBullet"/>
+        <w:bidi/>
+        <w:spacing w:line="240" w:lineRule="auto"/>
+        <w:ind w:left="720"/>
+      </w:pPr>
+      <w:r>
+        <w:rPr>
+          <w:rtl/>
+          <w:cs/>
+          <w:lang w:val="ar_AE" w:bidi="ar_AE"/>
+        </w:rPr>
+      </w:r>
+      <w:r>
+        <w:rPr>
+          <w:rtl/>
+          <w:cs/>
+          <w:lang w:val="ar_AE" w:bidi="ar_AE"/>
+        </w:rPr>
+        <w:t>متى 19:12</w:t>
+      </w:r>
     </w:p>
     <w:p>
       <w:pPr>
@@ -6753,49 +6327,37 @@
           <w:lang w:val="ar_AE" w:bidi="ar_AE"/>
         </w:rPr>
       </w:r>
-      <w:hyperlink r:id="rId83">
-        <w:r>
-          <w:rPr>
-            <w:rtl/>
-            <w:cs/>
-            <w:lang w:val="ar_AE" w:bidi="ar_AE"/>
-          </w:rPr>
-          <w:rPr>
-            <w:color w:val="0000EE"/>
-            <w:u w:val="single"/>
-          </w:rPr>
-          <w:t>2 كورنثوس 12 :1–2</w:t>
-        </w:r>
-      </w:hyperlink>
-    </w:p>
-    <w:p>
-      <w:pPr>
-        <w:pStyle w:val="ListBullet"/>
-        <w:bidi/>
-        <w:spacing w:line="240" w:lineRule="auto"/>
-        <w:ind w:left="720"/>
-      </w:pPr>
-      <w:r>
-        <w:rPr>
-          <w:rtl/>
-          <w:cs/>
-          <w:lang w:val="ar_AE" w:bidi="ar_AE"/>
-        </w:rPr>
-      </w:r>
-      <w:hyperlink r:id="rId84">
-        <w:r>
-          <w:rPr>
-            <w:rtl/>
-            <w:cs/>
-            <w:lang w:val="ar_AE" w:bidi="ar_AE"/>
-          </w:rPr>
-          <w:rPr>
-            <w:color w:val="0000EE"/>
-            <w:u w:val="single"/>
-          </w:rPr>
-          <w:t>أعمال الرسل 8: 39–40</w:t>
-        </w:r>
-      </w:hyperlink>
+      <w:r>
+        <w:rPr>
+          <w:rtl/>
+          <w:cs/>
+          <w:lang w:val="ar_AE" w:bidi="ar_AE"/>
+        </w:rPr>
+        <w:t>2 كورنثوس 12 :1–2</w:t>
+      </w:r>
+    </w:p>
+    <w:p>
+      <w:pPr>
+        <w:pStyle w:val="ListBullet"/>
+        <w:bidi/>
+        <w:spacing w:line="240" w:lineRule="auto"/>
+        <w:ind w:left="720"/>
+      </w:pPr>
+      <w:r>
+        <w:rPr>
+          <w:rtl/>
+          <w:cs/>
+          <w:lang w:val="ar_AE" w:bidi="ar_AE"/>
+        </w:rPr>
+      </w:r>
+      <w:r>
+        <w:rPr>
+          <w:rtl/>
+          <w:cs/>
+          <w:lang w:val="ar_AE" w:bidi="ar_AE"/>
+        </w:rPr>
+        <w:t>أعمال الرسل 8: 39–40</w:t>
+      </w:r>
     </w:p>
     <w:p>
       <w:pPr>
@@ -7301,165 +6863,129 @@
           <w:lang w:val="ar_AE" w:bidi="ar_AE"/>
         </w:rPr>
       </w:r>
-      <w:hyperlink r:id="rId85">
-        <w:r>
-          <w:rPr>
-            <w:rtl/>
-            <w:cs/>
-            <w:lang w:val="ar_AE" w:bidi="ar_AE"/>
-          </w:rPr>
-          <w:rPr>
-            <w:color w:val="0000EE"/>
-            <w:u w:val="single"/>
-          </w:rPr>
-          <w:t>1 كورنثوس 11: 9–10</w:t>
-        </w:r>
-      </w:hyperlink>
-    </w:p>
-    <w:p>
-      <w:pPr>
-        <w:pStyle w:val="ListBullet"/>
-        <w:bidi/>
-        <w:spacing w:line="240" w:lineRule="auto"/>
-        <w:ind w:left="720"/>
-      </w:pPr>
-      <w:r>
-        <w:rPr>
-          <w:rtl/>
-          <w:cs/>
-          <w:lang w:val="ar_AE" w:bidi="ar_AE"/>
-        </w:rPr>
-      </w:r>
-      <w:hyperlink r:id="rId86">
-        <w:r>
-          <w:rPr>
-            <w:rtl/>
-            <w:cs/>
-            <w:lang w:val="ar_AE" w:bidi="ar_AE"/>
-          </w:rPr>
-          <w:rPr>
-            <w:color w:val="0000EE"/>
-            <w:u w:val="single"/>
-          </w:rPr>
-          <w:t>1 بطرس 4: 17–19</w:t>
-        </w:r>
-      </w:hyperlink>
-    </w:p>
-    <w:p>
-      <w:pPr>
-        <w:pStyle w:val="ListBullet"/>
-        <w:bidi/>
-        <w:spacing w:line="240" w:lineRule="auto"/>
-        <w:ind w:left="720"/>
-      </w:pPr>
-      <w:r>
-        <w:rPr>
-          <w:rtl/>
-          <w:cs/>
-          <w:lang w:val="ar_AE" w:bidi="ar_AE"/>
-        </w:rPr>
-      </w:r>
-      <w:hyperlink r:id="rId87">
-        <w:r>
-          <w:rPr>
-            <w:rtl/>
-            <w:cs/>
-            <w:lang w:val="ar_AE" w:bidi="ar_AE"/>
-          </w:rPr>
-          <w:rPr>
-            <w:color w:val="0000EE"/>
-            <w:u w:val="single"/>
-          </w:rPr>
-          <w:t>كولوسي 1: 15</w:t>
-        </w:r>
-      </w:hyperlink>
-    </w:p>
-    <w:p>
-      <w:pPr>
-        <w:pStyle w:val="ListBullet"/>
-        <w:bidi/>
-        <w:spacing w:line="240" w:lineRule="auto"/>
-        <w:ind w:left="720"/>
-      </w:pPr>
-      <w:r>
-        <w:rPr>
-          <w:rtl/>
-          <w:cs/>
-          <w:lang w:val="ar_AE" w:bidi="ar_AE"/>
-        </w:rPr>
-      </w:r>
-      <w:hyperlink r:id="rId88">
-        <w:r>
-          <w:rPr>
-            <w:rtl/>
-            <w:cs/>
-            <w:lang w:val="ar_AE" w:bidi="ar_AE"/>
-          </w:rPr>
-          <w:rPr>
-            <w:color w:val="0000EE"/>
-            <w:u w:val="single"/>
-          </w:rPr>
-          <w:t>غلاطية 6: 15</w:t>
-        </w:r>
-      </w:hyperlink>
-    </w:p>
-    <w:p>
-      <w:pPr>
-        <w:pStyle w:val="ListBullet"/>
-        <w:bidi/>
-        <w:spacing w:line="240" w:lineRule="auto"/>
-        <w:ind w:left="720"/>
-      </w:pPr>
-      <w:r>
-        <w:rPr>
-          <w:rtl/>
-          <w:cs/>
-          <w:lang w:val="ar_AE" w:bidi="ar_AE"/>
-        </w:rPr>
-      </w:r>
-      <w:hyperlink r:id="rId89">
-        <w:r>
-          <w:rPr>
-            <w:rtl/>
-            <w:cs/>
-            <w:lang w:val="ar_AE" w:bidi="ar_AE"/>
-          </w:rPr>
-          <w:rPr>
-            <w:color w:val="0000EE"/>
-            <w:u w:val="single"/>
-          </w:rPr>
-          <w:t>تكوين 1: 1</w:t>
-        </w:r>
-      </w:hyperlink>
-    </w:p>
-    <w:p>
-      <w:pPr>
-        <w:pStyle w:val="ListBullet"/>
-        <w:bidi/>
-        <w:spacing w:line="240" w:lineRule="auto"/>
-        <w:ind w:left="720"/>
-      </w:pPr>
-      <w:r>
-        <w:rPr>
-          <w:rtl/>
-          <w:cs/>
-          <w:lang w:val="ar_AE" w:bidi="ar_AE"/>
-        </w:rPr>
-      </w:r>
-      <w:hyperlink r:id="rId90">
-        <w:r>
-          <w:rPr>
-            <w:rtl/>
-            <w:cs/>
-            <w:lang w:val="ar_AE" w:bidi="ar_AE"/>
-          </w:rPr>
-          <w:rPr>
-            <w:color w:val="0000EE"/>
-            <w:u w:val="single"/>
-          </w:rPr>
-          <w:t>تكوين 14: 19–20</w:t>
-        </w:r>
-      </w:hyperlink>
+      <w:r>
+        <w:rPr>
+          <w:rtl/>
+          <w:cs/>
+          <w:lang w:val="ar_AE" w:bidi="ar_AE"/>
+        </w:rPr>
+        <w:t>1 كورنثوس 11: 9–10</w:t>
+      </w:r>
+    </w:p>
+    <w:p>
+      <w:pPr>
+        <w:pStyle w:val="ListBullet"/>
+        <w:bidi/>
+        <w:spacing w:line="240" w:lineRule="auto"/>
+        <w:ind w:left="720"/>
+      </w:pPr>
+      <w:r>
+        <w:rPr>
+          <w:rtl/>
+          <w:cs/>
+          <w:lang w:val="ar_AE" w:bidi="ar_AE"/>
+        </w:rPr>
+      </w:r>
+      <w:r>
+        <w:rPr>
+          <w:rtl/>
+          <w:cs/>
+          <w:lang w:val="ar_AE" w:bidi="ar_AE"/>
+        </w:rPr>
+        <w:t>1 بطرس 4: 17–19</w:t>
+      </w:r>
+    </w:p>
+    <w:p>
+      <w:pPr>
+        <w:pStyle w:val="ListBullet"/>
+        <w:bidi/>
+        <w:spacing w:line="240" w:lineRule="auto"/>
+        <w:ind w:left="720"/>
+      </w:pPr>
+      <w:r>
+        <w:rPr>
+          <w:rtl/>
+          <w:cs/>
+          <w:lang w:val="ar_AE" w:bidi="ar_AE"/>
+        </w:rPr>
+      </w:r>
+      <w:r>
+        <w:rPr>
+          <w:rtl/>
+          <w:cs/>
+          <w:lang w:val="ar_AE" w:bidi="ar_AE"/>
+        </w:rPr>
+        <w:t>كولوسي 1: 15</w:t>
+      </w:r>
+    </w:p>
+    <w:p>
+      <w:pPr>
+        <w:pStyle w:val="ListBullet"/>
+        <w:bidi/>
+        <w:spacing w:line="240" w:lineRule="auto"/>
+        <w:ind w:left="720"/>
+      </w:pPr>
+      <w:r>
+        <w:rPr>
+          <w:rtl/>
+          <w:cs/>
+          <w:lang w:val="ar_AE" w:bidi="ar_AE"/>
+        </w:rPr>
+      </w:r>
+      <w:r>
+        <w:rPr>
+          <w:rtl/>
+          <w:cs/>
+          <w:lang w:val="ar_AE" w:bidi="ar_AE"/>
+        </w:rPr>
+        <w:t>غلاطية 6: 15</w:t>
+      </w:r>
+    </w:p>
+    <w:p>
+      <w:pPr>
+        <w:pStyle w:val="ListBullet"/>
+        <w:bidi/>
+        <w:spacing w:line="240" w:lineRule="auto"/>
+        <w:ind w:left="720"/>
+      </w:pPr>
+      <w:r>
+        <w:rPr>
+          <w:rtl/>
+          <w:cs/>
+          <w:lang w:val="ar_AE" w:bidi="ar_AE"/>
+        </w:rPr>
+      </w:r>
+      <w:r>
+        <w:rPr>
+          <w:rtl/>
+          <w:cs/>
+          <w:lang w:val="ar_AE" w:bidi="ar_AE"/>
+        </w:rPr>
+        <w:t>تكوين 1: 1</w:t>
+      </w:r>
+    </w:p>
+    <w:p>
+      <w:pPr>
+        <w:pStyle w:val="ListBullet"/>
+        <w:bidi/>
+        <w:spacing w:line="240" w:lineRule="auto"/>
+        <w:ind w:left="720"/>
+      </w:pPr>
+      <w:r>
+        <w:rPr>
+          <w:rtl/>
+          <w:cs/>
+          <w:lang w:val="ar_AE" w:bidi="ar_AE"/>
+        </w:rPr>
+      </w:r>
+      <w:r>
+        <w:rPr>
+          <w:rtl/>
+          <w:cs/>
+          <w:lang w:val="ar_AE" w:bidi="ar_AE"/>
+        </w:rPr>
+        <w:t>تكوين 14: 19–20</w:t>
+      </w:r>
     </w:p>
     <w:p>
       <w:pPr>
@@ -7852,194 +7378,152 @@
           <w:lang w:val="ar_AE" w:bidi="ar_AE"/>
         </w:rPr>
       </w:r>
-      <w:hyperlink r:id="rId91">
-        <w:r>
-          <w:rPr>
-            <w:rtl/>
-            <w:cs/>
-            <w:lang w:val="ar_AE" w:bidi="ar_AE"/>
-          </w:rPr>
-          <w:rPr>
-            <w:color w:val="0000EE"/>
-            <w:u w:val="single"/>
-          </w:rPr>
-          <w:t>تيموثاوس الأولى 5: 23</w:t>
-        </w:r>
-      </w:hyperlink>
-    </w:p>
-    <w:p>
-      <w:pPr>
-        <w:pStyle w:val="ListBullet"/>
-        <w:bidi/>
-        <w:spacing w:line="240" w:lineRule="auto"/>
-        <w:ind w:left="720"/>
-      </w:pPr>
-      <w:r>
-        <w:rPr>
-          <w:rtl/>
-          <w:cs/>
-          <w:lang w:val="ar_AE" w:bidi="ar_AE"/>
-        </w:rPr>
-      </w:r>
-      <w:hyperlink r:id="rId92">
-        <w:r>
-          <w:rPr>
-            <w:rtl/>
-            <w:cs/>
-            <w:lang w:val="ar_AE" w:bidi="ar_AE"/>
-          </w:rPr>
-          <w:rPr>
-            <w:color w:val="0000EE"/>
-            <w:u w:val="single"/>
-          </w:rPr>
-          <w:t>تكوين 9: 21</w:t>
-        </w:r>
-      </w:hyperlink>
-    </w:p>
-    <w:p>
-      <w:pPr>
-        <w:pStyle w:val="ListBullet"/>
-        <w:bidi/>
-        <w:spacing w:line="240" w:lineRule="auto"/>
-        <w:ind w:left="720"/>
-      </w:pPr>
-      <w:r>
-        <w:rPr>
-          <w:rtl/>
-          <w:cs/>
-          <w:lang w:val="ar_AE" w:bidi="ar_AE"/>
-        </w:rPr>
-      </w:r>
-      <w:hyperlink r:id="rId93">
-        <w:r>
-          <w:rPr>
-            <w:rtl/>
-            <w:cs/>
-            <w:lang w:val="ar_AE" w:bidi="ar_AE"/>
-          </w:rPr>
-          <w:rPr>
-            <w:color w:val="0000EE"/>
-            <w:u w:val="single"/>
-          </w:rPr>
-          <w:t>تكوين 49: 12</w:t>
-        </w:r>
-      </w:hyperlink>
-    </w:p>
-    <w:p>
-      <w:pPr>
-        <w:pStyle w:val="ListBullet"/>
-        <w:bidi/>
-        <w:spacing w:line="240" w:lineRule="auto"/>
-        <w:ind w:left="720"/>
-      </w:pPr>
-      <w:r>
-        <w:rPr>
-          <w:rtl/>
-          <w:cs/>
-          <w:lang w:val="ar_AE" w:bidi="ar_AE"/>
-        </w:rPr>
-      </w:r>
-      <w:hyperlink r:id="rId94">
-        <w:r>
-          <w:rPr>
-            <w:rtl/>
-            <w:cs/>
-            <w:lang w:val="ar_AE" w:bidi="ar_AE"/>
-          </w:rPr>
-          <w:rPr>
-            <w:color w:val="0000EE"/>
-            <w:u w:val="single"/>
-          </w:rPr>
-          <w:t>يوحنا 2: 3–5</w:t>
-        </w:r>
-      </w:hyperlink>
-    </w:p>
-    <w:p>
-      <w:pPr>
-        <w:pStyle w:val="ListBullet"/>
-        <w:bidi/>
-        <w:spacing w:line="240" w:lineRule="auto"/>
-        <w:ind w:left="720"/>
-      </w:pPr>
-      <w:r>
-        <w:rPr>
-          <w:rtl/>
-          <w:cs/>
-          <w:lang w:val="ar_AE" w:bidi="ar_AE"/>
-        </w:rPr>
-      </w:r>
-      <w:hyperlink r:id="rId95">
-        <w:r>
-          <w:rPr>
-            <w:rtl/>
-            <w:cs/>
-            <w:lang w:val="ar_AE" w:bidi="ar_AE"/>
-          </w:rPr>
-          <w:rPr>
-            <w:color w:val="0000EE"/>
-            <w:u w:val="single"/>
-          </w:rPr>
-          <w:t>يوحنا 2: 10</w:t>
-        </w:r>
-      </w:hyperlink>
-    </w:p>
-    <w:p>
-      <w:pPr>
-        <w:pStyle w:val="ListBullet"/>
-        <w:bidi/>
-        <w:spacing w:line="240" w:lineRule="auto"/>
-        <w:ind w:left="720"/>
-      </w:pPr>
-      <w:r>
-        <w:rPr>
-          <w:rtl/>
-          <w:cs/>
-          <w:lang w:val="ar_AE" w:bidi="ar_AE"/>
-        </w:rPr>
-      </w:r>
-      <w:hyperlink r:id="rId96">
-        <w:r>
-          <w:rPr>
-            <w:rtl/>
-            <w:cs/>
-            <w:lang w:val="ar_AE" w:bidi="ar_AE"/>
-          </w:rPr>
-          <w:rPr>
-            <w:color w:val="0000EE"/>
-            <w:u w:val="single"/>
-          </w:rPr>
-          <w:t>متى 9: 17</w:t>
-        </w:r>
-      </w:hyperlink>
-    </w:p>
-    <w:p>
-      <w:pPr>
-        <w:pStyle w:val="ListBullet"/>
-        <w:bidi/>
-        <w:spacing w:line="240" w:lineRule="auto"/>
-        <w:ind w:left="720"/>
-      </w:pPr>
-      <w:r>
-        <w:rPr>
-          <w:rtl/>
-          <w:cs/>
-          <w:lang w:val="ar_AE" w:bidi="ar_AE"/>
-        </w:rPr>
-      </w:r>
-      <w:hyperlink r:id="rId34">
-        <w:r>
-          <w:rPr>
-            <w:rtl/>
-            <w:cs/>
-            <w:lang w:val="ar_AE" w:bidi="ar_AE"/>
-          </w:rPr>
-          <w:rPr>
-            <w:color w:val="0000EE"/>
-            <w:u w:val="single"/>
-          </w:rPr>
-          <w:t>متى 11: 18</w:t>
-        </w:r>
-      </w:hyperlink>
+      <w:r>
+        <w:rPr>
+          <w:rtl/>
+          <w:cs/>
+          <w:lang w:val="ar_AE" w:bidi="ar_AE"/>
+        </w:rPr>
+        <w:t>تيموثاوس الأولى 5: 23</w:t>
+      </w:r>
+    </w:p>
+    <w:p>
+      <w:pPr>
+        <w:pStyle w:val="ListBullet"/>
+        <w:bidi/>
+        <w:spacing w:line="240" w:lineRule="auto"/>
+        <w:ind w:left="720"/>
+      </w:pPr>
+      <w:r>
+        <w:rPr>
+          <w:rtl/>
+          <w:cs/>
+          <w:lang w:val="ar_AE" w:bidi="ar_AE"/>
+        </w:rPr>
+      </w:r>
+      <w:r>
+        <w:rPr>
+          <w:rtl/>
+          <w:cs/>
+          <w:lang w:val="ar_AE" w:bidi="ar_AE"/>
+        </w:rPr>
+        <w:t>تكوين 9: 21</w:t>
+      </w:r>
+    </w:p>
+    <w:p>
+      <w:pPr>
+        <w:pStyle w:val="ListBullet"/>
+        <w:bidi/>
+        <w:spacing w:line="240" w:lineRule="auto"/>
+        <w:ind w:left="720"/>
+      </w:pPr>
+      <w:r>
+        <w:rPr>
+          <w:rtl/>
+          <w:cs/>
+          <w:lang w:val="ar_AE" w:bidi="ar_AE"/>
+        </w:rPr>
+      </w:r>
+      <w:r>
+        <w:rPr>
+          <w:rtl/>
+          <w:cs/>
+          <w:lang w:val="ar_AE" w:bidi="ar_AE"/>
+        </w:rPr>
+        <w:t>تكوين 49: 12</w:t>
+      </w:r>
+    </w:p>
+    <w:p>
+      <w:pPr>
+        <w:pStyle w:val="ListBullet"/>
+        <w:bidi/>
+        <w:spacing w:line="240" w:lineRule="auto"/>
+        <w:ind w:left="720"/>
+      </w:pPr>
+      <w:r>
+        <w:rPr>
+          <w:rtl/>
+          <w:cs/>
+          <w:lang w:val="ar_AE" w:bidi="ar_AE"/>
+        </w:rPr>
+      </w:r>
+      <w:r>
+        <w:rPr>
+          <w:rtl/>
+          <w:cs/>
+          <w:lang w:val="ar_AE" w:bidi="ar_AE"/>
+        </w:rPr>
+        <w:t>يوحنا 2: 3–5</w:t>
+      </w:r>
+    </w:p>
+    <w:p>
+      <w:pPr>
+        <w:pStyle w:val="ListBullet"/>
+        <w:bidi/>
+        <w:spacing w:line="240" w:lineRule="auto"/>
+        <w:ind w:left="720"/>
+      </w:pPr>
+      <w:r>
+        <w:rPr>
+          <w:rtl/>
+          <w:cs/>
+          <w:lang w:val="ar_AE" w:bidi="ar_AE"/>
+        </w:rPr>
+      </w:r>
+      <w:r>
+        <w:rPr>
+          <w:rtl/>
+          <w:cs/>
+          <w:lang w:val="ar_AE" w:bidi="ar_AE"/>
+        </w:rPr>
+        <w:t>يوحنا 2: 10</w:t>
+      </w:r>
+    </w:p>
+    <w:p>
+      <w:pPr>
+        <w:pStyle w:val="ListBullet"/>
+        <w:bidi/>
+        <w:spacing w:line="240" w:lineRule="auto"/>
+        <w:ind w:left="720"/>
+      </w:pPr>
+      <w:r>
+        <w:rPr>
+          <w:rtl/>
+          <w:cs/>
+          <w:lang w:val="ar_AE" w:bidi="ar_AE"/>
+        </w:rPr>
+      </w:r>
+      <w:r>
+        <w:rPr>
+          <w:rtl/>
+          <w:cs/>
+          <w:lang w:val="ar_AE" w:bidi="ar_AE"/>
+        </w:rPr>
+        <w:t>متى 9: 17</w:t>
+      </w:r>
+    </w:p>
+    <w:p>
+      <w:pPr>
+        <w:pStyle w:val="ListBullet"/>
+        <w:bidi/>
+        <w:spacing w:line="240" w:lineRule="auto"/>
+        <w:ind w:left="720"/>
+      </w:pPr>
+      <w:r>
+        <w:rPr>
+          <w:rtl/>
+          <w:cs/>
+          <w:lang w:val="ar_AE" w:bidi="ar_AE"/>
+        </w:rPr>
+      </w:r>
+      <w:r>
+        <w:rPr>
+          <w:rtl/>
+          <w:cs/>
+          <w:lang w:val="ar_AE" w:bidi="ar_AE"/>
+        </w:rPr>
+        <w:t>متى 11: 18</w:t>
+      </w:r>
     </w:p>
     <w:p>
       <w:pPr>
@@ -8473,165 +7957,129 @@
           <w:lang w:val="ar_AE" w:bidi="ar_AE"/>
         </w:rPr>
       </w:r>
-      <w:hyperlink r:id="rId97">
-        <w:r>
-          <w:rPr>
-            <w:rtl/>
-            <w:cs/>
-            <w:lang w:val="ar_AE" w:bidi="ar_AE"/>
-          </w:rPr>
-          <w:rPr>
-            <w:color w:val="0000EE"/>
-            <w:u w:val="single"/>
-          </w:rPr>
-          <w:t>خروج 12: 8</w:t>
-        </w:r>
-      </w:hyperlink>
-    </w:p>
-    <w:p>
-      <w:pPr>
-        <w:pStyle w:val="ListBullet"/>
-        <w:bidi/>
-        <w:spacing w:line="240" w:lineRule="auto"/>
-        <w:ind w:left="720"/>
-      </w:pPr>
-      <w:r>
-        <w:rPr>
-          <w:rtl/>
-          <w:cs/>
-          <w:lang w:val="ar_AE" w:bidi="ar_AE"/>
-        </w:rPr>
-      </w:r>
-      <w:hyperlink r:id="rId98">
-        <w:r>
-          <w:rPr>
-            <w:rtl/>
-            <w:cs/>
-            <w:lang w:val="ar_AE" w:bidi="ar_AE"/>
-          </w:rPr>
-          <w:rPr>
-            <w:color w:val="0000EE"/>
-            <w:u w:val="single"/>
-          </w:rPr>
-          <w:t>غلاطية 5: 9–10</w:t>
-        </w:r>
-      </w:hyperlink>
-    </w:p>
-    <w:p>
-      <w:pPr>
-        <w:pStyle w:val="ListBullet"/>
-        <w:bidi/>
-        <w:spacing w:line="240" w:lineRule="auto"/>
-        <w:ind w:left="720"/>
-      </w:pPr>
-      <w:r>
-        <w:rPr>
-          <w:rtl/>
-          <w:cs/>
-          <w:lang w:val="ar_AE" w:bidi="ar_AE"/>
-        </w:rPr>
-      </w:r>
-      <w:hyperlink r:id="rId99">
-        <w:r>
-          <w:rPr>
-            <w:rtl/>
-            <w:cs/>
-            <w:lang w:val="ar_AE" w:bidi="ar_AE"/>
-          </w:rPr>
-          <w:rPr>
-            <w:color w:val="0000EE"/>
-            <w:u w:val="single"/>
-          </w:rPr>
-          <w:t>لوقا 12: 1</w:t>
-        </w:r>
-      </w:hyperlink>
-    </w:p>
-    <w:p>
-      <w:pPr>
-        <w:pStyle w:val="ListBullet"/>
-        <w:bidi/>
-        <w:spacing w:line="240" w:lineRule="auto"/>
-        <w:ind w:left="720"/>
-      </w:pPr>
-      <w:r>
-        <w:rPr>
-          <w:rtl/>
-          <w:cs/>
-          <w:lang w:val="ar_AE" w:bidi="ar_AE"/>
-        </w:rPr>
-      </w:r>
-      <w:hyperlink r:id="rId100">
-        <w:r>
-          <w:rPr>
-            <w:rtl/>
-            <w:cs/>
-            <w:lang w:val="ar_AE" w:bidi="ar_AE"/>
-          </w:rPr>
-          <w:rPr>
-            <w:color w:val="0000EE"/>
-            <w:u w:val="single"/>
-          </w:rPr>
-          <w:t>لوقا 13: 21</w:t>
-        </w:r>
-      </w:hyperlink>
-    </w:p>
-    <w:p>
-      <w:pPr>
-        <w:pStyle w:val="ListBullet"/>
-        <w:bidi/>
-        <w:spacing w:line="240" w:lineRule="auto"/>
-        <w:ind w:left="720"/>
-      </w:pPr>
-      <w:r>
-        <w:rPr>
-          <w:rtl/>
-          <w:cs/>
-          <w:lang w:val="ar_AE" w:bidi="ar_AE"/>
-        </w:rPr>
-      </w:r>
-      <w:hyperlink r:id="rId101">
-        <w:r>
-          <w:rPr>
-            <w:rtl/>
-            <w:cs/>
-            <w:lang w:val="ar_AE" w:bidi="ar_AE"/>
-          </w:rPr>
-          <w:rPr>
-            <w:color w:val="0000EE"/>
-            <w:u w:val="single"/>
-          </w:rPr>
-          <w:t>متى 13: 33</w:t>
-        </w:r>
-      </w:hyperlink>
-    </w:p>
-    <w:p>
-      <w:pPr>
-        <w:pStyle w:val="ListBullet"/>
-        <w:bidi/>
-        <w:spacing w:line="240" w:lineRule="auto"/>
-        <w:ind w:left="720"/>
-      </w:pPr>
-      <w:r>
-        <w:rPr>
-          <w:rtl/>
-          <w:cs/>
-          <w:lang w:val="ar_AE" w:bidi="ar_AE"/>
-        </w:rPr>
-      </w:r>
-      <w:hyperlink r:id="rId102">
-        <w:r>
-          <w:rPr>
-            <w:rtl/>
-            <w:cs/>
-            <w:lang w:val="ar_AE" w:bidi="ar_AE"/>
-          </w:rPr>
-          <w:rPr>
-            <w:color w:val="0000EE"/>
-            <w:u w:val="single"/>
-          </w:rPr>
-          <w:t>متى 16: 8</w:t>
-        </w:r>
-      </w:hyperlink>
+      <w:r>
+        <w:rPr>
+          <w:rtl/>
+          <w:cs/>
+          <w:lang w:val="ar_AE" w:bidi="ar_AE"/>
+        </w:rPr>
+        <w:t>خروج 12: 8</w:t>
+      </w:r>
+    </w:p>
+    <w:p>
+      <w:pPr>
+        <w:pStyle w:val="ListBullet"/>
+        <w:bidi/>
+        <w:spacing w:line="240" w:lineRule="auto"/>
+        <w:ind w:left="720"/>
+      </w:pPr>
+      <w:r>
+        <w:rPr>
+          <w:rtl/>
+          <w:cs/>
+          <w:lang w:val="ar_AE" w:bidi="ar_AE"/>
+        </w:rPr>
+      </w:r>
+      <w:r>
+        <w:rPr>
+          <w:rtl/>
+          <w:cs/>
+          <w:lang w:val="ar_AE" w:bidi="ar_AE"/>
+        </w:rPr>
+        <w:t>غلاطية 5: 9–10</w:t>
+      </w:r>
+    </w:p>
+    <w:p>
+      <w:pPr>
+        <w:pStyle w:val="ListBullet"/>
+        <w:bidi/>
+        <w:spacing w:line="240" w:lineRule="auto"/>
+        <w:ind w:left="720"/>
+      </w:pPr>
+      <w:r>
+        <w:rPr>
+          <w:rtl/>
+          <w:cs/>
+          <w:lang w:val="ar_AE" w:bidi="ar_AE"/>
+        </w:rPr>
+      </w:r>
+      <w:r>
+        <w:rPr>
+          <w:rtl/>
+          <w:cs/>
+          <w:lang w:val="ar_AE" w:bidi="ar_AE"/>
+        </w:rPr>
+        <w:t>لوقا 12: 1</w:t>
+      </w:r>
+    </w:p>
+    <w:p>
+      <w:pPr>
+        <w:pStyle w:val="ListBullet"/>
+        <w:bidi/>
+        <w:spacing w:line="240" w:lineRule="auto"/>
+        <w:ind w:left="720"/>
+      </w:pPr>
+      <w:r>
+        <w:rPr>
+          <w:rtl/>
+          <w:cs/>
+          <w:lang w:val="ar_AE" w:bidi="ar_AE"/>
+        </w:rPr>
+      </w:r>
+      <w:r>
+        <w:rPr>
+          <w:rtl/>
+          <w:cs/>
+          <w:lang w:val="ar_AE" w:bidi="ar_AE"/>
+        </w:rPr>
+        <w:t>لوقا 13: 21</w:t>
+      </w:r>
+    </w:p>
+    <w:p>
+      <w:pPr>
+        <w:pStyle w:val="ListBullet"/>
+        <w:bidi/>
+        <w:spacing w:line="240" w:lineRule="auto"/>
+        <w:ind w:left="720"/>
+      </w:pPr>
+      <w:r>
+        <w:rPr>
+          <w:rtl/>
+          <w:cs/>
+          <w:lang w:val="ar_AE" w:bidi="ar_AE"/>
+        </w:rPr>
+      </w:r>
+      <w:r>
+        <w:rPr>
+          <w:rtl/>
+          <w:cs/>
+          <w:lang w:val="ar_AE" w:bidi="ar_AE"/>
+        </w:rPr>
+        <w:t>متى 13: 33</w:t>
+      </w:r>
+    </w:p>
+    <w:p>
+      <w:pPr>
+        <w:pStyle w:val="ListBullet"/>
+        <w:bidi/>
+        <w:spacing w:line="240" w:lineRule="auto"/>
+        <w:ind w:left="720"/>
+      </w:pPr>
+      <w:r>
+        <w:rPr>
+          <w:rtl/>
+          <w:cs/>
+          <w:lang w:val="ar_AE" w:bidi="ar_AE"/>
+        </w:rPr>
+      </w:r>
+      <w:r>
+        <w:rPr>
+          <w:rtl/>
+          <w:cs/>
+          <w:lang w:val="ar_AE" w:bidi="ar_AE"/>
+        </w:rPr>
+        <w:t>متى 16: 8</w:t>
+      </w:r>
     </w:p>
     <w:p>
       <w:pPr>
@@ -8927,107 +8375,83 @@
           <w:lang w:val="ar_AE" w:bidi="ar_AE"/>
         </w:rPr>
       </w:r>
-      <w:hyperlink r:id="rId103">
-        <w:r>
-          <w:rPr>
-            <w:rtl/>
-            <w:cs/>
-            <w:lang w:val="ar_AE" w:bidi="ar_AE"/>
-          </w:rPr>
-          <w:rPr>
-            <w:color w:val="0000EE"/>
-            <w:u w:val="single"/>
-          </w:rPr>
-          <w:t>بطرس الثانية2 :22</w:t>
-        </w:r>
-      </w:hyperlink>
-    </w:p>
-    <w:p>
-      <w:pPr>
-        <w:pStyle w:val="ListBullet"/>
-        <w:bidi/>
-        <w:spacing w:line="240" w:lineRule="auto"/>
-        <w:ind w:left="720"/>
-      </w:pPr>
-      <w:r>
-        <w:rPr>
-          <w:rtl/>
-          <w:cs/>
-          <w:lang w:val="ar_AE" w:bidi="ar_AE"/>
-        </w:rPr>
-      </w:r>
-      <w:hyperlink r:id="rId104">
-        <w:r>
-          <w:rPr>
-            <w:rtl/>
-            <w:cs/>
-            <w:lang w:val="ar_AE" w:bidi="ar_AE"/>
-          </w:rPr>
-          <w:rPr>
-            <w:color w:val="0000EE"/>
-            <w:u w:val="single"/>
-          </w:rPr>
-          <w:t>مرقس5 :13</w:t>
-        </w:r>
-      </w:hyperlink>
-    </w:p>
-    <w:p>
-      <w:pPr>
-        <w:pStyle w:val="ListBullet"/>
-        <w:bidi/>
-        <w:spacing w:line="240" w:lineRule="auto"/>
-        <w:ind w:left="720"/>
-      </w:pPr>
-      <w:r>
-        <w:rPr>
-          <w:rtl/>
-          <w:cs/>
-          <w:lang w:val="ar_AE" w:bidi="ar_AE"/>
-        </w:rPr>
-      </w:r>
-      <w:hyperlink r:id="rId105">
-        <w:r>
-          <w:rPr>
-            <w:rtl/>
-            <w:cs/>
-            <w:lang w:val="ar_AE" w:bidi="ar_AE"/>
-          </w:rPr>
-          <w:rPr>
-            <w:color w:val="0000EE"/>
-            <w:u w:val="single"/>
-          </w:rPr>
-          <w:t>متى7 :6</w:t>
-        </w:r>
-      </w:hyperlink>
-    </w:p>
-    <w:p>
-      <w:pPr>
-        <w:pStyle w:val="ListBullet"/>
-        <w:bidi/>
-        <w:spacing w:line="240" w:lineRule="auto"/>
-        <w:ind w:left="720"/>
-      </w:pPr>
-      <w:r>
-        <w:rPr>
-          <w:rtl/>
-          <w:cs/>
-          <w:lang w:val="ar_AE" w:bidi="ar_AE"/>
-        </w:rPr>
-      </w:r>
-      <w:hyperlink r:id="rId106">
-        <w:r>
-          <w:rPr>
-            <w:rtl/>
-            <w:cs/>
-            <w:lang w:val="ar_AE" w:bidi="ar_AE"/>
-          </w:rPr>
-          <w:rPr>
-            <w:color w:val="0000EE"/>
-            <w:u w:val="single"/>
-          </w:rPr>
-          <w:t>متى8 :32</w:t>
-        </w:r>
-      </w:hyperlink>
+      <w:r>
+        <w:rPr>
+          <w:rtl/>
+          <w:cs/>
+          <w:lang w:val="ar_AE" w:bidi="ar_AE"/>
+        </w:rPr>
+        <w:t>بطرس الثانية2 :22</w:t>
+      </w:r>
+    </w:p>
+    <w:p>
+      <w:pPr>
+        <w:pStyle w:val="ListBullet"/>
+        <w:bidi/>
+        <w:spacing w:line="240" w:lineRule="auto"/>
+        <w:ind w:left="720"/>
+      </w:pPr>
+      <w:r>
+        <w:rPr>
+          <w:rtl/>
+          <w:cs/>
+          <w:lang w:val="ar_AE" w:bidi="ar_AE"/>
+        </w:rPr>
+      </w:r>
+      <w:r>
+        <w:rPr>
+          <w:rtl/>
+          <w:cs/>
+          <w:lang w:val="ar_AE" w:bidi="ar_AE"/>
+        </w:rPr>
+        <w:t>مرقس5 :13</w:t>
+      </w:r>
+    </w:p>
+    <w:p>
+      <w:pPr>
+        <w:pStyle w:val="ListBullet"/>
+        <w:bidi/>
+        <w:spacing w:line="240" w:lineRule="auto"/>
+        <w:ind w:left="720"/>
+      </w:pPr>
+      <w:r>
+        <w:rPr>
+          <w:rtl/>
+          <w:cs/>
+          <w:lang w:val="ar_AE" w:bidi="ar_AE"/>
+        </w:rPr>
+      </w:r>
+      <w:r>
+        <w:rPr>
+          <w:rtl/>
+          <w:cs/>
+          <w:lang w:val="ar_AE" w:bidi="ar_AE"/>
+        </w:rPr>
+        <w:t>متى7 :6</w:t>
+      </w:r>
+    </w:p>
+    <w:p>
+      <w:pPr>
+        <w:pStyle w:val="ListBullet"/>
+        <w:bidi/>
+        <w:spacing w:line="240" w:lineRule="auto"/>
+        <w:ind w:left="720"/>
+      </w:pPr>
+      <w:r>
+        <w:rPr>
+          <w:rtl/>
+          <w:cs/>
+          <w:lang w:val="ar_AE" w:bidi="ar_AE"/>
+        </w:rPr>
+      </w:r>
+      <w:r>
+        <w:rPr>
+          <w:rtl/>
+          <w:cs/>
+          <w:lang w:val="ar_AE" w:bidi="ar_AE"/>
+        </w:rPr>
+        <w:t>متى8 :32</w:t>
+      </w:r>
     </w:p>
     <w:p>
       <w:pPr>
@@ -9381,281 +8805,221 @@
           <w:lang w:val="ar_AE" w:bidi="ar_AE"/>
         </w:rPr>
       </w:r>
-      <w:hyperlink r:id="rId107">
-        <w:r>
-          <w:rPr>
-            <w:rtl/>
-            <w:cs/>
-            <w:lang w:val="ar_AE" w:bidi="ar_AE"/>
-          </w:rPr>
-          <w:rPr>
-            <w:color w:val="0000EE"/>
-            <w:u w:val="single"/>
-          </w:rPr>
-          <w:t>1 يوحنا 4: 18</w:t>
-        </w:r>
-      </w:hyperlink>
-    </w:p>
-    <w:p>
-      <w:pPr>
-        <w:pStyle w:val="ListBullet"/>
-        <w:bidi/>
-        <w:spacing w:line="240" w:lineRule="auto"/>
-        <w:ind w:left="720"/>
-      </w:pPr>
-      <w:r>
-        <w:rPr>
-          <w:rtl/>
-          <w:cs/>
-          <w:lang w:val="ar_AE" w:bidi="ar_AE"/>
-        </w:rPr>
-      </w:r>
-      <w:hyperlink r:id="rId108">
-        <w:r>
-          <w:rPr>
-            <w:rtl/>
-            <w:cs/>
-            <w:lang w:val="ar_AE" w:bidi="ar_AE"/>
-          </w:rPr>
-          <w:rPr>
-            <w:color w:val="0000EE"/>
-            <w:u w:val="single"/>
-          </w:rPr>
-          <w:t>أعمال 2: 43</w:t>
-        </w:r>
-      </w:hyperlink>
-    </w:p>
-    <w:p>
-      <w:pPr>
-        <w:pStyle w:val="ListBullet"/>
-        <w:bidi/>
-        <w:spacing w:line="240" w:lineRule="auto"/>
-        <w:ind w:left="720"/>
-      </w:pPr>
-      <w:r>
-        <w:rPr>
-          <w:rtl/>
-          <w:cs/>
-          <w:lang w:val="ar_AE" w:bidi="ar_AE"/>
-        </w:rPr>
-      </w:r>
-      <w:hyperlink r:id="rId109">
-        <w:r>
-          <w:rPr>
-            <w:rtl/>
-            <w:cs/>
-            <w:lang w:val="ar_AE" w:bidi="ar_AE"/>
-          </w:rPr>
-          <w:rPr>
-            <w:color w:val="0000EE"/>
-            <w:u w:val="single"/>
-          </w:rPr>
-          <w:t>أعمال 19: 15–17</w:t>
-        </w:r>
-      </w:hyperlink>
-    </w:p>
-    <w:p>
-      <w:pPr>
-        <w:pStyle w:val="ListBullet"/>
-        <w:bidi/>
-        <w:spacing w:line="240" w:lineRule="auto"/>
-        <w:ind w:left="720"/>
-      </w:pPr>
-      <w:r>
-        <w:rPr>
-          <w:rtl/>
-          <w:cs/>
-          <w:lang w:val="ar_AE" w:bidi="ar_AE"/>
-        </w:rPr>
-      </w:r>
-      <w:hyperlink r:id="rId110">
-        <w:r>
-          <w:rPr>
-            <w:rtl/>
-            <w:cs/>
-            <w:lang w:val="ar_AE" w:bidi="ar_AE"/>
-          </w:rPr>
-          <w:rPr>
-            <w:color w:val="0000EE"/>
-            <w:u w:val="single"/>
-          </w:rPr>
-          <w:t>تكوين 50: 21</w:t>
-        </w:r>
-      </w:hyperlink>
-    </w:p>
-    <w:p>
-      <w:pPr>
-        <w:pStyle w:val="ListBullet"/>
-        <w:bidi/>
-        <w:spacing w:line="240" w:lineRule="auto"/>
-        <w:ind w:left="720"/>
-      </w:pPr>
-      <w:r>
-        <w:rPr>
-          <w:rtl/>
-          <w:cs/>
-          <w:lang w:val="ar_AE" w:bidi="ar_AE"/>
-        </w:rPr>
-      </w:r>
-      <w:hyperlink r:id="rId111">
-        <w:r>
-          <w:rPr>
-            <w:rtl/>
-            <w:cs/>
-            <w:lang w:val="ar_AE" w:bidi="ar_AE"/>
-          </w:rPr>
-          <w:rPr>
-            <w:color w:val="0000EE"/>
-            <w:u w:val="single"/>
-          </w:rPr>
-          <w:t>إشعياء 11: 3–5</w:t>
-        </w:r>
-      </w:hyperlink>
-    </w:p>
-    <w:p>
-      <w:pPr>
-        <w:pStyle w:val="ListBullet"/>
-        <w:bidi/>
-        <w:spacing w:line="240" w:lineRule="auto"/>
-        <w:ind w:left="720"/>
-      </w:pPr>
-      <w:r>
-        <w:rPr>
-          <w:rtl/>
-          <w:cs/>
-          <w:lang w:val="ar_AE" w:bidi="ar_AE"/>
-        </w:rPr>
-      </w:r>
-      <w:hyperlink r:id="rId112">
-        <w:r>
-          <w:rPr>
-            <w:rtl/>
-            <w:cs/>
-            <w:lang w:val="ar_AE" w:bidi="ar_AE"/>
-          </w:rPr>
-          <w:rPr>
-            <w:color w:val="0000EE"/>
-            <w:u w:val="single"/>
-          </w:rPr>
-          <w:t>أيوب 6: 14</w:t>
-        </w:r>
-      </w:hyperlink>
-    </w:p>
-    <w:p>
-      <w:pPr>
-        <w:pStyle w:val="ListBullet"/>
-        <w:bidi/>
-        <w:spacing w:line="240" w:lineRule="auto"/>
-        <w:ind w:left="720"/>
-      </w:pPr>
-      <w:r>
-        <w:rPr>
-          <w:rtl/>
-          <w:cs/>
-          <w:lang w:val="ar_AE" w:bidi="ar_AE"/>
-        </w:rPr>
-      </w:r>
-      <w:hyperlink r:id="rId113">
-        <w:r>
-          <w:rPr>
-            <w:rtl/>
-            <w:cs/>
-            <w:lang w:val="ar_AE" w:bidi="ar_AE"/>
-          </w:rPr>
-          <w:rPr>
-            <w:color w:val="0000EE"/>
-            <w:u w:val="single"/>
-          </w:rPr>
-          <w:t>يونان 1: 9</w:t>
-        </w:r>
-      </w:hyperlink>
-    </w:p>
-    <w:p>
-      <w:pPr>
-        <w:pStyle w:val="ListBullet"/>
-        <w:bidi/>
-        <w:spacing w:line="240" w:lineRule="auto"/>
-        <w:ind w:left="720"/>
-      </w:pPr>
-      <w:r>
-        <w:rPr>
-          <w:rtl/>
-          <w:cs/>
-          <w:lang w:val="ar_AE" w:bidi="ar_AE"/>
-        </w:rPr>
-      </w:r>
-      <w:hyperlink r:id="rId114">
-        <w:r>
-          <w:rPr>
-            <w:rtl/>
-            <w:cs/>
-            <w:lang w:val="ar_AE" w:bidi="ar_AE"/>
-          </w:rPr>
-          <w:rPr>
-            <w:color w:val="0000EE"/>
-            <w:u w:val="single"/>
-          </w:rPr>
-          <w:t>لوقا 12: 5</w:t>
-        </w:r>
-      </w:hyperlink>
-    </w:p>
-    <w:p>
-      <w:pPr>
-        <w:pStyle w:val="ListBullet"/>
-        <w:bidi/>
-        <w:spacing w:line="240" w:lineRule="auto"/>
-        <w:ind w:left="720"/>
-      </w:pPr>
-      <w:r>
-        <w:rPr>
-          <w:rtl/>
-          <w:cs/>
-          <w:lang w:val="ar_AE" w:bidi="ar_AE"/>
-        </w:rPr>
-      </w:r>
-      <w:hyperlink r:id="rId115">
-        <w:r>
-          <w:rPr>
-            <w:rtl/>
-            <w:cs/>
-            <w:lang w:val="ar_AE" w:bidi="ar_AE"/>
-          </w:rPr>
-          <w:rPr>
-            <w:color w:val="0000EE"/>
-            <w:u w:val="single"/>
-          </w:rPr>
-          <w:t>متى 10: 28</w:t>
-        </w:r>
-      </w:hyperlink>
-    </w:p>
-    <w:p>
-      <w:pPr>
-        <w:pStyle w:val="ListBullet"/>
-        <w:bidi/>
-        <w:spacing w:line="240" w:lineRule="auto"/>
-        <w:ind w:left="720"/>
-      </w:pPr>
-      <w:r>
-        <w:rPr>
-          <w:rtl/>
-          <w:cs/>
-          <w:lang w:val="ar_AE" w:bidi="ar_AE"/>
-        </w:rPr>
-      </w:r>
-      <w:hyperlink r:id="rId116">
-        <w:r>
-          <w:rPr>
-            <w:rtl/>
-            <w:cs/>
-            <w:lang w:val="ar_AE" w:bidi="ar_AE"/>
-          </w:rPr>
-          <w:rPr>
-            <w:color w:val="0000EE"/>
-            <w:u w:val="single"/>
-          </w:rPr>
-          <w:t>أمثال 10: 24–25</w:t>
-        </w:r>
-      </w:hyperlink>
+      <w:r>
+        <w:rPr>
+          <w:rtl/>
+          <w:cs/>
+          <w:lang w:val="ar_AE" w:bidi="ar_AE"/>
+        </w:rPr>
+        <w:t>1 يوحنا 4: 18</w:t>
+      </w:r>
+    </w:p>
+    <w:p>
+      <w:pPr>
+        <w:pStyle w:val="ListBullet"/>
+        <w:bidi/>
+        <w:spacing w:line="240" w:lineRule="auto"/>
+        <w:ind w:left="720"/>
+      </w:pPr>
+      <w:r>
+        <w:rPr>
+          <w:rtl/>
+          <w:cs/>
+          <w:lang w:val="ar_AE" w:bidi="ar_AE"/>
+        </w:rPr>
+      </w:r>
+      <w:r>
+        <w:rPr>
+          <w:rtl/>
+          <w:cs/>
+          <w:lang w:val="ar_AE" w:bidi="ar_AE"/>
+        </w:rPr>
+        <w:t>أعمال 2: 43</w:t>
+      </w:r>
+    </w:p>
+    <w:p>
+      <w:pPr>
+        <w:pStyle w:val="ListBullet"/>
+        <w:bidi/>
+        <w:spacing w:line="240" w:lineRule="auto"/>
+        <w:ind w:left="720"/>
+      </w:pPr>
+      <w:r>
+        <w:rPr>
+          <w:rtl/>
+          <w:cs/>
+          <w:lang w:val="ar_AE" w:bidi="ar_AE"/>
+        </w:rPr>
+      </w:r>
+      <w:r>
+        <w:rPr>
+          <w:rtl/>
+          <w:cs/>
+          <w:lang w:val="ar_AE" w:bidi="ar_AE"/>
+        </w:rPr>
+        <w:t>أعمال 19: 15–17</w:t>
+      </w:r>
+    </w:p>
+    <w:p>
+      <w:pPr>
+        <w:pStyle w:val="ListBullet"/>
+        <w:bidi/>
+        <w:spacing w:line="240" w:lineRule="auto"/>
+        <w:ind w:left="720"/>
+      </w:pPr>
+      <w:r>
+        <w:rPr>
+          <w:rtl/>
+          <w:cs/>
+          <w:lang w:val="ar_AE" w:bidi="ar_AE"/>
+        </w:rPr>
+      </w:r>
+      <w:r>
+        <w:rPr>
+          <w:rtl/>
+          <w:cs/>
+          <w:lang w:val="ar_AE" w:bidi="ar_AE"/>
+        </w:rPr>
+        <w:t>تكوين 50: 21</w:t>
+      </w:r>
+    </w:p>
+    <w:p>
+      <w:pPr>
+        <w:pStyle w:val="ListBullet"/>
+        <w:bidi/>
+        <w:spacing w:line="240" w:lineRule="auto"/>
+        <w:ind w:left="720"/>
+      </w:pPr>
+      <w:r>
+        <w:rPr>
+          <w:rtl/>
+          <w:cs/>
+          <w:lang w:val="ar_AE" w:bidi="ar_AE"/>
+        </w:rPr>
+      </w:r>
+      <w:r>
+        <w:rPr>
+          <w:rtl/>
+          <w:cs/>
+          <w:lang w:val="ar_AE" w:bidi="ar_AE"/>
+        </w:rPr>
+        <w:t>إشعياء 11: 3–5</w:t>
+      </w:r>
+    </w:p>
+    <w:p>
+      <w:pPr>
+        <w:pStyle w:val="ListBullet"/>
+        <w:bidi/>
+        <w:spacing w:line="240" w:lineRule="auto"/>
+        <w:ind w:left="720"/>
+      </w:pPr>
+      <w:r>
+        <w:rPr>
+          <w:rtl/>
+          <w:cs/>
+          <w:lang w:val="ar_AE" w:bidi="ar_AE"/>
+        </w:rPr>
+      </w:r>
+      <w:r>
+        <w:rPr>
+          <w:rtl/>
+          <w:cs/>
+          <w:lang w:val="ar_AE" w:bidi="ar_AE"/>
+        </w:rPr>
+        <w:t>أيوب 6: 14</w:t>
+      </w:r>
+    </w:p>
+    <w:p>
+      <w:pPr>
+        <w:pStyle w:val="ListBullet"/>
+        <w:bidi/>
+        <w:spacing w:line="240" w:lineRule="auto"/>
+        <w:ind w:left="720"/>
+      </w:pPr>
+      <w:r>
+        <w:rPr>
+          <w:rtl/>
+          <w:cs/>
+          <w:lang w:val="ar_AE" w:bidi="ar_AE"/>
+        </w:rPr>
+      </w:r>
+      <w:r>
+        <w:rPr>
+          <w:rtl/>
+          <w:cs/>
+          <w:lang w:val="ar_AE" w:bidi="ar_AE"/>
+        </w:rPr>
+        <w:t>يونان 1: 9</w:t>
+      </w:r>
+    </w:p>
+    <w:p>
+      <w:pPr>
+        <w:pStyle w:val="ListBullet"/>
+        <w:bidi/>
+        <w:spacing w:line="240" w:lineRule="auto"/>
+        <w:ind w:left="720"/>
+      </w:pPr>
+      <w:r>
+        <w:rPr>
+          <w:rtl/>
+          <w:cs/>
+          <w:lang w:val="ar_AE" w:bidi="ar_AE"/>
+        </w:rPr>
+      </w:r>
+      <w:r>
+        <w:rPr>
+          <w:rtl/>
+          <w:cs/>
+          <w:lang w:val="ar_AE" w:bidi="ar_AE"/>
+        </w:rPr>
+        <w:t>لوقا 12: 5</w:t>
+      </w:r>
+    </w:p>
+    <w:p>
+      <w:pPr>
+        <w:pStyle w:val="ListBullet"/>
+        <w:bidi/>
+        <w:spacing w:line="240" w:lineRule="auto"/>
+        <w:ind w:left="720"/>
+      </w:pPr>
+      <w:r>
+        <w:rPr>
+          <w:rtl/>
+          <w:cs/>
+          <w:lang w:val="ar_AE" w:bidi="ar_AE"/>
+        </w:rPr>
+      </w:r>
+      <w:r>
+        <w:rPr>
+          <w:rtl/>
+          <w:cs/>
+          <w:lang w:val="ar_AE" w:bidi="ar_AE"/>
+        </w:rPr>
+        <w:t>متى 10: 28</w:t>
+      </w:r>
+    </w:p>
+    <w:p>
+      <w:pPr>
+        <w:pStyle w:val="ListBullet"/>
+        <w:bidi/>
+        <w:spacing w:line="240" w:lineRule="auto"/>
+        <w:ind w:left="720"/>
+      </w:pPr>
+      <w:r>
+        <w:rPr>
+          <w:rtl/>
+          <w:cs/>
+          <w:lang w:val="ar_AE" w:bidi="ar_AE"/>
+        </w:rPr>
+      </w:r>
+      <w:r>
+        <w:rPr>
+          <w:rtl/>
+          <w:cs/>
+          <w:lang w:val="ar_AE" w:bidi="ar_AE"/>
+        </w:rPr>
+        <w:t>أمثال 10: 24–25</w:t>
+      </w:r>
     </w:p>
     <w:p>
       <w:pPr>
@@ -10073,107 +9437,83 @@
           <w:lang w:val="ar_AE" w:bidi="ar_AE"/>
         </w:rPr>
       </w:r>
-      <w:hyperlink r:id="rId117">
-        <w:r>
-          <w:rPr>
-            <w:rtl/>
-            <w:cs/>
-            <w:lang w:val="ar_AE" w:bidi="ar_AE"/>
-          </w:rPr>
-          <w:rPr>
-            <w:color w:val="0000EE"/>
-            <w:u w:val="single"/>
-          </w:rPr>
-          <w:t>1 أخبار الأيام 5: 10</w:t>
-        </w:r>
-      </w:hyperlink>
-    </w:p>
-    <w:p>
-      <w:pPr>
-        <w:pStyle w:val="ListBullet"/>
-        <w:bidi/>
-        <w:spacing w:line="240" w:lineRule="auto"/>
-        <w:ind w:left="720"/>
-      </w:pPr>
-      <w:r>
-        <w:rPr>
-          <w:rtl/>
-          <w:cs/>
-          <w:lang w:val="ar_AE" w:bidi="ar_AE"/>
-        </w:rPr>
-      </w:r>
-      <w:hyperlink r:id="rId118">
-        <w:r>
-          <w:rPr>
-            <w:rtl/>
-            <w:cs/>
-            <w:lang w:val="ar_AE" w:bidi="ar_AE"/>
-          </w:rPr>
-          <w:rPr>
-            <w:color w:val="0000EE"/>
-            <w:u w:val="single"/>
-          </w:rPr>
-          <w:t>دانيال 11: 45</w:t>
-        </w:r>
-      </w:hyperlink>
-    </w:p>
-    <w:p>
-      <w:pPr>
-        <w:pStyle w:val="ListBullet"/>
-        <w:bidi/>
-        <w:spacing w:line="240" w:lineRule="auto"/>
-        <w:ind w:left="720"/>
-      </w:pPr>
-      <w:r>
-        <w:rPr>
-          <w:rtl/>
-          <w:cs/>
-          <w:lang w:val="ar_AE" w:bidi="ar_AE"/>
-        </w:rPr>
-      </w:r>
-      <w:hyperlink r:id="rId119">
-        <w:r>
-          <w:rPr>
-            <w:rtl/>
-            <w:cs/>
-            <w:lang w:val="ar_AE" w:bidi="ar_AE"/>
-          </w:rPr>
-          <w:rPr>
-            <w:color w:val="0000EE"/>
-            <w:u w:val="single"/>
-          </w:rPr>
-          <w:t>خروج 16: 18</w:t>
-        </w:r>
-      </w:hyperlink>
-    </w:p>
-    <w:p>
-      <w:pPr>
-        <w:pStyle w:val="ListBullet"/>
-        <w:bidi/>
-        <w:spacing w:line="240" w:lineRule="auto"/>
-        <w:ind w:left="720"/>
-      </w:pPr>
-      <w:r>
-        <w:rPr>
-          <w:rtl/>
-          <w:cs/>
-          <w:lang w:val="ar_AE" w:bidi="ar_AE"/>
-        </w:rPr>
-      </w:r>
-      <w:hyperlink r:id="rId120">
-        <w:r>
-          <w:rPr>
-            <w:rtl/>
-            <w:cs/>
-            <w:lang w:val="ar_AE" w:bidi="ar_AE"/>
-          </w:rPr>
-          <w:rPr>
-            <w:color w:val="0000EE"/>
-            <w:u w:val="single"/>
-          </w:rPr>
-          <w:t>تكوين 12: 9</w:t>
-        </w:r>
-      </w:hyperlink>
+      <w:r>
+        <w:rPr>
+          <w:rtl/>
+          <w:cs/>
+          <w:lang w:val="ar_AE" w:bidi="ar_AE"/>
+        </w:rPr>
+        <w:t>1 أخبار الأيام 5: 10</w:t>
+      </w:r>
+    </w:p>
+    <w:p>
+      <w:pPr>
+        <w:pStyle w:val="ListBullet"/>
+        <w:bidi/>
+        <w:spacing w:line="240" w:lineRule="auto"/>
+        <w:ind w:left="720"/>
+      </w:pPr>
+      <w:r>
+        <w:rPr>
+          <w:rtl/>
+          <w:cs/>
+          <w:lang w:val="ar_AE" w:bidi="ar_AE"/>
+        </w:rPr>
+      </w:r>
+      <w:r>
+        <w:rPr>
+          <w:rtl/>
+          <w:cs/>
+          <w:lang w:val="ar_AE" w:bidi="ar_AE"/>
+        </w:rPr>
+        <w:t>دانيال 11: 45</w:t>
+      </w:r>
+    </w:p>
+    <w:p>
+      <w:pPr>
+        <w:pStyle w:val="ListBullet"/>
+        <w:bidi/>
+        <w:spacing w:line="240" w:lineRule="auto"/>
+        <w:ind w:left="720"/>
+      </w:pPr>
+      <w:r>
+        <w:rPr>
+          <w:rtl/>
+          <w:cs/>
+          <w:lang w:val="ar_AE" w:bidi="ar_AE"/>
+        </w:rPr>
+      </w:r>
+      <w:r>
+        <w:rPr>
+          <w:rtl/>
+          <w:cs/>
+          <w:lang w:val="ar_AE" w:bidi="ar_AE"/>
+        </w:rPr>
+        <w:t>خروج 16: 18</w:t>
+      </w:r>
+    </w:p>
+    <w:p>
+      <w:pPr>
+        <w:pStyle w:val="ListBullet"/>
+        <w:bidi/>
+        <w:spacing w:line="240" w:lineRule="auto"/>
+        <w:ind w:left="720"/>
+      </w:pPr>
+      <w:r>
+        <w:rPr>
+          <w:rtl/>
+          <w:cs/>
+          <w:lang w:val="ar_AE" w:bidi="ar_AE"/>
+        </w:rPr>
+      </w:r>
+      <w:r>
+        <w:rPr>
+          <w:rtl/>
+          <w:cs/>
+          <w:lang w:val="ar_AE" w:bidi="ar_AE"/>
+        </w:rPr>
+        <w:t>تكوين 12: 9</w:t>
+      </w:r>
     </w:p>
     <w:p>
       <w:pPr>
@@ -10490,107 +9830,83 @@
           <w:lang w:val="ar_AE" w:bidi="ar_AE"/>
         </w:rPr>
       </w:r>
-      <w:hyperlink r:id="rId121">
-        <w:r>
-          <w:rPr>
-            <w:rtl/>
-            <w:cs/>
-            <w:lang w:val="ar_AE" w:bidi="ar_AE"/>
-          </w:rPr>
-          <w:rPr>
-            <w:color w:val="0000EE"/>
-            <w:u w:val="single"/>
-          </w:rPr>
-          <w:t>1 ملوك 2: 28–29</w:t>
-        </w:r>
-      </w:hyperlink>
-    </w:p>
-    <w:p>
-      <w:pPr>
-        <w:pStyle w:val="ListBullet"/>
-        <w:bidi/>
-        <w:spacing w:line="240" w:lineRule="auto"/>
-        <w:ind w:left="720"/>
-      </w:pPr>
-      <w:r>
-        <w:rPr>
-          <w:rtl/>
-          <w:cs/>
-          <w:lang w:val="ar_AE" w:bidi="ar_AE"/>
-        </w:rPr>
-      </w:r>
-      <w:hyperlink r:id="rId122">
-        <w:r>
-          <w:rPr>
-            <w:rtl/>
-            <w:cs/>
-            <w:lang w:val="ar_AE" w:bidi="ar_AE"/>
-          </w:rPr>
-          <w:rPr>
-            <w:color w:val="0000EE"/>
-            <w:u w:val="single"/>
-          </w:rPr>
-          <w:t>يشوع 19: 51</w:t>
-        </w:r>
-      </w:hyperlink>
-    </w:p>
-    <w:p>
-      <w:pPr>
-        <w:pStyle w:val="ListBullet"/>
-        <w:bidi/>
-        <w:spacing w:line="240" w:lineRule="auto"/>
-        <w:ind w:left="720"/>
-      </w:pPr>
-      <w:r>
-        <w:rPr>
-          <w:rtl/>
-          <w:cs/>
-          <w:lang w:val="ar_AE" w:bidi="ar_AE"/>
-        </w:rPr>
-      </w:r>
-      <w:hyperlink r:id="rId123">
-        <w:r>
-          <w:rPr>
-            <w:rtl/>
-            <w:cs/>
-            <w:lang w:val="ar_AE" w:bidi="ar_AE"/>
-          </w:rPr>
-          <w:rPr>
-            <w:color w:val="0000EE"/>
-            <w:u w:val="single"/>
-          </w:rPr>
-          <w:t>لاويين 1: 2</w:t>
-        </w:r>
-      </w:hyperlink>
-    </w:p>
-    <w:p>
-      <w:pPr>
-        <w:pStyle w:val="ListBullet"/>
-        <w:bidi/>
-        <w:spacing w:line="240" w:lineRule="auto"/>
-        <w:ind w:left="720"/>
-      </w:pPr>
-      <w:r>
-        <w:rPr>
-          <w:rtl/>
-          <w:cs/>
-          <w:lang w:val="ar_AE" w:bidi="ar_AE"/>
-        </w:rPr>
-      </w:r>
-      <w:hyperlink r:id="rId124">
-        <w:r>
-          <w:rPr>
-            <w:rtl/>
-            <w:cs/>
-            <w:lang w:val="ar_AE" w:bidi="ar_AE"/>
-          </w:rPr>
-          <w:rPr>
-            <w:color w:val="0000EE"/>
-            <w:u w:val="single"/>
-          </w:rPr>
-          <w:t>عدد 4: 31–32</w:t>
-        </w:r>
-      </w:hyperlink>
+      <w:r>
+        <w:rPr>
+          <w:rtl/>
+          <w:cs/>
+          <w:lang w:val="ar_AE" w:bidi="ar_AE"/>
+        </w:rPr>
+        <w:t>1 ملوك 2: 28–29</w:t>
+      </w:r>
+    </w:p>
+    <w:p>
+      <w:pPr>
+        <w:pStyle w:val="ListBullet"/>
+        <w:bidi/>
+        <w:spacing w:line="240" w:lineRule="auto"/>
+        <w:ind w:left="720"/>
+      </w:pPr>
+      <w:r>
+        <w:rPr>
+          <w:rtl/>
+          <w:cs/>
+          <w:lang w:val="ar_AE" w:bidi="ar_AE"/>
+        </w:rPr>
+      </w:r>
+      <w:r>
+        <w:rPr>
+          <w:rtl/>
+          <w:cs/>
+          <w:lang w:val="ar_AE" w:bidi="ar_AE"/>
+        </w:rPr>
+        <w:t>يشوع 19: 51</w:t>
+      </w:r>
+    </w:p>
+    <w:p>
+      <w:pPr>
+        <w:pStyle w:val="ListBullet"/>
+        <w:bidi/>
+        <w:spacing w:line="240" w:lineRule="auto"/>
+        <w:ind w:left="720"/>
+      </w:pPr>
+      <w:r>
+        <w:rPr>
+          <w:rtl/>
+          <w:cs/>
+          <w:lang w:val="ar_AE" w:bidi="ar_AE"/>
+        </w:rPr>
+      </w:r>
+      <w:r>
+        <w:rPr>
+          <w:rtl/>
+          <w:cs/>
+          <w:lang w:val="ar_AE" w:bidi="ar_AE"/>
+        </w:rPr>
+        <w:t>لاويين 1: 2</w:t>
+      </w:r>
+    </w:p>
+    <w:p>
+      <w:pPr>
+        <w:pStyle w:val="ListBullet"/>
+        <w:bidi/>
+        <w:spacing w:line="240" w:lineRule="auto"/>
+        <w:ind w:left="720"/>
+      </w:pPr>
+      <w:r>
+        <w:rPr>
+          <w:rtl/>
+          <w:cs/>
+          <w:lang w:val="ar_AE" w:bidi="ar_AE"/>
+        </w:rPr>
+      </w:r>
+      <w:r>
+        <w:rPr>
+          <w:rtl/>
+          <w:cs/>
+          <w:lang w:val="ar_AE" w:bidi="ar_AE"/>
+        </w:rPr>
+        <w:t>عدد 4: 31–32</w:t>
+      </w:r>
     </w:p>
     <w:p>
       <w:pPr>
